--- a/Relatorio/PESTA_LEEC_RELATORIO v1_1.docx
+++ b/Relatorio/PESTA_LEEC_RELATORIO v1_1.docx
@@ -40,38 +40,28 @@
         <w:spacing w:line="276" w:lineRule="auto"/>
         <w:jc w:val="center"/>
         <w:rPr>
+          <w:sz w:val="28"/>
+          <w:szCs w:val="24"/>
+        </w:rPr>
+      </w:pPr>
+      <w:r>
+        <w:rPr>
           <w:rStyle w:val="Forte"/>
           <w:sz w:val="56"/>
           <w:szCs w:val="52"/>
         </w:rPr>
-      </w:pPr>
+        <w:t xml:space="preserve">Desenvolvimento de um Sistema Termoelétrico de Conservação Alimentar com Integração </w:t>
+      </w:r>
+      <w:proofErr w:type="spellStart"/>
       <w:r>
         <w:rPr>
           <w:rStyle w:val="Forte"/>
           <w:sz w:val="56"/>
           <w:szCs w:val="52"/>
         </w:rPr>
-        <w:t xml:space="preserve">Sistema de Controlo de Temperatura utilizando Célula de </w:t>
-      </w:r>
-      <w:proofErr w:type="spellStart"/>
-      <w:r>
-        <w:rPr>
-          <w:rStyle w:val="Forte"/>
-          <w:sz w:val="56"/>
-          <w:szCs w:val="52"/>
-        </w:rPr>
-        <w:t>Peltier</w:t>
+        <w:t>IoT</w:t>
       </w:r>
       <w:proofErr w:type="spellEnd"/>
-    </w:p>
-    <w:p>
-      <w:pPr>
-        <w:jc w:val="center"/>
-        <w:rPr>
-          <w:sz w:val="28"/>
-          <w:szCs w:val="24"/>
-        </w:rPr>
-      </w:pPr>
     </w:p>
     <w:p>
       <w:pPr>
@@ -431,7 +421,7 @@
         <w:rPr>
           <w:noProof/>
         </w:rPr>
-        <w:t>15 de junho de 2026</w:t>
+        <w:t>2 de julho de 2026</w:t>
       </w:r>
       <w:r>
         <w:rPr>
@@ -462,7 +452,7 @@
         <w:ind w:left="432"/>
       </w:pPr>
       <w:bookmarkStart w:id="0" w:name="_Toc444444290"/>
-      <w:bookmarkStart w:id="1" w:name="_Toc232449126"/>
+      <w:bookmarkStart w:id="1" w:name="_Toc233891099"/>
       <w:r>
         <w:lastRenderedPageBreak/>
         <w:t>Agradecimentos</w:t>
@@ -591,7 +581,7 @@
         <w:ind w:left="432"/>
       </w:pPr>
       <w:bookmarkStart w:id="2" w:name="_Toc444444291"/>
-      <w:bookmarkStart w:id="3" w:name="_Toc232449127"/>
+      <w:bookmarkStart w:id="3" w:name="_Toc233891100"/>
       <w:r>
         <w:lastRenderedPageBreak/>
         <w:t>Resumo</w:t>
@@ -759,7 +749,7 @@
         </w:rPr>
       </w:pPr>
       <w:bookmarkStart w:id="4" w:name="_Toc444444292"/>
-      <w:bookmarkStart w:id="5" w:name="_Toc232449128"/>
+      <w:bookmarkStart w:id="5" w:name="_Toc233891101"/>
       <w:r>
         <w:rPr>
           <w:lang w:val="en-GB"/>
@@ -981,7 +971,7 @@
           <w:r>
             <w:fldChar w:fldCharType="separate"/>
           </w:r>
-          <w:hyperlink w:anchor="_Toc232449126" w:history="1">
+          <w:hyperlink w:anchor="_Toc233891099" w:history="1">
             <w:r>
               <w:rPr>
                 <w:rStyle w:val="Hiperligao"/>
@@ -1008,7 +998,7 @@
                 <w:noProof/>
                 <w:webHidden/>
               </w:rPr>
-              <w:instrText xml:space="preserve"> PAGEREF _Toc232449126 \h </w:instrText>
+              <w:instrText xml:space="preserve"> PAGEREF _Toc233891099 \h </w:instrText>
             </w:r>
             <w:r>
               <w:rPr>
@@ -1058,7 +1048,7 @@
               <w14:ligatures w14:val="standardContextual"/>
             </w:rPr>
           </w:pPr>
-          <w:hyperlink w:anchor="_Toc232449127" w:history="1">
+          <w:hyperlink w:anchor="_Toc233891100" w:history="1">
             <w:r>
               <w:rPr>
                 <w:rStyle w:val="Hiperligao"/>
@@ -1085,7 +1075,7 @@
                 <w:noProof/>
                 <w:webHidden/>
               </w:rPr>
-              <w:instrText xml:space="preserve"> PAGEREF _Toc232449127 \h </w:instrText>
+              <w:instrText xml:space="preserve"> PAGEREF _Toc233891100 \h </w:instrText>
             </w:r>
             <w:r>
               <w:rPr>
@@ -1135,7 +1125,7 @@
               <w14:ligatures w14:val="standardContextual"/>
             </w:rPr>
           </w:pPr>
-          <w:hyperlink w:anchor="_Toc232449128" w:history="1">
+          <w:hyperlink w:anchor="_Toc233891101" w:history="1">
             <w:r>
               <w:rPr>
                 <w:rStyle w:val="Hiperligao"/>
@@ -1163,7 +1153,7 @@
                 <w:noProof/>
                 <w:webHidden/>
               </w:rPr>
-              <w:instrText xml:space="preserve"> PAGEREF _Toc232449128 \h </w:instrText>
+              <w:instrText xml:space="preserve"> PAGEREF _Toc233891101 \h </w:instrText>
             </w:r>
             <w:r>
               <w:rPr>
@@ -1214,7 +1204,7 @@
               <w14:ligatures w14:val="standardContextual"/>
             </w:rPr>
           </w:pPr>
-          <w:hyperlink w:anchor="_Toc232449129" w:history="1">
+          <w:hyperlink w:anchor="_Toc233891102" w:history="1">
             <w:r>
               <w:rPr>
                 <w:rStyle w:val="Hiperligao"/>
@@ -1265,7 +1255,7 @@
                 <w:noProof/>
                 <w:webHidden/>
               </w:rPr>
-              <w:instrText xml:space="preserve"> PAGEREF _Toc232449129 \h </w:instrText>
+              <w:instrText xml:space="preserve"> PAGEREF _Toc233891102 \h </w:instrText>
             </w:r>
             <w:r>
               <w:rPr>
@@ -1314,7 +1304,7 @@
               <w14:ligatures w14:val="standardContextual"/>
             </w:rPr>
           </w:pPr>
-          <w:hyperlink w:anchor="_Toc232449130" w:history="1">
+          <w:hyperlink w:anchor="_Toc233891103" w:history="1">
             <w:r>
               <w:rPr>
                 <w:rStyle w:val="Hiperligao"/>
@@ -1361,7 +1351,7 @@
                 <w:noProof/>
                 <w:webHidden/>
               </w:rPr>
-              <w:instrText xml:space="preserve"> PAGEREF _Toc232449130 \h </w:instrText>
+              <w:instrText xml:space="preserve"> PAGEREF _Toc233891103 \h </w:instrText>
             </w:r>
             <w:r>
               <w:rPr>
@@ -1410,7 +1400,7 @@
               <w14:ligatures w14:val="standardContextual"/>
             </w:rPr>
           </w:pPr>
-          <w:hyperlink w:anchor="_Toc232449131" w:history="1">
+          <w:hyperlink w:anchor="_Toc233891104" w:history="1">
             <w:r>
               <w:rPr>
                 <w:rStyle w:val="Hiperligao"/>
@@ -1457,7 +1447,7 @@
                 <w:noProof/>
                 <w:webHidden/>
               </w:rPr>
-              <w:instrText xml:space="preserve"> PAGEREF _Toc232449131 \h </w:instrText>
+              <w:instrText xml:space="preserve"> PAGEREF _Toc233891104 \h </w:instrText>
             </w:r>
             <w:r>
               <w:rPr>
@@ -1507,7 +1497,7 @@
               <w14:ligatures w14:val="standardContextual"/>
             </w:rPr>
           </w:pPr>
-          <w:hyperlink w:anchor="_Toc232449132" w:history="1">
+          <w:hyperlink w:anchor="_Toc233891105" w:history="1">
             <w:r>
               <w:rPr>
                 <w:rStyle w:val="Hiperligao"/>
@@ -1555,7 +1545,7 @@
                 <w:noProof/>
                 <w:webHidden/>
               </w:rPr>
-              <w:instrText xml:space="preserve"> PAGEREF _Toc232449132 \h </w:instrText>
+              <w:instrText xml:space="preserve"> PAGEREF _Toc233891105 \h </w:instrText>
             </w:r>
             <w:r>
               <w:rPr>
@@ -1604,7 +1594,7 @@
               <w14:ligatures w14:val="standardContextual"/>
             </w:rPr>
           </w:pPr>
-          <w:hyperlink w:anchor="_Toc232449133" w:history="1">
+          <w:hyperlink w:anchor="_Toc233891106" w:history="1">
             <w:r>
               <w:rPr>
                 <w:rStyle w:val="Hiperligao"/>
@@ -1651,7 +1641,7 @@
                 <w:noProof/>
                 <w:webHidden/>
               </w:rPr>
-              <w:instrText xml:space="preserve"> PAGEREF _Toc232449133 \h </w:instrText>
+              <w:instrText xml:space="preserve"> PAGEREF _Toc233891106 \h </w:instrText>
             </w:r>
             <w:r>
               <w:rPr>
@@ -1700,7 +1690,7 @@
               <w14:ligatures w14:val="standardContextual"/>
             </w:rPr>
           </w:pPr>
-          <w:hyperlink w:anchor="_Toc232449134" w:history="1">
+          <w:hyperlink w:anchor="_Toc233891107" w:history="1">
             <w:r>
               <w:rPr>
                 <w:rStyle w:val="Hiperligao"/>
@@ -1747,7 +1737,7 @@
                 <w:noProof/>
                 <w:webHidden/>
               </w:rPr>
-              <w:instrText xml:space="preserve"> PAGEREF _Toc232449134 \h </w:instrText>
+              <w:instrText xml:space="preserve"> PAGEREF _Toc233891107 \h </w:instrText>
             </w:r>
             <w:r>
               <w:rPr>
@@ -1798,7 +1788,7 @@
               <w14:ligatures w14:val="standardContextual"/>
             </w:rPr>
           </w:pPr>
-          <w:hyperlink w:anchor="_Toc232449135" w:history="1">
+          <w:hyperlink w:anchor="_Toc233891108" w:history="1">
             <w:r>
               <w:rPr>
                 <w:rStyle w:val="Hiperligao"/>
@@ -1847,7 +1837,7 @@
                 <w:noProof/>
                 <w:webHidden/>
               </w:rPr>
-              <w:instrText xml:space="preserve"> PAGEREF _Toc232449135 \h </w:instrText>
+              <w:instrText xml:space="preserve"> PAGEREF _Toc233891108 \h </w:instrText>
             </w:r>
             <w:r>
               <w:rPr>
@@ -1896,7 +1886,7 @@
               <w14:ligatures w14:val="standardContextual"/>
             </w:rPr>
           </w:pPr>
-          <w:hyperlink w:anchor="_Toc232449136" w:history="1">
+          <w:hyperlink w:anchor="_Toc233891109" w:history="1">
             <w:r>
               <w:rPr>
                 <w:rStyle w:val="Hiperligao"/>
@@ -1943,7 +1933,7 @@
                 <w:noProof/>
                 <w:webHidden/>
               </w:rPr>
-              <w:instrText xml:space="preserve"> PAGEREF _Toc232449136 \h </w:instrText>
+              <w:instrText xml:space="preserve"> PAGEREF _Toc233891109 \h </w:instrText>
             </w:r>
             <w:r>
               <w:rPr>
@@ -1992,7 +1982,7 @@
               <w14:ligatures w14:val="standardContextual"/>
             </w:rPr>
           </w:pPr>
-          <w:hyperlink w:anchor="_Toc232449137" w:history="1">
+          <w:hyperlink w:anchor="_Toc233891110" w:history="1">
             <w:r>
               <w:rPr>
                 <w:rStyle w:val="Hiperligao"/>
@@ -2039,7 +2029,7 @@
                 <w:noProof/>
                 <w:webHidden/>
               </w:rPr>
-              <w:instrText xml:space="preserve"> PAGEREF _Toc232449137 \h </w:instrText>
+              <w:instrText xml:space="preserve"> PAGEREF _Toc233891110 \h </w:instrText>
             </w:r>
             <w:r>
               <w:rPr>
@@ -2088,7 +2078,7 @@
               <w14:ligatures w14:val="standardContextual"/>
             </w:rPr>
           </w:pPr>
-          <w:hyperlink w:anchor="_Toc232449138" w:history="1">
+          <w:hyperlink w:anchor="_Toc233891111" w:history="1">
             <w:r>
               <w:rPr>
                 <w:rStyle w:val="Hiperligao"/>
@@ -2135,7 +2125,7 @@
                 <w:noProof/>
                 <w:webHidden/>
               </w:rPr>
-              <w:instrText xml:space="preserve"> PAGEREF _Toc232449138 \h </w:instrText>
+              <w:instrText xml:space="preserve"> PAGEREF _Toc233891111 \h </w:instrText>
             </w:r>
             <w:r>
               <w:rPr>
@@ -2186,7 +2176,7 @@
               <w14:ligatures w14:val="standardContextual"/>
             </w:rPr>
           </w:pPr>
-          <w:hyperlink w:anchor="_Toc232449139" w:history="1">
+          <w:hyperlink w:anchor="_Toc233891112" w:history="1">
             <w:r>
               <w:rPr>
                 <w:rStyle w:val="Hiperligao"/>
@@ -2235,7 +2225,7 @@
                 <w:noProof/>
                 <w:webHidden/>
               </w:rPr>
-              <w:instrText xml:space="preserve"> PAGEREF _Toc232449139 \h </w:instrText>
+              <w:instrText xml:space="preserve"> PAGEREF _Toc233891112 \h </w:instrText>
             </w:r>
             <w:r>
               <w:rPr>
@@ -2255,7 +2245,7 @@
                 <w:noProof/>
                 <w:webHidden/>
               </w:rPr>
-              <w:t>11</w:t>
+              <w:t>10</w:t>
             </w:r>
             <w:r>
               <w:rPr>
@@ -2438,6 +2428,7 @@
           <w:szCs w:val="24"/>
           <w:lang w:val="en-US"/>
         </w:rPr>
+        <w:lastRenderedPageBreak/>
         <w:fldChar w:fldCharType="begin"/>
       </w:r>
       <w:r>
@@ -3707,7 +3698,7 @@
           <w:szCs w:val="72"/>
         </w:rPr>
       </w:pPr>
-      <w:bookmarkStart w:id="13" w:name="_Toc232449129"/>
+      <w:bookmarkStart w:id="13" w:name="_Toc233891102"/>
       <w:r>
         <w:rPr>
           <w:b w:val="0"/>
@@ -3754,7 +3745,7 @@
       <w:pPr>
         <w:pStyle w:val="Ttulo2"/>
       </w:pPr>
-      <w:bookmarkStart w:id="14" w:name="_Toc232449130"/>
+      <w:bookmarkStart w:id="14" w:name="_Toc233891103"/>
       <w:r>
         <w:t>Contextualização e Estado da Arte</w:t>
       </w:r>
@@ -3764,8 +3755,20 @@
       <w:pPr>
         <w:pStyle w:val="Texto"/>
       </w:pPr>
-      <w:r>
-        <w:t>A conservação térmica em ambiente móvel, nomeadamente no setor automóvel, é uma área tecnológica amplamente explorada, dividindo-se em duas categorias principais: sistemas de compressão mecânica e sistemas termoelétricos.</w:t>
+      <w:bookmarkStart w:id="15" w:name="_Toc444444299"/>
+      <w:r>
+        <w:t>Nos dias atuais verificamos uma necessidade de manter a nossa comida quente e pronta a comer quando nos encontramos distanciados de instalações de apoio. O produto desenvolvido foi projetado para profissionais que não têm acesso a infraestruturas para</w:t>
+      </w:r>
+      <w:r>
+        <w:t xml:space="preserve"> aquecer/manter o seu almoço/jantar a uma temperatura própria para consumo. Podemos encontrar no mercado duas gamas de produtos, existem produtos completos e com sistemas </w:t>
+      </w:r>
+      <w:proofErr w:type="spellStart"/>
+      <w:r>
+        <w:t>IoT</w:t>
+      </w:r>
+      <w:proofErr w:type="spellEnd"/>
+      <w:r>
+        <w:t>, permitindo algumas funcionalidades remotas através de um dispositivo externo, os mesmos proporcionam o controlo da temperatura do espaço. A segunda gama de produtos é constituída por produtos de custo reduzido com uma qualidade inferior, não proporcionando a possibilidade de controlo de temperatura.</w:t>
       </w:r>
     </w:p>
     <w:p>
@@ -3773,21 +3776,19 @@
         <w:pStyle w:val="Texto"/>
       </w:pPr>
       <w:r>
-        <w:t xml:space="preserve">Atualmente, o mercado de topo (sistemas de compressão) oferece soluções altamente eficientes e integradas com o paradigma da </w:t>
-      </w:r>
-      <w:r>
-        <w:t>Internet das Coisas</w:t>
-      </w:r>
-      <w:r>
-        <w:t xml:space="preserve"> (</w:t>
-      </w:r>
-      <w:proofErr w:type="spellStart"/>
-      <w:r>
-        <w:t>IoT</w:t>
-      </w:r>
-      <w:proofErr w:type="spellEnd"/>
-      <w:r>
-        <w:t>). Equipamentos de marcas líderes permitem aos utilizadores o controlo remoto de temperatura e a monitorização de energia através de aplicações móveis (via Bluetooth ou Wi-Fi). Contudo, estes sistemas apresentam desvantagens críticas para o transporte de pequeno volume: são pesados, fisicamente volumosos e requerem um investimento financeiro elevado, tornando-se inviáveis para necessidades quotidianas simples, como a conservação de refeições individuais ou o transporte de medicamentos num veículo ligeiro.</w:t>
+        <w:t xml:space="preserve">Ambas as gamas </w:t>
+      </w:r>
+      <w:proofErr w:type="gramStart"/>
+      <w:r>
+        <w:t>baseiam-se</w:t>
+      </w:r>
+      <w:proofErr w:type="gramEnd"/>
+      <w:r>
+        <w:t xml:space="preserve"> num sistema de aquecimento por uma resistência elétrica térmica convencional. Caso trabalhem em malha fechada, raramente é com um sensor de temperatura elétrico, mas sim com um termóstato mecânico, eliminando assim a precisão e controlo da temperatura interna da marmita. Com o projeto desenvolvido é possível controlar com precisão a temperatura da marmita devido ao sistema de alta precisão de leitura de temperatura, com um sensor de platina e um microcontrolador, que nos proporciona um controlo rápido e eficaz do atuador, uma pastilha termoelétrica. O microcontrolador proporciona uma vantagem de muito valor, a capacidade de acedermos à </w:t>
+      </w:r>
+      <w:r>
+        <w:lastRenderedPageBreak/>
+        <w:t>distância e controlarmos o sistema. A pastilha termoelétrica proporciona um funcionamento eficiente.</w:t>
       </w:r>
     </w:p>
     <w:p>
@@ -3795,94 +3796,14 @@
         <w:pStyle w:val="Texto"/>
       </w:pPr>
       <w:r>
-        <w:t xml:space="preserve">Em contraste, o segmento de consumo de baixo custo é dominado por arcas refrigeradoras baseadas no Efeito </w:t>
-      </w:r>
-      <w:proofErr w:type="spellStart"/>
-      <w:r>
-        <w:t>Peltier</w:t>
-      </w:r>
-      <w:proofErr w:type="spellEnd"/>
-      <w:r>
-        <w:t xml:space="preserve">. Esta tecnologia de estado sólido destaca-se pelas suas dimensões reduzidas, baixo custo e ausência de fluidos refrigerantes. No entanto, uma análise ao estado da arte das soluções </w:t>
-      </w:r>
-      <w:proofErr w:type="spellStart"/>
-      <w:r>
-        <w:t>Peltier</w:t>
-      </w:r>
-      <w:proofErr w:type="spellEnd"/>
-      <w:r>
-        <w:t xml:space="preserve"> comerciais revela uma lacuna tecnológica acentuada: estes dispositivos operam maioritariamente em malha aberta ou com </w:t>
-      </w:r>
-      <w:r>
-        <w:lastRenderedPageBreak/>
-        <w:t>termóstatos de histerese rudimentares (</w:t>
-      </w:r>
-      <w:proofErr w:type="spellStart"/>
-      <w:r>
-        <w:t>On</w:t>
-      </w:r>
-      <w:proofErr w:type="spellEnd"/>
-      <w:r>
-        <w:t>/</w:t>
-      </w:r>
-      <w:proofErr w:type="spellStart"/>
-      <w:r>
-        <w:t>Off</w:t>
-      </w:r>
-      <w:proofErr w:type="spellEnd"/>
-      <w:r>
-        <w:t xml:space="preserve">). Esta abordagem resulta em ineficiência energética e numa oscilação térmica inaceitável para cargas sensíveis. Além disso, a integração de </w:t>
-      </w:r>
-      <w:proofErr w:type="spellStart"/>
-      <w:r>
-        <w:t>IoT</w:t>
-      </w:r>
-      <w:proofErr w:type="spellEnd"/>
-      <w:r>
-        <w:t xml:space="preserve"> neste segmento é virtualmente inexistente, obrigando a uma interação física, "cega" e analógica com o equipamento.</w:t>
-      </w:r>
-    </w:p>
-    <w:p>
-      <w:pPr>
-        <w:pStyle w:val="Texto"/>
-      </w:pPr>
-      <w:r>
-        <w:t>É exatamente para colmatar esta falha de mercado que o presente projeto foi idealizado. O objetivo não é competir com os sistemas de compressor de grande escala, mas sim revolucionar o segmento de estado sólido (</w:t>
-      </w:r>
-      <w:proofErr w:type="spellStart"/>
-      <w:r>
-        <w:t>Peltier</w:t>
-      </w:r>
-      <w:proofErr w:type="spellEnd"/>
-      <w:r>
-        <w:t xml:space="preserve">), dotando-o de rigor técnico. O protótipo desenvolvido propõe-se a aplicar a teoria de controlo avançado (algoritmo PID) a uma célula </w:t>
-      </w:r>
-      <w:proofErr w:type="spellStart"/>
-      <w:r>
-        <w:t>Peltier</w:t>
-      </w:r>
-      <w:proofErr w:type="spellEnd"/>
-      <w:r>
-        <w:t xml:space="preserve"> para eliminar o erro estacionário e garantir estabilidade absoluta, combinando isto com a inteligência do microcontrolador ESP32. Desta forma, o sistema transforma um princípio termoelétrico de baixo custo num dispositivo </w:t>
-      </w:r>
-      <w:proofErr w:type="spellStart"/>
-      <w:r>
-        <w:t>IoT</w:t>
-      </w:r>
-      <w:proofErr w:type="spellEnd"/>
-      <w:r>
-        <w:t xml:space="preserve"> de alta precisão, acessível remotamente através de um servidor Web embebido, provando que a portabilidade e a precisão térmica digital podem coexistir de forma económica.</w:t>
-      </w:r>
-      <w:r>
-        <w:tab/>
+        <w:t>O projeto insere-se numa gama intermediária, pretendemos oferecer a qualidade, o controlo e a interligação da gama superior, mantendo o preço da gama mais acessível, aproveitando assim uma lacuna no mercado.</w:t>
       </w:r>
     </w:p>
     <w:p>
       <w:pPr>
         <w:pStyle w:val="Ttulo2"/>
       </w:pPr>
-      <w:bookmarkStart w:id="15" w:name="_Toc444444299"/>
-      <w:bookmarkStart w:id="16" w:name="_Toc232449131"/>
+      <w:bookmarkStart w:id="16" w:name="_Toc233891104"/>
       <w:r>
         <w:t>Objetivos</w:t>
       </w:r>
@@ -3906,7 +3827,22 @@
         <w:t>identificadas</w:t>
       </w:r>
       <w:r>
-        <w:t xml:space="preserve"> nas soluções termoelétricas atuais, oferecendo uma solução equiparável a equipamentos industriais para o utilizador comum.</w:t>
+        <w:t xml:space="preserve"> nas soluções atuais, oferecendo uma solução equiparável a equipamentos </w:t>
+      </w:r>
+      <w:r>
+        <w:t>de gama alta</w:t>
+      </w:r>
+      <w:r>
+        <w:t xml:space="preserve"> para </w:t>
+      </w:r>
+      <w:r>
+        <w:t xml:space="preserve">todo o </w:t>
+      </w:r>
+      <w:r>
+        <w:t>público</w:t>
+      </w:r>
+      <w:r>
+        <w:t>.</w:t>
       </w:r>
       <w:r>
         <w:t xml:space="preserve"> Neste sentido, o trabalho desenvolve-se em torno de um objetivo macro e de metas operacionais bem definidas.</w:t>
@@ -3916,7 +3852,7 @@
       <w:pPr>
         <w:pStyle w:val="Ttulo3"/>
       </w:pPr>
-      <w:bookmarkStart w:id="17" w:name="_Toc232449132"/>
+      <w:bookmarkStart w:id="17" w:name="_Toc233891105"/>
       <w:r>
         <w:t>Objetivo Geral</w:t>
       </w:r>
@@ -3925,12 +3861,21 @@
     <w:p>
       <w:pPr>
         <w:pStyle w:val="Texto"/>
-        <w:rPr>
-          <w:sz w:val="22"/>
-        </w:rPr>
-      </w:pPr>
-      <w:r>
-        <w:t xml:space="preserve">Desenvolver e implementar um sistema portátil de controlo térmico de um espaço volumétrico, através de uma célula de </w:t>
+      </w:pPr>
+      <w:r>
+        <w:t>Desenvolver e implementar um sistema portátil de controlo térmico de u</w:t>
+      </w:r>
+      <w:r>
+        <w:t>ma</w:t>
+      </w:r>
+      <w:r>
+        <w:t xml:space="preserve"> </w:t>
+      </w:r>
+      <w:r>
+        <w:t>câmara térmica</w:t>
+      </w:r>
+      <w:r>
+        <w:t xml:space="preserve">, através de uma célula de </w:t>
       </w:r>
       <w:proofErr w:type="spellStart"/>
       <w:r>
@@ -3938,7 +3883,13 @@
       </w:r>
       <w:proofErr w:type="spellEnd"/>
       <w:r>
-        <w:t xml:space="preserve">, que substitua os tradicionais e ineficientes termóstatos de histerese por um algoritmo de controlo digital de precisão (PID). Simultaneamente, pretende-se integrar o sistema no paradigma de </w:t>
+        <w:t xml:space="preserve">, que substitua os </w:t>
+      </w:r>
+      <w:r>
+        <w:t>tradicionais e ineficientes termóstatos mecânicos por um sistema de controlo digital</w:t>
+      </w:r>
+      <w:r>
+        <w:t xml:space="preserve">. Simultaneamente, pretende-se integrar o sistema no paradigma de </w:t>
       </w:r>
       <w:proofErr w:type="spellStart"/>
       <w:r>
@@ -3949,9 +3900,6 @@
         <w:t>, utilizando um microcontrolador ESP32 para dotar o equipamento de conectividade sem fios e telemetria remota</w:t>
       </w:r>
       <w:r>
-        <w:rPr>
-          <w:sz w:val="22"/>
-        </w:rPr>
         <w:t>.</w:t>
       </w:r>
     </w:p>
@@ -3985,27 +3933,60 @@
         </w:rPr>
         <w:t>Para assegurar o cumprimento do objetivo geral e atestar o rigor técnico da solução, estabelecem-se os seguintes objetivos específicos:</w:t>
       </w:r>
+    </w:p>
+    <w:p>
+      <w:pPr>
+        <w:rPr>
+          <w:sz w:val="24"/>
+        </w:rPr>
+      </w:pPr>
     </w:p>
     <w:p>
       <w:pPr>
         <w:pStyle w:val="PargrafodaLista"/>
         <w:numPr>
           <w:ilvl w:val="0"/>
-          <w:numId w:val="14"/>
+          <w:numId w:val="21"/>
         </w:numPr>
+        <w:spacing w:before="0" w:after="0" w:line="240" w:lineRule="auto"/>
+        <w:jc w:val="left"/>
         <w:rPr>
           <w:sz w:val="24"/>
         </w:rPr>
       </w:pPr>
       <w:r>
         <w:rPr>
+          <w:b/>
+          <w:bCs/>
           <w:sz w:val="24"/>
         </w:rPr>
-        <w:t>Implementação de Controlo em Malha Fechada (PID): Desenvolver e sintonizar um controlador Proporcional-Integral-Derivativo para minimizar o erro estacionário e eliminar as flutuações térmicas no interior da câmara, garantindo um ambiente seguro para cargas sensíveis.</w:t>
-      </w:r>
-    </w:p>
-    <w:p>
-      <w:pPr>
+        <w:t>Aquisição e Condicionamento de Precisão</w:t>
+      </w:r>
+      <w:r>
+        <w:rPr>
+          <w:sz w:val="24"/>
+        </w:rPr>
+        <w:t xml:space="preserve">: Projetar e implementar um circuito de condicionamento analógico para o sensor PT1000, recorrendo a uma topologia de </w:t>
+      </w:r>
+      <w:proofErr w:type="spellStart"/>
+      <w:r>
+        <w:rPr>
+          <w:sz w:val="24"/>
+        </w:rPr>
+        <w:t>superdíodo</w:t>
+      </w:r>
+      <w:proofErr w:type="spellEnd"/>
+      <w:r>
+        <w:rPr>
+          <w:sz w:val="24"/>
+        </w:rPr>
+        <w:t xml:space="preserve"> (retificador de precisão). Esta abordagem visa anular a não-linearidade e a deriva térmica das junções semicondutoras normais, garantindo a máxima fidelidade do sinal entregue ao conversor analógico-digital (ADC).</w:t>
+      </w:r>
+    </w:p>
+    <w:p>
+      <w:pPr>
+        <w:spacing w:before="0" w:after="0" w:line="240" w:lineRule="auto"/>
+        <w:jc w:val="left"/>
         <w:rPr>
           <w:sz w:val="24"/>
         </w:rPr>
@@ -4016,49 +3997,33 @@
         <w:pStyle w:val="PargrafodaLista"/>
         <w:numPr>
           <w:ilvl w:val="0"/>
-          <w:numId w:val="14"/>
+          <w:numId w:val="21"/>
         </w:numPr>
+        <w:spacing w:before="0" w:after="0" w:line="240" w:lineRule="auto"/>
+        <w:jc w:val="left"/>
         <w:rPr>
           <w:sz w:val="24"/>
         </w:rPr>
       </w:pPr>
       <w:r>
         <w:rPr>
+          <w:b/>
+          <w:bCs/>
           <w:sz w:val="24"/>
         </w:rPr>
-        <w:t xml:space="preserve">Mitigação de Fadiga Térmica via Software: Desenvolver uma estratégia de atuação eletrónica (através de PWM de alta frequência ou ciclo de trabalho lento) que contorne as limitações de hardware (ausência de filtro LC), protegendo a integridade mecânica das junções semicondutoras da célula de </w:t>
-      </w:r>
-      <w:proofErr w:type="spellStart"/>
+        <w:t>Implementação de Controlo Digital em Malha Fechada</w:t>
+      </w:r>
       <w:r>
         <w:rPr>
           <w:sz w:val="24"/>
         </w:rPr>
-        <w:t>Peltier</w:t>
-      </w:r>
-      <w:proofErr w:type="spellEnd"/>
-      <w:r>
-        <w:rPr>
-          <w:sz w:val="24"/>
-        </w:rPr>
-        <w:t xml:space="preserve"> contra choques térmicos </w:t>
-      </w:r>
-      <w:proofErr w:type="spellStart"/>
-      <w:r>
-        <w:rPr>
-          <w:sz w:val="24"/>
-        </w:rPr>
-        <w:t>intra-ciclo</w:t>
-      </w:r>
-      <w:proofErr w:type="spellEnd"/>
-      <w:r>
-        <w:rPr>
-          <w:sz w:val="24"/>
-        </w:rPr>
-        <w:t>.</w:t>
-      </w:r>
-    </w:p>
-    <w:p>
-      <w:pPr>
+        <w:t>: Desenvolver um algoritmo de controlo ON/OFF com banda de histerese dinâmica definida por software, superando a inércia e a imprevisibilidade dos termóstatos mecânicos bimetálicos comerciais, por forma a assegurar a estabilidade térmica na faixa de segurança alimentar.</w:t>
+      </w:r>
+    </w:p>
+    <w:p>
+      <w:pPr>
+        <w:spacing w:before="0" w:after="0" w:line="240" w:lineRule="auto"/>
+        <w:jc w:val="left"/>
         <w:rPr>
           <w:sz w:val="24"/>
         </w:rPr>
@@ -4069,63 +4034,71 @@
         <w:pStyle w:val="PargrafodaLista"/>
         <w:numPr>
           <w:ilvl w:val="0"/>
-          <w:numId w:val="14"/>
+          <w:numId w:val="21"/>
         </w:numPr>
+        <w:spacing w:before="0" w:after="0" w:line="240" w:lineRule="auto"/>
+        <w:jc w:val="left"/>
         <w:rPr>
           <w:sz w:val="24"/>
         </w:rPr>
       </w:pPr>
       <w:r>
         <w:rPr>
+          <w:b/>
+          <w:bCs/>
           <w:sz w:val="24"/>
         </w:rPr>
-        <w:t xml:space="preserve">Desenvolvimento de </w:t>
+        <w:t xml:space="preserve">Gestão Multitarefa e Integração </w:t>
       </w:r>
       <w:proofErr w:type="spellStart"/>
       <w:r>
         <w:rPr>
+          <w:b/>
+          <w:bCs/>
           <w:sz w:val="24"/>
         </w:rPr>
-        <w:t>Firmware</w:t>
+        <w:t>IoT</w:t>
       </w:r>
       <w:proofErr w:type="spellEnd"/>
       <w:r>
         <w:rPr>
           <w:sz w:val="24"/>
         </w:rPr>
-        <w:t xml:space="preserve"> e Gestão </w:t>
+        <w:t xml:space="preserve">: Programar o microcontrolador ESP32 com recurso ao </w:t>
       </w:r>
       <w:proofErr w:type="spellStart"/>
       <w:r>
         <w:rPr>
           <w:sz w:val="24"/>
         </w:rPr>
-        <w:t>Multi-tarefa</w:t>
+        <w:t>FreeRTOS</w:t>
       </w:r>
       <w:proofErr w:type="spellEnd"/>
       <w:r>
         <w:rPr>
           <w:sz w:val="24"/>
         </w:rPr>
-        <w:t xml:space="preserve">: Programar a unidade de processamento (ESP32) tirando partido do sistema operativo </w:t>
+        <w:t xml:space="preserve"> para isolar e priorizar a rotina de controlo térmico face às operações de rede. Simultaneamente, implementar um Servidor Web embebido para configuração remota do </w:t>
       </w:r>
       <w:proofErr w:type="spellStart"/>
       <w:r>
         <w:rPr>
           <w:sz w:val="24"/>
         </w:rPr>
-        <w:t>FreeRTOS</w:t>
+        <w:t>setpoint</w:t>
       </w:r>
       <w:proofErr w:type="spellEnd"/>
       <w:r>
         <w:rPr>
           <w:sz w:val="24"/>
         </w:rPr>
-        <w:t>, garantindo a execução independente e eficiente da rotina de controlo térmico face às operações assíncronas de rede (Wi-Fi e Servidor Web).</w:t>
-      </w:r>
-    </w:p>
-    <w:p>
-      <w:pPr>
+        <w:t xml:space="preserve"> e monitorização da telemetria.</w:t>
+      </w:r>
+    </w:p>
+    <w:p>
+      <w:pPr>
+        <w:spacing w:before="0" w:after="0" w:line="240" w:lineRule="auto"/>
+        <w:jc w:val="left"/>
         <w:rPr>
           <w:sz w:val="24"/>
         </w:rPr>
@@ -4136,102 +4109,8 @@
         <w:pStyle w:val="PargrafodaLista"/>
         <w:numPr>
           <w:ilvl w:val="0"/>
-          <w:numId w:val="14"/>
+          <w:numId w:val="21"/>
         </w:numPr>
-        <w:rPr>
-          <w:sz w:val="24"/>
-        </w:rPr>
-      </w:pPr>
-      <w:r>
-        <w:rPr>
-          <w:sz w:val="24"/>
-        </w:rPr>
-        <w:t xml:space="preserve">Integração de Paradigmas </w:t>
-      </w:r>
-      <w:proofErr w:type="spellStart"/>
-      <w:r>
-        <w:rPr>
-          <w:sz w:val="24"/>
-        </w:rPr>
-        <w:t>IoT</w:t>
-      </w:r>
-      <w:proofErr w:type="spellEnd"/>
-      <w:r>
-        <w:rPr>
-          <w:sz w:val="24"/>
-        </w:rPr>
-        <w:t xml:space="preserve"> e Interface Web: Criar um Servidor Web Embebido que atue como Interface Homem-Máquina (HMI), permitindo a monitorização em tempo real do feedback do sensor e a configuração remota do </w:t>
-      </w:r>
-      <w:proofErr w:type="spellStart"/>
-      <w:r>
-        <w:rPr>
-          <w:sz w:val="24"/>
-        </w:rPr>
-        <w:t>setpoint</w:t>
-      </w:r>
-      <w:proofErr w:type="spellEnd"/>
-      <w:r>
-        <w:rPr>
-          <w:sz w:val="24"/>
-        </w:rPr>
-        <w:t>, eliminando a necessidade de interação física com o protótipo.</w:t>
-      </w:r>
-    </w:p>
-    <w:p>
-      <w:pPr>
-        <w:rPr>
-          <w:sz w:val="24"/>
-        </w:rPr>
-      </w:pPr>
-    </w:p>
-    <w:p>
-      <w:pPr>
-        <w:pStyle w:val="PargrafodaLista"/>
-        <w:numPr>
-          <w:ilvl w:val="0"/>
-          <w:numId w:val="14"/>
-        </w:numPr>
-        <w:rPr>
-          <w:sz w:val="24"/>
-        </w:rPr>
-      </w:pPr>
-      <w:r>
-        <w:rPr>
-          <w:sz w:val="24"/>
-        </w:rPr>
-        <w:t xml:space="preserve">Validação e Análise de Desempenho: Realizar ensaios experimentais para extrair as curvas de aquecimento e arrefecimento, comprovando empiricamente a estabilidade superior do controlo PID face aos sistemas </w:t>
-      </w:r>
-      <w:proofErr w:type="spellStart"/>
-      <w:r>
-        <w:rPr>
-          <w:sz w:val="24"/>
-        </w:rPr>
-        <w:t>On</w:t>
-      </w:r>
-      <w:proofErr w:type="spellEnd"/>
-      <w:r>
-        <w:rPr>
-          <w:sz w:val="24"/>
-        </w:rPr>
-        <w:t>/</w:t>
-      </w:r>
-      <w:proofErr w:type="spellStart"/>
-      <w:r>
-        <w:rPr>
-          <w:sz w:val="24"/>
-        </w:rPr>
-        <w:t>Off</w:t>
-      </w:r>
-      <w:proofErr w:type="spellEnd"/>
-      <w:r>
-        <w:rPr>
-          <w:sz w:val="24"/>
-        </w:rPr>
-        <w:t xml:space="preserve"> comerciais.</w:t>
-      </w:r>
-    </w:p>
-    <w:p>
-      <w:pPr>
         <w:spacing w:before="0" w:after="0" w:line="240" w:lineRule="auto"/>
         <w:jc w:val="left"/>
         <w:rPr>
@@ -4240,8 +4119,64 @@
       </w:pPr>
       <w:r>
         <w:rPr>
+          <w:b/>
+          <w:bCs/>
           <w:sz w:val="24"/>
         </w:rPr>
+        <w:t>Validação Estatística e Experimental</w:t>
+      </w:r>
+      <w:r>
+        <w:rPr>
+          <w:sz w:val="24"/>
+        </w:rPr>
+        <w:t xml:space="preserve">: Efetuar a caracterização térmica do protótipo em </w:t>
+      </w:r>
+      <w:proofErr w:type="gramStart"/>
+      <w:r>
+        <w:rPr>
+          <w:sz w:val="24"/>
+        </w:rPr>
+        <w:t>funcionamento Esta</w:t>
+      </w:r>
+      <w:proofErr w:type="gramEnd"/>
+      <w:r>
+        <w:rPr>
+          <w:sz w:val="24"/>
+        </w:rPr>
+        <w:t xml:space="preserve"> análise estatística visa quantificar o desvio de pior cenário (</w:t>
+      </w:r>
+      <w:proofErr w:type="spellStart"/>
+      <w:r>
+        <w:rPr>
+          <w:sz w:val="24"/>
+        </w:rPr>
+        <w:t>worst</w:t>
+      </w:r>
+      <w:proofErr w:type="spellEnd"/>
+      <w:r>
+        <w:rPr>
+          <w:sz w:val="24"/>
+        </w:rPr>
+        <w:t xml:space="preserve">-case </w:t>
+      </w:r>
+      <w:proofErr w:type="spellStart"/>
+      <w:r>
+        <w:rPr>
+          <w:sz w:val="24"/>
+        </w:rPr>
+        <w:t>scenario</w:t>
+      </w:r>
+      <w:proofErr w:type="spellEnd"/>
+      <w:r>
+        <w:rPr>
+          <w:sz w:val="24"/>
+        </w:rPr>
+        <w:t>) induzido pelas tolerâncias dos componentes passivos, fundamentando as escolhas do projeto de hardware.</w:t>
+      </w:r>
+      <w:r>
+        <w:rPr>
+          <w:sz w:val="24"/>
+        </w:rPr>
         <w:br w:type="page"/>
       </w:r>
     </w:p>
@@ -4249,7 +4184,7 @@
       <w:pPr>
         <w:pStyle w:val="Ttulo2"/>
       </w:pPr>
-      <w:bookmarkStart w:id="18" w:name="_Toc232449133"/>
+      <w:bookmarkStart w:id="18" w:name="_Toc233891106"/>
       <w:r>
         <w:lastRenderedPageBreak/>
         <w:t>Metodologia de Desenvolvimento</w:t>
@@ -4298,17 +4233,10 @@
         <w:t>Exploração e Dimensionamento Espacial:</w:t>
       </w:r>
       <w:r>
-        <w:t xml:space="preserve"> Em vez de um dimensionamento matemático </w:t>
-      </w:r>
-      <w:r>
-        <w:rPr>
-          <w:i/>
-          <w:iCs/>
-        </w:rPr>
-        <w:t>a priori</w:t>
-      </w:r>
-      <w:r>
-        <w:t xml:space="preserve"> rigoroso, a seleção de dissipadores e componentes eletrónicos foi inicialmente balizada pelas restrições de volume da câmara térmica.</w:t>
+        <w:t xml:space="preserve"> </w:t>
+      </w:r>
+      <w:r>
+        <w:t>A seleção dos elementos de dissipação térmica foi primordialmente condicionada pelas restrições volumétricas da própria câmara, preterindo-se, nesta fase inicial, um dimensionamento térmico puramente analítico a priori. Em contraste, o dimensionamento e a seleção de todos os componentes elétricos e eletrónicos do sistema foram realizados de forma rigorosa, obedecendo a critérios matemáticos e metodologias técnicas exatas.</w:t>
       </w:r>
     </w:p>
     <w:p>
@@ -4509,7 +4437,7 @@
           <w:sz w:val="24"/>
         </w:rPr>
       </w:pPr>
-      <w:bookmarkStart w:id="19" w:name="_Toc232449134"/>
+      <w:bookmarkStart w:id="19" w:name="_Toc233891107"/>
       <w:r>
         <w:lastRenderedPageBreak/>
         <w:t>Calendarização</w:t>
@@ -4819,7 +4747,7 @@
           <w:sz w:val="44"/>
         </w:rPr>
       </w:pPr>
-      <w:bookmarkStart w:id="20" w:name="_Toc232449135"/>
+      <w:bookmarkStart w:id="20" w:name="_Toc233891108"/>
       <w:r>
         <w:lastRenderedPageBreak/>
         <w:t>ARQUITETURA GERAL DO SISTEMA</w:t>
@@ -4830,7 +4758,7 @@
       <w:pPr>
         <w:pStyle w:val="Ttulo2"/>
       </w:pPr>
-      <w:bookmarkStart w:id="21" w:name="_Toc232449136"/>
+      <w:bookmarkStart w:id="21" w:name="_Toc233891109"/>
       <w:r>
         <w:rPr>
           <w:noProof/>
@@ -4988,11 +4916,6 @@
       <w:pPr>
         <w:pStyle w:val="Texto"/>
       </w:pPr>
-    </w:p>
-    <w:p>
-      <w:pPr>
-        <w:pStyle w:val="Texto"/>
-      </w:pPr>
       <w:r>
         <w:t xml:space="preserve">O ciclo de operação inicia-se no bloco de </w:t>
       </w:r>
@@ -5012,7 +4935,10 @@
       </w:r>
       <w:proofErr w:type="spellEnd"/>
       <w:r>
-        <w:t xml:space="preserve"> (PT1000), localizado no interior do compartimento térmico, regista a temperatura ambiente. Como a unidade de processamento não interpreta variações de resistência, o sinal passa por um circuito de condicionamento analógico que o converte numa tensão proporcional, compreendida no intervalo de operação seguro do Conversor Analógico-Digital (ADC) do microcontrolador (0 V a 3,3 V).</w:t>
+        <w:t>,</w:t>
+      </w:r>
+      <w:r>
+        <w:t xml:space="preserve"> localizado no interior do compartimento térmico, regista a temperatura ambiente. Como a unidade de processamento não interpreta variações de resistência, o sinal passa por um circuito de condicionamento analógico que o converte numa tensão proporcional, compreendida no intervalo de operação seguro do Conversor Analógico-Digital (ADC) do microcontrolador (0 V a 3,3 V).</w:t>
       </w:r>
     </w:p>
     <w:p>
@@ -5028,10 +4954,22 @@
           <w:b/>
           <w:bCs/>
         </w:rPr>
-        <w:t>Unidade de Processamento (ESP32)</w:t>
-      </w:r>
-      <w:r>
-        <w:t>. Este componente atua como o "cérebro" do sistema, executando três tarefas fundamentais suportadas pelo seu sistema operativo de tempo real (</w:t>
+        <w:t xml:space="preserve">Unidade de </w:t>
+      </w:r>
+      <w:proofErr w:type="gramStart"/>
+      <w:r>
+        <w:rPr>
+          <w:b/>
+          <w:bCs/>
+        </w:rPr>
+        <w:t xml:space="preserve">Processamento </w:t>
+      </w:r>
+      <w:r>
+        <w:t>.</w:t>
+      </w:r>
+      <w:proofErr w:type="gramEnd"/>
+      <w:r>
+        <w:t xml:space="preserve"> Este componente atua como o "cérebro" do sistema, executando três tarefas fundamentais suportadas pelo seu sistema operativo de tempo real (</w:t>
       </w:r>
       <w:proofErr w:type="spellStart"/>
       <w:r>
@@ -5051,19 +4989,13 @@
         </w:numPr>
       </w:pPr>
       <w:r>
-        <w:t>Calcula o erro térmico ao comparar a temperatura lida com o objetivo (</w:t>
-      </w:r>
-      <w:proofErr w:type="spellStart"/>
-      <w:r>
-        <w:rPr>
-          <w:i/>
-          <w:iCs/>
-        </w:rPr>
-        <w:t>setpoint</w:t>
-      </w:r>
-      <w:proofErr w:type="spellEnd"/>
-      <w:r>
-        <w:t>) definido.</w:t>
+        <w:t>Conversão d</w:t>
+      </w:r>
+      <w:r>
+        <w:t>a Tensão lida para uma variável de temperatura</w:t>
+      </w:r>
+      <w:r>
+        <w:t>.</w:t>
       </w:r>
     </w:p>
     <w:p>
@@ -5075,7 +5007,13 @@
         </w:numPr>
       </w:pPr>
       <w:r>
-        <w:t>Executa o algoritmo de controlo PID para determinar a percentagem de potência necessária para anular esse erro.</w:t>
+        <w:t>Em conformidade com o valor da temperatura</w:t>
+      </w:r>
+      <w:r>
+        <w:t>, define as condições para o funcionamento da pastilha termoelétrica</w:t>
+      </w:r>
+      <w:r>
+        <w:t>.</w:t>
       </w:r>
     </w:p>
     <w:p>
@@ -5115,7 +5053,34 @@
         <w:t>Circuito de Controlo de Potência</w:t>
       </w:r>
       <w:r>
-        <w:t>. Esta etapa de atuação recebe dois sinais distintos: um sinal lógico (Digital de Nível) que dita o sentido da corrente (modo de aquecimento ou arrefecimento) e um sinal de Modulação por Largura de Pulso (PWM), que define a quantidade de energia a transferir.</w:t>
+        <w:t xml:space="preserve">. Esta etapa de atuação recebe dois sinais distintos: um sinal lógico (Digital de Nível) que dita o sentido da corrente (modo de aquecimento ou arrefecimento) e um sinal </w:t>
+      </w:r>
+      <w:proofErr w:type="spellStart"/>
+      <w:r>
+        <w:t>On</w:t>
+      </w:r>
+      <w:proofErr w:type="spellEnd"/>
+      <w:r>
+        <w:t>/</w:t>
+      </w:r>
+      <w:proofErr w:type="spellStart"/>
+      <w:r>
+        <w:t>Off</w:t>
+      </w:r>
+      <w:proofErr w:type="spellEnd"/>
+      <w:r>
+        <w:t xml:space="preserve"> que </w:t>
+      </w:r>
+      <w:r>
+        <w:t xml:space="preserve">define o funcionamento ou não funcionamento da célula de </w:t>
+      </w:r>
+      <w:proofErr w:type="spellStart"/>
+      <w:r>
+        <w:t>peltier</w:t>
+      </w:r>
+      <w:proofErr w:type="spellEnd"/>
+      <w:r>
+        <w:t>.</w:t>
       </w:r>
     </w:p>
     <w:p>
@@ -5130,17 +5095,8 @@
           <w:b/>
           <w:bCs/>
         </w:rPr>
-        <w:t xml:space="preserve">Célula de </w:t>
-      </w:r>
-      <w:proofErr w:type="spellStart"/>
-      <w:r>
-        <w:rPr>
-          <w:b/>
-          <w:bCs/>
-        </w:rPr>
-        <w:t>Peltier</w:t>
-      </w:r>
-      <w:proofErr w:type="spellEnd"/>
+        <w:t>Célula</w:t>
+      </w:r>
       <w:r>
         <w:t xml:space="preserve">. Esta converte a energia elétrica num diferencial térmico, ajustando a temperatura do compartimento isolado e fechando, assim, o ciclo de </w:t>
       </w:r>
@@ -5164,7 +5120,7 @@
       <w:pPr>
         <w:pStyle w:val="Ttulo2"/>
       </w:pPr>
-      <w:bookmarkStart w:id="22" w:name="_Toc232449137"/>
+      <w:bookmarkStart w:id="22" w:name="_Toc233891110"/>
       <w:r>
         <w:t>Monitorização da Temperatura</w:t>
       </w:r>
@@ -5201,27 +5157,58 @@
         <w:pStyle w:val="Texto"/>
       </w:pPr>
       <w:r>
-        <w:t>O elemento primário de captação é um termómetro de resistência de platina (RTD), modelo PT1000. Este sensor passivo de coeficiente de temperatura positivo (PTC) foi selecionado pela sua elevada linearidade e estabilidade a longo prazo. A sua operação baseia-se na variação previsível da resistência elétrica da platina em função da temperatura ambiente</w:t>
-      </w:r>
-      <w:proofErr w:type="gramStart"/>
-      <w:r>
-        <w:t>, .</w:t>
-      </w:r>
-      <w:proofErr w:type="gramEnd"/>
+        <w:t>O elemento primário de captação é um termómetro de resistência de platina (RTD)</w:t>
+      </w:r>
+      <w:r>
+        <w:t>.</w:t>
+      </w:r>
+      <w:r>
+        <w:t xml:space="preserve">       </w:t>
+      </w:r>
+      <w:r>
+        <w:t xml:space="preserve"> </w:t>
+      </w:r>
+      <w:r>
+        <w:t>E</w:t>
+      </w:r>
+      <w:r>
+        <w:t xml:space="preserve">ste sensor passivo de coeficiente de temperatura positivo (PTC) foi selecionado pela sua elevada linearidade e estabilidade a longo prazo. A sua operação baseia-se na variação previsível da resistência elétrica da platina em função da temperatura </w:t>
+      </w:r>
+      <w:r>
+        <w:t>ambiente.</w:t>
+      </w:r>
     </w:p>
     <w:p>
       <w:pPr>
         <w:pStyle w:val="Texto"/>
       </w:pPr>
+    </w:p>
+    <w:p>
+      <w:pPr>
+        <w:pStyle w:val="Texto"/>
+      </w:pPr>
       <w:r>
         <w:lastRenderedPageBreak/>
-        <w:t xml:space="preserve">Sendo a unidade de processamento (ESP32) um dispositivo assente em níveis lógicos de tensão, a integração do PT1000 exige uma etapa intermédia de condicionamento de sinal analógico. A arquitetura deste bloco tem como função realizar a conversão de impedância e escalar a amplitude do sinal, mapeando a variação resistiva de interesse para uma janela de tensão estritamente contida entre </w:t>
-      </w:r>
-      <w:proofErr w:type="gramStart"/>
-      <w:r>
-        <w:t>e .</w:t>
-      </w:r>
-      <w:proofErr w:type="gramEnd"/>
+        <w:t xml:space="preserve">Sendo a unidade de </w:t>
+      </w:r>
+      <w:r>
+        <w:t>processamento um</w:t>
+      </w:r>
+      <w:r>
+        <w:t xml:space="preserve"> dispositivo assente em níveis lógicos de tensão, a integração do </w:t>
+      </w:r>
+      <w:r>
+        <w:t>sensor Termo resistivo</w:t>
+      </w:r>
+      <w:r>
+        <w:t xml:space="preserve"> exige uma etapa intermédia de condicionamento de sinal analógico. A arquitetura deste bloco tem como função realizar a conversão de impedância e escalar a amplitude do sinal, mapeando a variação resistiva de interesse para uma janela de tensão estritamente contida entre </w:t>
+      </w:r>
+      <w:r>
+        <w:t>valores estipulados</w:t>
+      </w:r>
+      <w:r>
+        <w:t>.</w:t>
+      </w:r>
     </w:p>
     <w:p>
       <w:pPr>
@@ -5266,7 +5253,7 @@
       <w:r>
         <w:t xml:space="preserve"> </w:t>
       </w:r>
-      <w:bookmarkStart w:id="23" w:name="_Toc232449138"/>
+      <w:bookmarkStart w:id="23" w:name="_Toc233891111"/>
       <w:r>
         <w:t>Controlo da Temperatura</w:t>
       </w:r>
@@ -5274,38 +5261,34 @@
     </w:p>
     <w:p>
       <w:pPr>
-        <w:pStyle w:val="Texto"/>
-      </w:pPr>
-      <w:r>
-        <w:t>A arquitetura do subsistema de regulação atua como o nó comparador e o controlador principal do sistema cibernético. A lógica de operação fundamenta-se no cálculo contínuo do erro estacionário e dinâmico</w:t>
-      </w:r>
-      <w:proofErr w:type="gramStart"/>
-      <w:r>
-        <w:t>, ,</w:t>
-      </w:r>
-      <w:proofErr w:type="gramEnd"/>
-      <w:r>
-        <w:t xml:space="preserve"> definido aritmeticamente como a diferença entre o valor de referência estipulado remotamente (</w:t>
-      </w:r>
-      <w:proofErr w:type="spellStart"/>
+        <w:pStyle w:val="NormalWeb"/>
+      </w:pPr>
+      <w:r>
+        <w:t xml:space="preserve">Para garantir a estabilidade do sistema e adequar o esforço de controlo à elevada inércia térmica da câmara, a arquitetura processual integra um controlador lógico discreto (ON/OFF) com uma banda de histerese programada por </w:t>
+      </w:r>
       <w:r>
         <w:rPr>
           <w:i/>
           <w:iCs/>
         </w:rPr>
-        <w:t>Setpoint</w:t>
-      </w:r>
-      <w:proofErr w:type="spellEnd"/>
-      <w:r>
-        <w:t xml:space="preserve"> — SP) e a variável de processo atual (PV).</w:t>
-      </w:r>
-    </w:p>
-    <w:p>
-      <w:pPr>
-        <w:pStyle w:val="Texto"/>
-      </w:pPr>
-      <w:r>
-        <w:t xml:space="preserve">Para garantir a estabilidade assintótica do sistema e a eliminação de oscilações indesejadas (típicas de topologias de histerese </w:t>
+        <w:t>software</w:t>
+      </w:r>
+      <w:r>
+        <w:t xml:space="preserve">. Este algoritmo avalia o </w:t>
+      </w:r>
+      <w:r>
+        <w:t>estado</w:t>
+      </w:r>
+      <w:r>
+        <w:t xml:space="preserve"> atual e determina o estado de atuação de forma digital, superando a imprevisibilidade e as oscilações típicas dos termóstatos mecânicos convencionais.</w:t>
+      </w:r>
+    </w:p>
+    <w:p>
+      <w:pPr>
+        <w:pStyle w:val="NormalWeb"/>
+      </w:pPr>
+      <w:r>
+        <w:t xml:space="preserve">Para que a decisão computacional transite para o domínio da potência física, a unidade de processamento atua sobre a eletrónica de comutação da célula termoelétrica (TEC — </w:t>
       </w:r>
       <w:proofErr w:type="spellStart"/>
       <w:r>
@@ -5313,7 +5296,7 @@
           <w:i/>
           <w:iCs/>
         </w:rPr>
-        <w:t>On</w:t>
+        <w:t>Thermoelectric</w:t>
       </w:r>
       <w:proofErr w:type="spellEnd"/>
       <w:r>
@@ -5321,7 +5304,7 @@
           <w:i/>
           <w:iCs/>
         </w:rPr>
-        <w:t>/</w:t>
+        <w:t xml:space="preserve"> </w:t>
       </w:r>
       <w:proofErr w:type="spellStart"/>
       <w:r>
@@ -5329,39 +5312,1220 @@
           <w:i/>
           <w:iCs/>
         </w:rPr>
-        <w:t>Off</w:t>
+        <w:t>Cooler</w:t>
       </w:r>
       <w:proofErr w:type="spellEnd"/>
       <w:r>
-        <w:t xml:space="preserve">), a arquitetura processual integra um controlador digital Proporcional-Integral-Derivativo (PID). Este algoritmo avalia o erro atual, o histórico do erro acumulado e a sua taxa de variação temporal, computando um esforço de controlo traduzido numa Variável Manipulada (MV — </w:t>
+        <w:t>) através de uma grandeza de saída singular:</w:t>
+      </w:r>
+    </w:p>
+    <w:p>
+      <w:pPr>
+        <w:pStyle w:val="NormalWeb"/>
+        <w:numPr>
+          <w:ilvl w:val="0"/>
+          <w:numId w:val="22"/>
+        </w:numPr>
+      </w:pPr>
+      <w:r>
+        <w:rPr>
+          <w:b/>
+          <w:bCs/>
+        </w:rPr>
+        <w:t>Comutação Digital de Potência:</w:t>
+      </w:r>
+      <w:r>
+        <w:t xml:space="preserve"> Um sinal lógico de nível discreto responsável por acionar o estágio de potência (por exemplo, via transístor MOSFET ou relé eletromecânico). Esta abordagem direta garante ciclos de comutação longos, substituindo técnicas de modulação de alta frequência (como o PWM). Desta forma, protege-se a integridade estrutural das junções semicondutoras da pastilha de </w:t>
       </w:r>
       <w:proofErr w:type="spellStart"/>
       <w:r>
-        <w:rPr>
+        <w:t>Peltier</w:t>
+      </w:r>
+      <w:proofErr w:type="spellEnd"/>
+      <w:r>
+        <w:t xml:space="preserve"> contra a fadiga termomecânica e previne-se a degradação da eficiência por Efeito de Joule associada à ausência de filtros LC. O fluxo de transferência de calor é assim gerido em perfeita sintonia com a elevada constante de tempo do sistema físico.</w:t>
+      </w:r>
+    </w:p>
+    <w:p>
+      <w:pPr>
+        <w:spacing w:before="0" w:after="0" w:line="240" w:lineRule="auto"/>
+        <w:jc w:val="left"/>
+        <w:rPr>
+          <w:sz w:val="24"/>
+          <w:szCs w:val="24"/>
+          <w:lang w:eastAsia="pt-PT"/>
+        </w:rPr>
+      </w:pPr>
+      <w:r>
+        <w:br w:type="page"/>
+      </w:r>
+    </w:p>
+    <w:p>
+      <w:pPr>
+        <w:pStyle w:val="Ttulo1"/>
+      </w:pPr>
+      <w:bookmarkStart w:id="24" w:name="_Toc233891112"/>
+      <w:r>
+        <w:lastRenderedPageBreak/>
+        <w:t>ANÁLISE E ESCOLHA DA TECNOLOGIA ADOTADA</w:t>
+      </w:r>
+      <w:bookmarkEnd w:id="24"/>
+    </w:p>
+    <w:p>
+      <w:pPr>
+        <w:pStyle w:val="Texto"/>
+      </w:pPr>
+    </w:p>
+    <w:p>
+      <w:pPr>
+        <w:pStyle w:val="Ttulo2"/>
+      </w:pPr>
+      <w:r>
+        <w:t>Sensores de Temperatura</w:t>
+      </w:r>
+    </w:p>
+    <w:p>
+      <w:pPr>
+        <w:pStyle w:val="NormalWeb"/>
+      </w:pPr>
+      <w:r>
+        <w:t>Globalmente, existem inúmeras soluções de medição de temperatura implementadas no mercado, destacando-se os termístores (NTC/PTC), os termopares e os detetores de temperatura por resistência (</w:t>
+      </w:r>
+      <w:proofErr w:type="spellStart"/>
+      <w:r>
+        <w:t>RTDs</w:t>
+      </w:r>
+      <w:proofErr w:type="spellEnd"/>
+      <w:r>
+        <w:t xml:space="preserve">). O objetivo do projeto em questão é monitorizar valores dentro de um intervalo térmico específico, compreendido entre os </w:t>
+      </w:r>
+      <w:r>
+        <w:rPr>
+          <w:b/>
+          <w:bCs/>
+        </w:rPr>
+        <w:t>-20 °C e os 100 °C</w:t>
+      </w:r>
+      <w:r>
+        <w:t>.</w:t>
+      </w:r>
+    </w:p>
+    <w:p>
+      <w:pPr>
+        <w:pStyle w:val="NormalWeb"/>
+      </w:pPr>
+      <w:r>
+        <w:t>Para garantir a escolha da tecnologia mais adequada a esta exigência, será feita de seguida uma análise detalhada ao comportamento, vantagens e desvantagens de cada um destes sensores.</w:t>
+      </w:r>
+    </w:p>
+    <w:p>
+      <w:pPr>
+        <w:pStyle w:val="Ttulo3"/>
+      </w:pPr>
+      <w:r>
+        <w:t>T</w:t>
+      </w:r>
+      <w:r>
+        <w:t>ermístores (NTC/PTC)</w:t>
+      </w:r>
+    </w:p>
+    <w:p>
+      <w:pPr>
+        <w:pStyle w:val="Texto"/>
+      </w:pPr>
+      <w:r>
+        <w:t xml:space="preserve">Um termístor é um sensor resistivo que atua como um resistor dependente da temperatura, fabricado essencialmente a partir de materiais semicondutores (como óxidos cerâmicos). O princípio de funcionamento destes sensores baseia-se na alteração do comportamento dos materiais semicondutores quando aquecem. O calor fornece energia aos eletrões, permitindo-lhes saltar para a banda de condução (ultrapassando a lacuna de energia), o que facilita o fluxo da eletricidade. Consequentemente, isto implica uma variação da resistência aos terminais do componente em conformidade com a temperatura </w:t>
+      </w:r>
+      <w:r>
+        <w:t>exterior.</w:t>
+      </w:r>
+      <w:r>
+        <w:t xml:space="preserve"> </w:t>
+      </w:r>
+      <w:sdt>
+        <w:sdtPr>
+          <w:rPr>
+            <w:color w:val="000000"/>
+          </w:rPr>
+          <w:tag w:val="MENDELEY_CITATION_v3_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"/>
+          <w:id w:val="-728533740"/>
+          <w:placeholder>
+            <w:docPart w:val="DefaultPlaceholder_-1854013440"/>
+          </w:placeholder>
+        </w:sdtPr>
+        <w:sdtContent>
+          <w:r>
+            <w:rPr>
+              <w:color w:val="000000"/>
+            </w:rPr>
+            <w:t>[1]</w:t>
+          </w:r>
+        </w:sdtContent>
+      </w:sdt>
+    </w:p>
+    <w:p>
+      <w:pPr>
+        <w:pStyle w:val="Texto"/>
+        <w:jc w:val="center"/>
+      </w:pPr>
+      <w:r>
+        <w:rPr>
+          <w:noProof/>
+        </w:rPr>
+        <w:drawing>
+          <wp:inline distT="0" distB="0" distL="0" distR="0" wp14:anchorId="5D8913E1" wp14:editId="0377CFCA">
+            <wp:extent cx="3809365" cy="2400935"/>
+            <wp:effectExtent l="0" t="0" r="0" b="0"/>
+            <wp:docPr id="1353494093" name="Imagem 1" descr="NTC Thermistor Works"/>
+            <wp:cNvGraphicFramePr>
+              <a:graphicFrameLocks xmlns:a="http://schemas.openxmlformats.org/drawingml/2006/main" noChangeAspect="1"/>
+            </wp:cNvGraphicFramePr>
+            <a:graphic xmlns:a="http://schemas.openxmlformats.org/drawingml/2006/main">
+              <a:graphicData uri="http://schemas.openxmlformats.org/drawingml/2006/picture">
+                <pic:pic xmlns:pic="http://schemas.openxmlformats.org/drawingml/2006/picture">
+                  <pic:nvPicPr>
+                    <pic:cNvPr id="0" name="Picture 1" descr="NTC Thermistor Works"/>
+                    <pic:cNvPicPr>
+                      <a:picLocks noChangeAspect="1" noChangeArrowheads="1"/>
+                    </pic:cNvPicPr>
+                  </pic:nvPicPr>
+                  <pic:blipFill>
+                    <a:blip r:embed="rId16">
+                      <a:extLst>
+                        <a:ext uri="{28A0092B-C50C-407E-A947-70E740481C1C}">
+                          <a14:useLocalDpi xmlns:a14="http://schemas.microsoft.com/office/drawing/2010/main" val="0"/>
+                        </a:ext>
+                      </a:extLst>
+                    </a:blip>
+                    <a:srcRect/>
+                    <a:stretch>
+                      <a:fillRect/>
+                    </a:stretch>
+                  </pic:blipFill>
+                  <pic:spPr bwMode="auto">
+                    <a:xfrm>
+                      <a:off x="0" y="0"/>
+                      <a:ext cx="3809365" cy="2400935"/>
+                    </a:xfrm>
+                    <a:prstGeom prst="rect">
+                      <a:avLst/>
+                    </a:prstGeom>
+                    <a:noFill/>
+                    <a:ln>
+                      <a:noFill/>
+                    </a:ln>
+                  </pic:spPr>
+                </pic:pic>
+              </a:graphicData>
+            </a:graphic>
+          </wp:inline>
+        </w:drawing>
+      </w:r>
+    </w:p>
+    <w:p>
+      <w:pPr>
+        <w:spacing w:before="0" w:after="0" w:line="240" w:lineRule="auto"/>
+        <w:jc w:val="left"/>
+        <w:rPr>
+          <w:sz w:val="24"/>
+        </w:rPr>
+      </w:pPr>
+      <w:r>
+        <w:br w:type="page"/>
+      </w:r>
+    </w:p>
+    <w:p>
+      <w:pPr>
+        <w:pStyle w:val="Texto"/>
+      </w:pPr>
+      <w:r>
+        <w:lastRenderedPageBreak/>
+        <w:t>Existem dois tipos principais de termístores, que apresentam comportamentos elétricos completamente opostos: no termístor NTC, a resistência elétrica do sensor diminui (sendo inversamente proporcional) à medida que a temperatura aumenta. Pelo contrário, no termístor PTC, a resistência aumenta abrupta e significativamente quando a temperatura sobe. Pode visualizar na Figura X as diferentes curvas de comportamento deste tipo de sensores.</w:t>
+      </w:r>
+      <w:r>
+        <w:tab/>
+      </w:r>
+    </w:p>
+    <w:p>
+      <w:pPr>
+        <w:pStyle w:val="Texto"/>
+        <w:keepNext/>
+        <w:jc w:val="center"/>
+      </w:pPr>
+      <w:r>
+        <w:rPr>
+          <w:noProof/>
+        </w:rPr>
+        <w:drawing>
+          <wp:inline distT="0" distB="0" distL="0" distR="0" wp14:anchorId="41ECE612" wp14:editId="61539E45">
+            <wp:extent cx="3414354" cy="2366384"/>
+            <wp:effectExtent l="0" t="0" r="0" b="0"/>
+            <wp:docPr id="1867241210" name="Imagem 4"/>
+            <wp:cNvGraphicFramePr>
+              <a:graphicFrameLocks xmlns:a="http://schemas.openxmlformats.org/drawingml/2006/main" noChangeAspect="1"/>
+            </wp:cNvGraphicFramePr>
+            <a:graphic xmlns:a="http://schemas.openxmlformats.org/drawingml/2006/main">
+              <a:graphicData uri="http://schemas.openxmlformats.org/drawingml/2006/picture">
+                <pic:pic xmlns:pic="http://schemas.openxmlformats.org/drawingml/2006/picture">
+                  <pic:nvPicPr>
+                    <pic:cNvPr id="0" name="Picture 10"/>
+                    <pic:cNvPicPr>
+                      <a:picLocks noChangeAspect="1" noChangeArrowheads="1"/>
+                    </pic:cNvPicPr>
+                  </pic:nvPicPr>
+                  <pic:blipFill>
+                    <a:blip r:embed="rId17" cstate="print">
+                      <a:extLst>
+                        <a:ext uri="{28A0092B-C50C-407E-A947-70E740481C1C}">
+                          <a14:useLocalDpi xmlns:a14="http://schemas.microsoft.com/office/drawing/2010/main" val="0"/>
+                        </a:ext>
+                      </a:extLst>
+                    </a:blip>
+                    <a:srcRect/>
+                    <a:stretch>
+                      <a:fillRect/>
+                    </a:stretch>
+                  </pic:blipFill>
+                  <pic:spPr bwMode="auto">
+                    <a:xfrm>
+                      <a:off x="0" y="0"/>
+                      <a:ext cx="3423720" cy="2372875"/>
+                    </a:xfrm>
+                    <a:prstGeom prst="rect">
+                      <a:avLst/>
+                    </a:prstGeom>
+                    <a:noFill/>
+                    <a:ln>
+                      <a:noFill/>
+                    </a:ln>
+                  </pic:spPr>
+                </pic:pic>
+              </a:graphicData>
+            </a:graphic>
+          </wp:inline>
+        </w:drawing>
+      </w:r>
+    </w:p>
+    <w:p>
+      <w:pPr>
+        <w:pStyle w:val="Legenda"/>
+      </w:pPr>
+      <w:r>
+        <w:t xml:space="preserve">Figura </w:t>
+      </w:r>
+      <w:fldSimple w:instr=" SEQ Figura \* ARABIC ">
+        <w:r>
+          <w:rPr>
+            <w:noProof/>
+          </w:rPr>
+          <w:t>2</w:t>
+        </w:r>
+      </w:fldSimple>
+      <w:r>
+        <w:t xml:space="preserve"> C</w:t>
+      </w:r>
+      <w:r>
+        <w:rPr>
+          <w:noProof/>
+        </w:rPr>
+        <w:t>urvas de resistência-temperatura dos termistores NTC e PTC</w:t>
+      </w:r>
+      <w:r>
+        <w:rPr>
+          <w:noProof/>
+        </w:rPr>
+        <w:t xml:space="preserve"> </w:t>
+      </w:r>
+      <w:sdt>
+        <w:sdtPr>
+          <w:rPr>
+            <w:noProof/>
+            <w:color w:val="000000"/>
+          </w:rPr>
+          <w:tag w:val="MENDELEY_CITATION_v3_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"/>
+          <w:id w:val="-1695687120"/>
+          <w:placeholder>
+            <w:docPart w:val="DefaultPlaceholder_-1854013440"/>
+          </w:placeholder>
+        </w:sdtPr>
+        <w:sdtContent>
+          <w:r>
+            <w:rPr>
+              <w:noProof/>
+              <w:color w:val="000000"/>
+            </w:rPr>
+            <w:t>[2]</w:t>
+          </w:r>
+        </w:sdtContent>
+      </w:sdt>
+    </w:p>
+    <w:p>
+      <w:pPr>
+        <w:pStyle w:val="Texto"/>
+      </w:pPr>
+      <w:r>
+        <w:t xml:space="preserve">Como demonstrado no gráfico, na curva NTC a resistência sofre uma forte queda (rápida e não linear) à medida que a temperatura aumenta. Por sua vez, na curva PTC, o comportamento inverte-se, com a resistência a aumentar significativamente à medida que a temperatura </w:t>
+      </w:r>
+      <w:proofErr w:type="gramStart"/>
+      <w:r>
+        <w:t>sobe.</w:t>
+      </w:r>
+      <w:r>
+        <w:t>.</w:t>
+      </w:r>
+      <w:proofErr w:type="gramEnd"/>
+    </w:p>
+    <w:p>
+      <w:pPr>
+        <w:pStyle w:val="Ttulo4"/>
+      </w:pPr>
+      <w:r>
+        <w:lastRenderedPageBreak/>
+        <w:t>Vantagens</w:t>
+      </w:r>
+    </w:p>
+    <w:p>
+      <w:pPr>
+        <w:pStyle w:val="Ttulo1"/>
+        <w:numPr>
+          <w:ilvl w:val="0"/>
+          <w:numId w:val="28"/>
+        </w:numPr>
+        <w:rPr>
+          <w:b w:val="0"/>
+          <w:bCs/>
+          <w:sz w:val="20"/>
+          <w:szCs w:val="16"/>
+        </w:rPr>
+      </w:pPr>
+      <w:r>
+        <w:rPr>
+          <w:b w:val="0"/>
+          <w:bCs/>
+          <w:sz w:val="24"/>
+          <w:szCs w:val="16"/>
+        </w:rPr>
+        <w:t xml:space="preserve">Alta sensibilidade: A sua mudança acentuada de resistência fornece uma excelente resolução para a monitorização em tempo real. </w:t>
+      </w:r>
+    </w:p>
+    <w:p>
+      <w:pPr>
+        <w:pStyle w:val="Ttulo1"/>
+        <w:numPr>
+          <w:ilvl w:val="0"/>
+          <w:numId w:val="28"/>
+        </w:numPr>
+        <w:rPr>
+          <w:b w:val="0"/>
+          <w:bCs/>
+          <w:sz w:val="24"/>
+          <w:szCs w:val="16"/>
+        </w:rPr>
+      </w:pPr>
+      <w:r>
+        <w:rPr>
+          <w:b w:val="0"/>
+          <w:bCs/>
+          <w:sz w:val="24"/>
+          <w:szCs w:val="16"/>
+        </w:rPr>
+        <w:t xml:space="preserve">Tamanho compacto: Estes componentes possuem pacotes pequenos que cabem facilmente em dispositivos </w:t>
+      </w:r>
+      <w:proofErr w:type="spellStart"/>
+      <w:r>
+        <w:rPr>
+          <w:b w:val="0"/>
+          <w:bCs/>
+          <w:sz w:val="24"/>
+          <w:szCs w:val="16"/>
+        </w:rPr>
+        <w:t>wearables</w:t>
+      </w:r>
+      <w:proofErr w:type="spellEnd"/>
+      <w:r>
+        <w:rPr>
+          <w:b w:val="0"/>
+          <w:bCs/>
+          <w:sz w:val="24"/>
+          <w:szCs w:val="16"/>
+        </w:rPr>
+        <w:t xml:space="preserve">, sondas médicas, módulos de bateria e dispositivos de consumo. </w:t>
+      </w:r>
+    </w:p>
+    <w:p>
+      <w:pPr>
+        <w:pStyle w:val="Ttulo1"/>
+        <w:numPr>
+          <w:ilvl w:val="0"/>
+          <w:numId w:val="28"/>
+        </w:numPr>
+        <w:rPr>
+          <w:b w:val="0"/>
+          <w:bCs/>
+          <w:sz w:val="24"/>
+          <w:szCs w:val="16"/>
+        </w:rPr>
+      </w:pPr>
+      <w:r>
+        <w:rPr>
+          <w:b w:val="0"/>
+          <w:bCs/>
+          <w:sz w:val="24"/>
+          <w:szCs w:val="16"/>
+        </w:rPr>
+        <w:t xml:space="preserve">Resposta rápida: As variantes de contas e vidro conseguem acompanhar mudanças rápidas de temperatura de forma ágil. </w:t>
+      </w:r>
+    </w:p>
+    <w:p>
+      <w:pPr>
+        <w:pStyle w:val="Ttulo1"/>
+        <w:numPr>
+          <w:ilvl w:val="0"/>
+          <w:numId w:val="28"/>
+        </w:numPr>
+        <w:rPr>
+          <w:b w:val="0"/>
+          <w:bCs/>
+          <w:sz w:val="24"/>
+          <w:szCs w:val="16"/>
+        </w:rPr>
+      </w:pPr>
+      <w:r>
+        <w:rPr>
+          <w:b w:val="0"/>
+          <w:bCs/>
+          <w:sz w:val="24"/>
+          <w:szCs w:val="16"/>
+        </w:rPr>
+        <w:t xml:space="preserve">Integração com eletrónica simples: Normalmente, a utilização de um divisor básico e de um ADC é suficiente para fornecer resultados precisos, sem exigir condicionamento especializado do sinal. </w:t>
+      </w:r>
+    </w:p>
+    <w:p>
+      <w:pPr>
+        <w:pStyle w:val="Ttulo1"/>
+        <w:numPr>
+          <w:ilvl w:val="0"/>
+          <w:numId w:val="28"/>
+        </w:numPr>
+        <w:rPr>
+          <w:b w:val="0"/>
+          <w:bCs/>
+          <w:sz w:val="24"/>
+          <w:szCs w:val="16"/>
+        </w:rPr>
+      </w:pPr>
+      <w:r>
+        <w:rPr>
+          <w:b w:val="0"/>
+          <w:bCs/>
+          <w:sz w:val="24"/>
+          <w:szCs w:val="16"/>
+        </w:rPr>
+        <w:t xml:space="preserve">Ampla disponibilidade: Existem em diversas versões (encapsuladas em grânulo, chip, disco, SMD e vidro), o que lhes permite cobrir uma ampla variedade de ambientes de aplicação. </w:t>
+      </w:r>
+    </w:p>
+    <w:p/>
+    <w:p>
+      <w:pPr>
+        <w:pStyle w:val="Ttulo4"/>
+      </w:pPr>
+      <w:r>
+        <w:t xml:space="preserve">Desvantagens </w:t>
+      </w:r>
+    </w:p>
+    <w:p>
+      <w:pPr>
+        <w:pStyle w:val="Ttulo1"/>
+        <w:numPr>
+          <w:ilvl w:val="0"/>
+          <w:numId w:val="28"/>
+        </w:numPr>
+        <w:rPr>
+          <w:b w:val="0"/>
+          <w:bCs/>
+          <w:sz w:val="24"/>
+          <w:szCs w:val="16"/>
+        </w:rPr>
+      </w:pPr>
+      <w:r>
+        <w:rPr>
+          <w:sz w:val="24"/>
+          <w:szCs w:val="16"/>
+        </w:rPr>
+        <w:t>Curva não linear:</w:t>
+      </w:r>
+      <w:r>
+        <w:rPr>
+          <w:b w:val="0"/>
+          <w:bCs/>
+          <w:sz w:val="24"/>
+          <w:szCs w:val="16"/>
+        </w:rPr>
+        <w:t xml:space="preserve"> Como não possuem um comportamento linear, exigem o uso de equações matemáticas ou tabelas de pesquisa (</w:t>
+      </w:r>
+      <w:proofErr w:type="spellStart"/>
+      <w:r>
+        <w:rPr>
+          <w:b w:val="0"/>
+          <w:bCs/>
+          <w:sz w:val="24"/>
+          <w:szCs w:val="16"/>
+        </w:rPr>
+        <w:t>lookup</w:t>
+      </w:r>
+      <w:proofErr w:type="spellEnd"/>
+      <w:r>
+        <w:rPr>
+          <w:b w:val="0"/>
+          <w:bCs/>
+          <w:sz w:val="24"/>
+          <w:szCs w:val="16"/>
+        </w:rPr>
+        <w:t xml:space="preserve"> </w:t>
+      </w:r>
+      <w:proofErr w:type="spellStart"/>
+      <w:r>
+        <w:rPr>
+          <w:b w:val="0"/>
+          <w:bCs/>
+          <w:sz w:val="24"/>
+          <w:szCs w:val="16"/>
+        </w:rPr>
+        <w:t>tables</w:t>
+      </w:r>
+      <w:proofErr w:type="spellEnd"/>
+      <w:r>
+        <w:rPr>
+          <w:b w:val="0"/>
+          <w:bCs/>
+          <w:sz w:val="24"/>
+          <w:szCs w:val="16"/>
+        </w:rPr>
+        <w:t xml:space="preserve">) para converter a resistência em leituras de temperatura precisas. </w:t>
+      </w:r>
+    </w:p>
+    <w:p>
+      <w:pPr>
+        <w:pStyle w:val="Ttulo1"/>
+        <w:numPr>
+          <w:ilvl w:val="0"/>
+          <w:numId w:val="28"/>
+        </w:numPr>
+        <w:rPr>
+          <w:b w:val="0"/>
+          <w:bCs/>
+          <w:sz w:val="24"/>
+          <w:szCs w:val="16"/>
+        </w:rPr>
+      </w:pPr>
+      <w:r>
+        <w:rPr>
+          <w:b w:val="0"/>
+          <w:bCs/>
+          <w:sz w:val="24"/>
+          <w:szCs w:val="16"/>
+        </w:rPr>
+        <w:t xml:space="preserve">Faixa de temperatura mais estreita: Os termístores NTC não conseguem igualar a capacidade dos termopares em temperaturas extremas, nem a linearidade de longo alcance dos sensores RTD. </w:t>
+      </w:r>
+    </w:p>
+    <w:p>
+      <w:pPr>
+        <w:pStyle w:val="Ttulo1"/>
+        <w:numPr>
+          <w:ilvl w:val="0"/>
+          <w:numId w:val="28"/>
+        </w:numPr>
+        <w:rPr>
+          <w:b w:val="0"/>
+          <w:bCs/>
+          <w:sz w:val="24"/>
+          <w:szCs w:val="16"/>
+        </w:rPr>
+      </w:pPr>
+      <w:proofErr w:type="spellStart"/>
+      <w:r>
+        <w:rPr>
+          <w:b w:val="0"/>
+          <w:bCs/>
+          <w:sz w:val="24"/>
+          <w:szCs w:val="16"/>
+        </w:rPr>
+        <w:t>Autoaquecimento</w:t>
+      </w:r>
+      <w:proofErr w:type="spellEnd"/>
+      <w:r>
+        <w:rPr>
+          <w:b w:val="0"/>
+          <w:bCs/>
+          <w:sz w:val="24"/>
+          <w:szCs w:val="16"/>
+        </w:rPr>
+        <w:t xml:space="preserve">: A corrente que flui através do sensor produz calor próprio, o que pode distorcer as leituras se a corrente de deteção for excessiva e não for devidamente controlada ou compensada. </w:t>
+      </w:r>
+    </w:p>
+    <w:p>
+      <w:pPr>
+        <w:pStyle w:val="Ttulo1"/>
+        <w:numPr>
+          <w:ilvl w:val="0"/>
+          <w:numId w:val="28"/>
+        </w:numPr>
+        <w:rPr>
+          <w:b w:val="0"/>
+          <w:bCs/>
+          <w:sz w:val="24"/>
+          <w:szCs w:val="16"/>
+        </w:rPr>
+      </w:pPr>
+      <w:r>
+        <w:rPr>
+          <w:b w:val="0"/>
+          <w:bCs/>
+          <w:sz w:val="24"/>
+          <w:szCs w:val="16"/>
+        </w:rPr>
+        <w:t xml:space="preserve">Sensibilidade ambiental e envelhecimento: A deriva a longo prazo varia consoante os materiais e o encapsulamento do sensor. Além disso, fatores como a humidade ou produtos químicos podem afetar negativamente as embalagens que não estejam perfeitamente seladas. </w:t>
+      </w:r>
+    </w:p>
+    <w:p>
+      <w:pPr>
+        <w:spacing w:before="0" w:after="0" w:line="240" w:lineRule="auto"/>
+        <w:jc w:val="left"/>
+        <w:rPr>
+          <w:b/>
+          <w:kern w:val="28"/>
+          <w:sz w:val="24"/>
+        </w:rPr>
+      </w:pPr>
+      <w:r>
+        <w:br w:type="page"/>
+      </w:r>
+    </w:p>
+    <w:p>
+      <w:pPr>
+        <w:pStyle w:val="Ttulo3"/>
+      </w:pPr>
+      <w:r>
+        <w:lastRenderedPageBreak/>
+        <w:t>T</w:t>
+      </w:r>
+      <w:r>
+        <w:t>ermopares</w:t>
+      </w:r>
+    </w:p>
+    <w:p>
+      <w:r>
+        <w:t xml:space="preserve">Um termopar é um dispositivo de medição de temperatura que assenta o seu funcionamento no princípio do efeito </w:t>
+      </w:r>
+      <w:proofErr w:type="spellStart"/>
+      <w:r>
+        <w:t>Seebeck</w:t>
+      </w:r>
+      <w:proofErr w:type="spellEnd"/>
+      <w:r>
+        <w:t xml:space="preserve">, descoberto no ano de 1821 por Thomas Johann </w:t>
+      </w:r>
+      <w:proofErr w:type="spellStart"/>
+      <w:r>
+        <w:t>Seebeck</w:t>
+      </w:r>
+      <w:proofErr w:type="spellEnd"/>
+      <w:r>
+        <w:t xml:space="preserve">. Na sua construção mais básica, este sensor consiste em dois fios de metais diferentes unidos numa das suas extremidades, ponto a que se dá o nome de junção de medição ou junção quente. A outra extremidade dos fios, conhecida como junção de referência ou junção fria, é mantida a uma temperatura conhecida e constante. </w:t>
+      </w:r>
+    </w:p>
+    <w:p>
+      <w:r>
+        <w:t xml:space="preserve">O </w:t>
+      </w:r>
+      <w:r>
+        <w:t xml:space="preserve">princípio de funcionamento de um termopar baseia-se na geração de uma tensão elétrica (força eletromotriz) num circuito fechado composto por dois metais distintos, sempre que ocorre uma diferença de temperatura entre a junção quente e a junção fria. </w:t>
+      </w:r>
+    </w:p>
+    <w:p>
+      <w:r>
+        <w:t>Essa diferença de temperatura gera uma tensão específica — tipicamente medida em milivolts (</w:t>
+      </w:r>
+      <w:proofErr w:type="spellStart"/>
+      <w:r>
+        <w:t>mV</w:t>
+      </w:r>
+      <w:proofErr w:type="spellEnd"/>
+      <w:r>
+        <w:t xml:space="preserve">) — devido ao efeito </w:t>
+      </w:r>
+      <w:proofErr w:type="spellStart"/>
+      <w:r>
+        <w:t>Seebeck</w:t>
+      </w:r>
+      <w:proofErr w:type="spellEnd"/>
+      <w:r>
+        <w:t xml:space="preserve">. A magnitude deste sinal elétrico é diretamente proporcional à diferença térmica entre as duas junções e a sua sensibilidade é definida pelo Coeficiente </w:t>
+      </w:r>
+      <w:proofErr w:type="spellStart"/>
+      <w:r>
+        <w:t>Seebeck</w:t>
+      </w:r>
+      <w:proofErr w:type="spellEnd"/>
+      <w:r>
+        <w:t xml:space="preserve">, que varia consoante a combinação de metais escolhida para os fios. </w:t>
+      </w:r>
+    </w:p>
+    <w:p>
+      <w:r>
+        <w:t xml:space="preserve">Como a relação entre a temperatura e a tensão gerada não é perfeitamente linear na maioria dos termopares, a leitura não é direta. A tensão medida (através de um voltímetro ou microcontrolador) precisa de ser convertida no valor correto de temperatura utilizando tabelas de calibração ou equações matemáticas específicas para o tipo de termopar utilizado. </w:t>
+      </w:r>
+      <w:sdt>
+        <w:sdtPr>
+          <w:rPr>
+            <w:color w:val="000000"/>
+          </w:rPr>
+          <w:tag w:val="MENDELEY_CITATION_v3_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"/>
+          <w:id w:val="-1015620395"/>
+          <w:placeholder>
+            <w:docPart w:val="DefaultPlaceholder_-1854013440"/>
+          </w:placeholder>
+        </w:sdtPr>
+        <w:sdtContent>
+          <w:r>
+            <w:rPr>
+              <w:color w:val="000000"/>
+            </w:rPr>
+            <w:t>[3]</w:t>
+          </w:r>
+        </w:sdtContent>
+      </w:sdt>
+    </w:p>
+    <w:p>
+      <w:pPr>
+        <w:spacing w:before="0" w:after="0" w:line="240" w:lineRule="auto"/>
+        <w:jc w:val="left"/>
+      </w:pPr>
+      <w:r>
+        <w:rPr>
+          <w:noProof/>
+        </w:rPr>
+        <w:pict w14:anchorId="20AF2E87">
+          <v:shape id="_x0000_s1030" type="#_x0000_t202" style="position:absolute;margin-left:-7.1pt;margin-top:222pt;width:439.35pt;height:30pt;z-index:251663872;mso-position-horizontal-relative:text;mso-position-vertical-relative:text" stroked="f">
+            <v:textbox style="mso-next-textbox:#_x0000_s1030;mso-fit-shape-to-text:t" inset="0,0,0,0">
+              <w:txbxContent>
+                <w:p>
+                  <w:pPr>
+                    <w:pStyle w:val="Legenda"/>
+                  </w:pPr>
+                  <w:r>
+                    <w:t xml:space="preserve">Figura </w:t>
+                  </w:r>
+                  <w:fldSimple w:instr=" SEQ Figura \* ARABIC ">
+                    <w:r>
+                      <w:rPr>
+                        <w:noProof/>
+                      </w:rPr>
+                      <w:t>3</w:t>
+                    </w:r>
+                  </w:fldSimple>
+                  <w:r>
+                    <w:t xml:space="preserve"> </w:t>
+                  </w:r>
+                  <w:r>
+                    <w:t>Esquema do Princípio de Funcionamento</w:t>
+                  </w:r>
+                  <w:sdt>
+                    <w:sdtPr>
+                      <w:rPr>
+                        <w:color w:val="000000"/>
+                      </w:rPr>
+                      <w:tag w:val="MENDELEY_CITATION_v3_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"/>
+                      <w:id w:val="-1377466696"/>
+                      <w:placeholder>
+                        <w:docPart w:val="DefaultPlaceholder_-1854013440"/>
+                      </w:placeholder>
+                    </w:sdtPr>
+                    <w:sdtContent>
+                      <w:r>
+                        <w:rPr>
+                          <w:color w:val="000000"/>
+                        </w:rPr>
+                        <w:t>[3]</w:t>
+                      </w:r>
+                    </w:sdtContent>
+                  </w:sdt>
+                </w:p>
+              </w:txbxContent>
+            </v:textbox>
+            <w10:wrap type="topAndBottom"/>
+          </v:shape>
+        </w:pict>
+      </w:r>
+      <w:r>
+        <w:drawing>
+          <wp:anchor distT="0" distB="0" distL="114300" distR="114300" simplePos="0" relativeHeight="251662336" behindDoc="0" locked="0" layoutInCell="1" allowOverlap="1" wp14:anchorId="39CE8C3B" wp14:editId="2E4860AD">
+            <wp:simplePos x="0" y="0"/>
+            <wp:positionH relativeFrom="column">
+              <wp:posOffset>-103818</wp:posOffset>
+            </wp:positionH>
+            <wp:positionV relativeFrom="paragraph">
+              <wp:posOffset>202517</wp:posOffset>
+            </wp:positionV>
+            <wp:extent cx="5579745" cy="2430145"/>
+            <wp:effectExtent l="0" t="0" r="0" b="0"/>
+            <wp:wrapTopAndBottom/>
+            <wp:docPr id="1781376624" name="Imagem 1"/>
+            <wp:cNvGraphicFramePr>
+              <a:graphicFrameLocks xmlns:a="http://schemas.openxmlformats.org/drawingml/2006/main" noChangeAspect="1"/>
+            </wp:cNvGraphicFramePr>
+            <a:graphic xmlns:a="http://schemas.openxmlformats.org/drawingml/2006/main">
+              <a:graphicData uri="http://schemas.openxmlformats.org/drawingml/2006/picture">
+                <pic:pic xmlns:pic="http://schemas.openxmlformats.org/drawingml/2006/picture">
+                  <pic:nvPicPr>
+                    <pic:cNvPr id="1781376624" name=""/>
+                    <pic:cNvPicPr/>
+                  </pic:nvPicPr>
+                  <pic:blipFill>
+                    <a:blip r:embed="rId18">
+                      <a:extLst>
+                        <a:ext uri="{28A0092B-C50C-407E-A947-70E740481C1C}">
+                          <a14:useLocalDpi xmlns:a14="http://schemas.microsoft.com/office/drawing/2010/main" val="0"/>
+                        </a:ext>
+                      </a:extLst>
+                    </a:blip>
+                    <a:stretch>
+                      <a:fillRect/>
+                    </a:stretch>
+                  </pic:blipFill>
+                  <pic:spPr>
+                    <a:xfrm>
+                      <a:off x="0" y="0"/>
+                      <a:ext cx="5579745" cy="2430145"/>
+                    </a:xfrm>
+                    <a:prstGeom prst="rect">
+                      <a:avLst/>
+                    </a:prstGeom>
+                  </pic:spPr>
+                </pic:pic>
+              </a:graphicData>
+            </a:graphic>
+          </wp:anchor>
+        </w:drawing>
+      </w:r>
+      <w:r>
+        <w:br w:type="page"/>
+      </w:r>
+    </w:p>
+    <w:p>
+      <w:pPr>
+        <w:pStyle w:val="Ttulo4"/>
+      </w:pPr>
+      <w:r>
+        <w:lastRenderedPageBreak/>
+        <w:t>Vantagens</w:t>
+      </w:r>
+    </w:p>
+    <w:p>
+      <w:r>
+        <w:t>Devido à sua simplicidade e robustez, os termopares oferecem benefícios notáveis para aplicações industriais e de pesquisa:</w:t>
+      </w:r>
+    </w:p>
+    <w:p>
+      <w:pPr>
+        <w:numPr>
+          <w:ilvl w:val="0"/>
+          <w:numId w:val="31"/>
+        </w:numPr>
+      </w:pPr>
+      <w:r>
+        <w:rPr>
+          <w:b/>
+          <w:bCs/>
+        </w:rPr>
+        <w:t>Ampla faixa de medição:</w:t>
+      </w:r>
+      <w:r>
+        <w:t xml:space="preserve"> São capazes de medir desde temperaturas criogénicas, como </w:t>
+      </w:r>
+      <w:r>
+        <w:rPr>
+          <w:b/>
+          <w:bCs/>
+        </w:rPr>
+        <w:t>-200°C</w:t>
+      </w:r>
+      <w:r>
+        <w:t xml:space="preserve">, até calor extremo superior a </w:t>
+      </w:r>
+      <w:r>
+        <w:rPr>
+          <w:b/>
+          <w:bCs/>
+        </w:rPr>
+        <w:t>2300°C</w:t>
+      </w:r>
+      <w:r>
+        <w:t xml:space="preserve">, dependendo exclusivamente dos materiais que os compõem. </w:t>
+      </w:r>
+    </w:p>
+    <w:p>
+      <w:pPr>
+        <w:numPr>
+          <w:ilvl w:val="0"/>
+          <w:numId w:val="31"/>
+        </w:numPr>
+      </w:pPr>
+      <w:r>
+        <w:rPr>
+          <w:b/>
+          <w:bCs/>
+        </w:rPr>
+        <w:t>Resposta rápida:</w:t>
+      </w:r>
+      <w:r>
+        <w:t xml:space="preserve"> Graças à sua construção simples e elementos sensores diretos, reagem de forma bastante célere às mudanças de temperatura no ambiente. </w:t>
+      </w:r>
+    </w:p>
+    <w:p>
+      <w:pPr>
+        <w:numPr>
+          <w:ilvl w:val="0"/>
+          <w:numId w:val="31"/>
+        </w:numPr>
+      </w:pPr>
+      <w:r>
+        <w:rPr>
+          <w:b/>
+          <w:bCs/>
+        </w:rPr>
+        <w:t>Elevada durabilidade e resistência:</w:t>
+      </w:r>
+      <w:r>
+        <w:t xml:space="preserve"> São componentes muito robustos que podem ser utilizados sob condições extremas, suportando ambientes severos, altas pressões e até atmosferas corrosivas. </w:t>
+      </w:r>
+    </w:p>
+    <w:p>
+      <w:pPr>
+        <w:numPr>
+          <w:ilvl w:val="0"/>
+          <w:numId w:val="31"/>
+        </w:numPr>
+      </w:pPr>
+      <w:r>
+        <w:rPr>
+          <w:b/>
+          <w:bCs/>
+        </w:rPr>
+        <w:t>Integração facilitada:</w:t>
+      </w:r>
+      <w:r>
+        <w:t xml:space="preserve"> Possuem uma impedância de saída geralmente muito baixa, o que significa que podem ser ligados a dispositivos de leitura de alta impedância de entrada sem que isso resulte numa perda significativa de precisão. </w:t>
+      </w:r>
+    </w:p>
+    <w:p>
+      <w:pPr>
+        <w:spacing w:before="0" w:after="0" w:line="240" w:lineRule="auto"/>
+        <w:jc w:val="left"/>
+        <w:rPr>
+          <w:b/>
+          <w:bCs/>
+        </w:rPr>
+      </w:pPr>
+    </w:p>
+    <w:p>
+      <w:pPr>
+        <w:pStyle w:val="Ttulo4"/>
+      </w:pPr>
+      <w:r>
+        <w:t xml:space="preserve"> Desvantagens</w:t>
+      </w:r>
+    </w:p>
+    <w:p>
+      <w:r>
+        <w:t>Apesar da sua robustez, o uso de termopares exige que certas limitações e características elétricas sejam devidamente geridas no circuito:</w:t>
+      </w:r>
+    </w:p>
+    <w:p>
+      <w:pPr>
+        <w:numPr>
+          <w:ilvl w:val="0"/>
+          <w:numId w:val="32"/>
+        </w:numPr>
+      </w:pPr>
+      <w:r>
+        <w:rPr>
+          <w:b/>
+          <w:bCs/>
+        </w:rPr>
+        <w:t>Comportamento não linear:</w:t>
+      </w:r>
+      <w:r>
+        <w:t xml:space="preserve"> A resposta entre temperatura e tensão gerada não é linear, o que obriga à implementação de tabelas de conversão ou algoritmos de correção no sistema de leitura. </w:t>
+      </w:r>
+    </w:p>
+    <w:p>
+      <w:pPr>
+        <w:numPr>
+          <w:ilvl w:val="0"/>
+          <w:numId w:val="32"/>
+        </w:numPr>
+      </w:pPr>
+      <w:r>
+        <w:rPr>
+          <w:b/>
+          <w:bCs/>
+        </w:rPr>
+        <w:t>Sinal elétrico fraco:</w:t>
+      </w:r>
+      <w:r>
+        <w:t xml:space="preserve"> A tensão produzida é muito baixa (medida em milivolts), o que torna o sistema suscetível a ruído elétrico e a interferências externas que podem comprometer a precisão. </w:t>
+      </w:r>
+    </w:p>
+    <w:p>
+      <w:pPr>
+        <w:numPr>
+          <w:ilvl w:val="0"/>
+          <w:numId w:val="32"/>
+        </w:numPr>
+      </w:pPr>
+      <w:r>
+        <w:rPr>
+          <w:b/>
+          <w:bCs/>
+        </w:rPr>
+        <w:t>Necessidade de compensação:</w:t>
+      </w:r>
+      <w:r>
+        <w:t xml:space="preserve"> O cálculo da temperatura exige obrigatoriamente que se conheça a temperatura da junção fria, o que obriga a que os sistemas modernos incluam uma etapa eletrónica extra para medir e compensar a temperatura dessa junção. </w:t>
+      </w:r>
+    </w:p>
+    <w:p>
+      <w:pPr>
+        <w:numPr>
+          <w:ilvl w:val="0"/>
+          <w:numId w:val="32"/>
+        </w:numPr>
+      </w:pPr>
+      <w:r>
+        <w:rPr>
+          <w:b/>
+          <w:bCs/>
+        </w:rPr>
+        <w:t>Resistência elétrica dos fios:</w:t>
+      </w:r>
+      <w:r>
+        <w:t xml:space="preserve"> Em casos onde os cabos são muito longos, a própria resistência elétrica dos fios do termopar pode afetar o sinal e introduzir erros indesejados nas medições. </w:t>
+      </w:r>
+    </w:p>
+    <w:p>
+      <w:pPr>
+        <w:numPr>
+          <w:ilvl w:val="0"/>
+          <w:numId w:val="32"/>
+        </w:numPr>
+      </w:pPr>
+      <w:r>
+        <w:rPr>
+          <w:b/>
+          <w:bCs/>
+        </w:rPr>
+        <w:t>Deriva a longo prazo (</w:t>
+      </w:r>
+      <w:proofErr w:type="spellStart"/>
+      <w:r>
+        <w:rPr>
+          <w:b/>
+          <w:bCs/>
           <w:i/>
           <w:iCs/>
         </w:rPr>
-        <w:t>Manipulated</w:t>
+        <w:t>Drift</w:t>
       </w:r>
       <w:proofErr w:type="spellEnd"/>
       <w:r>
         <w:rPr>
-          <w:i/>
-          <w:iCs/>
-        </w:rPr>
+          <w:b/>
+          <w:bCs/>
+        </w:rPr>
+        <w:t>):</w:t>
+      </w:r>
+      <w:r>
+        <w:t xml:space="preserve"> Com o passar do tempo, o sensor pode apresentar uma mudança gradual na leitura devido a alterações químicas ou físicas nos seus materiais, como fenómenos de contaminação ou oxidação. </w:t>
+      </w:r>
+    </w:p>
+    <w:p>
+      <w:pPr>
+        <w:numPr>
+          <w:ilvl w:val="0"/>
+          <w:numId w:val="32"/>
+        </w:numPr>
+      </w:pPr>
+      <w:r>
+        <w:rPr>
+          <w:b/>
+          <w:bCs/>
+        </w:rPr>
+        <w:t>Restrições por tipo de material:</w:t>
+      </w:r>
+      <w:r>
+        <w:t xml:space="preserve"> Certos tipos de termopares apresentam fragilidades específicas do seu material. Por exemplo, o Tipo J é bastante propenso à oxidação, enquanto os Tipos B, R e S (feitos de Platina e Ródio) acarretam custos financeiros muito mais elevados. </w:t>
+      </w:r>
+    </w:p>
+    <w:p>
+      <w:pPr>
+        <w:spacing w:before="0" w:after="0" w:line="240" w:lineRule="auto"/>
+        <w:jc w:val="left"/>
+      </w:pPr>
+      <w:r>
+        <w:br w:type="page"/>
+      </w:r>
+    </w:p>
+    <w:p>
+      <w:pPr>
+        <w:pStyle w:val="Ttulo3"/>
+      </w:pPr>
+      <w:r>
+        <w:lastRenderedPageBreak/>
+        <w:t>RTD</w:t>
+      </w:r>
+    </w:p>
+    <w:p>
+      <w:pPr>
+        <w:pStyle w:val="Texto"/>
+      </w:pPr>
+      <w:r>
+        <w:t>Um RTD (</w:t>
+      </w:r>
+      <w:proofErr w:type="spellStart"/>
+      <w:r>
+        <w:t>Resistance</w:t>
+      </w:r>
+      <w:proofErr w:type="spellEnd"/>
+      <w:r>
         <w:t xml:space="preserve"> </w:t>
       </w:r>
       <w:proofErr w:type="spellStart"/>
       <w:r>
-        <w:rPr>
-          <w:i/>
-          <w:iCs/>
-        </w:rPr>
-        <w:t>Variable</w:t>
+        <w:t>Temperature</w:t>
       </w:r>
       <w:proofErr w:type="spellEnd"/>
       <w:r>
-        <w:t>).</w:t>
+        <w:t xml:space="preserve"> </w:t>
+      </w:r>
+      <w:proofErr w:type="spellStart"/>
+      <w:r>
+        <w:t>Detector</w:t>
+      </w:r>
+      <w:proofErr w:type="spellEnd"/>
+      <w:r>
+        <w:t xml:space="preserve"> - Detetor de Temperatura por Resistência), também conhecido como </w:t>
+      </w:r>
+      <w:proofErr w:type="spellStart"/>
+      <w:r>
+        <w:t>termorresistência</w:t>
+      </w:r>
+      <w:proofErr w:type="spellEnd"/>
+      <w:r>
+        <w:t>, é um sensor cuja resistência elétrica sofre alterações em função da temperatura a que está exposto. Ao contrário dos termístores NTC, num RTD a resistência aumenta à medida que a temperatura do sensor sobe. A relação entre a resistência e a temperatura nestes componentes é bem conhecida, previsível e altamente repetível ao longo do tempo.</w:t>
+      </w:r>
+      <w:r>
+        <w:t xml:space="preserve"> </w:t>
       </w:r>
     </w:p>
     <w:p>
@@ -5369,35 +6533,175 @@
         <w:pStyle w:val="Texto"/>
       </w:pPr>
       <w:r>
-        <w:t xml:space="preserve">Para que o esforço computacional calculado transite para o domínio da potência física, a unidade de processamento atua sobre a eletrónica de comutação da célula termoelétrica (TEC — </w:t>
+        <w:t xml:space="preserve">O RTD é um dispositivo passivo, o que significa que não gera nenhum sinal elétrico por conta própria. Para que funcione, é necessário o uso de dispositivos eletrónicos externos que façam passar uma pequena corrente elétrica através do sensor, gerando assim uma tensão mensurável. Esta corrente de medição é habitualmente de 1 </w:t>
       </w:r>
       <w:proofErr w:type="spellStart"/>
       <w:r>
-        <w:rPr>
-          <w:i/>
-          <w:iCs/>
-        </w:rPr>
-        <w:t>Thermoelectric</w:t>
+        <w:t>mA</w:t>
       </w:r>
       <w:proofErr w:type="spellEnd"/>
       <w:r>
-        <w:rPr>
-          <w:i/>
-          <w:iCs/>
-        </w:rPr>
-        <w:t xml:space="preserve"> </w:t>
+        <w:t xml:space="preserve"> ou inferior, não devendo ultrapassar um limite máximo de 5 </w:t>
       </w:r>
       <w:proofErr w:type="spellStart"/>
       <w:r>
-        <w:rPr>
-          <w:i/>
-          <w:iCs/>
-        </w:rPr>
-        <w:t>Cooler</w:t>
+        <w:t>mA</w:t>
       </w:r>
       <w:proofErr w:type="spellEnd"/>
       <w:r>
-        <w:t>) através de duas grandezas de saída complementares:</w:t>
+        <w:t xml:space="preserve"> para evitar o risco de </w:t>
+      </w:r>
+      <w:proofErr w:type="spellStart"/>
+      <w:r>
+        <w:t>autoaquecimento</w:t>
+      </w:r>
+      <w:proofErr w:type="spellEnd"/>
+      <w:r>
+        <w:t xml:space="preserve"> do componente, o que prejudicaria a precisão da leitura.  Na prática, a medição da temperatura com um RTD envolve medir a sua resistência de forma muito rigorosa, sendo a ponte de </w:t>
+      </w:r>
+      <w:proofErr w:type="spellStart"/>
+      <w:r>
+        <w:t>Wheatstone</w:t>
+      </w:r>
+      <w:proofErr w:type="spellEnd"/>
+      <w:r>
+        <w:t xml:space="preserve"> desequilibrada o método de circuito mais utilizado para este fim. O elemento mais padronizado e comum na indústria é o RTD de Platina, que apresenta uma resistência base de 100 ohms a 0 °C (curva padronizada DIN) e um coeficiente de temperatura de 0,00385 ohm/ohm/°C. Para além da platina, os elementos também podem ser fabricados em níquel ou cobre, cada um com as suas resistências base e coeficientes de temperatura específicos.  A precisão do sensor depende de classes de tolerância padronizadas (DIN Classe A, B ou C). A temperatura de calibração mais comum é 0 °C, e qualquer medição que se afaste substancialmente deste valor apresentará uma faixa de tolerância mais ampla, ou seja, menor precisão.</w:t>
+      </w:r>
+      <w:sdt>
+        <w:sdtPr>
+          <w:rPr>
+            <w:color w:val="000000"/>
+          </w:rPr>
+          <w:tag w:val="MENDELEY_CITATION_v3_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"/>
+          <w:id w:val="-1797677640"/>
+          <w:placeholder>
+            <w:docPart w:val="DefaultPlaceholder_-1854013440"/>
+          </w:placeholder>
+        </w:sdtPr>
+        <w:sdtContent>
+          <w:r>
+            <w:rPr>
+              <w:color w:val="000000"/>
+            </w:rPr>
+            <w:t>[4]</w:t>
+          </w:r>
+        </w:sdtContent>
+      </w:sdt>
+    </w:p>
+    <w:p>
+      <w:pPr>
+        <w:pStyle w:val="Texto"/>
+        <w:keepNext/>
+      </w:pPr>
+      <w:r>
+        <w:drawing>
+          <wp:inline distT="0" distB="0" distL="0" distR="0" wp14:anchorId="465D4201" wp14:editId="736777A9">
+            <wp:extent cx="5579745" cy="1971675"/>
+            <wp:effectExtent l="0" t="0" r="0" b="0"/>
+            <wp:docPr id="61254013" name="Imagem 1"/>
+            <wp:cNvGraphicFramePr>
+              <a:graphicFrameLocks xmlns:a="http://schemas.openxmlformats.org/drawingml/2006/main" noChangeAspect="1"/>
+            </wp:cNvGraphicFramePr>
+            <a:graphic xmlns:a="http://schemas.openxmlformats.org/drawingml/2006/main">
+              <a:graphicData uri="http://schemas.openxmlformats.org/drawingml/2006/picture">
+                <pic:pic xmlns:pic="http://schemas.openxmlformats.org/drawingml/2006/picture">
+                  <pic:nvPicPr>
+                    <pic:cNvPr id="61254013" name=""/>
+                    <pic:cNvPicPr/>
+                  </pic:nvPicPr>
+                  <pic:blipFill>
+                    <a:blip r:embed="rId19"/>
+                    <a:stretch>
+                      <a:fillRect/>
+                    </a:stretch>
+                  </pic:blipFill>
+                  <pic:spPr>
+                    <a:xfrm>
+                      <a:off x="0" y="0"/>
+                      <a:ext cx="5579745" cy="1971675"/>
+                    </a:xfrm>
+                    <a:prstGeom prst="rect">
+                      <a:avLst/>
+                    </a:prstGeom>
+                  </pic:spPr>
+                </pic:pic>
+              </a:graphicData>
+            </a:graphic>
+          </wp:inline>
+        </w:drawing>
+      </w:r>
+    </w:p>
+    <w:p>
+      <w:pPr>
+        <w:pStyle w:val="Legenda"/>
+        <w:jc w:val="both"/>
+      </w:pPr>
+      <w:r>
+        <w:t xml:space="preserve">Figura </w:t>
+      </w:r>
+      <w:fldSimple w:instr=" SEQ Figura \* ARABIC ">
+        <w:r>
+          <w:rPr>
+            <w:noProof/>
+          </w:rPr>
+          <w:t>4</w:t>
+        </w:r>
+      </w:fldSimple>
+      <w:r>
+        <w:t xml:space="preserve"> Curvas</w:t>
+      </w:r>
+      <w:r>
+        <w:rPr>
+          <w:noProof/>
+        </w:rPr>
+        <w:t xml:space="preserve"> de preisão e caracterização do Sensor </w:t>
+      </w:r>
+      <w:sdt>
+        <w:sdtPr>
+          <w:rPr>
+            <w:noProof/>
+            <w:color w:val="000000"/>
+          </w:rPr>
+          <w:tag w:val="MENDELEY_CITATION_v3_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"/>
+          <w:id w:val="848909915"/>
+          <w:placeholder>
+            <w:docPart w:val="DefaultPlaceholder_-1854013440"/>
+          </w:placeholder>
+        </w:sdtPr>
+        <w:sdtContent>
+          <w:r>
+            <w:rPr>
+              <w:noProof/>
+              <w:color w:val="000000"/>
+            </w:rPr>
+            <w:t>[4]</w:t>
+          </w:r>
+        </w:sdtContent>
+      </w:sdt>
+    </w:p>
+    <w:p>
+      <w:pPr>
+        <w:pStyle w:val="Ttulo4"/>
+      </w:pPr>
+      <w:r>
+        <w:lastRenderedPageBreak/>
+        <w:t>Vantagens</w:t>
+      </w:r>
+    </w:p>
+    <w:p>
+      <w:pPr>
+        <w:pStyle w:val="Texto"/>
+        <w:rPr>
+          <w:b/>
+          <w:bCs/>
+        </w:rPr>
+      </w:pPr>
+      <w:r>
+        <w:rPr>
+          <w:b/>
+          <w:bCs/>
+        </w:rPr>
+        <w:t>A tecnologia RTD oferece vantagens técnicas assinaláveis, nomeadamente em aplicações que exigem fiabilidade:</w:t>
       </w:r>
     </w:p>
     <w:p>
@@ -5405,26 +6709,19 @@
         <w:pStyle w:val="Texto"/>
         <w:numPr>
           <w:ilvl w:val="0"/>
-          <w:numId w:val="20"/>
+          <w:numId w:val="33"/>
         </w:numPr>
-      </w:pPr>
-      <w:r>
         <w:rPr>
           <w:b/>
           <w:bCs/>
         </w:rPr>
-        <w:t>Controlo Vetorial (Polaridade):</w:t>
-      </w:r>
-      <w:r>
-        <w:t xml:space="preserve"> Um sinal digital de nível lógico responsável por governar a topologia de comutação do circuito de potência (tipicamente em configuração de Ponte H ou comutação eletromecânica). Este comando permite explorar o carácter reversível do Efeito </w:t>
-      </w:r>
-      <w:proofErr w:type="spellStart"/>
-      <w:r>
-        <w:t>Peltier</w:t>
-      </w:r>
-      <w:proofErr w:type="spellEnd"/>
-      <w:r>
-        <w:t>, invertendo o fluxo de corrente (sinal de MV) e, consequentemente, alterando a operação da célula entre os quadrantes de absorção térmica (arrefecimento) e dissipação térmica (aquecimento).</w:t>
+      </w:pPr>
+      <w:r>
+        <w:rPr>
+          <w:b/>
+          <w:bCs/>
+        </w:rPr>
+        <w:t xml:space="preserve">Elevada repetibilidade: A relação direta entre a resistência e a temperatura mantém-se consistente e pode ser repetida de forma fiável ao longo do tempo. </w:t>
       </w:r>
     </w:p>
     <w:p>
@@ -5432,91 +6729,972 @@
         <w:pStyle w:val="Texto"/>
         <w:numPr>
           <w:ilvl w:val="0"/>
-          <w:numId w:val="20"/>
+          <w:numId w:val="33"/>
         </w:numPr>
-      </w:pPr>
-      <w:r>
         <w:rPr>
           <w:b/>
           <w:bCs/>
         </w:rPr>
+      </w:pPr>
+      <w:r>
+        <w:rPr>
+          <w:b/>
+          <w:bCs/>
+        </w:rPr>
+        <w:t xml:space="preserve">Padronização global: A resposta do sensor obedece a curvas e tolerâncias estritamente padronizadas (como a norma DIN), o que facilita o seu intercâmbio e previsibilidade no design de circuitos. </w:t>
+      </w:r>
+    </w:p>
+    <w:p>
+      <w:pPr>
+        <w:pStyle w:val="Texto"/>
+        <w:numPr>
+          <w:ilvl w:val="0"/>
+          <w:numId w:val="33"/>
+        </w:numPr>
+        <w:rPr>
+          <w:b/>
+          <w:bCs/>
+        </w:rPr>
+      </w:pPr>
+      <w:r>
+        <w:rPr>
+          <w:b/>
+          <w:bCs/>
+        </w:rPr>
+        <w:t xml:space="preserve">Capacidade de compensação de erros: Ao utilizar configurações de três fios, é possível integrar um circuito de medição que subtrai a resistência indesejada dos cabos, oferecendo uma excelente combinação de precisão e conveniência técnica. </w:t>
+      </w:r>
+    </w:p>
+    <w:p>
+      <w:pPr>
+        <w:pStyle w:val="Texto"/>
+        <w:numPr>
+          <w:ilvl w:val="0"/>
+          <w:numId w:val="33"/>
+        </w:numPr>
+        <w:rPr>
+          <w:b/>
+          <w:bCs/>
+        </w:rPr>
+      </w:pPr>
+      <w:r>
+        <w:rPr>
+          <w:b/>
+          <w:bCs/>
+        </w:rPr>
+        <w:t xml:space="preserve">Máxima precisão com 4 fios: A montagem do sensor em configurações de quatro fios permite efetuar uma leitura pura da resistência do sensor, eliminando por completo qualquer influência (e erro) provocada pelos fios condutores de ligação. </w:t>
+      </w:r>
+    </w:p>
+    <w:p>
+      <w:pPr>
+        <w:pStyle w:val="Texto"/>
+        <w:rPr>
+          <w:b/>
+          <w:bCs/>
+        </w:rPr>
+      </w:pPr>
+    </w:p>
+    <w:p>
+      <w:pPr>
+        <w:pStyle w:val="Ttulo4"/>
+      </w:pPr>
+      <w:r>
+        <w:t>Desvantagens</w:t>
+      </w:r>
+    </w:p>
+    <w:p>
+      <w:pPr>
+        <w:pStyle w:val="Texto"/>
+        <w:rPr>
+          <w:b/>
+          <w:bCs/>
+        </w:rPr>
+      </w:pPr>
+      <w:r>
+        <w:rPr>
+          <w:b/>
+          <w:bCs/>
+        </w:rPr>
+        <w:t xml:space="preserve">A implementação de </w:t>
+      </w:r>
+      <w:proofErr w:type="spellStart"/>
+      <w:r>
+        <w:rPr>
+          <w:b/>
+          <w:bCs/>
+        </w:rPr>
+        <w:t>RTDs</w:t>
+      </w:r>
+      <w:proofErr w:type="spellEnd"/>
+      <w:r>
+        <w:rPr>
+          <w:b/>
+          <w:bCs/>
+        </w:rPr>
+        <w:t xml:space="preserve"> exige a compensação de alguns desafios intrínsecos ao seu funcionamento elétrico:</w:t>
+      </w:r>
+    </w:p>
+    <w:p>
+      <w:pPr>
+        <w:pStyle w:val="Texto"/>
+        <w:numPr>
+          <w:ilvl w:val="0"/>
+          <w:numId w:val="34"/>
+        </w:numPr>
+        <w:rPr>
+          <w:b/>
+          <w:bCs/>
+        </w:rPr>
+      </w:pPr>
+      <w:r>
+        <w:rPr>
+          <w:b/>
+          <w:bCs/>
+        </w:rPr>
+        <w:t xml:space="preserve">Necessidade de alimentação externa: Como são dispositivos passivos, requerem hardware adicional (fonte de corrente controlada) para gerar um sinal elétrico que possa ser lido pelo sistema. </w:t>
+      </w:r>
+    </w:p>
+    <w:p>
+      <w:pPr>
+        <w:pStyle w:val="Texto"/>
+        <w:numPr>
+          <w:ilvl w:val="0"/>
+          <w:numId w:val="34"/>
+        </w:numPr>
+        <w:rPr>
+          <w:b/>
+          <w:bCs/>
+        </w:rPr>
+      </w:pPr>
+      <w:r>
+        <w:rPr>
+          <w:b/>
+          <w:bCs/>
+        </w:rPr>
+        <w:t xml:space="preserve">Risco de </w:t>
+      </w:r>
+      <w:proofErr w:type="spellStart"/>
+      <w:r>
+        <w:rPr>
+          <w:b/>
+          <w:bCs/>
+        </w:rPr>
+        <w:t>autoaquecimento</w:t>
+      </w:r>
+      <w:proofErr w:type="spellEnd"/>
+      <w:r>
+        <w:rPr>
+          <w:b/>
+          <w:bCs/>
+        </w:rPr>
+        <w:t xml:space="preserve">: Se a corrente elétrica utilizada para a medição for superior a 5 </w:t>
+      </w:r>
+      <w:proofErr w:type="spellStart"/>
+      <w:r>
+        <w:rPr>
+          <w:b/>
+          <w:bCs/>
+        </w:rPr>
+        <w:t>mA</w:t>
+      </w:r>
+      <w:proofErr w:type="spellEnd"/>
+      <w:r>
+        <w:rPr>
+          <w:b/>
+          <w:bCs/>
+        </w:rPr>
+        <w:t xml:space="preserve">, a resistência interna do sensor vai gerar calor próprio, introduzindo falsas variações na temperatura medida. </w:t>
+      </w:r>
+    </w:p>
+    <w:p>
+      <w:pPr>
+        <w:pStyle w:val="Texto"/>
+        <w:ind w:left="720"/>
+        <w:rPr>
+          <w:b/>
+          <w:bCs/>
+        </w:rPr>
+      </w:pPr>
+    </w:p>
+    <w:p>
+      <w:pPr>
+        <w:pStyle w:val="Texto"/>
+        <w:numPr>
+          <w:ilvl w:val="0"/>
+          <w:numId w:val="34"/>
+        </w:numPr>
+        <w:rPr>
+          <w:b/>
+          <w:bCs/>
+        </w:rPr>
+      </w:pPr>
+      <w:r>
+        <w:rPr>
+          <w:b/>
+          <w:bCs/>
+        </w:rPr>
         <w:lastRenderedPageBreak/>
-        <w:t>Modulação de Potência (PWM):</w:t>
-      </w:r>
-      <w:r>
-        <w:t xml:space="preserve"> Um sinal de Modulação por Largura de Pulso (</w:t>
+        <w:t xml:space="preserve">Erros na configuração simples (2 fios): Em ligações de dois fios, a medição é tecnicamente simples, mas inerentemente imprecisa, pois não há forma de o circuito isolar a resistência do elemento sensor da resistência somada dos próprios fios de ligação. </w:t>
+      </w:r>
+    </w:p>
+    <w:p>
+      <w:pPr>
+        <w:pStyle w:val="Texto"/>
+        <w:numPr>
+          <w:ilvl w:val="0"/>
+          <w:numId w:val="34"/>
+        </w:numPr>
+        <w:rPr>
+          <w:b/>
+          <w:bCs/>
+        </w:rPr>
+      </w:pPr>
+      <w:r>
+        <w:rPr>
+          <w:b/>
+          <w:bCs/>
+        </w:rPr>
+        <w:t xml:space="preserve">Restrições de hardware na configuração ideal (4 fios): Embora a configuração de quatro fios seja a que oferece a melhor precisão, muitos controladores industriais e dispositivos de medição padrão não têm a capacidade técnica de realizar uma verdadeira leitura de quatro fios. </w:t>
+      </w:r>
+    </w:p>
+    <w:p>
+      <w:pPr>
+        <w:pStyle w:val="Ttulo3"/>
+        <w:rPr>
+          <w:sz w:val="27"/>
+          <w:lang w:eastAsia="pt-PT"/>
+        </w:rPr>
+      </w:pPr>
+      <w:r>
+        <w:t>Escolha do Sensor</w:t>
+      </w:r>
+    </w:p>
+    <w:p>
+      <w:pPr>
+        <w:pStyle w:val="NormalWeb"/>
+        <w:jc w:val="both"/>
+      </w:pPr>
+      <w:r>
+        <w:t xml:space="preserve">O sensor que melhor se enquadra nas exigências deste projeto é o RTD, devido à sua elevada precisão e excelente linearidade. Sendo um dos principais objetivos </w:t>
+      </w:r>
+      <w:proofErr w:type="gramStart"/>
+      <w:r>
+        <w:t>do</w:t>
+      </w:r>
+      <w:proofErr w:type="gramEnd"/>
+      <w:r>
+        <w:t xml:space="preserve"> projeto oferecer um produto de alta qualidade, é fundamental garantir um </w:t>
       </w:r>
       <w:r>
         <w:rPr>
           <w:i/>
           <w:iCs/>
         </w:rPr>
-        <w:t xml:space="preserve">Pulse </w:t>
+        <w:t>feedback</w:t>
+      </w:r>
+      <w:r>
+        <w:t xml:space="preserve"> de temperatura estritamente rigoroso e fiável. Deste modo, o RTD destaca-se das restantes opções por proporcionar a maior exatidão e estabilidade na medição.</w:t>
+      </w:r>
+    </w:p>
+    <w:p>
+      <w:pPr>
+        <w:pStyle w:val="NormalWeb"/>
+        <w:jc w:val="both"/>
+      </w:pPr>
+      <w:r>
+        <w:t>A exclusão do termopar como solução justificou-se por vários motivos técnicos. Embora seja um sensor robusto, a sua tensão de saída é extremamente baixa e suscetível a ruídos elétricos, o que exigiria um circuito complexo de amplificação e a obrigatoriedade de compensação da junção fria. Além disso, o termopar apresenta uma menor precisão e sensibilidade nesta gama de temperaturas face ao RTD. Por outro lado, a exclusão dos termístores fica implícita pela sua forte não linearidade, que exigiria um processamento de sinal (e calibração) muito mais complexo para garantir o mesmo nível de rigor.</w:t>
+      </w:r>
+    </w:p>
+    <w:p>
+      <w:pPr>
+        <w:pStyle w:val="NormalWeb"/>
+        <w:jc w:val="both"/>
+      </w:pPr>
+      <w:r>
+        <w:t>Como foi analisado anteriormente, uma das principais desvantagens do RTD é a necessidade de uma fonte de alimentação externa para a sua excitação. Contudo, como o sistema já dispõe de uma fonte integrada, esta limitação é facilmente contornada, consolidando o RTD como a solução ideal.</w:t>
+      </w:r>
+    </w:p>
+    <w:p>
+      <w:pPr>
+        <w:pStyle w:val="NormalWeb"/>
+        <w:jc w:val="both"/>
+      </w:pPr>
+      <w:r>
+        <w:t>De notar que, para a gama de temperaturas definida para a leitura (entre os -20 °C e os 100 °C), todas as opções estudadas seriam perfeitamente compatíveis. Por conseguinte, a amplitude térmica não foi o fator de exclusão, recaindo a decisão final inteiramente na fiabilidade, simplicidade de integração e linearidade garantidas pelo RTD.</w:t>
+      </w:r>
+    </w:p>
+    <w:p>
+      <w:pPr>
+        <w:spacing w:before="0" w:after="0" w:line="240" w:lineRule="auto"/>
+        <w:jc w:val="left"/>
+        <w:rPr>
+          <w:sz w:val="24"/>
+        </w:rPr>
+      </w:pPr>
+      <w:r>
+        <w:br w:type="page"/>
+      </w:r>
+    </w:p>
+    <w:p>
+      <w:pPr>
+        <w:pStyle w:val="Texto"/>
+      </w:pPr>
+      <w:r>
+        <w:rPr>
+          <w:b/>
+          <w:bCs/>
+        </w:rPr>
+        <w:lastRenderedPageBreak/>
+        <w:t>3.2. Microcontrolador e Conectividade (</w:t>
       </w:r>
       <w:proofErr w:type="spellStart"/>
       <w:r>
         <w:rPr>
+          <w:b/>
+          <w:bCs/>
+        </w:rPr>
+        <w:t>IoT</w:t>
+      </w:r>
+      <w:proofErr w:type="spellEnd"/>
+      <w:r>
+        <w:rPr>
+          <w:b/>
+          <w:bCs/>
+        </w:rPr>
+        <w:t>)</w:t>
+      </w:r>
+    </w:p>
+    <w:p>
+      <w:pPr>
+        <w:pStyle w:val="Texto"/>
+        <w:numPr>
+          <w:ilvl w:val="0"/>
+          <w:numId w:val="2"/>
+        </w:numPr>
+        <w:rPr>
+          <w:b/>
+          <w:bCs/>
+        </w:rPr>
+      </w:pPr>
+      <w:r>
+        <w:rPr>
+          <w:b/>
+          <w:bCs/>
+        </w:rPr>
+        <w:t>Unidade de Processamento e Conectividade (</w:t>
+      </w:r>
+      <w:proofErr w:type="spellStart"/>
+      <w:r>
+        <w:rPr>
+          <w:b/>
+          <w:bCs/>
+        </w:rPr>
+        <w:t>IoT</w:t>
+      </w:r>
+      <w:proofErr w:type="spellEnd"/>
+      <w:r>
+        <w:rPr>
+          <w:b/>
+          <w:bCs/>
+        </w:rPr>
+        <w:t>)</w:t>
+      </w:r>
+    </w:p>
+    <w:p>
+      <w:pPr>
+        <w:pStyle w:val="Texto"/>
+        <w:keepNext/>
+        <w:jc w:val="center"/>
+      </w:pPr>
+      <w:r>
+        <w:rPr>
+          <w:b/>
+          <w:bCs/>
+          <w:noProof/>
+        </w:rPr>
+        <w:drawing>
+          <wp:inline distT="0" distB="0" distL="0" distR="0" wp14:anchorId="3A128681" wp14:editId="7F04B07B">
+            <wp:extent cx="2163684" cy="2163684"/>
+            <wp:effectExtent l="0" t="0" r="0" b="0"/>
+            <wp:docPr id="804704019" name="Imagem 6"/>
+            <wp:cNvGraphicFramePr>
+              <a:graphicFrameLocks xmlns:a="http://schemas.openxmlformats.org/drawingml/2006/main" noChangeAspect="1"/>
+            </wp:cNvGraphicFramePr>
+            <a:graphic xmlns:a="http://schemas.openxmlformats.org/drawingml/2006/main">
+              <a:graphicData uri="http://schemas.openxmlformats.org/drawingml/2006/picture">
+                <pic:pic xmlns:pic="http://schemas.openxmlformats.org/drawingml/2006/picture">
+                  <pic:nvPicPr>
+                    <pic:cNvPr id="804704019" name="Imagem 804704019"/>
+                    <pic:cNvPicPr/>
+                  </pic:nvPicPr>
+                  <pic:blipFill>
+                    <a:blip r:embed="rId20" cstate="print">
+                      <a:extLst>
+                        <a:ext uri="{28A0092B-C50C-407E-A947-70E740481C1C}">
+                          <a14:useLocalDpi xmlns:a14="http://schemas.microsoft.com/office/drawing/2010/main" val="0"/>
+                        </a:ext>
+                      </a:extLst>
+                    </a:blip>
+                    <a:stretch>
+                      <a:fillRect/>
+                    </a:stretch>
+                  </pic:blipFill>
+                  <pic:spPr>
+                    <a:xfrm flipH="1">
+                      <a:off x="0" y="0"/>
+                      <a:ext cx="2179101" cy="2179101"/>
+                    </a:xfrm>
+                    <a:prstGeom prst="rect">
+                      <a:avLst/>
+                    </a:prstGeom>
+                  </pic:spPr>
+                </pic:pic>
+              </a:graphicData>
+            </a:graphic>
+          </wp:inline>
+        </w:drawing>
+      </w:r>
+    </w:p>
+    <w:p>
+      <w:pPr>
+        <w:pStyle w:val="Legenda"/>
+        <w:rPr>
+          <w:b/>
+          <w:bCs/>
+          <w:sz w:val="24"/>
+        </w:rPr>
+      </w:pPr>
+      <w:r>
+        <w:t xml:space="preserve">Figura </w:t>
+      </w:r>
+      <w:fldSimple w:instr=" SEQ Figura \* ARABIC ">
+        <w:r>
+          <w:rPr>
+            <w:noProof/>
+          </w:rPr>
+          <w:t>5</w:t>
+        </w:r>
+      </w:fldSimple>
+      <w:r>
+        <w:t xml:space="preserve"> </w:t>
+      </w:r>
+      <w:r>
+        <w:t xml:space="preserve">Microcontrolador </w:t>
+      </w:r>
+      <w:proofErr w:type="spellStart"/>
+      <w:r>
+        <w:t>Seeed</w:t>
+      </w:r>
+      <w:proofErr w:type="spellEnd"/>
+      <w:r>
+        <w:t xml:space="preserve"> </w:t>
+      </w:r>
+      <w:proofErr w:type="spellStart"/>
+      <w:r>
+        <w:t>Studio</w:t>
+      </w:r>
+      <w:proofErr w:type="spellEnd"/>
+      <w:r>
+        <w:t xml:space="preserve"> XIAO ESP32-S3</w:t>
+      </w:r>
+    </w:p>
+    <w:p>
+      <w:pPr>
+        <w:pStyle w:val="Texto"/>
+      </w:pPr>
+      <w:r>
+        <w:t xml:space="preserve">Na fase inicial de conceção do projeto, equacionou-se a utilização de um microcontrolador de 8 bits (como o </w:t>
+      </w:r>
+      <w:proofErr w:type="spellStart"/>
+      <w:r>
+        <w:t>Arduino</w:t>
+      </w:r>
+      <w:proofErr w:type="spellEnd"/>
+      <w:r>
+        <w:t xml:space="preserve"> Nano). Contudo, o requisito rigoroso por uma solução de dimensões ultracompactas, aliado à necessidade de um poder de processamento superior para a gestão de dados, ditou a exclusão dessa arquitetura. A escolha tecnológica recaiu sobre a placa de desenvolvimento </w:t>
+      </w:r>
+      <w:proofErr w:type="spellStart"/>
+      <w:r>
+        <w:rPr>
+          <w:b/>
+          <w:bCs/>
+        </w:rPr>
+        <w:t>Seeed</w:t>
+      </w:r>
+      <w:proofErr w:type="spellEnd"/>
+      <w:r>
+        <w:rPr>
+          <w:b/>
+          <w:bCs/>
+        </w:rPr>
+        <w:t xml:space="preserve"> </w:t>
+      </w:r>
+      <w:proofErr w:type="spellStart"/>
+      <w:r>
+        <w:rPr>
+          <w:b/>
+          <w:bCs/>
+        </w:rPr>
+        <w:t>Studio</w:t>
+      </w:r>
+      <w:proofErr w:type="spellEnd"/>
+      <w:r>
+        <w:rPr>
+          <w:b/>
+          <w:bCs/>
+        </w:rPr>
+        <w:t xml:space="preserve"> XIAO ESP32-S3</w:t>
+      </w:r>
+      <w:r>
+        <w:t>, amplamente reconhecida pela sua versatilidade, elevado desempenho e pegada física reduzida.</w:t>
+      </w:r>
+    </w:p>
+    <w:p>
+      <w:pPr>
+        <w:pStyle w:val="Texto"/>
+      </w:pPr>
+      <w:r>
+        <w:t>Os principais argumentos técnicos que justificam esta adoção no projeto são:</w:t>
+      </w:r>
+    </w:p>
+    <w:p>
+      <w:pPr>
+        <w:pStyle w:val="Texto"/>
+        <w:numPr>
+          <w:ilvl w:val="0"/>
+          <w:numId w:val="36"/>
+        </w:numPr>
+      </w:pPr>
+      <w:r>
+        <w:rPr>
+          <w:b/>
+          <w:bCs/>
+        </w:rPr>
+        <w:t xml:space="preserve">Compacidade e Flexibilidade de </w:t>
+      </w:r>
+      <w:r>
+        <w:rPr>
+          <w:b/>
+          <w:bCs/>
           <w:i/>
           <w:iCs/>
         </w:rPr>
-        <w:t>Width</w:t>
+        <w:t>Hardware</w:t>
+      </w:r>
+      <w:r>
+        <w:rPr>
+          <w:b/>
+          <w:bCs/>
+        </w:rPr>
+        <w:t>:</w:t>
+      </w:r>
+      <w:r>
+        <w:t xml:space="preserve"> O fator dimensão foi uma premissa determinante na arquitetura do sistema. O módulo da </w:t>
+      </w:r>
+      <w:proofErr w:type="spellStart"/>
+      <w:r>
+        <w:t>Seeed</w:t>
       </w:r>
       <w:proofErr w:type="spellEnd"/>
+      <w:r>
+        <w:t xml:space="preserve"> </w:t>
+      </w:r>
+      <w:proofErr w:type="spellStart"/>
+      <w:r>
+        <w:t>Studio</w:t>
+      </w:r>
+      <w:proofErr w:type="spellEnd"/>
+      <w:r>
+        <w:t xml:space="preserve"> apresenta dimensões altamente reduzidas, ideais para projetos </w:t>
+      </w:r>
+      <w:proofErr w:type="spellStart"/>
+      <w:r>
+        <w:t>IoT</w:t>
+      </w:r>
+      <w:proofErr w:type="spellEnd"/>
+      <w:r>
+        <w:t xml:space="preserve"> sujeitos a restrições de espaço. Adicionalmente, oferece a conveniência de alimentação via conector USB-C ou através de bateria, incluindo uma antena removível (</w:t>
+      </w:r>
+      <w:proofErr w:type="gramStart"/>
+      <w:r>
+        <w:t>U.FL</w:t>
+      </w:r>
+      <w:proofErr w:type="gramEnd"/>
+      <w:r>
+        <w:t>) para otimização do alcance do sinal de rádio.</w:t>
+      </w:r>
+    </w:p>
+    <w:p>
+      <w:pPr>
+        <w:pStyle w:val="Texto"/>
+        <w:numPr>
+          <w:ilvl w:val="0"/>
+          <w:numId w:val="36"/>
+        </w:numPr>
+      </w:pPr>
+      <w:r>
+        <w:rPr>
+          <w:b/>
+          <w:bCs/>
+        </w:rPr>
+        <w:t>Poder Computacional e Gestão Multitarefa:</w:t>
+      </w:r>
+      <w:r>
+        <w:t xml:space="preserve"> O núcleo desta placa baseia-se num microprocessador </w:t>
+      </w:r>
+      <w:proofErr w:type="spellStart"/>
+      <w:r>
+        <w:t>Xtensa</w:t>
+      </w:r>
+      <w:proofErr w:type="spellEnd"/>
+      <w:r>
+        <w:t xml:space="preserve">® </w:t>
+      </w:r>
       <w:r>
         <w:rPr>
           <w:i/>
           <w:iCs/>
         </w:rPr>
+        <w:t>dual-core</w:t>
+      </w:r>
+      <w:r>
+        <w:t xml:space="preserve"> de 32 bits (LX7), capaz de operar a uma frequência máxima de 240 MHz. Esta arquitetura oferece a capacidade de processamento necessária para executar rapidamente rotinas de controlo e de processamento de dados de forma paralela. </w:t>
+      </w:r>
+    </w:p>
+    <w:p>
+      <w:pPr>
+        <w:pStyle w:val="Texto"/>
+        <w:numPr>
+          <w:ilvl w:val="0"/>
+          <w:numId w:val="36"/>
+        </w:numPr>
+      </w:pPr>
+      <w:r>
+        <w:rPr>
+          <w:b/>
+          <w:bCs/>
+        </w:rPr>
+        <w:lastRenderedPageBreak/>
+        <w:t xml:space="preserve">Conectividade </w:t>
+      </w:r>
+      <w:proofErr w:type="spellStart"/>
+      <w:r>
+        <w:rPr>
+          <w:b/>
+          <w:bCs/>
+        </w:rPr>
+        <w:t>IoT</w:t>
+      </w:r>
+      <w:proofErr w:type="spellEnd"/>
+      <w:r>
+        <w:rPr>
+          <w:b/>
+          <w:bCs/>
+        </w:rPr>
+        <w:t xml:space="preserve"> Nativa:</w:t>
+      </w:r>
+      <w:r>
+        <w:t xml:space="preserve"> O microcontrolador suporta nativamente conectividade Wi-Fi (IEEE 802.11 b/g/n) e Bluetooth® </w:t>
+      </w:r>
+      <w:proofErr w:type="spellStart"/>
+      <w:r>
+        <w:t>Low</w:t>
+      </w:r>
+      <w:proofErr w:type="spellEnd"/>
+      <w:r>
         <w:t xml:space="preserve"> </w:t>
       </w:r>
       <w:proofErr w:type="spellStart"/>
       <w:r>
-        <w:rPr>
+        <w:t>Energy</w:t>
+      </w:r>
+      <w:proofErr w:type="spellEnd"/>
+      <w:r>
+        <w:t xml:space="preserve"> (BLE). Esta integração no próprio silício elimina a necessidade de acoplar módulos de rede externos e estabelece a infraestrutura essencial para a comunicação </w:t>
+      </w:r>
+      <w:proofErr w:type="spellStart"/>
+      <w:r>
+        <w:t>IoT</w:t>
+      </w:r>
+      <w:proofErr w:type="spellEnd"/>
+      <w:r>
+        <w:t xml:space="preserve"> do produto. </w:t>
+      </w:r>
+    </w:p>
+    <w:p>
+      <w:pPr>
+        <w:pStyle w:val="Texto"/>
+        <w:numPr>
+          <w:ilvl w:val="0"/>
+          <w:numId w:val="36"/>
+        </w:numPr>
+      </w:pPr>
+      <w:r>
+        <w:rPr>
+          <w:b/>
+          <w:bCs/>
+        </w:rPr>
+        <w:t>Memória Alargada:</w:t>
+      </w:r>
+      <w:r>
+        <w:t xml:space="preserve"> A placa XIAO ESP32-S3 integra 8 MB de memória PSRAM e 8 MB de memória Flash. Estas especificações garantem amplos recursos de armazenamento para acomodar algoritmos complexos, interfaces web e rotinas de comunicação de rede.</w:t>
+      </w:r>
+    </w:p>
+    <w:p>
+      <w:pPr>
+        <w:pStyle w:val="Texto"/>
+        <w:numPr>
+          <w:ilvl w:val="0"/>
+          <w:numId w:val="36"/>
+        </w:numPr>
+      </w:pPr>
+      <w:r>
+        <w:rPr>
+          <w:b/>
+          <w:bCs/>
+        </w:rPr>
+        <w:t xml:space="preserve">Interfaces e Flexibilidade de </w:t>
+      </w:r>
+      <w:r>
+        <w:rPr>
+          <w:b/>
+          <w:bCs/>
           <w:i/>
           <w:iCs/>
         </w:rPr>
-        <w:t>Modulation</w:t>
-      </w:r>
-      <w:proofErr w:type="spellEnd"/>
-      <w:r>
-        <w:t>), cuja razão cíclica (</w:t>
-      </w:r>
-      <w:proofErr w:type="spellStart"/>
+        <w:t>Software</w:t>
+      </w:r>
+      <w:r>
+        <w:rPr>
+          <w:b/>
+          <w:bCs/>
+        </w:rPr>
+        <w:t>:</w:t>
+      </w:r>
+      <w:r>
+        <w:t xml:space="preserve"> O módulo disponibiliza 11 pinos GPIO multifuncionais e suporta nativamente as principais interfaces de comunicação digital, tais como UART, I2C, I2S e SPI. Adicionalmente, garante uma enorme flexibilidade ao nível do desenvolvimento de </w:t>
+      </w:r>
       <w:r>
         <w:rPr>
           <w:i/>
           <w:iCs/>
         </w:rPr>
-        <w:t>duty</w:t>
+        <w:t>software</w:t>
+      </w:r>
+      <w:r>
+        <w:t xml:space="preserve">, sendo plenamente compatível com o </w:t>
+      </w:r>
+      <w:proofErr w:type="spellStart"/>
+      <w:r>
+        <w:t>Arduino</w:t>
       </w:r>
       <w:proofErr w:type="spellEnd"/>
+      <w:r>
+        <w:t xml:space="preserve"> IDE, ESP-IDF, </w:t>
+      </w:r>
+      <w:proofErr w:type="spellStart"/>
+      <w:r>
+        <w:t>CircuitPython</w:t>
+      </w:r>
+      <w:proofErr w:type="spellEnd"/>
+      <w:r>
+        <w:t xml:space="preserve"> e </w:t>
+      </w:r>
+      <w:proofErr w:type="spellStart"/>
+      <w:r>
+        <w:t>MicroPython</w:t>
+      </w:r>
+      <w:proofErr w:type="spellEnd"/>
+      <w:r>
+        <w:t xml:space="preserve">. </w:t>
+      </w:r>
+    </w:p>
+    <w:p>
+      <w:pPr>
+        <w:pStyle w:val="Texto"/>
+        <w:numPr>
+          <w:ilvl w:val="0"/>
+          <w:numId w:val="36"/>
+        </w:numPr>
+      </w:pPr>
+      <w:r>
+        <w:rPr>
+          <w:b/>
+          <w:bCs/>
+        </w:rPr>
+        <w:t>Condicionamento Analógico-Digital e Segurança:</w:t>
+      </w:r>
+      <w:r>
+        <w:t xml:space="preserve"> A arquitetura do chip ESP32-S3 integra conversores analógico-digitais (ADC) com 12 bits de resolução, garantindo a granularidade necessária para a aquisição digital precisa de sinais analógicos. Integra também módulos dedicados de segurança por </w:t>
+      </w:r>
       <w:r>
         <w:rPr>
           <w:i/>
           <w:iCs/>
         </w:rPr>
-        <w:t xml:space="preserve"> </w:t>
-      </w:r>
-      <w:proofErr w:type="spellStart"/>
+        <w:t>hardware</w:t>
+      </w:r>
+      <w:r>
+        <w:t xml:space="preserve"> (tais como AES, SHA e </w:t>
+      </w:r>
       <w:r>
         <w:rPr>
           <w:i/>
           <w:iCs/>
         </w:rPr>
-        <w:t>cycle</w:t>
+        <w:t xml:space="preserve">Secure </w:t>
+      </w:r>
+      <w:proofErr w:type="spellStart"/>
+      <w:r>
+        <w:rPr>
+          <w:i/>
+          <w:iCs/>
+        </w:rPr>
+        <w:t>Boot</w:t>
       </w:r>
       <w:proofErr w:type="spellEnd"/>
       <w:r>
-        <w:t>) é dinamicamente ajustada pela magnitude da MV. Este sinal de alta frequência comanda os transístores de potência (</w:t>
+        <w:t xml:space="preserve">), conferindo proteção e integridade à aplicação de rede. </w:t>
+      </w:r>
+    </w:p>
+    <w:p>
+      <w:pPr>
+        <w:pStyle w:val="Texto"/>
+        <w:numPr>
+          <w:ilvl w:val="0"/>
+          <w:numId w:val="36"/>
+        </w:numPr>
+      </w:pPr>
+      <w:r>
+        <w:rPr>
+          <w:b/>
+          <w:bCs/>
+        </w:rPr>
+        <w:t>Gestão de Energia:</w:t>
+      </w:r>
+      <w:r>
+        <w:t xml:space="preserve"> O dispositivo possui uma unidade de gestão de energia otimizada para operações </w:t>
       </w:r>
       <w:proofErr w:type="spellStart"/>
       <w:r>
-        <w:t>MOSFETs</w:t>
+        <w:t>IoT</w:t>
       </w:r>
       <w:proofErr w:type="spellEnd"/>
       <w:r>
-        <w:t>), controlando o valor eficaz da tensão e da corrente fornecidas à pastilha semicondutora, ditando assim o fluxo de transferência de calor final de forma proporcional.</w:t>
-      </w:r>
+        <w:t xml:space="preserve"> eficientes, disponibilizando múltiplos modos de baixo consumo, nomeadamente </w:t>
+      </w:r>
+      <w:r>
+        <w:rPr>
+          <w:i/>
+          <w:iCs/>
+        </w:rPr>
+        <w:t>Modem-</w:t>
+      </w:r>
+      <w:proofErr w:type="spellStart"/>
+      <w:r>
+        <w:rPr>
+          <w:i/>
+          <w:iCs/>
+        </w:rPr>
+        <w:t>sleep</w:t>
+      </w:r>
+      <w:proofErr w:type="spellEnd"/>
+      <w:r>
+        <w:t xml:space="preserve">, </w:t>
+      </w:r>
+      <w:r>
+        <w:rPr>
+          <w:i/>
+          <w:iCs/>
+        </w:rPr>
+        <w:t>Light-</w:t>
+      </w:r>
+      <w:proofErr w:type="spellStart"/>
+      <w:r>
+        <w:rPr>
+          <w:i/>
+          <w:iCs/>
+        </w:rPr>
+        <w:t>sleep</w:t>
+      </w:r>
+      <w:proofErr w:type="spellEnd"/>
+      <w:r>
+        <w:t xml:space="preserve"> e </w:t>
+      </w:r>
+      <w:proofErr w:type="spellStart"/>
+      <w:r>
+        <w:rPr>
+          <w:i/>
+          <w:iCs/>
+        </w:rPr>
+        <w:t>Deep-sleep</w:t>
+      </w:r>
+      <w:proofErr w:type="spellEnd"/>
+      <w:r>
+        <w:t xml:space="preserve">. </w:t>
+      </w:r>
+    </w:p>
+    <w:p>
+      <w:pPr>
+        <w:pStyle w:val="Texto"/>
+      </w:pPr>
+      <w:r>
+        <w:t xml:space="preserve">Em suma, a adoção da </w:t>
+      </w:r>
+      <w:proofErr w:type="spellStart"/>
+      <w:r>
+        <w:t>Seeed</w:t>
+      </w:r>
+      <w:proofErr w:type="spellEnd"/>
+      <w:r>
+        <w:t xml:space="preserve"> </w:t>
+      </w:r>
+      <w:proofErr w:type="spellStart"/>
+      <w:r>
+        <w:t>Studio</w:t>
+      </w:r>
+      <w:proofErr w:type="spellEnd"/>
+      <w:r>
+        <w:t xml:space="preserve"> XIAO ESP32-S3 responde de forma exímia ao compromisso exigido entre um formato físico </w:t>
+      </w:r>
+      <w:proofErr w:type="spellStart"/>
+      <w:r>
+        <w:t>ultrarreduzido</w:t>
+      </w:r>
+      <w:proofErr w:type="spellEnd"/>
+      <w:r>
+        <w:t xml:space="preserve"> e um elevado poder de processamento, assegurando simultaneamente o cumprimento de todos os requisitos de conectividade necessários para a aplicação </w:t>
+      </w:r>
+      <w:proofErr w:type="spellStart"/>
+      <w:r>
+        <w:t>IoT</w:t>
+      </w:r>
+      <w:proofErr w:type="spellEnd"/>
+      <w:r>
+        <w:t>.</w:t>
+      </w:r>
+      <w:r>
+        <w:t xml:space="preserve"> </w:t>
+      </w:r>
+      <w:sdt>
+        <w:sdtPr>
+          <w:rPr>
+            <w:color w:val="000000"/>
+          </w:rPr>
+          <w:tag w:val="MENDELEY_CITATION_v3_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"/>
+          <w:id w:val="1556198728"/>
+          <w:placeholder>
+            <w:docPart w:val="DefaultPlaceholder_-1854013440"/>
+          </w:placeholder>
+        </w:sdtPr>
+        <w:sdtContent>
+          <w:r>
+            <w:rPr>
+              <w:color w:val="000000"/>
+            </w:rPr>
+            <w:t>[5]</w:t>
+          </w:r>
+        </w:sdtContent>
+      </w:sdt>
     </w:p>
     <w:p>
       <w:pPr>
@@ -5532,14 +7710,562 @@
     </w:p>
     <w:p>
       <w:pPr>
-        <w:pStyle w:val="Ttulo1"/>
-      </w:pPr>
-      <w:bookmarkStart w:id="24" w:name="_Toc232449139"/>
-      <w:r>
+        <w:pStyle w:val="Texto"/>
+      </w:pPr>
+      <w:r>
+        <w:rPr>
+          <w:b/>
+          <w:bCs/>
+        </w:rPr>
         <w:lastRenderedPageBreak/>
-        <w:t>ANÁLISE E ESCOLHA DA TECNOLOGIA ADOTADA</w:t>
-      </w:r>
-      <w:bookmarkEnd w:id="24"/>
+        <w:t>3.3. Atuadores Térmicos</w:t>
+      </w:r>
+    </w:p>
+    <w:p>
+      <w:pPr>
+        <w:pStyle w:val="Texto"/>
+      </w:pPr>
+      <w:r>
+        <w:t>N</w:t>
+      </w:r>
+      <w:r>
+        <w:t xml:space="preserve">este projeto, a seleção do atuador térmico exigiu uma análise comparativa entre duas tecnologias distintas: aquecedores resistivos cerâmicos (PTC) e células termoelétricas de </w:t>
+      </w:r>
+      <w:proofErr w:type="spellStart"/>
+      <w:r>
+        <w:t>Peltier</w:t>
+      </w:r>
+      <w:proofErr w:type="spellEnd"/>
+      <w:r>
+        <w:t xml:space="preserve"> (TEC). A escolha recaiu sobre a utilização de um módulo </w:t>
+      </w:r>
+      <w:proofErr w:type="spellStart"/>
+      <w:r>
+        <w:t>Peltier</w:t>
+      </w:r>
+      <w:proofErr w:type="spellEnd"/>
+      <w:r>
+        <w:t>, especificamente o modelo TEC1-12707.</w:t>
+      </w:r>
+    </w:p>
+    <w:p>
+      <w:pPr>
+        <w:pStyle w:val="Texto"/>
+      </w:pPr>
+      <w:r>
+        <w:t xml:space="preserve">A principal justificação para esta adoção prende-se com a superioridade térmica e energética da célula de </w:t>
+      </w:r>
+      <w:proofErr w:type="spellStart"/>
+      <w:r>
+        <w:t>Peltier</w:t>
+      </w:r>
+      <w:proofErr w:type="spellEnd"/>
+      <w:r>
+        <w:t xml:space="preserve"> quando operada no modo de aquecimento. Os aquecedores PTC convencionais baseiam-se estritamente no Efeito de Joule, onde a corrente elétrica que atravessa a resistência é convertida em energia térmica. Devido às leis da termodinâmica, este processo possui um Coeficiente de Performance (COP) máximo teórico de 1, o que significa que, por cada Watt de potência elétrica consumida, é gerado, no limite, apenas 1 Watt de calor.</w:t>
+      </w:r>
+    </w:p>
+    <w:p>
+      <w:pPr>
+        <w:pStyle w:val="Texto"/>
+      </w:pPr>
+      <w:r>
+        <w:t xml:space="preserve">Em contraste, uma célula de </w:t>
+      </w:r>
+      <w:proofErr w:type="spellStart"/>
+      <w:r>
+        <w:t>Peltier</w:t>
+      </w:r>
+      <w:proofErr w:type="spellEnd"/>
+      <w:r>
+        <w:t xml:space="preserve"> opera como uma bomba de calor em estado sólido. Quando uma corrente contínua atravessa os seus elementos semicondutores, ocorre a absorção de energia térmica numa das faces (face fria) e a correspondente libertação na face oposta (face quente). No modo de aquecimento, o calor total entregue ao sistema pela face quente não se limita apenas à potência elétrica dissipada no interior do componente; a energia entregue é a soma da potência elétrica consumida com a energia térmica que a célula ativamente "bombeou" do ambiente através da sua face fria. Por este motivo, o COP de aquecimento de uma célula de </w:t>
+      </w:r>
+      <w:proofErr w:type="spellStart"/>
+      <w:r>
+        <w:t>Peltier</w:t>
+      </w:r>
+      <w:proofErr w:type="spellEnd"/>
+      <w:r>
+        <w:t xml:space="preserve"> é invariavelmente superior a 1 (COP &gt; 1), garantindo uma eficiência energética que uma resistência PTC é incapaz de igualar.</w:t>
+      </w:r>
+    </w:p>
+    <w:p>
+      <w:pPr>
+        <w:pStyle w:val="Texto"/>
+      </w:pPr>
+      <w:r>
+        <w:t>O modelo selecionado (TEC1-12707) suporta uma tensão máxima de 15,4 V e uma corrente de operação nominal que se adequa aos requisitos de potência do sistema, oferecendo uma capacidade de transferência de calor de aproximadamente 76 W a uma temperatura base de 25 °C. Para além de garantir um aquecimento altamente eficiente, o módulo permite que o sistema realize arrefecimento ativo através da simples inversão da polaridade da tensão de alimentação, conferindo uma flexibilidade de controlo térmico bidirecional impossível de alcançar com sistemas resistivos puramente passivos.</w:t>
+      </w:r>
+    </w:p>
+    <w:p>
+      <w:pPr>
+        <w:pStyle w:val="Texto"/>
+      </w:pPr>
+    </w:p>
+    <w:p>
+      <w:pPr>
+        <w:pStyle w:val="Texto"/>
+      </w:pPr>
+    </w:p>
+    <w:p>
+      <w:pPr>
+        <w:pStyle w:val="Texto"/>
+        <w:numPr>
+          <w:ilvl w:val="2"/>
+          <w:numId w:val="2"/>
+        </w:numPr>
+        <w:rPr>
+          <w:b/>
+          <w:bCs/>
+        </w:rPr>
+      </w:pPr>
+      <w:r>
+        <w:rPr>
+          <w:b/>
+          <w:bCs/>
+        </w:rPr>
+        <w:lastRenderedPageBreak/>
+        <w:t xml:space="preserve"> </w:t>
+      </w:r>
+      <w:r>
+        <w:rPr>
+          <w:b/>
+          <w:bCs/>
+        </w:rPr>
+        <w:t>Topologias de Controlo e Comutação de Potência</w:t>
+      </w:r>
+    </w:p>
+    <w:p>
+      <w:pPr>
+        <w:pStyle w:val="Texto"/>
+        <w:rPr>
+          <w:b/>
+          <w:bCs/>
+        </w:rPr>
+      </w:pPr>
+      <w:r>
+        <w:rPr>
+          <w:b/>
+          <w:bCs/>
+        </w:rPr>
+        <w:t xml:space="preserve">A escolha da topologia de controlo foi balizada por três critérios fundamentais: precisão da temperatura, longevidade do atuador (célula de </w:t>
+      </w:r>
+      <w:proofErr w:type="spellStart"/>
+      <w:r>
+        <w:rPr>
+          <w:b/>
+          <w:bCs/>
+        </w:rPr>
+        <w:t>Peltier</w:t>
+      </w:r>
+      <w:proofErr w:type="spellEnd"/>
+      <w:r>
+        <w:rPr>
+          <w:b/>
+          <w:bCs/>
+        </w:rPr>
+        <w:t xml:space="preserve">) e viabilidade da implementação do </w:t>
+      </w:r>
+      <w:r>
+        <w:rPr>
+          <w:b/>
+          <w:bCs/>
+          <w:i/>
+          <w:iCs/>
+        </w:rPr>
+        <w:t>hardware</w:t>
+      </w:r>
+      <w:r>
+        <w:rPr>
+          <w:b/>
+          <w:bCs/>
+        </w:rPr>
+        <w:t xml:space="preserve"> de potência.</w:t>
+      </w:r>
+    </w:p>
+    <w:p>
+      <w:pPr>
+        <w:pStyle w:val="Texto"/>
+        <w:rPr>
+          <w:b/>
+          <w:bCs/>
+        </w:rPr>
+      </w:pPr>
+      <w:r>
+        <w:rPr>
+          <w:b/>
+          <w:bCs/>
+        </w:rPr>
+        <w:t>Foram analisadas três abordagens distintas para a regulação térmica do recinto:</w:t>
+      </w:r>
+    </w:p>
+    <w:p>
+      <w:pPr>
+        <w:pStyle w:val="Texto"/>
+        <w:numPr>
+          <w:ilvl w:val="0"/>
+          <w:numId w:val="37"/>
+        </w:numPr>
+        <w:rPr>
+          <w:b/>
+          <w:bCs/>
+        </w:rPr>
+      </w:pPr>
+      <w:r>
+        <w:rPr>
+          <w:b/>
+          <w:bCs/>
+        </w:rPr>
+        <w:t>Termóstatos Bimetálicos: Embora representem a solução comercial de menor custo, foram prontamente descartados devido à sua natureza puramente mecânica e imprevisível. A sua elevada histerese e falta de calibração impedem um controlo térmico rigoroso, resultando em grandes oscilações da temperatura interna, o que compromete a conservação de cargas sensíveis.</w:t>
+      </w:r>
+    </w:p>
+    <w:p>
+      <w:pPr>
+        <w:pStyle w:val="Texto"/>
+        <w:numPr>
+          <w:ilvl w:val="0"/>
+          <w:numId w:val="37"/>
+        </w:numPr>
+        <w:rPr>
+          <w:b/>
+          <w:bCs/>
+        </w:rPr>
+      </w:pPr>
+      <w:r>
+        <w:rPr>
+          <w:b/>
+          <w:bCs/>
+        </w:rPr>
+        <w:t xml:space="preserve">Modulação de Largura de Pulso (PWM): Numa fase de desenho inicial, equacionou-se a utilização de PWM de alta frequência para permitir uma modulação contínua da potência entregue à célula de </w:t>
+      </w:r>
+      <w:proofErr w:type="spellStart"/>
+      <w:r>
+        <w:rPr>
+          <w:b/>
+          <w:bCs/>
+        </w:rPr>
+        <w:t>Peltier</w:t>
+      </w:r>
+      <w:proofErr w:type="spellEnd"/>
+      <w:r>
+        <w:rPr>
+          <w:b/>
+          <w:bCs/>
+        </w:rPr>
+        <w:t xml:space="preserve">. Contudo, esta abordagem revelou-se tecnicamente desaconselhável. Dada a elevada inércia térmica inerente ao sistema (constante de tempo longa do conjunto câmara-atuador), a modulação de alta frequência é redundante. Adicionalmente, a comutação rápida submete a célula a variações de regime que, apesar da suavidade pretendida na potência média, aceleram a fadiga termomecânica das junções semicondutoras devido ao ciclo de </w:t>
+      </w:r>
+      <w:r>
+        <w:rPr>
+          <w:b/>
+          <w:bCs/>
+          <w:i/>
+          <w:iCs/>
+        </w:rPr>
+        <w:t>stress</w:t>
+      </w:r>
+      <w:r>
+        <w:rPr>
+          <w:b/>
+          <w:bCs/>
+        </w:rPr>
+        <w:t xml:space="preserve"> térmico </w:t>
+      </w:r>
+      <w:proofErr w:type="spellStart"/>
+      <w:r>
+        <w:rPr>
+          <w:b/>
+          <w:bCs/>
+        </w:rPr>
+        <w:t>intra-ciclo</w:t>
+      </w:r>
+      <w:proofErr w:type="spellEnd"/>
+      <w:r>
+        <w:rPr>
+          <w:b/>
+          <w:bCs/>
+        </w:rPr>
+        <w:t>, reduzindo desnecessariamente a vida útil do componente.</w:t>
+      </w:r>
+    </w:p>
+    <w:p>
+      <w:pPr>
+        <w:pStyle w:val="Texto"/>
+        <w:numPr>
+          <w:ilvl w:val="0"/>
+          <w:numId w:val="37"/>
+        </w:numPr>
+        <w:rPr>
+          <w:b/>
+          <w:bCs/>
+        </w:rPr>
+      </w:pPr>
+      <w:r>
+        <w:rPr>
+          <w:b/>
+          <w:bCs/>
+        </w:rPr>
+        <w:t xml:space="preserve">Comutação Digital Lenta (ON/OFF com Histerese em </w:t>
+      </w:r>
+      <w:r>
+        <w:rPr>
+          <w:b/>
+          <w:bCs/>
+          <w:i/>
+          <w:iCs/>
+        </w:rPr>
+        <w:t>Software</w:t>
+      </w:r>
+      <w:r>
+        <w:rPr>
+          <w:b/>
+          <w:bCs/>
+        </w:rPr>
+        <w:t xml:space="preserve">): Esta foi a topologia adotada. A decisão baseia-se na elevada inércia térmica inerente ao sistema (constante de tempo longa do conjunto câmara-atuador). Dado que o processo térmico é intrinsecamente lento, a comutação de alta frequência revela-se desnecessária. O controlo digital em malha fechada, com histerese programável por </w:t>
+      </w:r>
+      <w:r>
+        <w:rPr>
+          <w:b/>
+          <w:bCs/>
+          <w:i/>
+          <w:iCs/>
+        </w:rPr>
+        <w:t>software</w:t>
+      </w:r>
+      <w:r>
+        <w:rPr>
+          <w:b/>
+          <w:bCs/>
+        </w:rPr>
+        <w:t xml:space="preserve">, permite gerir a temperatura de forma eficaz, mantendo a célula num estado de operação estável e seguro, sem o </w:t>
+      </w:r>
+      <w:r>
+        <w:rPr>
+          <w:b/>
+          <w:bCs/>
+          <w:i/>
+          <w:iCs/>
+        </w:rPr>
+        <w:t>stress</w:t>
+      </w:r>
+      <w:r>
+        <w:rPr>
+          <w:b/>
+          <w:bCs/>
+        </w:rPr>
+        <w:t xml:space="preserve"> térmico induzido pelo PWM.</w:t>
+      </w:r>
+    </w:p>
+    <w:p>
+      <w:pPr>
+        <w:pStyle w:val="Texto"/>
+        <w:rPr>
+          <w:b/>
+          <w:bCs/>
+        </w:rPr>
+      </w:pPr>
+      <w:r>
+        <w:rPr>
+          <w:b/>
+          <w:bCs/>
+        </w:rPr>
+        <w:lastRenderedPageBreak/>
+        <w:t>Quanto ao estágio de potência, optou-se por realizar um circuito customizado em vez de recorrer a módulos genéricos. Esta opção foi tomada por dois motivos técnicos cruciais:</w:t>
+      </w:r>
+    </w:p>
+    <w:p>
+      <w:pPr>
+        <w:pStyle w:val="Texto"/>
+        <w:numPr>
+          <w:ilvl w:val="0"/>
+          <w:numId w:val="38"/>
+        </w:numPr>
+        <w:rPr>
+          <w:b/>
+          <w:bCs/>
+        </w:rPr>
+      </w:pPr>
+      <w:r>
+        <w:rPr>
+          <w:b/>
+          <w:bCs/>
+        </w:rPr>
+        <w:t>Gestão de Correntes Elevadas: O dimensionamento dos componentes de potência (</w:t>
+      </w:r>
+      <w:proofErr w:type="spellStart"/>
+      <w:r>
+        <w:rPr>
+          <w:b/>
+          <w:bCs/>
+        </w:rPr>
+        <w:t>MOSFETs</w:t>
+      </w:r>
+      <w:proofErr w:type="spellEnd"/>
+      <w:r>
+        <w:rPr>
+          <w:b/>
+          <w:bCs/>
+        </w:rPr>
+        <w:t xml:space="preserve"> de baixa resistência </w:t>
+      </w:r>
+      <w:proofErr w:type="spellStart"/>
+      <w:r>
+        <w:rPr>
+          <w:b/>
+          <w:bCs/>
+          <w:i/>
+          <w:iCs/>
+        </w:rPr>
+        <w:t>on-state</w:t>
+      </w:r>
+      <w:proofErr w:type="spellEnd"/>
+      <w:r>
+        <w:rPr>
+          <w:b/>
+          <w:bCs/>
+        </w:rPr>
+        <w:t>) foi realizado para assegurar que a corrente de pico (na ordem dos 7 A) é gerida com perdas térmicas mínimas, garantindo a robustez do sistema face a regimes de carga contínua.</w:t>
+      </w:r>
+    </w:p>
+    <w:p>
+      <w:pPr>
+        <w:pStyle w:val="Texto"/>
+        <w:numPr>
+          <w:ilvl w:val="0"/>
+          <w:numId w:val="38"/>
+        </w:numPr>
+        <w:rPr>
+          <w:b/>
+          <w:bCs/>
+        </w:rPr>
+      </w:pPr>
+      <w:r>
+        <w:rPr>
+          <w:b/>
+          <w:bCs/>
+        </w:rPr>
+        <w:t>Liberdade de Projeto e Integração: A conceção de um circuito de potência próprio confere liberdade absoluta na escolha dos componentes, permitindo uma integração otimizada com a lógica de controlo do ESP32 e a inclusão de medidas de proteção que módulos comerciais de uso geral frequentemente negligenciam.</w:t>
+      </w:r>
+    </w:p>
+    <w:p>
+      <w:pPr>
+        <w:pStyle w:val="Texto"/>
+      </w:pPr>
+    </w:p>
+    <w:p>
+      <w:pPr>
+        <w:pStyle w:val="Texto"/>
+        <w:numPr>
+          <w:ilvl w:val="0"/>
+          <w:numId w:val="2"/>
+        </w:numPr>
+        <w:rPr>
+          <w:b/>
+          <w:bCs/>
+        </w:rPr>
+      </w:pPr>
+      <w:r>
+        <w:rPr>
+          <w:b/>
+          <w:bCs/>
+        </w:rPr>
+        <w:t>Capítulos 4, 5 e 6 (Totalmente em falta no rascunho atual):</w:t>
+      </w:r>
+    </w:p>
+    <w:p>
+      <w:pPr>
+        <w:pStyle w:val="Texto"/>
+      </w:pPr>
+      <w:r>
+        <w:t>Deves estruturar o resto do relatório exatamente como o RJC sugeriu:</w:t>
+      </w:r>
+    </w:p>
+    <w:p>
+      <w:pPr>
+        <w:pStyle w:val="Texto"/>
+        <w:numPr>
+          <w:ilvl w:val="0"/>
+          <w:numId w:val="27"/>
+        </w:numPr>
+      </w:pPr>
+      <w:r>
+        <w:rPr>
+          <w:b/>
+          <w:bCs/>
+        </w:rPr>
+        <w:t>Capítulo 4 (Aquisição de Sinal e Sensores):</w:t>
+      </w:r>
+      <w:r>
+        <w:t xml:space="preserve"> Foco profundo no PT1000 e no circuito de condicionamento. Aqui deves apresentar o esquema elétrico, as equações da função de transferência do circuito e simulações (</w:t>
+      </w:r>
+      <w:proofErr w:type="spellStart"/>
+      <w:r>
+        <w:t>ex</w:t>
+      </w:r>
+      <w:proofErr w:type="spellEnd"/>
+      <w:r>
+        <w:t xml:space="preserve">: </w:t>
+      </w:r>
+      <w:proofErr w:type="spellStart"/>
+      <w:r>
+        <w:t>LTspice</w:t>
+      </w:r>
+      <w:proofErr w:type="spellEnd"/>
+      <w:r>
+        <w:t xml:space="preserve">). </w:t>
+      </w:r>
+    </w:p>
+    <w:p>
+      <w:pPr>
+        <w:pStyle w:val="Texto"/>
+        <w:numPr>
+          <w:ilvl w:val="0"/>
+          <w:numId w:val="27"/>
+        </w:numPr>
+      </w:pPr>
+      <w:r>
+        <w:rPr>
+          <w:b/>
+          <w:bCs/>
+        </w:rPr>
+        <w:t>Capítulo 5 (Processamento e Controlo):</w:t>
+      </w:r>
+      <w:r>
+        <w:t xml:space="preserve"> Foco no ESP32. Mostra o fluxograma do teu algoritmo de controlo (como funciona a transição ON/OFF ou o PID) e explica a implementação do Servidor Web (</w:t>
+      </w:r>
+      <w:proofErr w:type="spellStart"/>
+      <w:r>
+        <w:t>IoT</w:t>
+      </w:r>
+      <w:proofErr w:type="spellEnd"/>
+      <w:r>
+        <w:t xml:space="preserve">). </w:t>
+      </w:r>
+    </w:p>
+    <w:p>
+      <w:pPr>
+        <w:pStyle w:val="Texto"/>
+        <w:numPr>
+          <w:ilvl w:val="0"/>
+          <w:numId w:val="27"/>
+        </w:numPr>
+      </w:pPr>
+      <w:r>
+        <w:rPr>
+          <w:b/>
+          <w:bCs/>
+        </w:rPr>
+        <w:t>Capítulo 6 (Verificações Experimentais):</w:t>
+      </w:r>
+      <w:r>
+        <w:t xml:space="preserve"> Junta </w:t>
+      </w:r>
+      <w:proofErr w:type="gramStart"/>
+      <w:r>
+        <w:t>a</w:t>
+      </w:r>
+      <w:proofErr w:type="gramEnd"/>
+      <w:r>
+        <w:t xml:space="preserve"> montagem física do protótipo (com fotos) e os testes de validação. Como sugerido, podes colocar um sensor comercial bem calibrado dentro da marmita ao lado do teu PT1000 e mostrar um gráfico que compare as duas leituras ao longo do tempo para provar que o teu sistema funciona e é preciso. </w:t>
+      </w:r>
     </w:p>
     <w:p>
       <w:pPr>
@@ -5797,7 +8523,7 @@
       <w:pPr>
         <w:pStyle w:val="Texto"/>
         <w:sectPr>
-          <w:footerReference w:type="default" r:id="rId16"/>
+          <w:footerReference w:type="default" r:id="rId21"/>
           <w:type w:val="oddPage"/>
           <w:pgSz w:w="11906" w:h="16838" w:code="9"/>
           <w:pgMar w:top="1418" w:right="1418" w:bottom="1418" w:left="1701" w:header="709" w:footer="567" w:gutter="0"/>
@@ -6138,17 +8864,9 @@
         <w:rPr>
           <w:lang w:val="en-US"/>
         </w:rPr>
-        <w:t xml:space="preserve"> </w:t>
-      </w:r>
-      <w:proofErr w:type="spellStart"/>
-      <w:r>
-        <w:rPr>
-          <w:lang w:val="en-US"/>
-        </w:rPr>
-        <w:t>Documentais</w:t>
+        <w:t xml:space="preserve"> Documentais</w:t>
       </w:r>
       <w:bookmarkEnd w:id="29"/>
-      <w:proofErr w:type="spellEnd"/>
     </w:p>
     <w:p>
       <w:pPr>
@@ -6587,9 +9305,17 @@
         <w:t>,</w:t>
       </w:r>
       <w:r>
-        <w:t xml:space="preserve"> Version:  5.2.1, </w:t>
-      </w:r>
-      <w:hyperlink r:id="rId17" w:history="1">
+        <w:t xml:space="preserve"> Version</w:t>
+      </w:r>
+      <w:proofErr w:type="gramStart"/>
+      <w:r>
+        <w:t>:  5.2</w:t>
+      </w:r>
+      <w:proofErr w:type="gramEnd"/>
+      <w:r>
+        <w:t xml:space="preserve">.1, </w:t>
+      </w:r>
+      <w:hyperlink r:id="rId22" w:history="1">
         <w:r>
           <w:t>http://www.net-snmp.org/</w:t>
         </w:r>
@@ -6844,7 +9570,7 @@
       <w:r>
         <w:t xml:space="preserve">, </w:t>
       </w:r>
-      <w:hyperlink r:id="rId18" w:history="1">
+      <w:hyperlink r:id="rId23" w:history="1">
         <w:r>
           <w:t>http://www.faculty.iu-bremen.de/schoenw</w:t>
         </w:r>
@@ -6953,7 +9679,7 @@
       <w:r>
         <w:t xml:space="preserve"> de 2006, Versão 1.0, </w:t>
       </w:r>
-      <w:hyperlink r:id="rId19" w:history="1">
+      <w:hyperlink r:id="rId24" w:history="1">
         <w:r>
           <w:rPr>
             <w:rStyle w:val="Hiperligao"/>
@@ -6977,7 +9703,7 @@
       <w:r>
         <w:t xml:space="preserve"> de 2007, Versão 1.0.a, </w:t>
       </w:r>
-      <w:hyperlink r:id="rId20" w:history="1">
+      <w:hyperlink r:id="rId25" w:history="1">
         <w:r>
           <w:rPr>
             <w:rStyle w:val="Hiperligao"/>
@@ -7082,7 +9808,7 @@
       </w:r>
     </w:p>
     <w:sectPr>
-      <w:headerReference w:type="even" r:id="rId21"/>
+      <w:headerReference w:type="even" r:id="rId26"/>
       <w:type w:val="oddPage"/>
       <w:pgSz w:w="11906" w:h="16838" w:code="9"/>
       <w:pgMar w:top="1418" w:right="1418" w:bottom="1418" w:left="1701" w:header="709" w:footer="567" w:gutter="0"/>
@@ -7469,6 +10195,155 @@
     </w:lvl>
   </w:abstractNum>
   <w:abstractNum w:abstractNumId="1" w15:restartNumberingAfterBreak="0">
+    <w:nsid w:val="152E3244"/>
+    <w:multiLevelType w:val="multilevel"/>
+    <w:tmpl w:val="37B6A45E"/>
+    <w:lvl w:ilvl="0">
+      <w:start w:val="1"/>
+      <w:numFmt w:val="bullet"/>
+      <w:lvlText w:val=""/>
+      <w:lvlJc w:val="left"/>
+      <w:pPr>
+        <w:tabs>
+          <w:tab w:val="num" w:pos="720"/>
+        </w:tabs>
+        <w:ind w:left="720" w:hanging="360"/>
+      </w:pPr>
+      <w:rPr>
+        <w:rFonts w:ascii="Symbol" w:hAnsi="Symbol" w:hint="default"/>
+        <w:sz w:val="20"/>
+      </w:rPr>
+    </w:lvl>
+    <w:lvl w:ilvl="1" w:tentative="1">
+      <w:start w:val="1"/>
+      <w:numFmt w:val="bullet"/>
+      <w:lvlText w:val="o"/>
+      <w:lvlJc w:val="left"/>
+      <w:pPr>
+        <w:tabs>
+          <w:tab w:val="num" w:pos="1440"/>
+        </w:tabs>
+        <w:ind w:left="1440" w:hanging="360"/>
+      </w:pPr>
+      <w:rPr>
+        <w:rFonts w:ascii="Courier New" w:hAnsi="Courier New" w:hint="default"/>
+        <w:sz w:val="20"/>
+      </w:rPr>
+    </w:lvl>
+    <w:lvl w:ilvl="2" w:tentative="1">
+      <w:start w:val="1"/>
+      <w:numFmt w:val="bullet"/>
+      <w:lvlText w:val=""/>
+      <w:lvlJc w:val="left"/>
+      <w:pPr>
+        <w:tabs>
+          <w:tab w:val="num" w:pos="2160"/>
+        </w:tabs>
+        <w:ind w:left="2160" w:hanging="360"/>
+      </w:pPr>
+      <w:rPr>
+        <w:rFonts w:ascii="Wingdings" w:hAnsi="Wingdings" w:hint="default"/>
+        <w:sz w:val="20"/>
+      </w:rPr>
+    </w:lvl>
+    <w:lvl w:ilvl="3" w:tentative="1">
+      <w:start w:val="1"/>
+      <w:numFmt w:val="bullet"/>
+      <w:lvlText w:val=""/>
+      <w:lvlJc w:val="left"/>
+      <w:pPr>
+        <w:tabs>
+          <w:tab w:val="num" w:pos="2880"/>
+        </w:tabs>
+        <w:ind w:left="2880" w:hanging="360"/>
+      </w:pPr>
+      <w:rPr>
+        <w:rFonts w:ascii="Wingdings" w:hAnsi="Wingdings" w:hint="default"/>
+        <w:sz w:val="20"/>
+      </w:rPr>
+    </w:lvl>
+    <w:lvl w:ilvl="4" w:tentative="1">
+      <w:start w:val="1"/>
+      <w:numFmt w:val="bullet"/>
+      <w:lvlText w:val=""/>
+      <w:lvlJc w:val="left"/>
+      <w:pPr>
+        <w:tabs>
+          <w:tab w:val="num" w:pos="3600"/>
+        </w:tabs>
+        <w:ind w:left="3600" w:hanging="360"/>
+      </w:pPr>
+      <w:rPr>
+        <w:rFonts w:ascii="Wingdings" w:hAnsi="Wingdings" w:hint="default"/>
+        <w:sz w:val="20"/>
+      </w:rPr>
+    </w:lvl>
+    <w:lvl w:ilvl="5" w:tentative="1">
+      <w:start w:val="1"/>
+      <w:numFmt w:val="bullet"/>
+      <w:lvlText w:val=""/>
+      <w:lvlJc w:val="left"/>
+      <w:pPr>
+        <w:tabs>
+          <w:tab w:val="num" w:pos="4320"/>
+        </w:tabs>
+        <w:ind w:left="4320" w:hanging="360"/>
+      </w:pPr>
+      <w:rPr>
+        <w:rFonts w:ascii="Wingdings" w:hAnsi="Wingdings" w:hint="default"/>
+        <w:sz w:val="20"/>
+      </w:rPr>
+    </w:lvl>
+    <w:lvl w:ilvl="6" w:tentative="1">
+      <w:start w:val="1"/>
+      <w:numFmt w:val="bullet"/>
+      <w:lvlText w:val=""/>
+      <w:lvlJc w:val="left"/>
+      <w:pPr>
+        <w:tabs>
+          <w:tab w:val="num" w:pos="5040"/>
+        </w:tabs>
+        <w:ind w:left="5040" w:hanging="360"/>
+      </w:pPr>
+      <w:rPr>
+        <w:rFonts w:ascii="Wingdings" w:hAnsi="Wingdings" w:hint="default"/>
+        <w:sz w:val="20"/>
+      </w:rPr>
+    </w:lvl>
+    <w:lvl w:ilvl="7" w:tentative="1">
+      <w:start w:val="1"/>
+      <w:numFmt w:val="bullet"/>
+      <w:lvlText w:val=""/>
+      <w:lvlJc w:val="left"/>
+      <w:pPr>
+        <w:tabs>
+          <w:tab w:val="num" w:pos="5760"/>
+        </w:tabs>
+        <w:ind w:left="5760" w:hanging="360"/>
+      </w:pPr>
+      <w:rPr>
+        <w:rFonts w:ascii="Wingdings" w:hAnsi="Wingdings" w:hint="default"/>
+        <w:sz w:val="20"/>
+      </w:rPr>
+    </w:lvl>
+    <w:lvl w:ilvl="8" w:tentative="1">
+      <w:start w:val="1"/>
+      <w:numFmt w:val="bullet"/>
+      <w:lvlText w:val=""/>
+      <w:lvlJc w:val="left"/>
+      <w:pPr>
+        <w:tabs>
+          <w:tab w:val="num" w:pos="6480"/>
+        </w:tabs>
+        <w:ind w:left="6480" w:hanging="360"/>
+      </w:pPr>
+      <w:rPr>
+        <w:rFonts w:ascii="Wingdings" w:hAnsi="Wingdings" w:hint="default"/>
+        <w:sz w:val="20"/>
+      </w:rPr>
+    </w:lvl>
+  </w:abstractNum>
+  <w:abstractNum w:abstractNumId="2" w15:restartNumberingAfterBreak="0">
     <w:nsid w:val="15DA050C"/>
     <w:multiLevelType w:val="hybridMultilevel"/>
     <w:tmpl w:val="91D2A83E"/>
@@ -7589,7 +10464,7 @@
       </w:pPr>
     </w:lvl>
   </w:abstractNum>
-  <w:abstractNum w:abstractNumId="2" w15:restartNumberingAfterBreak="0">
+  <w:abstractNum w:abstractNumId="3" w15:restartNumberingAfterBreak="0">
     <w:nsid w:val="16A90C07"/>
     <w:multiLevelType w:val="multilevel"/>
     <w:tmpl w:val="26A4CFEA"/>
@@ -7738,7 +10613,418 @@
       </w:rPr>
     </w:lvl>
   </w:abstractNum>
-  <w:abstractNum w:abstractNumId="3" w15:restartNumberingAfterBreak="0">
+  <w:abstractNum w:abstractNumId="4" w15:restartNumberingAfterBreak="0">
+    <w:nsid w:val="188136A4"/>
+    <w:multiLevelType w:val="multilevel"/>
+    <w:tmpl w:val="C2DE6206"/>
+    <w:lvl w:ilvl="0">
+      <w:start w:val="1"/>
+      <w:numFmt w:val="bullet"/>
+      <w:lvlText w:val=""/>
+      <w:lvlJc w:val="left"/>
+      <w:pPr>
+        <w:tabs>
+          <w:tab w:val="num" w:pos="720"/>
+        </w:tabs>
+        <w:ind w:left="720" w:hanging="360"/>
+      </w:pPr>
+      <w:rPr>
+        <w:rFonts w:ascii="Symbol" w:hAnsi="Symbol" w:hint="default"/>
+        <w:sz w:val="20"/>
+      </w:rPr>
+    </w:lvl>
+    <w:lvl w:ilvl="1" w:tentative="1">
+      <w:start w:val="1"/>
+      <w:numFmt w:val="bullet"/>
+      <w:lvlText w:val="o"/>
+      <w:lvlJc w:val="left"/>
+      <w:pPr>
+        <w:tabs>
+          <w:tab w:val="num" w:pos="1440"/>
+        </w:tabs>
+        <w:ind w:left="1440" w:hanging="360"/>
+      </w:pPr>
+      <w:rPr>
+        <w:rFonts w:ascii="Courier New" w:hAnsi="Courier New" w:hint="default"/>
+        <w:sz w:val="20"/>
+      </w:rPr>
+    </w:lvl>
+    <w:lvl w:ilvl="2" w:tentative="1">
+      <w:start w:val="1"/>
+      <w:numFmt w:val="bullet"/>
+      <w:lvlText w:val=""/>
+      <w:lvlJc w:val="left"/>
+      <w:pPr>
+        <w:tabs>
+          <w:tab w:val="num" w:pos="2160"/>
+        </w:tabs>
+        <w:ind w:left="2160" w:hanging="360"/>
+      </w:pPr>
+      <w:rPr>
+        <w:rFonts w:ascii="Wingdings" w:hAnsi="Wingdings" w:hint="default"/>
+        <w:sz w:val="20"/>
+      </w:rPr>
+    </w:lvl>
+    <w:lvl w:ilvl="3" w:tentative="1">
+      <w:start w:val="1"/>
+      <w:numFmt w:val="bullet"/>
+      <w:lvlText w:val=""/>
+      <w:lvlJc w:val="left"/>
+      <w:pPr>
+        <w:tabs>
+          <w:tab w:val="num" w:pos="2880"/>
+        </w:tabs>
+        <w:ind w:left="2880" w:hanging="360"/>
+      </w:pPr>
+      <w:rPr>
+        <w:rFonts w:ascii="Wingdings" w:hAnsi="Wingdings" w:hint="default"/>
+        <w:sz w:val="20"/>
+      </w:rPr>
+    </w:lvl>
+    <w:lvl w:ilvl="4" w:tentative="1">
+      <w:start w:val="1"/>
+      <w:numFmt w:val="bullet"/>
+      <w:lvlText w:val=""/>
+      <w:lvlJc w:val="left"/>
+      <w:pPr>
+        <w:tabs>
+          <w:tab w:val="num" w:pos="3600"/>
+        </w:tabs>
+        <w:ind w:left="3600" w:hanging="360"/>
+      </w:pPr>
+      <w:rPr>
+        <w:rFonts w:ascii="Wingdings" w:hAnsi="Wingdings" w:hint="default"/>
+        <w:sz w:val="20"/>
+      </w:rPr>
+    </w:lvl>
+    <w:lvl w:ilvl="5" w:tentative="1">
+      <w:start w:val="1"/>
+      <w:numFmt w:val="bullet"/>
+      <w:lvlText w:val=""/>
+      <w:lvlJc w:val="left"/>
+      <w:pPr>
+        <w:tabs>
+          <w:tab w:val="num" w:pos="4320"/>
+        </w:tabs>
+        <w:ind w:left="4320" w:hanging="360"/>
+      </w:pPr>
+      <w:rPr>
+        <w:rFonts w:ascii="Wingdings" w:hAnsi="Wingdings" w:hint="default"/>
+        <w:sz w:val="20"/>
+      </w:rPr>
+    </w:lvl>
+    <w:lvl w:ilvl="6" w:tentative="1">
+      <w:start w:val="1"/>
+      <w:numFmt w:val="bullet"/>
+      <w:lvlText w:val=""/>
+      <w:lvlJc w:val="left"/>
+      <w:pPr>
+        <w:tabs>
+          <w:tab w:val="num" w:pos="5040"/>
+        </w:tabs>
+        <w:ind w:left="5040" w:hanging="360"/>
+      </w:pPr>
+      <w:rPr>
+        <w:rFonts w:ascii="Wingdings" w:hAnsi="Wingdings" w:hint="default"/>
+        <w:sz w:val="20"/>
+      </w:rPr>
+    </w:lvl>
+    <w:lvl w:ilvl="7" w:tentative="1">
+      <w:start w:val="1"/>
+      <w:numFmt w:val="bullet"/>
+      <w:lvlText w:val=""/>
+      <w:lvlJc w:val="left"/>
+      <w:pPr>
+        <w:tabs>
+          <w:tab w:val="num" w:pos="5760"/>
+        </w:tabs>
+        <w:ind w:left="5760" w:hanging="360"/>
+      </w:pPr>
+      <w:rPr>
+        <w:rFonts w:ascii="Wingdings" w:hAnsi="Wingdings" w:hint="default"/>
+        <w:sz w:val="20"/>
+      </w:rPr>
+    </w:lvl>
+    <w:lvl w:ilvl="8" w:tentative="1">
+      <w:start w:val="1"/>
+      <w:numFmt w:val="bullet"/>
+      <w:lvlText w:val=""/>
+      <w:lvlJc w:val="left"/>
+      <w:pPr>
+        <w:tabs>
+          <w:tab w:val="num" w:pos="6480"/>
+        </w:tabs>
+        <w:ind w:left="6480" w:hanging="360"/>
+      </w:pPr>
+      <w:rPr>
+        <w:rFonts w:ascii="Wingdings" w:hAnsi="Wingdings" w:hint="default"/>
+        <w:sz w:val="20"/>
+      </w:rPr>
+    </w:lvl>
+  </w:abstractNum>
+  <w:abstractNum w:abstractNumId="5" w15:restartNumberingAfterBreak="0">
+    <w:nsid w:val="19952CFD"/>
+    <w:multiLevelType w:val="multilevel"/>
+    <w:tmpl w:val="45BC98EE"/>
+    <w:lvl w:ilvl="0">
+      <w:start w:val="1"/>
+      <w:numFmt w:val="bullet"/>
+      <w:lvlText w:val=""/>
+      <w:lvlJc w:val="left"/>
+      <w:pPr>
+        <w:tabs>
+          <w:tab w:val="num" w:pos="720"/>
+        </w:tabs>
+        <w:ind w:left="720" w:hanging="360"/>
+      </w:pPr>
+      <w:rPr>
+        <w:rFonts w:ascii="Symbol" w:hAnsi="Symbol" w:hint="default"/>
+        <w:sz w:val="20"/>
+      </w:rPr>
+    </w:lvl>
+    <w:lvl w:ilvl="1" w:tentative="1">
+      <w:start w:val="1"/>
+      <w:numFmt w:val="bullet"/>
+      <w:lvlText w:val="o"/>
+      <w:lvlJc w:val="left"/>
+      <w:pPr>
+        <w:tabs>
+          <w:tab w:val="num" w:pos="1440"/>
+        </w:tabs>
+        <w:ind w:left="1440" w:hanging="360"/>
+      </w:pPr>
+      <w:rPr>
+        <w:rFonts w:ascii="Courier New" w:hAnsi="Courier New" w:hint="default"/>
+        <w:sz w:val="20"/>
+      </w:rPr>
+    </w:lvl>
+    <w:lvl w:ilvl="2" w:tentative="1">
+      <w:start w:val="1"/>
+      <w:numFmt w:val="bullet"/>
+      <w:lvlText w:val=""/>
+      <w:lvlJc w:val="left"/>
+      <w:pPr>
+        <w:tabs>
+          <w:tab w:val="num" w:pos="2160"/>
+        </w:tabs>
+        <w:ind w:left="2160" w:hanging="360"/>
+      </w:pPr>
+      <w:rPr>
+        <w:rFonts w:ascii="Wingdings" w:hAnsi="Wingdings" w:hint="default"/>
+        <w:sz w:val="20"/>
+      </w:rPr>
+    </w:lvl>
+    <w:lvl w:ilvl="3" w:tentative="1">
+      <w:start w:val="1"/>
+      <w:numFmt w:val="bullet"/>
+      <w:lvlText w:val=""/>
+      <w:lvlJc w:val="left"/>
+      <w:pPr>
+        <w:tabs>
+          <w:tab w:val="num" w:pos="2880"/>
+        </w:tabs>
+        <w:ind w:left="2880" w:hanging="360"/>
+      </w:pPr>
+      <w:rPr>
+        <w:rFonts w:ascii="Wingdings" w:hAnsi="Wingdings" w:hint="default"/>
+        <w:sz w:val="20"/>
+      </w:rPr>
+    </w:lvl>
+    <w:lvl w:ilvl="4" w:tentative="1">
+      <w:start w:val="1"/>
+      <w:numFmt w:val="bullet"/>
+      <w:lvlText w:val=""/>
+      <w:lvlJc w:val="left"/>
+      <w:pPr>
+        <w:tabs>
+          <w:tab w:val="num" w:pos="3600"/>
+        </w:tabs>
+        <w:ind w:left="3600" w:hanging="360"/>
+      </w:pPr>
+      <w:rPr>
+        <w:rFonts w:ascii="Wingdings" w:hAnsi="Wingdings" w:hint="default"/>
+        <w:sz w:val="20"/>
+      </w:rPr>
+    </w:lvl>
+    <w:lvl w:ilvl="5" w:tentative="1">
+      <w:start w:val="1"/>
+      <w:numFmt w:val="bullet"/>
+      <w:lvlText w:val=""/>
+      <w:lvlJc w:val="left"/>
+      <w:pPr>
+        <w:tabs>
+          <w:tab w:val="num" w:pos="4320"/>
+        </w:tabs>
+        <w:ind w:left="4320" w:hanging="360"/>
+      </w:pPr>
+      <w:rPr>
+        <w:rFonts w:ascii="Wingdings" w:hAnsi="Wingdings" w:hint="default"/>
+        <w:sz w:val="20"/>
+      </w:rPr>
+    </w:lvl>
+    <w:lvl w:ilvl="6" w:tentative="1">
+      <w:start w:val="1"/>
+      <w:numFmt w:val="bullet"/>
+      <w:lvlText w:val=""/>
+      <w:lvlJc w:val="left"/>
+      <w:pPr>
+        <w:tabs>
+          <w:tab w:val="num" w:pos="5040"/>
+        </w:tabs>
+        <w:ind w:left="5040" w:hanging="360"/>
+      </w:pPr>
+      <w:rPr>
+        <w:rFonts w:ascii="Wingdings" w:hAnsi="Wingdings" w:hint="default"/>
+        <w:sz w:val="20"/>
+      </w:rPr>
+    </w:lvl>
+    <w:lvl w:ilvl="7" w:tentative="1">
+      <w:start w:val="1"/>
+      <w:numFmt w:val="bullet"/>
+      <w:lvlText w:val=""/>
+      <w:lvlJc w:val="left"/>
+      <w:pPr>
+        <w:tabs>
+          <w:tab w:val="num" w:pos="5760"/>
+        </w:tabs>
+        <w:ind w:left="5760" w:hanging="360"/>
+      </w:pPr>
+      <w:rPr>
+        <w:rFonts w:ascii="Wingdings" w:hAnsi="Wingdings" w:hint="default"/>
+        <w:sz w:val="20"/>
+      </w:rPr>
+    </w:lvl>
+    <w:lvl w:ilvl="8" w:tentative="1">
+      <w:start w:val="1"/>
+      <w:numFmt w:val="bullet"/>
+      <w:lvlText w:val=""/>
+      <w:lvlJc w:val="left"/>
+      <w:pPr>
+        <w:tabs>
+          <w:tab w:val="num" w:pos="6480"/>
+        </w:tabs>
+        <w:ind w:left="6480" w:hanging="360"/>
+      </w:pPr>
+      <w:rPr>
+        <w:rFonts w:ascii="Wingdings" w:hAnsi="Wingdings" w:hint="default"/>
+        <w:sz w:val="20"/>
+      </w:rPr>
+    </w:lvl>
+  </w:abstractNum>
+  <w:abstractNum w:abstractNumId="6" w15:restartNumberingAfterBreak="0">
+    <w:nsid w:val="1BF412E4"/>
+    <w:multiLevelType w:val="hybridMultilevel"/>
+    <w:tmpl w:val="DAD2495A"/>
+    <w:lvl w:ilvl="0" w:tplc="08160001">
+      <w:start w:val="1"/>
+      <w:numFmt w:val="bullet"/>
+      <w:lvlText w:val=""/>
+      <w:lvlJc w:val="left"/>
+      <w:pPr>
+        <w:ind w:left="720" w:hanging="360"/>
+      </w:pPr>
+      <w:rPr>
+        <w:rFonts w:ascii="Symbol" w:hAnsi="Symbol" w:hint="default"/>
+      </w:rPr>
+    </w:lvl>
+    <w:lvl w:ilvl="1" w:tplc="08160003" w:tentative="1">
+      <w:start w:val="1"/>
+      <w:numFmt w:val="bullet"/>
+      <w:lvlText w:val="o"/>
+      <w:lvlJc w:val="left"/>
+      <w:pPr>
+        <w:ind w:left="1440" w:hanging="360"/>
+      </w:pPr>
+      <w:rPr>
+        <w:rFonts w:ascii="Courier New" w:hAnsi="Courier New" w:cs="Courier New" w:hint="default"/>
+      </w:rPr>
+    </w:lvl>
+    <w:lvl w:ilvl="2" w:tplc="08160005" w:tentative="1">
+      <w:start w:val="1"/>
+      <w:numFmt w:val="bullet"/>
+      <w:lvlText w:val=""/>
+      <w:lvlJc w:val="left"/>
+      <w:pPr>
+        <w:ind w:left="2160" w:hanging="360"/>
+      </w:pPr>
+      <w:rPr>
+        <w:rFonts w:ascii="Wingdings" w:hAnsi="Wingdings" w:hint="default"/>
+      </w:rPr>
+    </w:lvl>
+    <w:lvl w:ilvl="3" w:tplc="08160001" w:tentative="1">
+      <w:start w:val="1"/>
+      <w:numFmt w:val="bullet"/>
+      <w:lvlText w:val=""/>
+      <w:lvlJc w:val="left"/>
+      <w:pPr>
+        <w:ind w:left="2880" w:hanging="360"/>
+      </w:pPr>
+      <w:rPr>
+        <w:rFonts w:ascii="Symbol" w:hAnsi="Symbol" w:hint="default"/>
+      </w:rPr>
+    </w:lvl>
+    <w:lvl w:ilvl="4" w:tplc="08160003" w:tentative="1">
+      <w:start w:val="1"/>
+      <w:numFmt w:val="bullet"/>
+      <w:lvlText w:val="o"/>
+      <w:lvlJc w:val="left"/>
+      <w:pPr>
+        <w:ind w:left="3600" w:hanging="360"/>
+      </w:pPr>
+      <w:rPr>
+        <w:rFonts w:ascii="Courier New" w:hAnsi="Courier New" w:cs="Courier New" w:hint="default"/>
+      </w:rPr>
+    </w:lvl>
+    <w:lvl w:ilvl="5" w:tplc="08160005" w:tentative="1">
+      <w:start w:val="1"/>
+      <w:numFmt w:val="bullet"/>
+      <w:lvlText w:val=""/>
+      <w:lvlJc w:val="left"/>
+      <w:pPr>
+        <w:ind w:left="4320" w:hanging="360"/>
+      </w:pPr>
+      <w:rPr>
+        <w:rFonts w:ascii="Wingdings" w:hAnsi="Wingdings" w:hint="default"/>
+      </w:rPr>
+    </w:lvl>
+    <w:lvl w:ilvl="6" w:tplc="08160001" w:tentative="1">
+      <w:start w:val="1"/>
+      <w:numFmt w:val="bullet"/>
+      <w:lvlText w:val=""/>
+      <w:lvlJc w:val="left"/>
+      <w:pPr>
+        <w:ind w:left="5040" w:hanging="360"/>
+      </w:pPr>
+      <w:rPr>
+        <w:rFonts w:ascii="Symbol" w:hAnsi="Symbol" w:hint="default"/>
+      </w:rPr>
+    </w:lvl>
+    <w:lvl w:ilvl="7" w:tplc="08160003" w:tentative="1">
+      <w:start w:val="1"/>
+      <w:numFmt w:val="bullet"/>
+      <w:lvlText w:val="o"/>
+      <w:lvlJc w:val="left"/>
+      <w:pPr>
+        <w:ind w:left="5760" w:hanging="360"/>
+      </w:pPr>
+      <w:rPr>
+        <w:rFonts w:ascii="Courier New" w:hAnsi="Courier New" w:cs="Courier New" w:hint="default"/>
+      </w:rPr>
+    </w:lvl>
+    <w:lvl w:ilvl="8" w:tplc="08160005" w:tentative="1">
+      <w:start w:val="1"/>
+      <w:numFmt w:val="bullet"/>
+      <w:lvlText w:val=""/>
+      <w:lvlJc w:val="left"/>
+      <w:pPr>
+        <w:ind w:left="6480" w:hanging="360"/>
+      </w:pPr>
+      <w:rPr>
+        <w:rFonts w:ascii="Wingdings" w:hAnsi="Wingdings" w:hint="default"/>
+      </w:rPr>
+    </w:lvl>
+  </w:abstractNum>
+  <w:abstractNum w:abstractNumId="7" w15:restartNumberingAfterBreak="0">
     <w:nsid w:val="1CAA67B1"/>
     <w:multiLevelType w:val="hybridMultilevel"/>
     <w:tmpl w:val="9A006350"/>
@@ -7855,7 +11141,305 @@
       </w:pPr>
     </w:lvl>
   </w:abstractNum>
-  <w:abstractNum w:abstractNumId="4" w15:restartNumberingAfterBreak="0">
+  <w:abstractNum w:abstractNumId="8" w15:restartNumberingAfterBreak="0">
+    <w:nsid w:val="25310ECA"/>
+    <w:multiLevelType w:val="multilevel"/>
+    <w:tmpl w:val="0DFAA750"/>
+    <w:lvl w:ilvl="0">
+      <w:start w:val="1"/>
+      <w:numFmt w:val="bullet"/>
+      <w:lvlText w:val=""/>
+      <w:lvlJc w:val="left"/>
+      <w:pPr>
+        <w:tabs>
+          <w:tab w:val="num" w:pos="720"/>
+        </w:tabs>
+        <w:ind w:left="720" w:hanging="360"/>
+      </w:pPr>
+      <w:rPr>
+        <w:rFonts w:ascii="Symbol" w:hAnsi="Symbol" w:hint="default"/>
+        <w:sz w:val="20"/>
+      </w:rPr>
+    </w:lvl>
+    <w:lvl w:ilvl="1" w:tentative="1">
+      <w:start w:val="1"/>
+      <w:numFmt w:val="bullet"/>
+      <w:lvlText w:val="o"/>
+      <w:lvlJc w:val="left"/>
+      <w:pPr>
+        <w:tabs>
+          <w:tab w:val="num" w:pos="1440"/>
+        </w:tabs>
+        <w:ind w:left="1440" w:hanging="360"/>
+      </w:pPr>
+      <w:rPr>
+        <w:rFonts w:ascii="Courier New" w:hAnsi="Courier New" w:hint="default"/>
+        <w:sz w:val="20"/>
+      </w:rPr>
+    </w:lvl>
+    <w:lvl w:ilvl="2" w:tentative="1">
+      <w:start w:val="1"/>
+      <w:numFmt w:val="bullet"/>
+      <w:lvlText w:val=""/>
+      <w:lvlJc w:val="left"/>
+      <w:pPr>
+        <w:tabs>
+          <w:tab w:val="num" w:pos="2160"/>
+        </w:tabs>
+        <w:ind w:left="2160" w:hanging="360"/>
+      </w:pPr>
+      <w:rPr>
+        <w:rFonts w:ascii="Wingdings" w:hAnsi="Wingdings" w:hint="default"/>
+        <w:sz w:val="20"/>
+      </w:rPr>
+    </w:lvl>
+    <w:lvl w:ilvl="3" w:tentative="1">
+      <w:start w:val="1"/>
+      <w:numFmt w:val="bullet"/>
+      <w:lvlText w:val=""/>
+      <w:lvlJc w:val="left"/>
+      <w:pPr>
+        <w:tabs>
+          <w:tab w:val="num" w:pos="2880"/>
+        </w:tabs>
+        <w:ind w:left="2880" w:hanging="360"/>
+      </w:pPr>
+      <w:rPr>
+        <w:rFonts w:ascii="Wingdings" w:hAnsi="Wingdings" w:hint="default"/>
+        <w:sz w:val="20"/>
+      </w:rPr>
+    </w:lvl>
+    <w:lvl w:ilvl="4" w:tentative="1">
+      <w:start w:val="1"/>
+      <w:numFmt w:val="bullet"/>
+      <w:lvlText w:val=""/>
+      <w:lvlJc w:val="left"/>
+      <w:pPr>
+        <w:tabs>
+          <w:tab w:val="num" w:pos="3600"/>
+        </w:tabs>
+        <w:ind w:left="3600" w:hanging="360"/>
+      </w:pPr>
+      <w:rPr>
+        <w:rFonts w:ascii="Wingdings" w:hAnsi="Wingdings" w:hint="default"/>
+        <w:sz w:val="20"/>
+      </w:rPr>
+    </w:lvl>
+    <w:lvl w:ilvl="5" w:tentative="1">
+      <w:start w:val="1"/>
+      <w:numFmt w:val="bullet"/>
+      <w:lvlText w:val=""/>
+      <w:lvlJc w:val="left"/>
+      <w:pPr>
+        <w:tabs>
+          <w:tab w:val="num" w:pos="4320"/>
+        </w:tabs>
+        <w:ind w:left="4320" w:hanging="360"/>
+      </w:pPr>
+      <w:rPr>
+        <w:rFonts w:ascii="Wingdings" w:hAnsi="Wingdings" w:hint="default"/>
+        <w:sz w:val="20"/>
+      </w:rPr>
+    </w:lvl>
+    <w:lvl w:ilvl="6" w:tentative="1">
+      <w:start w:val="1"/>
+      <w:numFmt w:val="bullet"/>
+      <w:lvlText w:val=""/>
+      <w:lvlJc w:val="left"/>
+      <w:pPr>
+        <w:tabs>
+          <w:tab w:val="num" w:pos="5040"/>
+        </w:tabs>
+        <w:ind w:left="5040" w:hanging="360"/>
+      </w:pPr>
+      <w:rPr>
+        <w:rFonts w:ascii="Wingdings" w:hAnsi="Wingdings" w:hint="default"/>
+        <w:sz w:val="20"/>
+      </w:rPr>
+    </w:lvl>
+    <w:lvl w:ilvl="7" w:tentative="1">
+      <w:start w:val="1"/>
+      <w:numFmt w:val="bullet"/>
+      <w:lvlText w:val=""/>
+      <w:lvlJc w:val="left"/>
+      <w:pPr>
+        <w:tabs>
+          <w:tab w:val="num" w:pos="5760"/>
+        </w:tabs>
+        <w:ind w:left="5760" w:hanging="360"/>
+      </w:pPr>
+      <w:rPr>
+        <w:rFonts w:ascii="Wingdings" w:hAnsi="Wingdings" w:hint="default"/>
+        <w:sz w:val="20"/>
+      </w:rPr>
+    </w:lvl>
+    <w:lvl w:ilvl="8" w:tentative="1">
+      <w:start w:val="1"/>
+      <w:numFmt w:val="bullet"/>
+      <w:lvlText w:val=""/>
+      <w:lvlJc w:val="left"/>
+      <w:pPr>
+        <w:tabs>
+          <w:tab w:val="num" w:pos="6480"/>
+        </w:tabs>
+        <w:ind w:left="6480" w:hanging="360"/>
+      </w:pPr>
+      <w:rPr>
+        <w:rFonts w:ascii="Wingdings" w:hAnsi="Wingdings" w:hint="default"/>
+        <w:sz w:val="20"/>
+      </w:rPr>
+    </w:lvl>
+  </w:abstractNum>
+  <w:abstractNum w:abstractNumId="9" w15:restartNumberingAfterBreak="0">
+    <w:nsid w:val="279F270C"/>
+    <w:multiLevelType w:val="multilevel"/>
+    <w:tmpl w:val="449C65AA"/>
+    <w:lvl w:ilvl="0">
+      <w:start w:val="1"/>
+      <w:numFmt w:val="bullet"/>
+      <w:lvlText w:val=""/>
+      <w:lvlJc w:val="left"/>
+      <w:pPr>
+        <w:tabs>
+          <w:tab w:val="num" w:pos="720"/>
+        </w:tabs>
+        <w:ind w:left="720" w:hanging="360"/>
+      </w:pPr>
+      <w:rPr>
+        <w:rFonts w:ascii="Symbol" w:hAnsi="Symbol" w:hint="default"/>
+        <w:sz w:val="20"/>
+      </w:rPr>
+    </w:lvl>
+    <w:lvl w:ilvl="1" w:tentative="1">
+      <w:start w:val="1"/>
+      <w:numFmt w:val="bullet"/>
+      <w:lvlText w:val="o"/>
+      <w:lvlJc w:val="left"/>
+      <w:pPr>
+        <w:tabs>
+          <w:tab w:val="num" w:pos="1440"/>
+        </w:tabs>
+        <w:ind w:left="1440" w:hanging="360"/>
+      </w:pPr>
+      <w:rPr>
+        <w:rFonts w:ascii="Courier New" w:hAnsi="Courier New" w:hint="default"/>
+        <w:sz w:val="20"/>
+      </w:rPr>
+    </w:lvl>
+    <w:lvl w:ilvl="2" w:tentative="1">
+      <w:start w:val="1"/>
+      <w:numFmt w:val="bullet"/>
+      <w:lvlText w:val=""/>
+      <w:lvlJc w:val="left"/>
+      <w:pPr>
+        <w:tabs>
+          <w:tab w:val="num" w:pos="2160"/>
+        </w:tabs>
+        <w:ind w:left="2160" w:hanging="360"/>
+      </w:pPr>
+      <w:rPr>
+        <w:rFonts w:ascii="Wingdings" w:hAnsi="Wingdings" w:hint="default"/>
+        <w:sz w:val="20"/>
+      </w:rPr>
+    </w:lvl>
+    <w:lvl w:ilvl="3" w:tentative="1">
+      <w:start w:val="1"/>
+      <w:numFmt w:val="bullet"/>
+      <w:lvlText w:val=""/>
+      <w:lvlJc w:val="left"/>
+      <w:pPr>
+        <w:tabs>
+          <w:tab w:val="num" w:pos="2880"/>
+        </w:tabs>
+        <w:ind w:left="2880" w:hanging="360"/>
+      </w:pPr>
+      <w:rPr>
+        <w:rFonts w:ascii="Wingdings" w:hAnsi="Wingdings" w:hint="default"/>
+        <w:sz w:val="20"/>
+      </w:rPr>
+    </w:lvl>
+    <w:lvl w:ilvl="4" w:tentative="1">
+      <w:start w:val="1"/>
+      <w:numFmt w:val="bullet"/>
+      <w:lvlText w:val=""/>
+      <w:lvlJc w:val="left"/>
+      <w:pPr>
+        <w:tabs>
+          <w:tab w:val="num" w:pos="3600"/>
+        </w:tabs>
+        <w:ind w:left="3600" w:hanging="360"/>
+      </w:pPr>
+      <w:rPr>
+        <w:rFonts w:ascii="Wingdings" w:hAnsi="Wingdings" w:hint="default"/>
+        <w:sz w:val="20"/>
+      </w:rPr>
+    </w:lvl>
+    <w:lvl w:ilvl="5" w:tentative="1">
+      <w:start w:val="1"/>
+      <w:numFmt w:val="bullet"/>
+      <w:lvlText w:val=""/>
+      <w:lvlJc w:val="left"/>
+      <w:pPr>
+        <w:tabs>
+          <w:tab w:val="num" w:pos="4320"/>
+        </w:tabs>
+        <w:ind w:left="4320" w:hanging="360"/>
+      </w:pPr>
+      <w:rPr>
+        <w:rFonts w:ascii="Wingdings" w:hAnsi="Wingdings" w:hint="default"/>
+        <w:sz w:val="20"/>
+      </w:rPr>
+    </w:lvl>
+    <w:lvl w:ilvl="6" w:tentative="1">
+      <w:start w:val="1"/>
+      <w:numFmt w:val="bullet"/>
+      <w:lvlText w:val=""/>
+      <w:lvlJc w:val="left"/>
+      <w:pPr>
+        <w:tabs>
+          <w:tab w:val="num" w:pos="5040"/>
+        </w:tabs>
+        <w:ind w:left="5040" w:hanging="360"/>
+      </w:pPr>
+      <w:rPr>
+        <w:rFonts w:ascii="Wingdings" w:hAnsi="Wingdings" w:hint="default"/>
+        <w:sz w:val="20"/>
+      </w:rPr>
+    </w:lvl>
+    <w:lvl w:ilvl="7" w:tentative="1">
+      <w:start w:val="1"/>
+      <w:numFmt w:val="bullet"/>
+      <w:lvlText w:val=""/>
+      <w:lvlJc w:val="left"/>
+      <w:pPr>
+        <w:tabs>
+          <w:tab w:val="num" w:pos="5760"/>
+        </w:tabs>
+        <w:ind w:left="5760" w:hanging="360"/>
+      </w:pPr>
+      <w:rPr>
+        <w:rFonts w:ascii="Wingdings" w:hAnsi="Wingdings" w:hint="default"/>
+        <w:sz w:val="20"/>
+      </w:rPr>
+    </w:lvl>
+    <w:lvl w:ilvl="8" w:tentative="1">
+      <w:start w:val="1"/>
+      <w:numFmt w:val="bullet"/>
+      <w:lvlText w:val=""/>
+      <w:lvlJc w:val="left"/>
+      <w:pPr>
+        <w:tabs>
+          <w:tab w:val="num" w:pos="6480"/>
+        </w:tabs>
+        <w:ind w:left="6480" w:hanging="360"/>
+      </w:pPr>
+      <w:rPr>
+        <w:rFonts w:ascii="Wingdings" w:hAnsi="Wingdings" w:hint="default"/>
+        <w:sz w:val="20"/>
+      </w:rPr>
+    </w:lvl>
+  </w:abstractNum>
+  <w:abstractNum w:abstractNumId="10" w15:restartNumberingAfterBreak="0">
     <w:nsid w:val="299D24E6"/>
     <w:multiLevelType w:val="multilevel"/>
     <w:tmpl w:val="BEA68D9E"/>
@@ -7999,7 +11583,305 @@
       </w:rPr>
     </w:lvl>
   </w:abstractNum>
-  <w:abstractNum w:abstractNumId="5" w15:restartNumberingAfterBreak="0">
+  <w:abstractNum w:abstractNumId="11" w15:restartNumberingAfterBreak="0">
+    <w:nsid w:val="2A745ECD"/>
+    <w:multiLevelType w:val="multilevel"/>
+    <w:tmpl w:val="5E94D1F4"/>
+    <w:lvl w:ilvl="0">
+      <w:start w:val="1"/>
+      <w:numFmt w:val="bullet"/>
+      <w:lvlText w:val=""/>
+      <w:lvlJc w:val="left"/>
+      <w:pPr>
+        <w:tabs>
+          <w:tab w:val="num" w:pos="720"/>
+        </w:tabs>
+        <w:ind w:left="720" w:hanging="360"/>
+      </w:pPr>
+      <w:rPr>
+        <w:rFonts w:ascii="Symbol" w:hAnsi="Symbol" w:hint="default"/>
+        <w:sz w:val="20"/>
+      </w:rPr>
+    </w:lvl>
+    <w:lvl w:ilvl="1" w:tentative="1">
+      <w:start w:val="1"/>
+      <w:numFmt w:val="bullet"/>
+      <w:lvlText w:val="o"/>
+      <w:lvlJc w:val="left"/>
+      <w:pPr>
+        <w:tabs>
+          <w:tab w:val="num" w:pos="1440"/>
+        </w:tabs>
+        <w:ind w:left="1440" w:hanging="360"/>
+      </w:pPr>
+      <w:rPr>
+        <w:rFonts w:ascii="Courier New" w:hAnsi="Courier New" w:hint="default"/>
+        <w:sz w:val="20"/>
+      </w:rPr>
+    </w:lvl>
+    <w:lvl w:ilvl="2" w:tentative="1">
+      <w:start w:val="1"/>
+      <w:numFmt w:val="bullet"/>
+      <w:lvlText w:val=""/>
+      <w:lvlJc w:val="left"/>
+      <w:pPr>
+        <w:tabs>
+          <w:tab w:val="num" w:pos="2160"/>
+        </w:tabs>
+        <w:ind w:left="2160" w:hanging="360"/>
+      </w:pPr>
+      <w:rPr>
+        <w:rFonts w:ascii="Wingdings" w:hAnsi="Wingdings" w:hint="default"/>
+        <w:sz w:val="20"/>
+      </w:rPr>
+    </w:lvl>
+    <w:lvl w:ilvl="3" w:tentative="1">
+      <w:start w:val="1"/>
+      <w:numFmt w:val="bullet"/>
+      <w:lvlText w:val=""/>
+      <w:lvlJc w:val="left"/>
+      <w:pPr>
+        <w:tabs>
+          <w:tab w:val="num" w:pos="2880"/>
+        </w:tabs>
+        <w:ind w:left="2880" w:hanging="360"/>
+      </w:pPr>
+      <w:rPr>
+        <w:rFonts w:ascii="Wingdings" w:hAnsi="Wingdings" w:hint="default"/>
+        <w:sz w:val="20"/>
+      </w:rPr>
+    </w:lvl>
+    <w:lvl w:ilvl="4" w:tentative="1">
+      <w:start w:val="1"/>
+      <w:numFmt w:val="bullet"/>
+      <w:lvlText w:val=""/>
+      <w:lvlJc w:val="left"/>
+      <w:pPr>
+        <w:tabs>
+          <w:tab w:val="num" w:pos="3600"/>
+        </w:tabs>
+        <w:ind w:left="3600" w:hanging="360"/>
+      </w:pPr>
+      <w:rPr>
+        <w:rFonts w:ascii="Wingdings" w:hAnsi="Wingdings" w:hint="default"/>
+        <w:sz w:val="20"/>
+      </w:rPr>
+    </w:lvl>
+    <w:lvl w:ilvl="5" w:tentative="1">
+      <w:start w:val="1"/>
+      <w:numFmt w:val="bullet"/>
+      <w:lvlText w:val=""/>
+      <w:lvlJc w:val="left"/>
+      <w:pPr>
+        <w:tabs>
+          <w:tab w:val="num" w:pos="4320"/>
+        </w:tabs>
+        <w:ind w:left="4320" w:hanging="360"/>
+      </w:pPr>
+      <w:rPr>
+        <w:rFonts w:ascii="Wingdings" w:hAnsi="Wingdings" w:hint="default"/>
+        <w:sz w:val="20"/>
+      </w:rPr>
+    </w:lvl>
+    <w:lvl w:ilvl="6" w:tentative="1">
+      <w:start w:val="1"/>
+      <w:numFmt w:val="bullet"/>
+      <w:lvlText w:val=""/>
+      <w:lvlJc w:val="left"/>
+      <w:pPr>
+        <w:tabs>
+          <w:tab w:val="num" w:pos="5040"/>
+        </w:tabs>
+        <w:ind w:left="5040" w:hanging="360"/>
+      </w:pPr>
+      <w:rPr>
+        <w:rFonts w:ascii="Wingdings" w:hAnsi="Wingdings" w:hint="default"/>
+        <w:sz w:val="20"/>
+      </w:rPr>
+    </w:lvl>
+    <w:lvl w:ilvl="7" w:tentative="1">
+      <w:start w:val="1"/>
+      <w:numFmt w:val="bullet"/>
+      <w:lvlText w:val=""/>
+      <w:lvlJc w:val="left"/>
+      <w:pPr>
+        <w:tabs>
+          <w:tab w:val="num" w:pos="5760"/>
+        </w:tabs>
+        <w:ind w:left="5760" w:hanging="360"/>
+      </w:pPr>
+      <w:rPr>
+        <w:rFonts w:ascii="Wingdings" w:hAnsi="Wingdings" w:hint="default"/>
+        <w:sz w:val="20"/>
+      </w:rPr>
+    </w:lvl>
+    <w:lvl w:ilvl="8" w:tentative="1">
+      <w:start w:val="1"/>
+      <w:numFmt w:val="bullet"/>
+      <w:lvlText w:val=""/>
+      <w:lvlJc w:val="left"/>
+      <w:pPr>
+        <w:tabs>
+          <w:tab w:val="num" w:pos="6480"/>
+        </w:tabs>
+        <w:ind w:left="6480" w:hanging="360"/>
+      </w:pPr>
+      <w:rPr>
+        <w:rFonts w:ascii="Wingdings" w:hAnsi="Wingdings" w:hint="default"/>
+        <w:sz w:val="20"/>
+      </w:rPr>
+    </w:lvl>
+  </w:abstractNum>
+  <w:abstractNum w:abstractNumId="12" w15:restartNumberingAfterBreak="0">
+    <w:nsid w:val="2A855AF6"/>
+    <w:multiLevelType w:val="multilevel"/>
+    <w:tmpl w:val="C220E3BE"/>
+    <w:lvl w:ilvl="0">
+      <w:start w:val="1"/>
+      <w:numFmt w:val="bullet"/>
+      <w:lvlText w:val=""/>
+      <w:lvlJc w:val="left"/>
+      <w:pPr>
+        <w:tabs>
+          <w:tab w:val="num" w:pos="720"/>
+        </w:tabs>
+        <w:ind w:left="720" w:hanging="360"/>
+      </w:pPr>
+      <w:rPr>
+        <w:rFonts w:ascii="Symbol" w:hAnsi="Symbol" w:hint="default"/>
+        <w:sz w:val="20"/>
+      </w:rPr>
+    </w:lvl>
+    <w:lvl w:ilvl="1" w:tentative="1">
+      <w:start w:val="1"/>
+      <w:numFmt w:val="bullet"/>
+      <w:lvlText w:val="o"/>
+      <w:lvlJc w:val="left"/>
+      <w:pPr>
+        <w:tabs>
+          <w:tab w:val="num" w:pos="1440"/>
+        </w:tabs>
+        <w:ind w:left="1440" w:hanging="360"/>
+      </w:pPr>
+      <w:rPr>
+        <w:rFonts w:ascii="Courier New" w:hAnsi="Courier New" w:hint="default"/>
+        <w:sz w:val="20"/>
+      </w:rPr>
+    </w:lvl>
+    <w:lvl w:ilvl="2" w:tentative="1">
+      <w:start w:val="1"/>
+      <w:numFmt w:val="bullet"/>
+      <w:lvlText w:val=""/>
+      <w:lvlJc w:val="left"/>
+      <w:pPr>
+        <w:tabs>
+          <w:tab w:val="num" w:pos="2160"/>
+        </w:tabs>
+        <w:ind w:left="2160" w:hanging="360"/>
+      </w:pPr>
+      <w:rPr>
+        <w:rFonts w:ascii="Wingdings" w:hAnsi="Wingdings" w:hint="default"/>
+        <w:sz w:val="20"/>
+      </w:rPr>
+    </w:lvl>
+    <w:lvl w:ilvl="3" w:tentative="1">
+      <w:start w:val="1"/>
+      <w:numFmt w:val="bullet"/>
+      <w:lvlText w:val=""/>
+      <w:lvlJc w:val="left"/>
+      <w:pPr>
+        <w:tabs>
+          <w:tab w:val="num" w:pos="2880"/>
+        </w:tabs>
+        <w:ind w:left="2880" w:hanging="360"/>
+      </w:pPr>
+      <w:rPr>
+        <w:rFonts w:ascii="Wingdings" w:hAnsi="Wingdings" w:hint="default"/>
+        <w:sz w:val="20"/>
+      </w:rPr>
+    </w:lvl>
+    <w:lvl w:ilvl="4" w:tentative="1">
+      <w:start w:val="1"/>
+      <w:numFmt w:val="bullet"/>
+      <w:lvlText w:val=""/>
+      <w:lvlJc w:val="left"/>
+      <w:pPr>
+        <w:tabs>
+          <w:tab w:val="num" w:pos="3600"/>
+        </w:tabs>
+        <w:ind w:left="3600" w:hanging="360"/>
+      </w:pPr>
+      <w:rPr>
+        <w:rFonts w:ascii="Wingdings" w:hAnsi="Wingdings" w:hint="default"/>
+        <w:sz w:val="20"/>
+      </w:rPr>
+    </w:lvl>
+    <w:lvl w:ilvl="5" w:tentative="1">
+      <w:start w:val="1"/>
+      <w:numFmt w:val="bullet"/>
+      <w:lvlText w:val=""/>
+      <w:lvlJc w:val="left"/>
+      <w:pPr>
+        <w:tabs>
+          <w:tab w:val="num" w:pos="4320"/>
+        </w:tabs>
+        <w:ind w:left="4320" w:hanging="360"/>
+      </w:pPr>
+      <w:rPr>
+        <w:rFonts w:ascii="Wingdings" w:hAnsi="Wingdings" w:hint="default"/>
+        <w:sz w:val="20"/>
+      </w:rPr>
+    </w:lvl>
+    <w:lvl w:ilvl="6" w:tentative="1">
+      <w:start w:val="1"/>
+      <w:numFmt w:val="bullet"/>
+      <w:lvlText w:val=""/>
+      <w:lvlJc w:val="left"/>
+      <w:pPr>
+        <w:tabs>
+          <w:tab w:val="num" w:pos="5040"/>
+        </w:tabs>
+        <w:ind w:left="5040" w:hanging="360"/>
+      </w:pPr>
+      <w:rPr>
+        <w:rFonts w:ascii="Wingdings" w:hAnsi="Wingdings" w:hint="default"/>
+        <w:sz w:val="20"/>
+      </w:rPr>
+    </w:lvl>
+    <w:lvl w:ilvl="7" w:tentative="1">
+      <w:start w:val="1"/>
+      <w:numFmt w:val="bullet"/>
+      <w:lvlText w:val=""/>
+      <w:lvlJc w:val="left"/>
+      <w:pPr>
+        <w:tabs>
+          <w:tab w:val="num" w:pos="5760"/>
+        </w:tabs>
+        <w:ind w:left="5760" w:hanging="360"/>
+      </w:pPr>
+      <w:rPr>
+        <w:rFonts w:ascii="Wingdings" w:hAnsi="Wingdings" w:hint="default"/>
+        <w:sz w:val="20"/>
+      </w:rPr>
+    </w:lvl>
+    <w:lvl w:ilvl="8" w:tentative="1">
+      <w:start w:val="1"/>
+      <w:numFmt w:val="bullet"/>
+      <w:lvlText w:val=""/>
+      <w:lvlJc w:val="left"/>
+      <w:pPr>
+        <w:tabs>
+          <w:tab w:val="num" w:pos="6480"/>
+        </w:tabs>
+        <w:ind w:left="6480" w:hanging="360"/>
+      </w:pPr>
+      <w:rPr>
+        <w:rFonts w:ascii="Wingdings" w:hAnsi="Wingdings" w:hint="default"/>
+        <w:sz w:val="20"/>
+      </w:rPr>
+    </w:lvl>
+  </w:abstractNum>
+  <w:abstractNum w:abstractNumId="13" w15:restartNumberingAfterBreak="0">
     <w:nsid w:val="3FBE11D3"/>
     <w:multiLevelType w:val="multilevel"/>
     <w:tmpl w:val="0C2EA3AC"/>
@@ -8148,7 +12030,7 @@
       </w:rPr>
     </w:lvl>
   </w:abstractNum>
-  <w:abstractNum w:abstractNumId="6" w15:restartNumberingAfterBreak="0">
+  <w:abstractNum w:abstractNumId="14" w15:restartNumberingAfterBreak="0">
     <w:nsid w:val="3FF4481F"/>
     <w:multiLevelType w:val="multilevel"/>
     <w:tmpl w:val="41560C34"/>
@@ -8261,7 +12143,156 @@
       </w:pPr>
     </w:lvl>
   </w:abstractNum>
-  <w:abstractNum w:abstractNumId="7" w15:restartNumberingAfterBreak="0">
+  <w:abstractNum w:abstractNumId="15" w15:restartNumberingAfterBreak="0">
+    <w:nsid w:val="424E627D"/>
+    <w:multiLevelType w:val="multilevel"/>
+    <w:tmpl w:val="642E9E60"/>
+    <w:lvl w:ilvl="0">
+      <w:start w:val="1"/>
+      <w:numFmt w:val="bullet"/>
+      <w:lvlText w:val=""/>
+      <w:lvlJc w:val="left"/>
+      <w:pPr>
+        <w:tabs>
+          <w:tab w:val="num" w:pos="720"/>
+        </w:tabs>
+        <w:ind w:left="720" w:hanging="360"/>
+      </w:pPr>
+      <w:rPr>
+        <w:rFonts w:ascii="Symbol" w:hAnsi="Symbol" w:hint="default"/>
+        <w:sz w:val="20"/>
+      </w:rPr>
+    </w:lvl>
+    <w:lvl w:ilvl="1" w:tentative="1">
+      <w:start w:val="1"/>
+      <w:numFmt w:val="bullet"/>
+      <w:lvlText w:val="o"/>
+      <w:lvlJc w:val="left"/>
+      <w:pPr>
+        <w:tabs>
+          <w:tab w:val="num" w:pos="1440"/>
+        </w:tabs>
+        <w:ind w:left="1440" w:hanging="360"/>
+      </w:pPr>
+      <w:rPr>
+        <w:rFonts w:ascii="Courier New" w:hAnsi="Courier New" w:hint="default"/>
+        <w:sz w:val="20"/>
+      </w:rPr>
+    </w:lvl>
+    <w:lvl w:ilvl="2" w:tentative="1">
+      <w:start w:val="1"/>
+      <w:numFmt w:val="bullet"/>
+      <w:lvlText w:val=""/>
+      <w:lvlJc w:val="left"/>
+      <w:pPr>
+        <w:tabs>
+          <w:tab w:val="num" w:pos="2160"/>
+        </w:tabs>
+        <w:ind w:left="2160" w:hanging="360"/>
+      </w:pPr>
+      <w:rPr>
+        <w:rFonts w:ascii="Wingdings" w:hAnsi="Wingdings" w:hint="default"/>
+        <w:sz w:val="20"/>
+      </w:rPr>
+    </w:lvl>
+    <w:lvl w:ilvl="3" w:tentative="1">
+      <w:start w:val="1"/>
+      <w:numFmt w:val="bullet"/>
+      <w:lvlText w:val=""/>
+      <w:lvlJc w:val="left"/>
+      <w:pPr>
+        <w:tabs>
+          <w:tab w:val="num" w:pos="2880"/>
+        </w:tabs>
+        <w:ind w:left="2880" w:hanging="360"/>
+      </w:pPr>
+      <w:rPr>
+        <w:rFonts w:ascii="Wingdings" w:hAnsi="Wingdings" w:hint="default"/>
+        <w:sz w:val="20"/>
+      </w:rPr>
+    </w:lvl>
+    <w:lvl w:ilvl="4" w:tentative="1">
+      <w:start w:val="1"/>
+      <w:numFmt w:val="bullet"/>
+      <w:lvlText w:val=""/>
+      <w:lvlJc w:val="left"/>
+      <w:pPr>
+        <w:tabs>
+          <w:tab w:val="num" w:pos="3600"/>
+        </w:tabs>
+        <w:ind w:left="3600" w:hanging="360"/>
+      </w:pPr>
+      <w:rPr>
+        <w:rFonts w:ascii="Wingdings" w:hAnsi="Wingdings" w:hint="default"/>
+        <w:sz w:val="20"/>
+      </w:rPr>
+    </w:lvl>
+    <w:lvl w:ilvl="5" w:tentative="1">
+      <w:start w:val="1"/>
+      <w:numFmt w:val="bullet"/>
+      <w:lvlText w:val=""/>
+      <w:lvlJc w:val="left"/>
+      <w:pPr>
+        <w:tabs>
+          <w:tab w:val="num" w:pos="4320"/>
+        </w:tabs>
+        <w:ind w:left="4320" w:hanging="360"/>
+      </w:pPr>
+      <w:rPr>
+        <w:rFonts w:ascii="Wingdings" w:hAnsi="Wingdings" w:hint="default"/>
+        <w:sz w:val="20"/>
+      </w:rPr>
+    </w:lvl>
+    <w:lvl w:ilvl="6" w:tentative="1">
+      <w:start w:val="1"/>
+      <w:numFmt w:val="bullet"/>
+      <w:lvlText w:val=""/>
+      <w:lvlJc w:val="left"/>
+      <w:pPr>
+        <w:tabs>
+          <w:tab w:val="num" w:pos="5040"/>
+        </w:tabs>
+        <w:ind w:left="5040" w:hanging="360"/>
+      </w:pPr>
+      <w:rPr>
+        <w:rFonts w:ascii="Wingdings" w:hAnsi="Wingdings" w:hint="default"/>
+        <w:sz w:val="20"/>
+      </w:rPr>
+    </w:lvl>
+    <w:lvl w:ilvl="7" w:tentative="1">
+      <w:start w:val="1"/>
+      <w:numFmt w:val="bullet"/>
+      <w:lvlText w:val=""/>
+      <w:lvlJc w:val="left"/>
+      <w:pPr>
+        <w:tabs>
+          <w:tab w:val="num" w:pos="5760"/>
+        </w:tabs>
+        <w:ind w:left="5760" w:hanging="360"/>
+      </w:pPr>
+      <w:rPr>
+        <w:rFonts w:ascii="Wingdings" w:hAnsi="Wingdings" w:hint="default"/>
+        <w:sz w:val="20"/>
+      </w:rPr>
+    </w:lvl>
+    <w:lvl w:ilvl="8" w:tentative="1">
+      <w:start w:val="1"/>
+      <w:numFmt w:val="bullet"/>
+      <w:lvlText w:val=""/>
+      <w:lvlJc w:val="left"/>
+      <w:pPr>
+        <w:tabs>
+          <w:tab w:val="num" w:pos="6480"/>
+        </w:tabs>
+        <w:ind w:left="6480" w:hanging="360"/>
+      </w:pPr>
+      <w:rPr>
+        <w:rFonts w:ascii="Wingdings" w:hAnsi="Wingdings" w:hint="default"/>
+        <w:sz w:val="20"/>
+      </w:rPr>
+    </w:lvl>
+  </w:abstractNum>
+  <w:abstractNum w:abstractNumId="16" w15:restartNumberingAfterBreak="0">
     <w:nsid w:val="429B03AA"/>
     <w:multiLevelType w:val="hybridMultilevel"/>
     <w:tmpl w:val="944A7D58"/>
@@ -8382,7 +12413,7 @@
       </w:pPr>
     </w:lvl>
   </w:abstractNum>
-  <w:abstractNum w:abstractNumId="8" w15:restartNumberingAfterBreak="0">
+  <w:abstractNum w:abstractNumId="17" w15:restartNumberingAfterBreak="0">
     <w:nsid w:val="48424510"/>
     <w:multiLevelType w:val="hybridMultilevel"/>
     <w:tmpl w:val="5B9835DE"/>
@@ -8503,7 +12534,156 @@
       </w:pPr>
     </w:lvl>
   </w:abstractNum>
-  <w:abstractNum w:abstractNumId="9" w15:restartNumberingAfterBreak="0">
+  <w:abstractNum w:abstractNumId="18" w15:restartNumberingAfterBreak="0">
+    <w:nsid w:val="4A724493"/>
+    <w:multiLevelType w:val="multilevel"/>
+    <w:tmpl w:val="0FE66FE4"/>
+    <w:lvl w:ilvl="0">
+      <w:start w:val="1"/>
+      <w:numFmt w:val="bullet"/>
+      <w:lvlText w:val=""/>
+      <w:lvlJc w:val="left"/>
+      <w:pPr>
+        <w:tabs>
+          <w:tab w:val="num" w:pos="720"/>
+        </w:tabs>
+        <w:ind w:left="720" w:hanging="360"/>
+      </w:pPr>
+      <w:rPr>
+        <w:rFonts w:ascii="Symbol" w:hAnsi="Symbol" w:hint="default"/>
+        <w:sz w:val="20"/>
+      </w:rPr>
+    </w:lvl>
+    <w:lvl w:ilvl="1" w:tentative="1">
+      <w:start w:val="1"/>
+      <w:numFmt w:val="bullet"/>
+      <w:lvlText w:val="o"/>
+      <w:lvlJc w:val="left"/>
+      <w:pPr>
+        <w:tabs>
+          <w:tab w:val="num" w:pos="1440"/>
+        </w:tabs>
+        <w:ind w:left="1440" w:hanging="360"/>
+      </w:pPr>
+      <w:rPr>
+        <w:rFonts w:ascii="Courier New" w:hAnsi="Courier New" w:hint="default"/>
+        <w:sz w:val="20"/>
+      </w:rPr>
+    </w:lvl>
+    <w:lvl w:ilvl="2" w:tentative="1">
+      <w:start w:val="1"/>
+      <w:numFmt w:val="bullet"/>
+      <w:lvlText w:val=""/>
+      <w:lvlJc w:val="left"/>
+      <w:pPr>
+        <w:tabs>
+          <w:tab w:val="num" w:pos="2160"/>
+        </w:tabs>
+        <w:ind w:left="2160" w:hanging="360"/>
+      </w:pPr>
+      <w:rPr>
+        <w:rFonts w:ascii="Wingdings" w:hAnsi="Wingdings" w:hint="default"/>
+        <w:sz w:val="20"/>
+      </w:rPr>
+    </w:lvl>
+    <w:lvl w:ilvl="3" w:tentative="1">
+      <w:start w:val="1"/>
+      <w:numFmt w:val="bullet"/>
+      <w:lvlText w:val=""/>
+      <w:lvlJc w:val="left"/>
+      <w:pPr>
+        <w:tabs>
+          <w:tab w:val="num" w:pos="2880"/>
+        </w:tabs>
+        <w:ind w:left="2880" w:hanging="360"/>
+      </w:pPr>
+      <w:rPr>
+        <w:rFonts w:ascii="Wingdings" w:hAnsi="Wingdings" w:hint="default"/>
+        <w:sz w:val="20"/>
+      </w:rPr>
+    </w:lvl>
+    <w:lvl w:ilvl="4" w:tentative="1">
+      <w:start w:val="1"/>
+      <w:numFmt w:val="bullet"/>
+      <w:lvlText w:val=""/>
+      <w:lvlJc w:val="left"/>
+      <w:pPr>
+        <w:tabs>
+          <w:tab w:val="num" w:pos="3600"/>
+        </w:tabs>
+        <w:ind w:left="3600" w:hanging="360"/>
+      </w:pPr>
+      <w:rPr>
+        <w:rFonts w:ascii="Wingdings" w:hAnsi="Wingdings" w:hint="default"/>
+        <w:sz w:val="20"/>
+      </w:rPr>
+    </w:lvl>
+    <w:lvl w:ilvl="5" w:tentative="1">
+      <w:start w:val="1"/>
+      <w:numFmt w:val="bullet"/>
+      <w:lvlText w:val=""/>
+      <w:lvlJc w:val="left"/>
+      <w:pPr>
+        <w:tabs>
+          <w:tab w:val="num" w:pos="4320"/>
+        </w:tabs>
+        <w:ind w:left="4320" w:hanging="360"/>
+      </w:pPr>
+      <w:rPr>
+        <w:rFonts w:ascii="Wingdings" w:hAnsi="Wingdings" w:hint="default"/>
+        <w:sz w:val="20"/>
+      </w:rPr>
+    </w:lvl>
+    <w:lvl w:ilvl="6" w:tentative="1">
+      <w:start w:val="1"/>
+      <w:numFmt w:val="bullet"/>
+      <w:lvlText w:val=""/>
+      <w:lvlJc w:val="left"/>
+      <w:pPr>
+        <w:tabs>
+          <w:tab w:val="num" w:pos="5040"/>
+        </w:tabs>
+        <w:ind w:left="5040" w:hanging="360"/>
+      </w:pPr>
+      <w:rPr>
+        <w:rFonts w:ascii="Wingdings" w:hAnsi="Wingdings" w:hint="default"/>
+        <w:sz w:val="20"/>
+      </w:rPr>
+    </w:lvl>
+    <w:lvl w:ilvl="7" w:tentative="1">
+      <w:start w:val="1"/>
+      <w:numFmt w:val="bullet"/>
+      <w:lvlText w:val=""/>
+      <w:lvlJc w:val="left"/>
+      <w:pPr>
+        <w:tabs>
+          <w:tab w:val="num" w:pos="5760"/>
+        </w:tabs>
+        <w:ind w:left="5760" w:hanging="360"/>
+      </w:pPr>
+      <w:rPr>
+        <w:rFonts w:ascii="Wingdings" w:hAnsi="Wingdings" w:hint="default"/>
+        <w:sz w:val="20"/>
+      </w:rPr>
+    </w:lvl>
+    <w:lvl w:ilvl="8" w:tentative="1">
+      <w:start w:val="1"/>
+      <w:numFmt w:val="bullet"/>
+      <w:lvlText w:val=""/>
+      <w:lvlJc w:val="left"/>
+      <w:pPr>
+        <w:tabs>
+          <w:tab w:val="num" w:pos="6480"/>
+        </w:tabs>
+        <w:ind w:left="6480" w:hanging="360"/>
+      </w:pPr>
+      <w:rPr>
+        <w:rFonts w:ascii="Wingdings" w:hAnsi="Wingdings" w:hint="default"/>
+        <w:sz w:val="20"/>
+      </w:rPr>
+    </w:lvl>
+  </w:abstractNum>
+  <w:abstractNum w:abstractNumId="19" w15:restartNumberingAfterBreak="0">
     <w:nsid w:val="4BE42492"/>
     <w:multiLevelType w:val="hybridMultilevel"/>
     <w:tmpl w:val="91BC5128"/>
@@ -8624,7 +12804,120 @@
       </w:pPr>
     </w:lvl>
   </w:abstractNum>
-  <w:abstractNum w:abstractNumId="10" w15:restartNumberingAfterBreak="0">
+  <w:abstractNum w:abstractNumId="20" w15:restartNumberingAfterBreak="0">
+    <w:nsid w:val="4D7C5A35"/>
+    <w:multiLevelType w:val="multilevel"/>
+    <w:tmpl w:val="B6C410A0"/>
+    <w:lvl w:ilvl="0">
+      <w:start w:val="1"/>
+      <w:numFmt w:val="decimal"/>
+      <w:lvlText w:val="%1."/>
+      <w:lvlJc w:val="left"/>
+      <w:pPr>
+        <w:tabs>
+          <w:tab w:val="num" w:pos="720"/>
+        </w:tabs>
+        <w:ind w:left="720" w:hanging="360"/>
+      </w:pPr>
+    </w:lvl>
+    <w:lvl w:ilvl="1" w:tentative="1">
+      <w:start w:val="1"/>
+      <w:numFmt w:val="decimal"/>
+      <w:lvlText w:val="%2."/>
+      <w:lvlJc w:val="left"/>
+      <w:pPr>
+        <w:tabs>
+          <w:tab w:val="num" w:pos="1440"/>
+        </w:tabs>
+        <w:ind w:left="1440" w:hanging="360"/>
+      </w:pPr>
+    </w:lvl>
+    <w:lvl w:ilvl="2" w:tentative="1">
+      <w:start w:val="1"/>
+      <w:numFmt w:val="decimal"/>
+      <w:lvlText w:val="%3."/>
+      <w:lvlJc w:val="left"/>
+      <w:pPr>
+        <w:tabs>
+          <w:tab w:val="num" w:pos="2160"/>
+        </w:tabs>
+        <w:ind w:left="2160" w:hanging="360"/>
+      </w:pPr>
+    </w:lvl>
+    <w:lvl w:ilvl="3" w:tentative="1">
+      <w:start w:val="1"/>
+      <w:numFmt w:val="decimal"/>
+      <w:lvlText w:val="%4."/>
+      <w:lvlJc w:val="left"/>
+      <w:pPr>
+        <w:tabs>
+          <w:tab w:val="num" w:pos="2880"/>
+        </w:tabs>
+        <w:ind w:left="2880" w:hanging="360"/>
+      </w:pPr>
+    </w:lvl>
+    <w:lvl w:ilvl="4" w:tentative="1">
+      <w:start w:val="1"/>
+      <w:numFmt w:val="decimal"/>
+      <w:lvlText w:val="%5."/>
+      <w:lvlJc w:val="left"/>
+      <w:pPr>
+        <w:tabs>
+          <w:tab w:val="num" w:pos="3600"/>
+        </w:tabs>
+        <w:ind w:left="3600" w:hanging="360"/>
+      </w:pPr>
+    </w:lvl>
+    <w:lvl w:ilvl="5" w:tentative="1">
+      <w:start w:val="1"/>
+      <w:numFmt w:val="decimal"/>
+      <w:lvlText w:val="%6."/>
+      <w:lvlJc w:val="left"/>
+      <w:pPr>
+        <w:tabs>
+          <w:tab w:val="num" w:pos="4320"/>
+        </w:tabs>
+        <w:ind w:left="4320" w:hanging="360"/>
+      </w:pPr>
+    </w:lvl>
+    <w:lvl w:ilvl="6" w:tentative="1">
+      <w:start w:val="1"/>
+      <w:numFmt w:val="decimal"/>
+      <w:lvlText w:val="%7."/>
+      <w:lvlJc w:val="left"/>
+      <w:pPr>
+        <w:tabs>
+          <w:tab w:val="num" w:pos="5040"/>
+        </w:tabs>
+        <w:ind w:left="5040" w:hanging="360"/>
+      </w:pPr>
+    </w:lvl>
+    <w:lvl w:ilvl="7" w:tentative="1">
+      <w:start w:val="1"/>
+      <w:numFmt w:val="decimal"/>
+      <w:lvlText w:val="%8."/>
+      <w:lvlJc w:val="left"/>
+      <w:pPr>
+        <w:tabs>
+          <w:tab w:val="num" w:pos="5760"/>
+        </w:tabs>
+        <w:ind w:left="5760" w:hanging="360"/>
+      </w:pPr>
+    </w:lvl>
+    <w:lvl w:ilvl="8" w:tentative="1">
+      <w:start w:val="1"/>
+      <w:numFmt w:val="decimal"/>
+      <w:lvlText w:val="%9."/>
+      <w:lvlJc w:val="left"/>
+      <w:pPr>
+        <w:tabs>
+          <w:tab w:val="num" w:pos="6480"/>
+        </w:tabs>
+        <w:ind w:left="6480" w:hanging="360"/>
+      </w:pPr>
+    </w:lvl>
+  </w:abstractNum>
+  <w:abstractNum w:abstractNumId="21" w15:restartNumberingAfterBreak="0">
     <w:nsid w:val="4DB56763"/>
     <w:multiLevelType w:val="hybridMultilevel"/>
     <w:tmpl w:val="0E10D150"/>
@@ -8737,7 +13030,7 @@
       </w:rPr>
     </w:lvl>
   </w:abstractNum>
-  <w:abstractNum w:abstractNumId="11" w15:restartNumberingAfterBreak="0">
+  <w:abstractNum w:abstractNumId="22" w15:restartNumberingAfterBreak="0">
     <w:nsid w:val="51A620F6"/>
     <w:multiLevelType w:val="multilevel"/>
     <w:tmpl w:val="615C7F80"/>
@@ -8850,7 +13143,570 @@
       </w:pPr>
     </w:lvl>
   </w:abstractNum>
-  <w:abstractNum w:abstractNumId="12" w15:restartNumberingAfterBreak="0">
+  <w:abstractNum w:abstractNumId="23" w15:restartNumberingAfterBreak="0">
+    <w:nsid w:val="593A3E78"/>
+    <w:multiLevelType w:val="multilevel"/>
+    <w:tmpl w:val="7954225A"/>
+    <w:lvl w:ilvl="0">
+      <w:start w:val="1"/>
+      <w:numFmt w:val="bullet"/>
+      <w:lvlText w:val=""/>
+      <w:lvlJc w:val="left"/>
+      <w:pPr>
+        <w:tabs>
+          <w:tab w:val="num" w:pos="432"/>
+        </w:tabs>
+        <w:ind w:left="432" w:hanging="432"/>
+      </w:pPr>
+      <w:rPr>
+        <w:rFonts w:ascii="Symbol" w:hAnsi="Symbol" w:hint="default"/>
+      </w:rPr>
+    </w:lvl>
+    <w:lvl w:ilvl="1">
+      <w:start w:val="1"/>
+      <w:numFmt w:val="decimal"/>
+      <w:lvlText w:val="%1.%2"/>
+      <w:lvlJc w:val="left"/>
+      <w:pPr>
+        <w:tabs>
+          <w:tab w:val="num" w:pos="576"/>
+        </w:tabs>
+        <w:ind w:left="576" w:hanging="576"/>
+      </w:pPr>
+    </w:lvl>
+    <w:lvl w:ilvl="2">
+      <w:start w:val="1"/>
+      <w:numFmt w:val="decimal"/>
+      <w:lvlText w:val="%1.%2.%3"/>
+      <w:lvlJc w:val="left"/>
+      <w:pPr>
+        <w:tabs>
+          <w:tab w:val="num" w:pos="720"/>
+        </w:tabs>
+        <w:ind w:left="720" w:hanging="720"/>
+      </w:pPr>
+    </w:lvl>
+    <w:lvl w:ilvl="3">
+      <w:start w:val="1"/>
+      <w:numFmt w:val="decimal"/>
+      <w:lvlText w:val="%1.%2.%3.%4"/>
+      <w:lvlJc w:val="left"/>
+      <w:pPr>
+        <w:tabs>
+          <w:tab w:val="num" w:pos="864"/>
+        </w:tabs>
+        <w:ind w:left="864" w:hanging="864"/>
+      </w:pPr>
+    </w:lvl>
+    <w:lvl w:ilvl="4">
+      <w:start w:val="1"/>
+      <w:numFmt w:val="decimal"/>
+      <w:lvlText w:val="%1.%2.%3.%4.%5"/>
+      <w:lvlJc w:val="left"/>
+      <w:pPr>
+        <w:tabs>
+          <w:tab w:val="num" w:pos="1008"/>
+        </w:tabs>
+        <w:ind w:left="1008" w:hanging="1008"/>
+      </w:pPr>
+    </w:lvl>
+    <w:lvl w:ilvl="5">
+      <w:start w:val="1"/>
+      <w:numFmt w:val="decimal"/>
+      <w:lvlText w:val="%1.%2.%3.%4.%5.%6"/>
+      <w:lvlJc w:val="left"/>
+      <w:pPr>
+        <w:tabs>
+          <w:tab w:val="num" w:pos="1152"/>
+        </w:tabs>
+        <w:ind w:left="1152" w:hanging="1152"/>
+      </w:pPr>
+    </w:lvl>
+    <w:lvl w:ilvl="6">
+      <w:start w:val="1"/>
+      <w:numFmt w:val="decimal"/>
+      <w:lvlText w:val="%1.%2.%3.%4.%5.%6.%7"/>
+      <w:lvlJc w:val="left"/>
+      <w:pPr>
+        <w:tabs>
+          <w:tab w:val="num" w:pos="1296"/>
+        </w:tabs>
+        <w:ind w:left="1296" w:hanging="1296"/>
+      </w:pPr>
+    </w:lvl>
+    <w:lvl w:ilvl="7">
+      <w:start w:val="1"/>
+      <w:numFmt w:val="decimal"/>
+      <w:lvlText w:val="%1.%2.%3.%4.%5.%6.%7.%8"/>
+      <w:lvlJc w:val="left"/>
+      <w:pPr>
+        <w:tabs>
+          <w:tab w:val="num" w:pos="1440"/>
+        </w:tabs>
+        <w:ind w:left="1440" w:hanging="1440"/>
+      </w:pPr>
+    </w:lvl>
+    <w:lvl w:ilvl="8">
+      <w:start w:val="1"/>
+      <w:numFmt w:val="decimal"/>
+      <w:lvlText w:val="%1.%2.%3.%4.%5.%6.%7.%8.%9"/>
+      <w:lvlJc w:val="left"/>
+      <w:pPr>
+        <w:tabs>
+          <w:tab w:val="num" w:pos="1584"/>
+        </w:tabs>
+        <w:ind w:left="1584" w:hanging="1584"/>
+      </w:pPr>
+    </w:lvl>
+  </w:abstractNum>
+  <w:abstractNum w:abstractNumId="24" w15:restartNumberingAfterBreak="0">
+    <w:nsid w:val="5D71024B"/>
+    <w:multiLevelType w:val="multilevel"/>
+    <w:tmpl w:val="411A164C"/>
+    <w:lvl w:ilvl="0">
+      <w:start w:val="1"/>
+      <w:numFmt w:val="bullet"/>
+      <w:lvlText w:val=""/>
+      <w:lvlJc w:val="left"/>
+      <w:pPr>
+        <w:tabs>
+          <w:tab w:val="num" w:pos="720"/>
+        </w:tabs>
+        <w:ind w:left="720" w:hanging="360"/>
+      </w:pPr>
+      <w:rPr>
+        <w:rFonts w:ascii="Symbol" w:hAnsi="Symbol" w:hint="default"/>
+        <w:sz w:val="20"/>
+      </w:rPr>
+    </w:lvl>
+    <w:lvl w:ilvl="1" w:tentative="1">
+      <w:start w:val="1"/>
+      <w:numFmt w:val="bullet"/>
+      <w:lvlText w:val="o"/>
+      <w:lvlJc w:val="left"/>
+      <w:pPr>
+        <w:tabs>
+          <w:tab w:val="num" w:pos="1440"/>
+        </w:tabs>
+        <w:ind w:left="1440" w:hanging="360"/>
+      </w:pPr>
+      <w:rPr>
+        <w:rFonts w:ascii="Courier New" w:hAnsi="Courier New" w:hint="default"/>
+        <w:sz w:val="20"/>
+      </w:rPr>
+    </w:lvl>
+    <w:lvl w:ilvl="2" w:tentative="1">
+      <w:start w:val="1"/>
+      <w:numFmt w:val="bullet"/>
+      <w:lvlText w:val=""/>
+      <w:lvlJc w:val="left"/>
+      <w:pPr>
+        <w:tabs>
+          <w:tab w:val="num" w:pos="2160"/>
+        </w:tabs>
+        <w:ind w:left="2160" w:hanging="360"/>
+      </w:pPr>
+      <w:rPr>
+        <w:rFonts w:ascii="Wingdings" w:hAnsi="Wingdings" w:hint="default"/>
+        <w:sz w:val="20"/>
+      </w:rPr>
+    </w:lvl>
+    <w:lvl w:ilvl="3" w:tentative="1">
+      <w:start w:val="1"/>
+      <w:numFmt w:val="bullet"/>
+      <w:lvlText w:val=""/>
+      <w:lvlJc w:val="left"/>
+      <w:pPr>
+        <w:tabs>
+          <w:tab w:val="num" w:pos="2880"/>
+        </w:tabs>
+        <w:ind w:left="2880" w:hanging="360"/>
+      </w:pPr>
+      <w:rPr>
+        <w:rFonts w:ascii="Wingdings" w:hAnsi="Wingdings" w:hint="default"/>
+        <w:sz w:val="20"/>
+      </w:rPr>
+    </w:lvl>
+    <w:lvl w:ilvl="4" w:tentative="1">
+      <w:start w:val="1"/>
+      <w:numFmt w:val="bullet"/>
+      <w:lvlText w:val=""/>
+      <w:lvlJc w:val="left"/>
+      <w:pPr>
+        <w:tabs>
+          <w:tab w:val="num" w:pos="3600"/>
+        </w:tabs>
+        <w:ind w:left="3600" w:hanging="360"/>
+      </w:pPr>
+      <w:rPr>
+        <w:rFonts w:ascii="Wingdings" w:hAnsi="Wingdings" w:hint="default"/>
+        <w:sz w:val="20"/>
+      </w:rPr>
+    </w:lvl>
+    <w:lvl w:ilvl="5" w:tentative="1">
+      <w:start w:val="1"/>
+      <w:numFmt w:val="bullet"/>
+      <w:lvlText w:val=""/>
+      <w:lvlJc w:val="left"/>
+      <w:pPr>
+        <w:tabs>
+          <w:tab w:val="num" w:pos="4320"/>
+        </w:tabs>
+        <w:ind w:left="4320" w:hanging="360"/>
+      </w:pPr>
+      <w:rPr>
+        <w:rFonts w:ascii="Wingdings" w:hAnsi="Wingdings" w:hint="default"/>
+        <w:sz w:val="20"/>
+      </w:rPr>
+    </w:lvl>
+    <w:lvl w:ilvl="6" w:tentative="1">
+      <w:start w:val="1"/>
+      <w:numFmt w:val="bullet"/>
+      <w:lvlText w:val=""/>
+      <w:lvlJc w:val="left"/>
+      <w:pPr>
+        <w:tabs>
+          <w:tab w:val="num" w:pos="5040"/>
+        </w:tabs>
+        <w:ind w:left="5040" w:hanging="360"/>
+      </w:pPr>
+      <w:rPr>
+        <w:rFonts w:ascii="Wingdings" w:hAnsi="Wingdings" w:hint="default"/>
+        <w:sz w:val="20"/>
+      </w:rPr>
+    </w:lvl>
+    <w:lvl w:ilvl="7" w:tentative="1">
+      <w:start w:val="1"/>
+      <w:numFmt w:val="bullet"/>
+      <w:lvlText w:val=""/>
+      <w:lvlJc w:val="left"/>
+      <w:pPr>
+        <w:tabs>
+          <w:tab w:val="num" w:pos="5760"/>
+        </w:tabs>
+        <w:ind w:left="5760" w:hanging="360"/>
+      </w:pPr>
+      <w:rPr>
+        <w:rFonts w:ascii="Wingdings" w:hAnsi="Wingdings" w:hint="default"/>
+        <w:sz w:val="20"/>
+      </w:rPr>
+    </w:lvl>
+    <w:lvl w:ilvl="8" w:tentative="1">
+      <w:start w:val="1"/>
+      <w:numFmt w:val="bullet"/>
+      <w:lvlText w:val=""/>
+      <w:lvlJc w:val="left"/>
+      <w:pPr>
+        <w:tabs>
+          <w:tab w:val="num" w:pos="6480"/>
+        </w:tabs>
+        <w:ind w:left="6480" w:hanging="360"/>
+      </w:pPr>
+      <w:rPr>
+        <w:rFonts w:ascii="Wingdings" w:hAnsi="Wingdings" w:hint="default"/>
+        <w:sz w:val="20"/>
+      </w:rPr>
+    </w:lvl>
+  </w:abstractNum>
+  <w:abstractNum w:abstractNumId="25" w15:restartNumberingAfterBreak="0">
+    <w:nsid w:val="5EAF199C"/>
+    <w:multiLevelType w:val="multilevel"/>
+    <w:tmpl w:val="73BC82E8"/>
+    <w:lvl w:ilvl="0">
+      <w:start w:val="1"/>
+      <w:numFmt w:val="bullet"/>
+      <w:lvlText w:val=""/>
+      <w:lvlJc w:val="left"/>
+      <w:pPr>
+        <w:tabs>
+          <w:tab w:val="num" w:pos="720"/>
+        </w:tabs>
+        <w:ind w:left="720" w:hanging="360"/>
+      </w:pPr>
+      <w:rPr>
+        <w:rFonts w:ascii="Symbol" w:hAnsi="Symbol" w:hint="default"/>
+        <w:sz w:val="20"/>
+      </w:rPr>
+    </w:lvl>
+    <w:lvl w:ilvl="1" w:tentative="1">
+      <w:start w:val="1"/>
+      <w:numFmt w:val="bullet"/>
+      <w:lvlText w:val="o"/>
+      <w:lvlJc w:val="left"/>
+      <w:pPr>
+        <w:tabs>
+          <w:tab w:val="num" w:pos="1440"/>
+        </w:tabs>
+        <w:ind w:left="1440" w:hanging="360"/>
+      </w:pPr>
+      <w:rPr>
+        <w:rFonts w:ascii="Courier New" w:hAnsi="Courier New" w:hint="default"/>
+        <w:sz w:val="20"/>
+      </w:rPr>
+    </w:lvl>
+    <w:lvl w:ilvl="2" w:tentative="1">
+      <w:start w:val="1"/>
+      <w:numFmt w:val="bullet"/>
+      <w:lvlText w:val=""/>
+      <w:lvlJc w:val="left"/>
+      <w:pPr>
+        <w:tabs>
+          <w:tab w:val="num" w:pos="2160"/>
+        </w:tabs>
+        <w:ind w:left="2160" w:hanging="360"/>
+      </w:pPr>
+      <w:rPr>
+        <w:rFonts w:ascii="Wingdings" w:hAnsi="Wingdings" w:hint="default"/>
+        <w:sz w:val="20"/>
+      </w:rPr>
+    </w:lvl>
+    <w:lvl w:ilvl="3" w:tentative="1">
+      <w:start w:val="1"/>
+      <w:numFmt w:val="bullet"/>
+      <w:lvlText w:val=""/>
+      <w:lvlJc w:val="left"/>
+      <w:pPr>
+        <w:tabs>
+          <w:tab w:val="num" w:pos="2880"/>
+        </w:tabs>
+        <w:ind w:left="2880" w:hanging="360"/>
+      </w:pPr>
+      <w:rPr>
+        <w:rFonts w:ascii="Wingdings" w:hAnsi="Wingdings" w:hint="default"/>
+        <w:sz w:val="20"/>
+      </w:rPr>
+    </w:lvl>
+    <w:lvl w:ilvl="4" w:tentative="1">
+      <w:start w:val="1"/>
+      <w:numFmt w:val="bullet"/>
+      <w:lvlText w:val=""/>
+      <w:lvlJc w:val="left"/>
+      <w:pPr>
+        <w:tabs>
+          <w:tab w:val="num" w:pos="3600"/>
+        </w:tabs>
+        <w:ind w:left="3600" w:hanging="360"/>
+      </w:pPr>
+      <w:rPr>
+        <w:rFonts w:ascii="Wingdings" w:hAnsi="Wingdings" w:hint="default"/>
+        <w:sz w:val="20"/>
+      </w:rPr>
+    </w:lvl>
+    <w:lvl w:ilvl="5" w:tentative="1">
+      <w:start w:val="1"/>
+      <w:numFmt w:val="bullet"/>
+      <w:lvlText w:val=""/>
+      <w:lvlJc w:val="left"/>
+      <w:pPr>
+        <w:tabs>
+          <w:tab w:val="num" w:pos="4320"/>
+        </w:tabs>
+        <w:ind w:left="4320" w:hanging="360"/>
+      </w:pPr>
+      <w:rPr>
+        <w:rFonts w:ascii="Wingdings" w:hAnsi="Wingdings" w:hint="default"/>
+        <w:sz w:val="20"/>
+      </w:rPr>
+    </w:lvl>
+    <w:lvl w:ilvl="6" w:tentative="1">
+      <w:start w:val="1"/>
+      <w:numFmt w:val="bullet"/>
+      <w:lvlText w:val=""/>
+      <w:lvlJc w:val="left"/>
+      <w:pPr>
+        <w:tabs>
+          <w:tab w:val="num" w:pos="5040"/>
+        </w:tabs>
+        <w:ind w:left="5040" w:hanging="360"/>
+      </w:pPr>
+      <w:rPr>
+        <w:rFonts w:ascii="Wingdings" w:hAnsi="Wingdings" w:hint="default"/>
+        <w:sz w:val="20"/>
+      </w:rPr>
+    </w:lvl>
+    <w:lvl w:ilvl="7" w:tentative="1">
+      <w:start w:val="1"/>
+      <w:numFmt w:val="bullet"/>
+      <w:lvlText w:val=""/>
+      <w:lvlJc w:val="left"/>
+      <w:pPr>
+        <w:tabs>
+          <w:tab w:val="num" w:pos="5760"/>
+        </w:tabs>
+        <w:ind w:left="5760" w:hanging="360"/>
+      </w:pPr>
+      <w:rPr>
+        <w:rFonts w:ascii="Wingdings" w:hAnsi="Wingdings" w:hint="default"/>
+        <w:sz w:val="20"/>
+      </w:rPr>
+    </w:lvl>
+    <w:lvl w:ilvl="8" w:tentative="1">
+      <w:start w:val="1"/>
+      <w:numFmt w:val="bullet"/>
+      <w:lvlText w:val=""/>
+      <w:lvlJc w:val="left"/>
+      <w:pPr>
+        <w:tabs>
+          <w:tab w:val="num" w:pos="6480"/>
+        </w:tabs>
+        <w:ind w:left="6480" w:hanging="360"/>
+      </w:pPr>
+      <w:rPr>
+        <w:rFonts w:ascii="Wingdings" w:hAnsi="Wingdings" w:hint="default"/>
+        <w:sz w:val="20"/>
+      </w:rPr>
+    </w:lvl>
+  </w:abstractNum>
+  <w:abstractNum w:abstractNumId="26" w15:restartNumberingAfterBreak="0">
+    <w:nsid w:val="5EEA7FB4"/>
+    <w:multiLevelType w:val="multilevel"/>
+    <w:tmpl w:val="E1F401DC"/>
+    <w:lvl w:ilvl="0">
+      <w:start w:val="1"/>
+      <w:numFmt w:val="bullet"/>
+      <w:lvlText w:val=""/>
+      <w:lvlJc w:val="left"/>
+      <w:pPr>
+        <w:tabs>
+          <w:tab w:val="num" w:pos="720"/>
+        </w:tabs>
+        <w:ind w:left="720" w:hanging="360"/>
+      </w:pPr>
+      <w:rPr>
+        <w:rFonts w:ascii="Symbol" w:hAnsi="Symbol" w:hint="default"/>
+        <w:sz w:val="20"/>
+      </w:rPr>
+    </w:lvl>
+    <w:lvl w:ilvl="1" w:tentative="1">
+      <w:start w:val="1"/>
+      <w:numFmt w:val="bullet"/>
+      <w:lvlText w:val="o"/>
+      <w:lvlJc w:val="left"/>
+      <w:pPr>
+        <w:tabs>
+          <w:tab w:val="num" w:pos="1440"/>
+        </w:tabs>
+        <w:ind w:left="1440" w:hanging="360"/>
+      </w:pPr>
+      <w:rPr>
+        <w:rFonts w:ascii="Courier New" w:hAnsi="Courier New" w:hint="default"/>
+        <w:sz w:val="20"/>
+      </w:rPr>
+    </w:lvl>
+    <w:lvl w:ilvl="2" w:tentative="1">
+      <w:start w:val="1"/>
+      <w:numFmt w:val="bullet"/>
+      <w:lvlText w:val=""/>
+      <w:lvlJc w:val="left"/>
+      <w:pPr>
+        <w:tabs>
+          <w:tab w:val="num" w:pos="2160"/>
+        </w:tabs>
+        <w:ind w:left="2160" w:hanging="360"/>
+      </w:pPr>
+      <w:rPr>
+        <w:rFonts w:ascii="Wingdings" w:hAnsi="Wingdings" w:hint="default"/>
+        <w:sz w:val="20"/>
+      </w:rPr>
+    </w:lvl>
+    <w:lvl w:ilvl="3" w:tentative="1">
+      <w:start w:val="1"/>
+      <w:numFmt w:val="bullet"/>
+      <w:lvlText w:val=""/>
+      <w:lvlJc w:val="left"/>
+      <w:pPr>
+        <w:tabs>
+          <w:tab w:val="num" w:pos="2880"/>
+        </w:tabs>
+        <w:ind w:left="2880" w:hanging="360"/>
+      </w:pPr>
+      <w:rPr>
+        <w:rFonts w:ascii="Wingdings" w:hAnsi="Wingdings" w:hint="default"/>
+        <w:sz w:val="20"/>
+      </w:rPr>
+    </w:lvl>
+    <w:lvl w:ilvl="4" w:tentative="1">
+      <w:start w:val="1"/>
+      <w:numFmt w:val="bullet"/>
+      <w:lvlText w:val=""/>
+      <w:lvlJc w:val="left"/>
+      <w:pPr>
+        <w:tabs>
+          <w:tab w:val="num" w:pos="3600"/>
+        </w:tabs>
+        <w:ind w:left="3600" w:hanging="360"/>
+      </w:pPr>
+      <w:rPr>
+        <w:rFonts w:ascii="Wingdings" w:hAnsi="Wingdings" w:hint="default"/>
+        <w:sz w:val="20"/>
+      </w:rPr>
+    </w:lvl>
+    <w:lvl w:ilvl="5" w:tentative="1">
+      <w:start w:val="1"/>
+      <w:numFmt w:val="bullet"/>
+      <w:lvlText w:val=""/>
+      <w:lvlJc w:val="left"/>
+      <w:pPr>
+        <w:tabs>
+          <w:tab w:val="num" w:pos="4320"/>
+        </w:tabs>
+        <w:ind w:left="4320" w:hanging="360"/>
+      </w:pPr>
+      <w:rPr>
+        <w:rFonts w:ascii="Wingdings" w:hAnsi="Wingdings" w:hint="default"/>
+        <w:sz w:val="20"/>
+      </w:rPr>
+    </w:lvl>
+    <w:lvl w:ilvl="6" w:tentative="1">
+      <w:start w:val="1"/>
+      <w:numFmt w:val="bullet"/>
+      <w:lvlText w:val=""/>
+      <w:lvlJc w:val="left"/>
+      <w:pPr>
+        <w:tabs>
+          <w:tab w:val="num" w:pos="5040"/>
+        </w:tabs>
+        <w:ind w:left="5040" w:hanging="360"/>
+      </w:pPr>
+      <w:rPr>
+        <w:rFonts w:ascii="Wingdings" w:hAnsi="Wingdings" w:hint="default"/>
+        <w:sz w:val="20"/>
+      </w:rPr>
+    </w:lvl>
+    <w:lvl w:ilvl="7" w:tentative="1">
+      <w:start w:val="1"/>
+      <w:numFmt w:val="bullet"/>
+      <w:lvlText w:val=""/>
+      <w:lvlJc w:val="left"/>
+      <w:pPr>
+        <w:tabs>
+          <w:tab w:val="num" w:pos="5760"/>
+        </w:tabs>
+        <w:ind w:left="5760" w:hanging="360"/>
+      </w:pPr>
+      <w:rPr>
+        <w:rFonts w:ascii="Wingdings" w:hAnsi="Wingdings" w:hint="default"/>
+        <w:sz w:val="20"/>
+      </w:rPr>
+    </w:lvl>
+    <w:lvl w:ilvl="8" w:tentative="1">
+      <w:start w:val="1"/>
+      <w:numFmt w:val="bullet"/>
+      <w:lvlText w:val=""/>
+      <w:lvlJc w:val="left"/>
+      <w:pPr>
+        <w:tabs>
+          <w:tab w:val="num" w:pos="6480"/>
+        </w:tabs>
+        <w:ind w:left="6480" w:hanging="360"/>
+      </w:pPr>
+      <w:rPr>
+        <w:rFonts w:ascii="Wingdings" w:hAnsi="Wingdings" w:hint="default"/>
+        <w:sz w:val="20"/>
+      </w:rPr>
+    </w:lvl>
+  </w:abstractNum>
+  <w:abstractNum w:abstractNumId="27" w15:restartNumberingAfterBreak="0">
     <w:nsid w:val="61A95D1A"/>
     <w:multiLevelType w:val="multilevel"/>
     <w:tmpl w:val="285809CE"/>
@@ -8972,7 +13828,305 @@
       </w:pPr>
     </w:lvl>
   </w:abstractNum>
-  <w:abstractNum w:abstractNumId="13" w15:restartNumberingAfterBreak="0">
+  <w:abstractNum w:abstractNumId="28" w15:restartNumberingAfterBreak="0">
+    <w:nsid w:val="6B81704F"/>
+    <w:multiLevelType w:val="multilevel"/>
+    <w:tmpl w:val="95F67F32"/>
+    <w:lvl w:ilvl="0">
+      <w:start w:val="1"/>
+      <w:numFmt w:val="bullet"/>
+      <w:lvlText w:val=""/>
+      <w:lvlJc w:val="left"/>
+      <w:pPr>
+        <w:tabs>
+          <w:tab w:val="num" w:pos="720"/>
+        </w:tabs>
+        <w:ind w:left="720" w:hanging="360"/>
+      </w:pPr>
+      <w:rPr>
+        <w:rFonts w:ascii="Symbol" w:hAnsi="Symbol" w:hint="default"/>
+        <w:sz w:val="20"/>
+      </w:rPr>
+    </w:lvl>
+    <w:lvl w:ilvl="1" w:tentative="1">
+      <w:start w:val="1"/>
+      <w:numFmt w:val="bullet"/>
+      <w:lvlText w:val="o"/>
+      <w:lvlJc w:val="left"/>
+      <w:pPr>
+        <w:tabs>
+          <w:tab w:val="num" w:pos="1440"/>
+        </w:tabs>
+        <w:ind w:left="1440" w:hanging="360"/>
+      </w:pPr>
+      <w:rPr>
+        <w:rFonts w:ascii="Courier New" w:hAnsi="Courier New" w:hint="default"/>
+        <w:sz w:val="20"/>
+      </w:rPr>
+    </w:lvl>
+    <w:lvl w:ilvl="2" w:tentative="1">
+      <w:start w:val="1"/>
+      <w:numFmt w:val="bullet"/>
+      <w:lvlText w:val=""/>
+      <w:lvlJc w:val="left"/>
+      <w:pPr>
+        <w:tabs>
+          <w:tab w:val="num" w:pos="2160"/>
+        </w:tabs>
+        <w:ind w:left="2160" w:hanging="360"/>
+      </w:pPr>
+      <w:rPr>
+        <w:rFonts w:ascii="Wingdings" w:hAnsi="Wingdings" w:hint="default"/>
+        <w:sz w:val="20"/>
+      </w:rPr>
+    </w:lvl>
+    <w:lvl w:ilvl="3" w:tentative="1">
+      <w:start w:val="1"/>
+      <w:numFmt w:val="bullet"/>
+      <w:lvlText w:val=""/>
+      <w:lvlJc w:val="left"/>
+      <w:pPr>
+        <w:tabs>
+          <w:tab w:val="num" w:pos="2880"/>
+        </w:tabs>
+        <w:ind w:left="2880" w:hanging="360"/>
+      </w:pPr>
+      <w:rPr>
+        <w:rFonts w:ascii="Wingdings" w:hAnsi="Wingdings" w:hint="default"/>
+        <w:sz w:val="20"/>
+      </w:rPr>
+    </w:lvl>
+    <w:lvl w:ilvl="4" w:tentative="1">
+      <w:start w:val="1"/>
+      <w:numFmt w:val="bullet"/>
+      <w:lvlText w:val=""/>
+      <w:lvlJc w:val="left"/>
+      <w:pPr>
+        <w:tabs>
+          <w:tab w:val="num" w:pos="3600"/>
+        </w:tabs>
+        <w:ind w:left="3600" w:hanging="360"/>
+      </w:pPr>
+      <w:rPr>
+        <w:rFonts w:ascii="Wingdings" w:hAnsi="Wingdings" w:hint="default"/>
+        <w:sz w:val="20"/>
+      </w:rPr>
+    </w:lvl>
+    <w:lvl w:ilvl="5" w:tentative="1">
+      <w:start w:val="1"/>
+      <w:numFmt w:val="bullet"/>
+      <w:lvlText w:val=""/>
+      <w:lvlJc w:val="left"/>
+      <w:pPr>
+        <w:tabs>
+          <w:tab w:val="num" w:pos="4320"/>
+        </w:tabs>
+        <w:ind w:left="4320" w:hanging="360"/>
+      </w:pPr>
+      <w:rPr>
+        <w:rFonts w:ascii="Wingdings" w:hAnsi="Wingdings" w:hint="default"/>
+        <w:sz w:val="20"/>
+      </w:rPr>
+    </w:lvl>
+    <w:lvl w:ilvl="6" w:tentative="1">
+      <w:start w:val="1"/>
+      <w:numFmt w:val="bullet"/>
+      <w:lvlText w:val=""/>
+      <w:lvlJc w:val="left"/>
+      <w:pPr>
+        <w:tabs>
+          <w:tab w:val="num" w:pos="5040"/>
+        </w:tabs>
+        <w:ind w:left="5040" w:hanging="360"/>
+      </w:pPr>
+      <w:rPr>
+        <w:rFonts w:ascii="Wingdings" w:hAnsi="Wingdings" w:hint="default"/>
+        <w:sz w:val="20"/>
+      </w:rPr>
+    </w:lvl>
+    <w:lvl w:ilvl="7" w:tentative="1">
+      <w:start w:val="1"/>
+      <w:numFmt w:val="bullet"/>
+      <w:lvlText w:val=""/>
+      <w:lvlJc w:val="left"/>
+      <w:pPr>
+        <w:tabs>
+          <w:tab w:val="num" w:pos="5760"/>
+        </w:tabs>
+        <w:ind w:left="5760" w:hanging="360"/>
+      </w:pPr>
+      <w:rPr>
+        <w:rFonts w:ascii="Wingdings" w:hAnsi="Wingdings" w:hint="default"/>
+        <w:sz w:val="20"/>
+      </w:rPr>
+    </w:lvl>
+    <w:lvl w:ilvl="8" w:tentative="1">
+      <w:start w:val="1"/>
+      <w:numFmt w:val="bullet"/>
+      <w:lvlText w:val=""/>
+      <w:lvlJc w:val="left"/>
+      <w:pPr>
+        <w:tabs>
+          <w:tab w:val="num" w:pos="6480"/>
+        </w:tabs>
+        <w:ind w:left="6480" w:hanging="360"/>
+      </w:pPr>
+      <w:rPr>
+        <w:rFonts w:ascii="Wingdings" w:hAnsi="Wingdings" w:hint="default"/>
+        <w:sz w:val="20"/>
+      </w:rPr>
+    </w:lvl>
+  </w:abstractNum>
+  <w:abstractNum w:abstractNumId="29" w15:restartNumberingAfterBreak="0">
+    <w:nsid w:val="72AF6156"/>
+    <w:multiLevelType w:val="multilevel"/>
+    <w:tmpl w:val="EA18361C"/>
+    <w:lvl w:ilvl="0">
+      <w:start w:val="1"/>
+      <w:numFmt w:val="bullet"/>
+      <w:lvlText w:val=""/>
+      <w:lvlJc w:val="left"/>
+      <w:pPr>
+        <w:tabs>
+          <w:tab w:val="num" w:pos="720"/>
+        </w:tabs>
+        <w:ind w:left="720" w:hanging="360"/>
+      </w:pPr>
+      <w:rPr>
+        <w:rFonts w:ascii="Symbol" w:hAnsi="Symbol" w:hint="default"/>
+        <w:sz w:val="20"/>
+      </w:rPr>
+    </w:lvl>
+    <w:lvl w:ilvl="1" w:tentative="1">
+      <w:start w:val="1"/>
+      <w:numFmt w:val="bullet"/>
+      <w:lvlText w:val="o"/>
+      <w:lvlJc w:val="left"/>
+      <w:pPr>
+        <w:tabs>
+          <w:tab w:val="num" w:pos="1440"/>
+        </w:tabs>
+        <w:ind w:left="1440" w:hanging="360"/>
+      </w:pPr>
+      <w:rPr>
+        <w:rFonts w:ascii="Courier New" w:hAnsi="Courier New" w:hint="default"/>
+        <w:sz w:val="20"/>
+      </w:rPr>
+    </w:lvl>
+    <w:lvl w:ilvl="2" w:tentative="1">
+      <w:start w:val="1"/>
+      <w:numFmt w:val="bullet"/>
+      <w:lvlText w:val=""/>
+      <w:lvlJc w:val="left"/>
+      <w:pPr>
+        <w:tabs>
+          <w:tab w:val="num" w:pos="2160"/>
+        </w:tabs>
+        <w:ind w:left="2160" w:hanging="360"/>
+      </w:pPr>
+      <w:rPr>
+        <w:rFonts w:ascii="Wingdings" w:hAnsi="Wingdings" w:hint="default"/>
+        <w:sz w:val="20"/>
+      </w:rPr>
+    </w:lvl>
+    <w:lvl w:ilvl="3" w:tentative="1">
+      <w:start w:val="1"/>
+      <w:numFmt w:val="bullet"/>
+      <w:lvlText w:val=""/>
+      <w:lvlJc w:val="left"/>
+      <w:pPr>
+        <w:tabs>
+          <w:tab w:val="num" w:pos="2880"/>
+        </w:tabs>
+        <w:ind w:left="2880" w:hanging="360"/>
+      </w:pPr>
+      <w:rPr>
+        <w:rFonts w:ascii="Wingdings" w:hAnsi="Wingdings" w:hint="default"/>
+        <w:sz w:val="20"/>
+      </w:rPr>
+    </w:lvl>
+    <w:lvl w:ilvl="4" w:tentative="1">
+      <w:start w:val="1"/>
+      <w:numFmt w:val="bullet"/>
+      <w:lvlText w:val=""/>
+      <w:lvlJc w:val="left"/>
+      <w:pPr>
+        <w:tabs>
+          <w:tab w:val="num" w:pos="3600"/>
+        </w:tabs>
+        <w:ind w:left="3600" w:hanging="360"/>
+      </w:pPr>
+      <w:rPr>
+        <w:rFonts w:ascii="Wingdings" w:hAnsi="Wingdings" w:hint="default"/>
+        <w:sz w:val="20"/>
+      </w:rPr>
+    </w:lvl>
+    <w:lvl w:ilvl="5" w:tentative="1">
+      <w:start w:val="1"/>
+      <w:numFmt w:val="bullet"/>
+      <w:lvlText w:val=""/>
+      <w:lvlJc w:val="left"/>
+      <w:pPr>
+        <w:tabs>
+          <w:tab w:val="num" w:pos="4320"/>
+        </w:tabs>
+        <w:ind w:left="4320" w:hanging="360"/>
+      </w:pPr>
+      <w:rPr>
+        <w:rFonts w:ascii="Wingdings" w:hAnsi="Wingdings" w:hint="default"/>
+        <w:sz w:val="20"/>
+      </w:rPr>
+    </w:lvl>
+    <w:lvl w:ilvl="6" w:tentative="1">
+      <w:start w:val="1"/>
+      <w:numFmt w:val="bullet"/>
+      <w:lvlText w:val=""/>
+      <w:lvlJc w:val="left"/>
+      <w:pPr>
+        <w:tabs>
+          <w:tab w:val="num" w:pos="5040"/>
+        </w:tabs>
+        <w:ind w:left="5040" w:hanging="360"/>
+      </w:pPr>
+      <w:rPr>
+        <w:rFonts w:ascii="Wingdings" w:hAnsi="Wingdings" w:hint="default"/>
+        <w:sz w:val="20"/>
+      </w:rPr>
+    </w:lvl>
+    <w:lvl w:ilvl="7" w:tentative="1">
+      <w:start w:val="1"/>
+      <w:numFmt w:val="bullet"/>
+      <w:lvlText w:val=""/>
+      <w:lvlJc w:val="left"/>
+      <w:pPr>
+        <w:tabs>
+          <w:tab w:val="num" w:pos="5760"/>
+        </w:tabs>
+        <w:ind w:left="5760" w:hanging="360"/>
+      </w:pPr>
+      <w:rPr>
+        <w:rFonts w:ascii="Wingdings" w:hAnsi="Wingdings" w:hint="default"/>
+        <w:sz w:val="20"/>
+      </w:rPr>
+    </w:lvl>
+    <w:lvl w:ilvl="8" w:tentative="1">
+      <w:start w:val="1"/>
+      <w:numFmt w:val="bullet"/>
+      <w:lvlText w:val=""/>
+      <w:lvlJc w:val="left"/>
+      <w:pPr>
+        <w:tabs>
+          <w:tab w:val="num" w:pos="6480"/>
+        </w:tabs>
+        <w:ind w:left="6480" w:hanging="360"/>
+      </w:pPr>
+      <w:rPr>
+        <w:rFonts w:ascii="Wingdings" w:hAnsi="Wingdings" w:hint="default"/>
+        <w:sz w:val="20"/>
+      </w:rPr>
+    </w:lvl>
+  </w:abstractNum>
+  <w:abstractNum w:abstractNumId="30" w15:restartNumberingAfterBreak="0">
     <w:nsid w:val="76027B8B"/>
     <w:multiLevelType w:val="multilevel"/>
     <w:tmpl w:val="AAEA3C62"/>
@@ -9121,7 +14275,7 @@
       </w:rPr>
     </w:lvl>
   </w:abstractNum>
-  <w:abstractNum w:abstractNumId="14" w15:restartNumberingAfterBreak="0">
+  <w:abstractNum w:abstractNumId="31" w15:restartNumberingAfterBreak="0">
     <w:nsid w:val="781A4B5F"/>
     <w:multiLevelType w:val="hybridMultilevel"/>
     <w:tmpl w:val="7654F1F8"/>
@@ -9242,7 +14396,7 @@
       </w:pPr>
     </w:lvl>
   </w:abstractNum>
-  <w:abstractNum w:abstractNumId="15" w15:restartNumberingAfterBreak="0">
+  <w:abstractNum w:abstractNumId="32" w15:restartNumberingAfterBreak="0">
     <w:nsid w:val="783271D7"/>
     <w:multiLevelType w:val="multilevel"/>
     <w:tmpl w:val="1284935C"/>
@@ -9355,7 +14509,7 @@
       </w:pPr>
     </w:lvl>
   </w:abstractNum>
-  <w:abstractNum w:abstractNumId="16" w15:restartNumberingAfterBreak="0">
+  <w:abstractNum w:abstractNumId="33" w15:restartNumberingAfterBreak="0">
     <w:nsid w:val="7A8A445A"/>
     <w:multiLevelType w:val="hybridMultilevel"/>
     <w:tmpl w:val="451CBE16"/>
@@ -9476,7 +14630,7 @@
       </w:pPr>
     </w:lvl>
   </w:abstractNum>
-  <w:abstractNum w:abstractNumId="17" w15:restartNumberingAfterBreak="0">
+  <w:abstractNum w:abstractNumId="34" w15:restartNumberingAfterBreak="0">
     <w:nsid w:val="7B571407"/>
     <w:multiLevelType w:val="multilevel"/>
     <w:tmpl w:val="18FCEFB8"/>
@@ -9625,67 +14779,121 @@
     <w:abstractNumId w:val="0"/>
   </w:num>
   <w:num w:numId="2" w16cid:durableId="475337618">
-    <w:abstractNumId w:val="12"/>
+    <w:abstractNumId w:val="27"/>
   </w:num>
   <w:num w:numId="3" w16cid:durableId="24601433">
-    <w:abstractNumId w:val="3"/>
+    <w:abstractNumId w:val="7"/>
   </w:num>
   <w:num w:numId="4" w16cid:durableId="1872912382">
+    <w:abstractNumId w:val="34"/>
+  </w:num>
+  <w:num w:numId="5" w16cid:durableId="2141218454">
     <w:abstractNumId w:val="17"/>
   </w:num>
-  <w:num w:numId="5" w16cid:durableId="2141218454">
-    <w:abstractNumId w:val="8"/>
-  </w:num>
   <w:num w:numId="6" w16cid:durableId="149056349">
-    <w:abstractNumId w:val="9"/>
+    <w:abstractNumId w:val="19"/>
   </w:num>
   <w:num w:numId="7" w16cid:durableId="311065991">
-    <w:abstractNumId w:val="9"/>
+    <w:abstractNumId w:val="19"/>
     <w:lvlOverride w:ilvl="0">
       <w:startOverride w:val="1"/>
     </w:lvlOverride>
   </w:num>
   <w:num w:numId="8" w16cid:durableId="929969173">
-    <w:abstractNumId w:val="8"/>
+    <w:abstractNumId w:val="17"/>
     <w:lvlOverride w:ilvl="0">
       <w:startOverride w:val="1"/>
     </w:lvlOverride>
   </w:num>
   <w:num w:numId="9" w16cid:durableId="811677189">
+    <w:abstractNumId w:val="10"/>
+  </w:num>
+  <w:num w:numId="10" w16cid:durableId="673530335">
+    <w:abstractNumId w:val="33"/>
+  </w:num>
+  <w:num w:numId="11" w16cid:durableId="357779738">
+    <w:abstractNumId w:val="2"/>
+  </w:num>
+  <w:num w:numId="12" w16cid:durableId="781732149">
+    <w:abstractNumId w:val="31"/>
+  </w:num>
+  <w:num w:numId="13" w16cid:durableId="1402867273">
+    <w:abstractNumId w:val="16"/>
+  </w:num>
+  <w:num w:numId="14" w16cid:durableId="205484104">
+    <w:abstractNumId w:val="21"/>
+  </w:num>
+  <w:num w:numId="15" w16cid:durableId="1989632417">
+    <w:abstractNumId w:val="22"/>
+  </w:num>
+  <w:num w:numId="16" w16cid:durableId="1623267600">
+    <w:abstractNumId w:val="32"/>
+  </w:num>
+  <w:num w:numId="17" w16cid:durableId="2064016490">
+    <w:abstractNumId w:val="3"/>
+  </w:num>
+  <w:num w:numId="18" w16cid:durableId="79105051">
+    <w:abstractNumId w:val="30"/>
+  </w:num>
+  <w:num w:numId="19" w16cid:durableId="1099839217">
+    <w:abstractNumId w:val="14"/>
+  </w:num>
+  <w:num w:numId="20" w16cid:durableId="983779600">
+    <w:abstractNumId w:val="13"/>
+  </w:num>
+  <w:num w:numId="21" w16cid:durableId="128129279">
+    <w:abstractNumId w:val="6"/>
+  </w:num>
+  <w:num w:numId="22" w16cid:durableId="530918904">
+    <w:abstractNumId w:val="1"/>
+  </w:num>
+  <w:num w:numId="23" w16cid:durableId="1573738692">
+    <w:abstractNumId w:val="9"/>
+  </w:num>
+  <w:num w:numId="24" w16cid:durableId="1493839981">
+    <w:abstractNumId w:val="12"/>
+  </w:num>
+  <w:num w:numId="25" w16cid:durableId="370230813">
+    <w:abstractNumId w:val="29"/>
+  </w:num>
+  <w:num w:numId="26" w16cid:durableId="932738195">
+    <w:abstractNumId w:val="5"/>
+  </w:num>
+  <w:num w:numId="27" w16cid:durableId="761030620">
+    <w:abstractNumId w:val="8"/>
+  </w:num>
+  <w:num w:numId="28" w16cid:durableId="1324158954">
+    <w:abstractNumId w:val="23"/>
+  </w:num>
+  <w:num w:numId="29" w16cid:durableId="159349506">
+    <w:abstractNumId w:val="27"/>
+  </w:num>
+  <w:num w:numId="30" w16cid:durableId="535582067">
+    <w:abstractNumId w:val="15"/>
+  </w:num>
+  <w:num w:numId="31" w16cid:durableId="1546526612">
+    <w:abstractNumId w:val="26"/>
+  </w:num>
+  <w:num w:numId="32" w16cid:durableId="2094467419">
     <w:abstractNumId w:val="4"/>
   </w:num>
-  <w:num w:numId="10" w16cid:durableId="673530335">
-    <w:abstractNumId w:val="16"/>
+  <w:num w:numId="33" w16cid:durableId="81873937">
+    <w:abstractNumId w:val="18"/>
   </w:num>
-  <w:num w:numId="11" w16cid:durableId="357779738">
-    <w:abstractNumId w:val="1"/>
+  <w:num w:numId="34" w16cid:durableId="1286042123">
+    <w:abstractNumId w:val="25"/>
   </w:num>
-  <w:num w:numId="12" w16cid:durableId="781732149">
-    <w:abstractNumId w:val="14"/>
+  <w:num w:numId="35" w16cid:durableId="495849703">
+    <w:abstractNumId w:val="28"/>
   </w:num>
-  <w:num w:numId="13" w16cid:durableId="1402867273">
-    <w:abstractNumId w:val="7"/>
-  </w:num>
-  <w:num w:numId="14" w16cid:durableId="205484104">
-    <w:abstractNumId w:val="10"/>
-  </w:num>
-  <w:num w:numId="15" w16cid:durableId="1989632417">
+  <w:num w:numId="36" w16cid:durableId="336346643">
     <w:abstractNumId w:val="11"/>
   </w:num>
-  <w:num w:numId="16" w16cid:durableId="1623267600">
-    <w:abstractNumId w:val="15"/>
+  <w:num w:numId="37" w16cid:durableId="1898055338">
+    <w:abstractNumId w:val="24"/>
   </w:num>
-  <w:num w:numId="17" w16cid:durableId="2064016490">
-    <w:abstractNumId w:val="2"/>
-  </w:num>
-  <w:num w:numId="18" w16cid:durableId="79105051">
-    <w:abstractNumId w:val="13"/>
-  </w:num>
-  <w:num w:numId="19" w16cid:durableId="1099839217">
-    <w:abstractNumId w:val="6"/>
-  </w:num>
-  <w:num w:numId="20" w16cid:durableId="983779600">
-    <w:abstractNumId w:val="5"/>
+  <w:num w:numId="38" w16cid:durableId="294336255">
+    <w:abstractNumId w:val="20"/>
   </w:num>
   <w:numIdMacAtCleanup w:val="13"/>
 </w:numbering>
@@ -10258,7 +15466,6 @@
   <w:style w:type="character" w:default="1" w:styleId="Tipodeletrapredefinidodopargrafo">
     <w:name w:val="Default Paragraph Font"/>
     <w:uiPriority w:val="1"/>
-    <w:semiHidden/>
     <w:unhideWhenUsed/>
   </w:style>
   <w:style w:type="table" w:default="1" w:styleId="Tabelanormal">
@@ -11260,7 +16467,652 @@
       <w:lang w:eastAsia="en-US"/>
     </w:rPr>
   </w:style>
+  <w:style w:type="character" w:styleId="TextodoMarcadordePosio">
+    <w:name w:val="Placeholder Text"/>
+    <w:basedOn w:val="Tipodeletrapredefinidodopargrafo"/>
+    <w:uiPriority w:val="99"/>
+    <w:semiHidden/>
+    <w:rsid w:val="009521C7"/>
+    <w:rPr>
+      <w:color w:val="666666"/>
+    </w:rPr>
+  </w:style>
+  <w:style w:type="character" w:styleId="MenoNoResolvida">
+    <w:name w:val="Unresolved Mention"/>
+    <w:basedOn w:val="Tipodeletrapredefinidodopargrafo"/>
+    <w:uiPriority w:val="99"/>
+    <w:semiHidden/>
+    <w:unhideWhenUsed/>
+    <w:rsid w:val="00612A7D"/>
+    <w:rPr>
+      <w:color w:val="605E5C"/>
+      <w:shd w:val="clear" w:color="auto" w:fill="E1DFDD"/>
+    </w:rPr>
+  </w:style>
 </w:styles>
+</file>
+
+<file path=word/glossary/document.xml><?xml version="1.0" encoding="utf-8"?>
+<w:glossaryDocument xmlns:wpc="http://schemas.microsoft.com/office/word/2010/wordprocessingCanvas" xmlns:cx="http://schemas.microsoft.com/office/drawing/2014/chartex" xmlns:cx1="http://schemas.microsoft.com/office/drawing/2015/9/8/chartex" xmlns:cx2="http://schemas.microsoft.com/office/drawing/2015/10/21/chartex" xmlns:cx3="http://schemas.microsoft.com/office/drawing/2016/5/9/chartex" xmlns:cx4="http://schemas.microsoft.com/office/drawing/2016/5/10/chartex" xmlns:cx5="http://schemas.microsoft.com/office/drawing/2016/5/11/chartex" xmlns:cx6="http://schemas.microsoft.com/office/drawing/2016/5/12/chartex" xmlns:cx7="http://schemas.microsoft.com/office/drawing/2016/5/13/chartex" xmlns:cx8="http://schemas.microsoft.com/office/drawing/2016/5/14/chartex" xmlns:mc="http://schemas.openxmlformats.org/markup-compatibility/2006" xmlns:aink="http://schemas.microsoft.com/office/drawing/2016/ink" xmlns:am3d="http://schemas.microsoft.com/office/drawing/2017/model3d" xmlns:o="urn:schemas-microsoft-com:office:office" xmlns:oel="http://schemas.microsoft.com/office/2019/extlst" xmlns:r="http://schemas.openxmlformats.org/officeDocument/2006/relationships" xmlns:m="http://schemas.openxmlformats.org/officeDocument/2006/math" xmlns:v="urn:schemas-microsoft-com:vml" xmlns:wp14="http://schemas.microsoft.com/office/word/2010/wordprocessingDrawing" xmlns:wp="http://schemas.openxmlformats.org/drawingml/2006/wordprocessingDrawing" xmlns:w10="urn:schemas-microsoft-com:office:word" xmlns:w="http://schemas.openxmlformats.org/wordprocessingml/2006/main" xmlns:w14="http://schemas.microsoft.com/office/word/2010/wordml" xmlns:w15="http://schemas.microsoft.com/office/word/2012/wordml" xmlns:w16cex="http://schemas.microsoft.com/office/word/2018/wordml/cex" xmlns:w16cid="http://schemas.microsoft.com/office/word/2016/wordml/cid" xmlns:w16="http://schemas.microsoft.com/office/word/2018/wordml" xmlns:w16du="http://schemas.microsoft.com/office/word/2023/wordml/word16du" xmlns:w16sdtdh="http://schemas.microsoft.com/office/word/2020/wordml/sdtdatahash" xmlns:w16sdtfl="http://schemas.microsoft.com/office/word/2024/wordml/sdtformatlock" xmlns:w16se="http://schemas.microsoft.com/office/word/2015/wordml/symex" xmlns:wpg="http://schemas.microsoft.com/office/word/2010/wordprocessingGroup" xmlns:wpi="http://schemas.microsoft.com/office/word/2010/wordprocessingInk" xmlns:wne="http://schemas.microsoft.com/office/word/2006/wordml" xmlns:wps="http://schemas.microsoft.com/office/word/2010/wordprocessingShape" mc:Ignorable="w14 w15 w16se w16cid w16 w16cex w16sdtdh w16sdtfl w16du wp14">
+  <w:docParts>
+    <w:docPart>
+      <w:docPartPr>
+        <w:name w:val="DefaultPlaceholder_-1854013440"/>
+        <w:category>
+          <w:name w:val="Geral"/>
+          <w:gallery w:val="placeholder"/>
+        </w:category>
+        <w:types>
+          <w:type w:val="bbPlcHdr"/>
+        </w:types>
+        <w:behaviors>
+          <w:behavior w:val="content"/>
+        </w:behaviors>
+        <w:guid w:val="{2D569F62-4F3C-43F1-B29C-EEBDA9CA4CD1}"/>
+      </w:docPartPr>
+      <w:docPartBody>
+        <w:p>
+          <w:r>
+            <w:rPr>
+              <w:rStyle w:val="TextodoMarcadordePosio"/>
+            </w:rPr>
+            <w:t>Clique ou toque aqui para introduzir texto.</w:t>
+          </w:r>
+        </w:p>
+      </w:docPartBody>
+    </w:docPart>
+  </w:docParts>
+</w:glossaryDocument>
+</file>
+
+<file path=word/glossary/fontTable.xml><?xml version="1.0" encoding="utf-8"?>
+<w:fonts xmlns:mc="http://schemas.openxmlformats.org/markup-compatibility/2006" xmlns:r="http://schemas.openxmlformats.org/officeDocument/2006/relationships" xmlns:w="http://schemas.openxmlformats.org/wordprocessingml/2006/main" xmlns:w14="http://schemas.microsoft.com/office/word/2010/wordml" xmlns:w15="http://schemas.microsoft.com/office/word/2012/wordml" xmlns:w16cex="http://schemas.microsoft.com/office/word/2018/wordml/cex" xmlns:w16cid="http://schemas.microsoft.com/office/word/2016/wordml/cid" xmlns:w16="http://schemas.microsoft.com/office/word/2018/wordml" xmlns:w16du="http://schemas.microsoft.com/office/word/2023/wordml/word16du" xmlns:w16sdtdh="http://schemas.microsoft.com/office/word/2020/wordml/sdtdatahash" xmlns:w16sdtfl="http://schemas.microsoft.com/office/word/2024/wordml/sdtformatlock" xmlns:w16se="http://schemas.microsoft.com/office/word/2015/wordml/symex" mc:Ignorable="w14 w15 w16se w16cid w16 w16cex w16sdtdh w16sdtfl w16du">
+  <w:font w:name="Symbol">
+    <w:panose1 w:val="05050102010706020507"/>
+    <w:charset w:val="02"/>
+    <w:family w:val="roman"/>
+    <w:pitch w:val="variable"/>
+    <w:sig w:usb0="00000000" w:usb1="10000000" w:usb2="00000000" w:usb3="00000000" w:csb0="80000000" w:csb1="00000000"/>
+  </w:font>
+  <w:font w:name="Times New Roman">
+    <w:panose1 w:val="02020603050405020304"/>
+    <w:charset w:val="00"/>
+    <w:family w:val="roman"/>
+    <w:pitch w:val="variable"/>
+    <w:sig w:usb0="E0002EFF" w:usb1="C000785B" w:usb2="00000009" w:usb3="00000000" w:csb0="000001FF" w:csb1="00000000"/>
+  </w:font>
+  <w:font w:name="Courier New">
+    <w:panose1 w:val="02070309020205020404"/>
+    <w:charset w:val="00"/>
+    <w:family w:val="modern"/>
+    <w:pitch w:val="fixed"/>
+    <w:sig w:usb0="E0002EFF" w:usb1="C0007843" w:usb2="00000009" w:usb3="00000000" w:csb0="000001FF" w:csb1="00000000"/>
+  </w:font>
+  <w:font w:name="Wingdings">
+    <w:panose1 w:val="05000000000000000000"/>
+    <w:charset w:val="02"/>
+    <w:family w:val="auto"/>
+    <w:pitch w:val="variable"/>
+    <w:sig w:usb0="00000000" w:usb1="10000000" w:usb2="00000000" w:usb3="00000000" w:csb0="80000000" w:csb1="00000000"/>
+  </w:font>
+  <w:font w:name="Verdana">
+    <w:panose1 w:val="020B0604030504040204"/>
+    <w:charset w:val="00"/>
+    <w:family w:val="swiss"/>
+    <w:pitch w:val="variable"/>
+    <w:sig w:usb0="A00006FF" w:usb1="4000205B" w:usb2="00000010" w:usb3="00000000" w:csb0="0000019F" w:csb1="00000000"/>
+  </w:font>
+  <w:font w:name="Arial">
+    <w:panose1 w:val="020B0604020202020204"/>
+    <w:charset w:val="00"/>
+    <w:family w:val="swiss"/>
+    <w:pitch w:val="variable"/>
+    <w:sig w:usb0="E0002EFF" w:usb1="C000785B" w:usb2="00000009" w:usb3="00000000" w:csb0="000001FF" w:csb1="00000000"/>
+  </w:font>
+  <w:font w:name="Tahoma">
+    <w:panose1 w:val="020B0604030504040204"/>
+    <w:charset w:val="00"/>
+    <w:family w:val="swiss"/>
+    <w:pitch w:val="variable"/>
+    <w:sig w:usb0="E1002EFF" w:usb1="C000605B" w:usb2="00000029" w:usb3="00000000" w:csb0="000101FF" w:csb1="00000000"/>
+  </w:font>
+  <w:font w:name="Times">
+    <w:panose1 w:val="02020603050405020304"/>
+    <w:charset w:val="00"/>
+    <w:family w:val="roman"/>
+    <w:pitch w:val="variable"/>
+    <w:sig w:usb0="E0002EFF" w:usb1="C000785B" w:usb2="00000009" w:usb3="00000000" w:csb0="000001FF" w:csb1="00000000"/>
+  </w:font>
+  <w:font w:name="Courier">
+    <w:altName w:val="Courier New"/>
+    <w:panose1 w:val="02070409020205020404"/>
+    <w:charset w:val="00"/>
+    <w:family w:val="modern"/>
+    <w:notTrueType/>
+    <w:pitch w:val="fixed"/>
+    <w:sig w:usb0="00000003" w:usb1="00000000" w:usb2="00000000" w:usb3="00000000" w:csb0="00000001" w:csb1="00000000"/>
+  </w:font>
+  <w:font w:name="Cambria">
+    <w:panose1 w:val="02040503050406030204"/>
+    <w:charset w:val="00"/>
+    <w:family w:val="roman"/>
+    <w:pitch w:val="variable"/>
+    <w:sig w:usb0="E00006FF" w:usb1="420024FF" w:usb2="02000000" w:usb3="00000000" w:csb0="0000019F" w:csb1="00000000"/>
+  </w:font>
+  <w:font w:name="Calibri">
+    <w:panose1 w:val="020F0502020204030204"/>
+    <w:charset w:val="00"/>
+    <w:family w:val="swiss"/>
+    <w:pitch w:val="variable"/>
+    <w:sig w:usb0="E4002EFF" w:usb1="C200247B" w:usb2="00000009" w:usb3="00000000" w:csb0="000001FF" w:csb1="00000000"/>
+  </w:font>
+  <w:font w:name="Aptos">
+    <w:charset w:val="00"/>
+    <w:family w:val="swiss"/>
+    <w:pitch w:val="variable"/>
+    <w:sig w:usb0="20000287" w:usb1="00000003" w:usb2="00000000" w:usb3="00000000" w:csb0="0000019F" w:csb1="00000000"/>
+  </w:font>
+  <w:font w:name="Aptos Display">
+    <w:charset w:val="00"/>
+    <w:family w:val="swiss"/>
+    <w:pitch w:val="variable"/>
+    <w:sig w:usb0="20000287" w:usb1="00000003" w:usb2="00000000" w:usb3="00000000" w:csb0="0000019F" w:csb1="00000000"/>
+  </w:font>
+</w:fonts>
+</file>
+
+<file path=word/glossary/settings.xml><?xml version="1.0" encoding="utf-8"?>
+<w:settings xmlns:mc="http://schemas.openxmlformats.org/markup-compatibility/2006" xmlns:o="urn:schemas-microsoft-com:office:office" xmlns:r="http://schemas.openxmlformats.org/officeDocument/2006/relationships" xmlns:m="http://schemas.openxmlformats.org/officeDocument/2006/math" xmlns:v="urn:schemas-microsoft-com:vml" xmlns:w10="urn:schemas-microsoft-com:office:word" xmlns:w="http://schemas.openxmlformats.org/wordprocessingml/2006/main" xmlns:w14="http://schemas.microsoft.com/office/word/2010/wordml" xmlns:w15="http://schemas.microsoft.com/office/word/2012/wordml" xmlns:w16cex="http://schemas.microsoft.com/office/word/2018/wordml/cex" xmlns:w16cid="http://schemas.microsoft.com/office/word/2016/wordml/cid" xmlns:w16="http://schemas.microsoft.com/office/word/2018/wordml" xmlns:w16du="http://schemas.microsoft.com/office/word/2023/wordml/word16du" xmlns:w16sdtdh="http://schemas.microsoft.com/office/word/2020/wordml/sdtdatahash" xmlns:w16sdtfl="http://schemas.microsoft.com/office/word/2024/wordml/sdtformatlock" xmlns:w16se="http://schemas.microsoft.com/office/word/2015/wordml/symex" xmlns:sl="http://schemas.openxmlformats.org/schemaLibrary/2006/main" mc:Ignorable="w14 w15 w16se w16cid w16 w16cex w16sdtdh w16sdtfl w16du">
+  <w:view w:val="normal"/>
+  <w:defaultTabStop w:val="708"/>
+  <w:hyphenationZone w:val="425"/>
+  <w:characterSpacingControl w:val="doNotCompress"/>
+  <w:compat>
+    <w:useFELayout/>
+    <w:compatSetting w:name="compatibilityMode" w:uri="http://schemas.microsoft.com/office/word" w:val="15"/>
+    <w:compatSetting w:name="overrideTableStyleFontSizeAndJustification" w:uri="http://schemas.microsoft.com/office/word" w:val="1"/>
+    <w:compatSetting w:name="enableOpenTypeFeatures" w:uri="http://schemas.microsoft.com/office/word" w:val="1"/>
+    <w:compatSetting w:name="doNotFlipMirrorIndents" w:uri="http://schemas.microsoft.com/office/word" w:val="1"/>
+    <w:compatSetting w:name="differentiateMultirowTableHeaders" w:uri="http://schemas.microsoft.com/office/word" w:val="1"/>
+    <w:compatSetting w:name="useWord2013TrackBottomHyphenation" w:uri="http://schemas.microsoft.com/office/word" w:val="0"/>
+  </w:compat>
+  <w:rsids>
+    <w:rsidRoot w:val="006F43EC"/>
+    <w:rsid w:val="006F43EC"/>
+    <w:rsid w:val="00735F9C"/>
+    <w:rsid w:val="007A3C9D"/>
+  </w:rsids>
+  <m:mathPr>
+    <m:mathFont m:val="Cambria Math"/>
+    <m:brkBin m:val="before"/>
+    <m:brkBinSub m:val="--"/>
+    <m:smallFrac m:val="0"/>
+    <m:dispDef/>
+    <m:lMargin m:val="0"/>
+    <m:rMargin m:val="0"/>
+    <m:defJc m:val="centerGroup"/>
+    <m:wrapIndent m:val="1440"/>
+    <m:intLim m:val="subSup"/>
+    <m:naryLim m:val="undOvr"/>
+  </m:mathPr>
+  <w:themeFontLang w:val="pt-PT"/>
+  <w:clrSchemeMapping w:bg1="light1" w:t1="dark1" w:bg2="light2" w:t2="dark2" w:accent1="accent1" w:accent2="accent2" w:accent3="accent3" w:accent4="accent4" w:accent5="accent5" w:accent6="accent6" w:hyperlink="hyperlink" w:followedHyperlink="followedHyperlink"/>
+  <w:decimalSymbol w:val=","/>
+  <w:listSeparator w:val=";"/>
+  <w15:chartTrackingRefBased/>
+</w:settings>
+</file>
+
+<file path=word/glossary/styles.xml><?xml version="1.0" encoding="utf-8"?>
+<w:styles xmlns:mc="http://schemas.openxmlformats.org/markup-compatibility/2006" xmlns:r="http://schemas.openxmlformats.org/officeDocument/2006/relationships" xmlns:w="http://schemas.openxmlformats.org/wordprocessingml/2006/main" xmlns:w14="http://schemas.microsoft.com/office/word/2010/wordml" xmlns:w15="http://schemas.microsoft.com/office/word/2012/wordml" xmlns:w16cex="http://schemas.microsoft.com/office/word/2018/wordml/cex" xmlns:w16cid="http://schemas.microsoft.com/office/word/2016/wordml/cid" xmlns:w16="http://schemas.microsoft.com/office/word/2018/wordml" xmlns:w16du="http://schemas.microsoft.com/office/word/2023/wordml/word16du" xmlns:w16sdtdh="http://schemas.microsoft.com/office/word/2020/wordml/sdtdatahash" xmlns:w16sdtfl="http://schemas.microsoft.com/office/word/2024/wordml/sdtformatlock" xmlns:w16se="http://schemas.microsoft.com/office/word/2015/wordml/symex" mc:Ignorable="w14 w15 w16se w16cid w16 w16cex w16sdtdh w16sdtfl w16du">
+  <w:docDefaults>
+    <w:rPrDefault>
+      <w:rPr>
+        <w:rFonts w:asciiTheme="minorHAnsi" w:eastAsiaTheme="minorEastAsia" w:hAnsiTheme="minorHAnsi" w:cstheme="minorBidi"/>
+        <w:kern w:val="2"/>
+        <w:sz w:val="24"/>
+        <w:szCs w:val="24"/>
+        <w:lang w:val="pt-PT" w:eastAsia="pt-PT" w:bidi="ar-SA"/>
+        <w14:ligatures w14:val="standardContextual"/>
+      </w:rPr>
+    </w:rPrDefault>
+    <w:pPrDefault>
+      <w:pPr>
+        <w:spacing w:after="160" w:line="278" w:lineRule="auto"/>
+      </w:pPr>
+    </w:pPrDefault>
+  </w:docDefaults>
+  <w:latentStyles w:defLockedState="0" w:defUIPriority="99" w:defSemiHidden="0" w:defUnhideWhenUsed="0" w:defQFormat="0" w:count="376">
+    <w:lsdException w:name="Normal" w:uiPriority="0" w:qFormat="1"/>
+    <w:lsdException w:name="heading 1" w:uiPriority="9" w:qFormat="1"/>
+    <w:lsdException w:name="heading 2" w:semiHidden="1" w:uiPriority="9" w:unhideWhenUsed="1" w:qFormat="1"/>
+    <w:lsdException w:name="heading 3" w:semiHidden="1" w:uiPriority="9" w:unhideWhenUsed="1" w:qFormat="1"/>
+    <w:lsdException w:name="heading 4" w:semiHidden="1" w:uiPriority="9" w:unhideWhenUsed="1" w:qFormat="1"/>
+    <w:lsdException w:name="heading 5" w:semiHidden="1" w:uiPriority="9" w:unhideWhenUsed="1" w:qFormat="1"/>
+    <w:lsdException w:name="heading 6" w:semiHidden="1" w:uiPriority="9" w:unhideWhenUsed="1" w:qFormat="1"/>
+    <w:lsdException w:name="heading 7" w:semiHidden="1" w:uiPriority="9" w:unhideWhenUsed="1" w:qFormat="1"/>
+    <w:lsdException w:name="heading 8" w:semiHidden="1" w:uiPriority="9" w:unhideWhenUsed="1" w:qFormat="1"/>
+    <w:lsdException w:name="heading 9" w:semiHidden="1" w:uiPriority="9" w:unhideWhenUsed="1" w:qFormat="1"/>
+    <w:lsdException w:name="index 1" w:semiHidden="1" w:unhideWhenUsed="1"/>
+    <w:lsdException w:name="index 2" w:semiHidden="1" w:unhideWhenUsed="1"/>
+    <w:lsdException w:name="index 3" w:semiHidden="1" w:unhideWhenUsed="1"/>
+    <w:lsdException w:name="index 4" w:semiHidden="1" w:unhideWhenUsed="1"/>
+    <w:lsdException w:name="index 5" w:semiHidden="1" w:unhideWhenUsed="1"/>
+    <w:lsdException w:name="index 6" w:semiHidden="1" w:unhideWhenUsed="1"/>
+    <w:lsdException w:name="index 7" w:semiHidden="1" w:unhideWhenUsed="1"/>
+    <w:lsdException w:name="index 8" w:semiHidden="1" w:unhideWhenUsed="1"/>
+    <w:lsdException w:name="index 9" w:semiHidden="1" w:unhideWhenUsed="1"/>
+    <w:lsdException w:name="toc 1" w:semiHidden="1" w:uiPriority="39" w:unhideWhenUsed="1"/>
+    <w:lsdException w:name="toc 2" w:semiHidden="1" w:uiPriority="39" w:unhideWhenUsed="1"/>
+    <w:lsdException w:name="toc 3" w:semiHidden="1" w:uiPriority="39" w:unhideWhenUsed="1"/>
+    <w:lsdException w:name="toc 4" w:semiHidden="1" w:uiPriority="39" w:unhideWhenUsed="1"/>
+    <w:lsdException w:name="toc 5" w:semiHidden="1" w:uiPriority="39" w:unhideWhenUsed="1"/>
+    <w:lsdException w:name="toc 6" w:semiHidden="1" w:uiPriority="39" w:unhideWhenUsed="1"/>
+    <w:lsdException w:name="toc 7" w:semiHidden="1" w:uiPriority="39" w:unhideWhenUsed="1"/>
+    <w:lsdException w:name="toc 8" w:semiHidden="1" w:uiPriority="39" w:unhideWhenUsed="1"/>
+    <w:lsdException w:name="toc 9" w:semiHidden="1" w:uiPriority="39" w:unhideWhenUsed="1"/>
+    <w:lsdException w:name="Normal Indent" w:semiHidden="1" w:unhideWhenUsed="1"/>
+    <w:lsdException w:name="footnote text" w:semiHidden="1" w:unhideWhenUsed="1"/>
+    <w:lsdException w:name="annotation text" w:semiHidden="1" w:unhideWhenUsed="1"/>
+    <w:lsdException w:name="header" w:semiHidden="1" w:unhideWhenUsed="1"/>
+    <w:lsdException w:name="footer" w:semiHidden="1" w:unhideWhenUsed="1"/>
+    <w:lsdException w:name="index heading" w:semiHidden="1" w:unhideWhenUsed="1"/>
+    <w:lsdException w:name="caption" w:semiHidden="1" w:uiPriority="35" w:unhideWhenUsed="1" w:qFormat="1"/>
+    <w:lsdException w:name="table of figures" w:semiHidden="1" w:unhideWhenUsed="1"/>
+    <w:lsdException w:name="envelope address" w:semiHidden="1" w:unhideWhenUsed="1"/>
+    <w:lsdException w:name="envelope return" w:semiHidden="1" w:unhideWhenUsed="1"/>
+    <w:lsdException w:name="footnote reference" w:semiHidden="1" w:unhideWhenUsed="1"/>
+    <w:lsdException w:name="annotation reference" w:semiHidden="1" w:unhideWhenUsed="1"/>
+    <w:lsdException w:name="line number" w:semiHidden="1" w:unhideWhenUsed="1"/>
+    <w:lsdException w:name="page number" w:semiHidden="1" w:unhideWhenUsed="1"/>
+    <w:lsdException w:name="endnote reference" w:semiHidden="1" w:unhideWhenUsed="1"/>
+    <w:lsdException w:name="endnote text" w:semiHidden="1" w:unhideWhenUsed="1"/>
+    <w:lsdException w:name="table of authorities" w:semiHidden="1" w:unhideWhenUsed="1"/>
+    <w:lsdException w:name="macro" w:semiHidden="1" w:unhideWhenUsed="1"/>
+    <w:lsdException w:name="toa heading" w:semiHidden="1" w:unhideWhenUsed="1"/>
+    <w:lsdException w:name="List" w:semiHidden="1" w:unhideWhenUsed="1"/>
+    <w:lsdException w:name="List Bullet" w:semiHidden="1" w:unhideWhenUsed="1"/>
+    <w:lsdException w:name="List Number" w:semiHidden="1" w:unhideWhenUsed="1"/>
+    <w:lsdException w:name="List 2" w:semiHidden="1" w:unhideWhenUsed="1"/>
+    <w:lsdException w:name="List 3" w:semiHidden="1" w:unhideWhenUsed="1"/>
+    <w:lsdException w:name="List 4" w:semiHidden="1" w:unhideWhenUsed="1"/>
+    <w:lsdException w:name="List 5" w:semiHidden="1" w:unhideWhenUsed="1"/>
+    <w:lsdException w:name="List Bullet 2" w:semiHidden="1" w:unhideWhenUsed="1"/>
+    <w:lsdException w:name="List Bullet 3" w:semiHidden="1" w:unhideWhenUsed="1"/>
+    <w:lsdException w:name="List Bullet 4" w:semiHidden="1" w:unhideWhenUsed="1"/>
+    <w:lsdException w:name="List Bullet 5" w:semiHidden="1" w:unhideWhenUsed="1"/>
+    <w:lsdException w:name="List Number 2" w:semiHidden="1" w:unhideWhenUsed="1"/>
+    <w:lsdException w:name="List Number 3" w:semiHidden="1" w:unhideWhenUsed="1"/>
+    <w:lsdException w:name="List Number 4" w:semiHidden="1" w:unhideWhenUsed="1"/>
+    <w:lsdException w:name="List Number 5" w:semiHidden="1" w:unhideWhenUsed="1"/>
+    <w:lsdException w:name="Title" w:uiPriority="10" w:qFormat="1"/>
+    <w:lsdException w:name="Closing" w:semiHidden="1" w:unhideWhenUsed="1"/>
+    <w:lsdException w:name="Signature" w:semiHidden="1" w:unhideWhenUsed="1"/>
+    <w:lsdException w:name="Default Paragraph Font" w:semiHidden="1" w:uiPriority="1" w:unhideWhenUsed="1"/>
+    <w:lsdException w:name="Body Text" w:semiHidden="1" w:unhideWhenUsed="1"/>
+    <w:lsdException w:name="Body Text Indent" w:semiHidden="1" w:unhideWhenUsed="1"/>
+    <w:lsdException w:name="List Continue" w:semiHidden="1" w:unhideWhenUsed="1"/>
+    <w:lsdException w:name="List Continue 2" w:semiHidden="1" w:unhideWhenUsed="1"/>
+    <w:lsdException w:name="List Continue 3" w:semiHidden="1" w:unhideWhenUsed="1"/>
+    <w:lsdException w:name="List Continue 4" w:semiHidden="1" w:unhideWhenUsed="1"/>
+    <w:lsdException w:name="List Continue 5" w:semiHidden="1" w:unhideWhenUsed="1"/>
+    <w:lsdException w:name="Message Header" w:semiHidden="1" w:unhideWhenUsed="1"/>
+    <w:lsdException w:name="Subtitle" w:uiPriority="11" w:qFormat="1"/>
+    <w:lsdException w:name="Salutation" w:semiHidden="1" w:unhideWhenUsed="1"/>
+    <w:lsdException w:name="Date" w:semiHidden="1" w:unhideWhenUsed="1"/>
+    <w:lsdException w:name="Body Text First Indent" w:semiHidden="1" w:unhideWhenUsed="1"/>
+    <w:lsdException w:name="Body Text First Indent 2" w:semiHidden="1" w:unhideWhenUsed="1"/>
+    <w:lsdException w:name="Note Heading" w:semiHidden="1" w:unhideWhenUsed="1"/>
+    <w:lsdException w:name="Body Text 2" w:semiHidden="1" w:unhideWhenUsed="1"/>
+    <w:lsdException w:name="Body Text 3" w:semiHidden="1" w:unhideWhenUsed="1"/>
+    <w:lsdException w:name="Body Text Indent 2" w:semiHidden="1" w:unhideWhenUsed="1"/>
+    <w:lsdException w:name="Body Text Indent 3" w:semiHidden="1" w:unhideWhenUsed="1"/>
+    <w:lsdException w:name="Block Text" w:semiHidden="1" w:unhideWhenUsed="1"/>
+    <w:lsdException w:name="Hyperlink" w:semiHidden="1" w:unhideWhenUsed="1"/>
+    <w:lsdException w:name="FollowedHyperlink" w:semiHidden="1" w:unhideWhenUsed="1"/>
+    <w:lsdException w:name="Strong" w:uiPriority="22" w:qFormat="1"/>
+    <w:lsdException w:name="Emphasis" w:uiPriority="20" w:qFormat="1"/>
+    <w:lsdException w:name="Document Map" w:semiHidden="1" w:unhideWhenUsed="1"/>
+    <w:lsdException w:name="Plain Text" w:semiHidden="1" w:unhideWhenUsed="1"/>
+    <w:lsdException w:name="E-mail Signature" w:semiHidden="1" w:unhideWhenUsed="1"/>
+    <w:lsdException w:name="HTML Top of Form" w:semiHidden="1" w:unhideWhenUsed="1"/>
+    <w:lsdException w:name="HTML Bottom of Form" w:semiHidden="1" w:unhideWhenUsed="1"/>
+    <w:lsdException w:name="Normal (Web)" w:semiHidden="1" w:unhideWhenUsed="1"/>
+    <w:lsdException w:name="HTML Acronym" w:semiHidden="1" w:unhideWhenUsed="1"/>
+    <w:lsdException w:name="HTML Address" w:semiHidden="1" w:unhideWhenUsed="1"/>
+    <w:lsdException w:name="HTML Cite" w:semiHidden="1" w:unhideWhenUsed="1"/>
+    <w:lsdException w:name="HTML Code" w:semiHidden="1" w:unhideWhenUsed="1"/>
+    <w:lsdException w:name="HTML Definition" w:semiHidden="1" w:unhideWhenUsed="1"/>
+    <w:lsdException w:name="HTML Keyboard" w:semiHidden="1" w:unhideWhenUsed="1"/>
+    <w:lsdException w:name="HTML Preformatted" w:semiHidden="1" w:unhideWhenUsed="1"/>
+    <w:lsdException w:name="HTML Sample" w:semiHidden="1" w:unhideWhenUsed="1"/>
+    <w:lsdException w:name="HTML Typewriter" w:semiHidden="1" w:unhideWhenUsed="1"/>
+    <w:lsdException w:name="HTML Variable" w:semiHidden="1" w:unhideWhenUsed="1"/>
+    <w:lsdException w:name="Normal Table" w:semiHidden="1" w:unhideWhenUsed="1"/>
+    <w:lsdException w:name="annotation subject" w:semiHidden="1" w:unhideWhenUsed="1"/>
+    <w:lsdException w:name="No List" w:semiHidden="1" w:unhideWhenUsed="1"/>
+    <w:lsdException w:name="Outline List 1" w:semiHidden="1" w:unhideWhenUsed="1"/>
+    <w:lsdException w:name="Outline List 2" w:semiHidden="1" w:unhideWhenUsed="1"/>
+    <w:lsdException w:name="Outline List 3" w:semiHidden="1" w:unhideWhenUsed="1"/>
+    <w:lsdException w:name="Table Simple 1" w:semiHidden="1" w:unhideWhenUsed="1"/>
+    <w:lsdException w:name="Table Simple 2" w:semiHidden="1" w:unhideWhenUsed="1"/>
+    <w:lsdException w:name="Table Simple 3" w:semiHidden="1" w:unhideWhenUsed="1"/>
+    <w:lsdException w:name="Table Classic 1" w:semiHidden="1" w:unhideWhenUsed="1"/>
+    <w:lsdException w:name="Table Classic 2" w:semiHidden="1" w:unhideWhenUsed="1"/>
+    <w:lsdException w:name="Table Classic 3" w:semiHidden="1" w:unhideWhenUsed="1"/>
+    <w:lsdException w:name="Table Classic 4" w:semiHidden="1" w:unhideWhenUsed="1"/>
+    <w:lsdException w:name="Table Colorful 1" w:semiHidden="1" w:unhideWhenUsed="1"/>
+    <w:lsdException w:name="Table Colorful 2" w:semiHidden="1" w:unhideWhenUsed="1"/>
+    <w:lsdException w:name="Table Colorful 3" w:semiHidden="1" w:unhideWhenUsed="1"/>
+    <w:lsdException w:name="Table Columns 1" w:semiHidden="1" w:unhideWhenUsed="1"/>
+    <w:lsdException w:name="Table Columns 2" w:semiHidden="1" w:unhideWhenUsed="1"/>
+    <w:lsdException w:name="Table Columns 3" w:semiHidden="1" w:unhideWhenUsed="1"/>
+    <w:lsdException w:name="Table Columns 4" w:semiHidden="1" w:unhideWhenUsed="1"/>
+    <w:lsdException w:name="Table Columns 5" w:semiHidden="1" w:unhideWhenUsed="1"/>
+    <w:lsdException w:name="Table Grid 1" w:semiHidden="1" w:unhideWhenUsed="1"/>
+    <w:lsdException w:name="Table Grid 2" w:semiHidden="1" w:unhideWhenUsed="1"/>
+    <w:lsdException w:name="Table Grid 3" w:semiHidden="1" w:unhideWhenUsed="1"/>
+    <w:lsdException w:name="Table Grid 4" w:semiHidden="1" w:unhideWhenUsed="1"/>
+    <w:lsdException w:name="Table Grid 5" w:semiHidden="1" w:unhideWhenUsed="1"/>
+    <w:lsdException w:name="Table Grid 6" w:semiHidden="1" w:unhideWhenUsed="1"/>
+    <w:lsdException w:name="Table Grid 7" w:semiHidden="1" w:unhideWhenUsed="1"/>
+    <w:lsdException w:name="Table Grid 8" w:semiHidden="1" w:unhideWhenUsed="1"/>
+    <w:lsdException w:name="Table List 1" w:semiHidden="1" w:unhideWhenUsed="1"/>
+    <w:lsdException w:name="Table List 2" w:semiHidden="1" w:unhideWhenUsed="1"/>
+    <w:lsdException w:name="Table List 3" w:semiHidden="1" w:unhideWhenUsed="1"/>
+    <w:lsdException w:name="Table List 4" w:semiHidden="1" w:unhideWhenUsed="1"/>
+    <w:lsdException w:name="Table List 5" w:semiHidden="1" w:unhideWhenUsed="1"/>
+    <w:lsdException w:name="Table List 6" w:semiHidden="1" w:unhideWhenUsed="1"/>
+    <w:lsdException w:name="Table List 7" w:semiHidden="1" w:unhideWhenUsed="1"/>
+    <w:lsdException w:name="Table List 8" w:semiHidden="1" w:unhideWhenUsed="1"/>
+    <w:lsdException w:name="Table 3D effects 1" w:semiHidden="1" w:unhideWhenUsed="1"/>
+    <w:lsdException w:name="Table 3D effects 2" w:semiHidden="1" w:unhideWhenUsed="1"/>
+    <w:lsdException w:name="Table 3D effects 3" w:semiHidden="1" w:unhideWhenUsed="1"/>
+    <w:lsdException w:name="Table Contemporary" w:semiHidden="1" w:unhideWhenUsed="1"/>
+    <w:lsdException w:name="Table Elegant" w:semiHidden="1" w:unhideWhenUsed="1"/>
+    <w:lsdException w:name="Table Professional" w:semiHidden="1" w:unhideWhenUsed="1"/>
+    <w:lsdException w:name="Table Subtle 1" w:semiHidden="1" w:unhideWhenUsed="1"/>
+    <w:lsdException w:name="Table Subtle 2" w:semiHidden="1" w:unhideWhenUsed="1"/>
+    <w:lsdException w:name="Table Web 1" w:semiHidden="1" w:unhideWhenUsed="1"/>
+    <w:lsdException w:name="Table Web 2" w:semiHidden="1" w:unhideWhenUsed="1"/>
+    <w:lsdException w:name="Table Web 3" w:semiHidden="1" w:unhideWhenUsed="1"/>
+    <w:lsdException w:name="Balloon Text" w:semiHidden="1" w:unhideWhenUsed="1"/>
+    <w:lsdException w:name="Table Grid" w:uiPriority="39"/>
+    <w:lsdException w:name="Table Theme" w:semiHidden="1" w:unhideWhenUsed="1"/>
+    <w:lsdException w:name="Placeholder Text" w:semiHidden="1"/>
+    <w:lsdException w:name="No Spacing" w:uiPriority="1" w:qFormat="1"/>
+    <w:lsdException w:name="Light Shading" w:uiPriority="60"/>
+    <w:lsdException w:name="Light List" w:uiPriority="61"/>
+    <w:lsdException w:name="Light Grid" w:uiPriority="62"/>
+    <w:lsdException w:name="Medium Shading 1" w:uiPriority="63"/>
+    <w:lsdException w:name="Medium Shading 2" w:uiPriority="64"/>
+    <w:lsdException w:name="Medium List 1" w:uiPriority="65"/>
+    <w:lsdException w:name="Medium List 2" w:uiPriority="66"/>
+    <w:lsdException w:name="Medium Grid 1" w:uiPriority="67"/>
+    <w:lsdException w:name="Medium Grid 2" w:uiPriority="68"/>
+    <w:lsdException w:name="Medium Grid 3" w:uiPriority="69"/>
+    <w:lsdException w:name="Dark List" w:uiPriority="70"/>
+    <w:lsdException w:name="Colorful Shading" w:uiPriority="71"/>
+    <w:lsdException w:name="Colorful List" w:uiPriority="72"/>
+    <w:lsdException w:name="Colorful Grid" w:uiPriority="73"/>
+    <w:lsdException w:name="Light Shading Accent 1" w:uiPriority="60"/>
+    <w:lsdException w:name="Light List Accent 1" w:uiPriority="61"/>
+    <w:lsdException w:name="Light Grid Accent 1" w:uiPriority="62"/>
+    <w:lsdException w:name="Medium Shading 1 Accent 1" w:uiPriority="63"/>
+    <w:lsdException w:name="Medium Shading 2 Accent 1" w:uiPriority="64"/>
+    <w:lsdException w:name="Medium List 1 Accent 1" w:uiPriority="65"/>
+    <w:lsdException w:name="Revision" w:semiHidden="1"/>
+    <w:lsdException w:name="List Paragraph" w:uiPriority="34" w:qFormat="1"/>
+    <w:lsdException w:name="Quote" w:uiPriority="29" w:qFormat="1"/>
+    <w:lsdException w:name="Intense Quote" w:uiPriority="30" w:qFormat="1"/>
+    <w:lsdException w:name="Medium List 2 Accent 1" w:uiPriority="66"/>
+    <w:lsdException w:name="Medium Grid 1 Accent 1" w:uiPriority="67"/>
+    <w:lsdException w:name="Medium Grid 2 Accent 1" w:uiPriority="68"/>
+    <w:lsdException w:name="Medium Grid 3 Accent 1" w:uiPriority="69"/>
+    <w:lsdException w:name="Dark List Accent 1" w:uiPriority="70"/>
+    <w:lsdException w:name="Colorful Shading Accent 1" w:uiPriority="71"/>
+    <w:lsdException w:name="Colorful List Accent 1" w:uiPriority="72"/>
+    <w:lsdException w:name="Colorful Grid Accent 1" w:uiPriority="73"/>
+    <w:lsdException w:name="Light Shading Accent 2" w:uiPriority="60"/>
+    <w:lsdException w:name="Light List Accent 2" w:uiPriority="61"/>
+    <w:lsdException w:name="Light Grid Accent 2" w:uiPriority="62"/>
+    <w:lsdException w:name="Medium Shading 1 Accent 2" w:uiPriority="63"/>
+    <w:lsdException w:name="Medium Shading 2 Accent 2" w:uiPriority="64"/>
+    <w:lsdException w:name="Medium List 1 Accent 2" w:uiPriority="65"/>
+    <w:lsdException w:name="Medium List 2 Accent 2" w:uiPriority="66"/>
+    <w:lsdException w:name="Medium Grid 1 Accent 2" w:uiPriority="67"/>
+    <w:lsdException w:name="Medium Grid 2 Accent 2" w:uiPriority="68"/>
+    <w:lsdException w:name="Medium Grid 3 Accent 2" w:uiPriority="69"/>
+    <w:lsdException w:name="Dark List Accent 2" w:uiPriority="70"/>
+    <w:lsdException w:name="Colorful Shading Accent 2" w:uiPriority="71"/>
+    <w:lsdException w:name="Colorful List Accent 2" w:uiPriority="72"/>
+    <w:lsdException w:name="Colorful Grid Accent 2" w:uiPriority="73"/>
+    <w:lsdException w:name="Light Shading Accent 3" w:uiPriority="60"/>
+    <w:lsdException w:name="Light List Accent 3" w:uiPriority="61"/>
+    <w:lsdException w:name="Light Grid Accent 3" w:uiPriority="62"/>
+    <w:lsdException w:name="Medium Shading 1 Accent 3" w:uiPriority="63"/>
+    <w:lsdException w:name="Medium Shading 2 Accent 3" w:uiPriority="64"/>
+    <w:lsdException w:name="Medium List 1 Accent 3" w:uiPriority="65"/>
+    <w:lsdException w:name="Medium List 2 Accent 3" w:uiPriority="66"/>
+    <w:lsdException w:name="Medium Grid 1 Accent 3" w:uiPriority="67"/>
+    <w:lsdException w:name="Medium Grid 2 Accent 3" w:uiPriority="68"/>
+    <w:lsdException w:name="Medium Grid 3 Accent 3" w:uiPriority="69"/>
+    <w:lsdException w:name="Dark List Accent 3" w:uiPriority="70"/>
+    <w:lsdException w:name="Colorful Shading Accent 3" w:uiPriority="71"/>
+    <w:lsdException w:name="Colorful List Accent 3" w:uiPriority="72"/>
+    <w:lsdException w:name="Colorful Grid Accent 3" w:uiPriority="73"/>
+    <w:lsdException w:name="Light Shading Accent 4" w:uiPriority="60"/>
+    <w:lsdException w:name="Light List Accent 4" w:uiPriority="61"/>
+    <w:lsdException w:name="Light Grid Accent 4" w:uiPriority="62"/>
+    <w:lsdException w:name="Medium Shading 1 Accent 4" w:uiPriority="63"/>
+    <w:lsdException w:name="Medium Shading 2 Accent 4" w:uiPriority="64"/>
+    <w:lsdException w:name="Medium List 1 Accent 4" w:uiPriority="65"/>
+    <w:lsdException w:name="Medium List 2 Accent 4" w:uiPriority="66"/>
+    <w:lsdException w:name="Medium Grid 1 Accent 4" w:uiPriority="67"/>
+    <w:lsdException w:name="Medium Grid 2 Accent 4" w:uiPriority="68"/>
+    <w:lsdException w:name="Medium Grid 3 Accent 4" w:uiPriority="69"/>
+    <w:lsdException w:name="Dark List Accent 4" w:uiPriority="70"/>
+    <w:lsdException w:name="Colorful Shading Accent 4" w:uiPriority="71"/>
+    <w:lsdException w:name="Colorful List Accent 4" w:uiPriority="72"/>
+    <w:lsdException w:name="Colorful Grid Accent 4" w:uiPriority="73"/>
+    <w:lsdException w:name="Light Shading Accent 5" w:uiPriority="60"/>
+    <w:lsdException w:name="Light List Accent 5" w:uiPriority="61"/>
+    <w:lsdException w:name="Light Grid Accent 5" w:uiPriority="62"/>
+    <w:lsdException w:name="Medium Shading 1 Accent 5" w:uiPriority="63"/>
+    <w:lsdException w:name="Medium Shading 2 Accent 5" w:uiPriority="64"/>
+    <w:lsdException w:name="Medium List 1 Accent 5" w:uiPriority="65"/>
+    <w:lsdException w:name="Medium List 2 Accent 5" w:uiPriority="66"/>
+    <w:lsdException w:name="Medium Grid 1 Accent 5" w:uiPriority="67"/>
+    <w:lsdException w:name="Medium Grid 2 Accent 5" w:uiPriority="68"/>
+    <w:lsdException w:name="Medium Grid 3 Accent 5" w:uiPriority="69"/>
+    <w:lsdException w:name="Dark List Accent 5" w:uiPriority="70"/>
+    <w:lsdException w:name="Colorful Shading Accent 5" w:uiPriority="71"/>
+    <w:lsdException w:name="Colorful List Accent 5" w:uiPriority="72"/>
+    <w:lsdException w:name="Colorful Grid Accent 5" w:uiPriority="73"/>
+    <w:lsdException w:name="Light Shading Accent 6" w:uiPriority="60"/>
+    <w:lsdException w:name="Light List Accent 6" w:uiPriority="61"/>
+    <w:lsdException w:name="Light Grid Accent 6" w:uiPriority="62"/>
+    <w:lsdException w:name="Medium Shading 1 Accent 6" w:uiPriority="63"/>
+    <w:lsdException w:name="Medium Shading 2 Accent 6" w:uiPriority="64"/>
+    <w:lsdException w:name="Medium List 1 Accent 6" w:uiPriority="65"/>
+    <w:lsdException w:name="Medium List 2 Accent 6" w:uiPriority="66"/>
+    <w:lsdException w:name="Medium Grid 1 Accent 6" w:uiPriority="67"/>
+    <w:lsdException w:name="Medium Grid 2 Accent 6" w:uiPriority="68"/>
+    <w:lsdException w:name="Medium Grid 3 Accent 6" w:uiPriority="69"/>
+    <w:lsdException w:name="Dark List Accent 6" w:uiPriority="70"/>
+    <w:lsdException w:name="Colorful Shading Accent 6" w:uiPriority="71"/>
+    <w:lsdException w:name="Colorful List Accent 6" w:uiPriority="72"/>
+    <w:lsdException w:name="Colorful Grid Accent 6" w:uiPriority="73"/>
+    <w:lsdException w:name="Subtle Emphasis" w:uiPriority="19" w:qFormat="1"/>
+    <w:lsdException w:name="Intense Emphasis" w:uiPriority="21" w:qFormat="1"/>
+    <w:lsdException w:name="Subtle Reference" w:uiPriority="31" w:qFormat="1"/>
+    <w:lsdException w:name="Intense Reference" w:uiPriority="32" w:qFormat="1"/>
+    <w:lsdException w:name="Book Title" w:uiPriority="33" w:qFormat="1"/>
+    <w:lsdException w:name="Bibliography" w:semiHidden="1" w:uiPriority="37" w:unhideWhenUsed="1"/>
+    <w:lsdException w:name="TOC Heading" w:semiHidden="1" w:uiPriority="39" w:unhideWhenUsed="1" w:qFormat="1"/>
+    <w:lsdException w:name="Plain Table 1" w:uiPriority="41"/>
+    <w:lsdException w:name="Plain Table 2" w:uiPriority="42"/>
+    <w:lsdException w:name="Plain Table 3" w:uiPriority="43"/>
+    <w:lsdException w:name="Plain Table 4" w:uiPriority="44"/>
+    <w:lsdException w:name="Plain Table 5" w:uiPriority="45"/>
+    <w:lsdException w:name="Grid Table Light" w:uiPriority="40"/>
+    <w:lsdException w:name="Grid Table 1 Light" w:uiPriority="46"/>
+    <w:lsdException w:name="Grid Table 2" w:uiPriority="47"/>
+    <w:lsdException w:name="Grid Table 3" w:uiPriority="48"/>
+    <w:lsdException w:name="Grid Table 4" w:uiPriority="49"/>
+    <w:lsdException w:name="Grid Table 5 Dark" w:uiPriority="50"/>
+    <w:lsdException w:name="Grid Table 6 Colorful" w:uiPriority="51"/>
+    <w:lsdException w:name="Grid Table 7 Colorful" w:uiPriority="52"/>
+    <w:lsdException w:name="Grid Table 1 Light Accent 1" w:uiPriority="46"/>
+    <w:lsdException w:name="Grid Table 2 Accent 1" w:uiPriority="47"/>
+    <w:lsdException w:name="Grid Table 3 Accent 1" w:uiPriority="48"/>
+    <w:lsdException w:name="Grid Table 4 Accent 1" w:uiPriority="49"/>
+    <w:lsdException w:name="Grid Table 5 Dark Accent 1" w:uiPriority="50"/>
+    <w:lsdException w:name="Grid Table 6 Colorful Accent 1" w:uiPriority="51"/>
+    <w:lsdException w:name="Grid Table 7 Colorful Accent 1" w:uiPriority="52"/>
+    <w:lsdException w:name="Grid Table 1 Light Accent 2" w:uiPriority="46"/>
+    <w:lsdException w:name="Grid Table 2 Accent 2" w:uiPriority="47"/>
+    <w:lsdException w:name="Grid Table 3 Accent 2" w:uiPriority="48"/>
+    <w:lsdException w:name="Grid Table 4 Accent 2" w:uiPriority="49"/>
+    <w:lsdException w:name="Grid Table 5 Dark Accent 2" w:uiPriority="50"/>
+    <w:lsdException w:name="Grid Table 6 Colorful Accent 2" w:uiPriority="51"/>
+    <w:lsdException w:name="Grid Table 7 Colorful Accent 2" w:uiPriority="52"/>
+    <w:lsdException w:name="Grid Table 1 Light Accent 3" w:uiPriority="46"/>
+    <w:lsdException w:name="Grid Table 2 Accent 3" w:uiPriority="47"/>
+    <w:lsdException w:name="Grid Table 3 Accent 3" w:uiPriority="48"/>
+    <w:lsdException w:name="Grid Table 4 Accent 3" w:uiPriority="49"/>
+    <w:lsdException w:name="Grid Table 5 Dark Accent 3" w:uiPriority="50"/>
+    <w:lsdException w:name="Grid Table 6 Colorful Accent 3" w:uiPriority="51"/>
+    <w:lsdException w:name="Grid Table 7 Colorful Accent 3" w:uiPriority="52"/>
+    <w:lsdException w:name="Grid Table 1 Light Accent 4" w:uiPriority="46"/>
+    <w:lsdException w:name="Grid Table 2 Accent 4" w:uiPriority="47"/>
+    <w:lsdException w:name="Grid Table 3 Accent 4" w:uiPriority="48"/>
+    <w:lsdException w:name="Grid Table 4 Accent 4" w:uiPriority="49"/>
+    <w:lsdException w:name="Grid Table 5 Dark Accent 4" w:uiPriority="50"/>
+    <w:lsdException w:name="Grid Table 6 Colorful Accent 4" w:uiPriority="51"/>
+    <w:lsdException w:name="Grid Table 7 Colorful Accent 4" w:uiPriority="52"/>
+    <w:lsdException w:name="Grid Table 1 Light Accent 5" w:uiPriority="46"/>
+    <w:lsdException w:name="Grid Table 2 Accent 5" w:uiPriority="47"/>
+    <w:lsdException w:name="Grid Table 3 Accent 5" w:uiPriority="48"/>
+    <w:lsdException w:name="Grid Table 4 Accent 5" w:uiPriority="49"/>
+    <w:lsdException w:name="Grid Table 5 Dark Accent 5" w:uiPriority="50"/>
+    <w:lsdException w:name="Grid Table 6 Colorful Accent 5" w:uiPriority="51"/>
+    <w:lsdException w:name="Grid Table 7 Colorful Accent 5" w:uiPriority="52"/>
+    <w:lsdException w:name="Grid Table 1 Light Accent 6" w:uiPriority="46"/>
+    <w:lsdException w:name="Grid Table 2 Accent 6" w:uiPriority="47"/>
+    <w:lsdException w:name="Grid Table 3 Accent 6" w:uiPriority="48"/>
+    <w:lsdException w:name="Grid Table 4 Accent 6" w:uiPriority="49"/>
+    <w:lsdException w:name="Grid Table 5 Dark Accent 6" w:uiPriority="50"/>
+    <w:lsdException w:name="Grid Table 6 Colorful Accent 6" w:uiPriority="51"/>
+    <w:lsdException w:name="Grid Table 7 Colorful Accent 6" w:uiPriority="52"/>
+    <w:lsdException w:name="List Table 1 Light" w:uiPriority="46"/>
+    <w:lsdException w:name="List Table 2" w:uiPriority="47"/>
+    <w:lsdException w:name="List Table 3" w:uiPriority="48"/>
+    <w:lsdException w:name="List Table 4" w:uiPriority="49"/>
+    <w:lsdException w:name="List Table 5 Dark" w:uiPriority="50"/>
+    <w:lsdException w:name="List Table 6 Colorful" w:uiPriority="51"/>
+    <w:lsdException w:name="List Table 7 Colorful" w:uiPriority="52"/>
+    <w:lsdException w:name="List Table 1 Light Accent 1" w:uiPriority="46"/>
+    <w:lsdException w:name="List Table 2 Accent 1" w:uiPriority="47"/>
+    <w:lsdException w:name="List Table 3 Accent 1" w:uiPriority="48"/>
+    <w:lsdException w:name="List Table 4 Accent 1" w:uiPriority="49"/>
+    <w:lsdException w:name="List Table 5 Dark Accent 1" w:uiPriority="50"/>
+    <w:lsdException w:name="List Table 6 Colorful Accent 1" w:uiPriority="51"/>
+    <w:lsdException w:name="List Table 7 Colorful Accent 1" w:uiPriority="52"/>
+    <w:lsdException w:name="List Table 1 Light Accent 2" w:uiPriority="46"/>
+    <w:lsdException w:name="List Table 2 Accent 2" w:uiPriority="47"/>
+    <w:lsdException w:name="List Table 3 Accent 2" w:uiPriority="48"/>
+    <w:lsdException w:name="List Table 4 Accent 2" w:uiPriority="49"/>
+    <w:lsdException w:name="List Table 5 Dark Accent 2" w:uiPriority="50"/>
+    <w:lsdException w:name="List Table 6 Colorful Accent 2" w:uiPriority="51"/>
+    <w:lsdException w:name="List Table 7 Colorful Accent 2" w:uiPriority="52"/>
+    <w:lsdException w:name="List Table 1 Light Accent 3" w:uiPriority="46"/>
+    <w:lsdException w:name="List Table 2 Accent 3" w:uiPriority="47"/>
+    <w:lsdException w:name="List Table 3 Accent 3" w:uiPriority="48"/>
+    <w:lsdException w:name="List Table 4 Accent 3" w:uiPriority="49"/>
+    <w:lsdException w:name="List Table 5 Dark Accent 3" w:uiPriority="50"/>
+    <w:lsdException w:name="List Table 6 Colorful Accent 3" w:uiPriority="51"/>
+    <w:lsdException w:name="List Table 7 Colorful Accent 3" w:uiPriority="52"/>
+    <w:lsdException w:name="List Table 1 Light Accent 4" w:uiPriority="46"/>
+    <w:lsdException w:name="List Table 2 Accent 4" w:uiPriority="47"/>
+    <w:lsdException w:name="List Table 3 Accent 4" w:uiPriority="48"/>
+    <w:lsdException w:name="List Table 4 Accent 4" w:uiPriority="49"/>
+    <w:lsdException w:name="List Table 5 Dark Accent 4" w:uiPriority="50"/>
+    <w:lsdException w:name="List Table 6 Colorful Accent 4" w:uiPriority="51"/>
+    <w:lsdException w:name="List Table 7 Colorful Accent 4" w:uiPriority="52"/>
+    <w:lsdException w:name="List Table 1 Light Accent 5" w:uiPriority="46"/>
+    <w:lsdException w:name="List Table 2 Accent 5" w:uiPriority="47"/>
+    <w:lsdException w:name="List Table 3 Accent 5" w:uiPriority="48"/>
+    <w:lsdException w:name="List Table 4 Accent 5" w:uiPriority="49"/>
+    <w:lsdException w:name="List Table 5 Dark Accent 5" w:uiPriority="50"/>
+    <w:lsdException w:name="List Table 6 Colorful Accent 5" w:uiPriority="51"/>
+    <w:lsdException w:name="List Table 7 Colorful Accent 5" w:uiPriority="52"/>
+    <w:lsdException w:name="List Table 1 Light Accent 6" w:uiPriority="46"/>
+    <w:lsdException w:name="List Table 2 Accent 6" w:uiPriority="47"/>
+    <w:lsdException w:name="List Table 3 Accent 6" w:uiPriority="48"/>
+    <w:lsdException w:name="List Table 4 Accent 6" w:uiPriority="49"/>
+    <w:lsdException w:name="List Table 5 Dark Accent 6" w:uiPriority="50"/>
+    <w:lsdException w:name="List Table 6 Colorful Accent 6" w:uiPriority="51"/>
+    <w:lsdException w:name="List Table 7 Colorful Accent 6" w:uiPriority="52"/>
+    <w:lsdException w:name="Mention" w:semiHidden="1" w:unhideWhenUsed="1"/>
+    <w:lsdException w:name="Smart Hyperlink" w:semiHidden="1" w:unhideWhenUsed="1"/>
+    <w:lsdException w:name="Hashtag" w:semiHidden="1" w:unhideWhenUsed="1"/>
+    <w:lsdException w:name="Unresolved Mention" w:semiHidden="1" w:unhideWhenUsed="1"/>
+    <w:lsdException w:name="Smart Link" w:semiHidden="1" w:unhideWhenUsed="1"/>
+  </w:latentStyles>
+  <w:style w:type="paragraph" w:default="1" w:styleId="Normal">
+    <w:name w:val="Normal"/>
+    <w:qFormat/>
+  </w:style>
+  <w:style w:type="character" w:default="1" w:styleId="Tipodeletrapredefinidodopargrafo">
+    <w:name w:val="Default Paragraph Font"/>
+    <w:uiPriority w:val="1"/>
+    <w:semiHidden/>
+    <w:unhideWhenUsed/>
+  </w:style>
+  <w:style w:type="table" w:default="1" w:styleId="Tabelanormal">
+    <w:name w:val="Normal Table"/>
+    <w:uiPriority w:val="99"/>
+    <w:semiHidden/>
+    <w:unhideWhenUsed/>
+    <w:tblPr>
+      <w:tblInd w:w="0" w:type="dxa"/>
+      <w:tblCellMar>
+        <w:top w:w="0" w:type="dxa"/>
+        <w:left w:w="108" w:type="dxa"/>
+        <w:bottom w:w="0" w:type="dxa"/>
+        <w:right w:w="108" w:type="dxa"/>
+      </w:tblCellMar>
+    </w:tblPr>
+  </w:style>
+  <w:style w:type="numbering" w:default="1" w:styleId="Semlista">
+    <w:name w:val="No List"/>
+    <w:uiPriority w:val="99"/>
+    <w:semiHidden/>
+    <w:unhideWhenUsed/>
+  </w:style>
+  <w:style w:type="character" w:styleId="TextodoMarcadordePosio">
+    <w:name w:val="Placeholder Text"/>
+    <w:basedOn w:val="Tipodeletrapredefinidodopargrafo"/>
+    <w:uiPriority w:val="99"/>
+    <w:semiHidden/>
+    <w:rsid w:val="006F43EC"/>
+    <w:rPr>
+      <w:color w:val="666666"/>
+    </w:rPr>
+  </w:style>
+  <w:style w:type="paragraph" w:customStyle="1" w:styleId="167F395BFB6F4C69B01A3280445FB9ED">
+    <w:name w:val="167F395BFB6F4C69B01A3280445FB9ED"/>
+    <w:rsid w:val="006F43EC"/>
+  </w:style>
+</w:styles>
+</file>
+
+<file path=word/glossary/webSettings.xml><?xml version="1.0" encoding="utf-8"?>
+<w:webSettings xmlns:mc="http://schemas.openxmlformats.org/markup-compatibility/2006" xmlns:r="http://schemas.openxmlformats.org/officeDocument/2006/relationships" xmlns:w="http://schemas.openxmlformats.org/wordprocessingml/2006/main" xmlns:w14="http://schemas.microsoft.com/office/word/2010/wordml" xmlns:w15="http://schemas.microsoft.com/office/word/2012/wordml" xmlns:w16cex="http://schemas.microsoft.com/office/word/2018/wordml/cex" xmlns:w16cid="http://schemas.microsoft.com/office/word/2016/wordml/cid" xmlns:w16="http://schemas.microsoft.com/office/word/2018/wordml" xmlns:w16du="http://schemas.microsoft.com/office/word/2023/wordml/word16du" xmlns:w16sdtdh="http://schemas.microsoft.com/office/word/2020/wordml/sdtdatahash" xmlns:w16sdtfl="http://schemas.microsoft.com/office/word/2024/wordml/sdtformatlock" xmlns:w16se="http://schemas.microsoft.com/office/word/2015/wordml/symex" mc:Ignorable="w14 w15 w16se w16cid w16 w16cex w16sdtdh w16sdtfl w16du">
+  <w:optimizeForBrowser/>
+  <w:allowPNG/>
+</w:webSettings>
 </file>
 
 <file path=word/theme/theme1.xml><?xml version="1.0" encoding="utf-8"?>
@@ -11546,6 +17398,32 @@
 </a:theme>
 </file>
 
+<file path=word/webextensions/taskpanes.xml><?xml version="1.0" encoding="utf-8"?>
+<wetp:taskpanes xmlns:wetp="http://schemas.microsoft.com/office/webextensions/taskpanes/2010/11">
+  <wetp:taskpane dockstate="right" visibility="0" width="350" row="1">
+    <wetp:webextensionref xmlns:r="http://schemas.openxmlformats.org/officeDocument/2006/relationships" r:id="rId1"/>
+  </wetp:taskpane>
+</wetp:taskpanes>
+</file>
+
+<file path=word/webextensions/webextension1.xml><?xml version="1.0" encoding="utf-8"?>
+<we:webextension xmlns:we="http://schemas.microsoft.com/office/webextensions/webextension/2010/11" id="{2B915A9E-7D14-4E72-8E5B-62D0214FC87F}">
+  <we:reference id="f78a3046-9e99-4300-aa2b-5814002b01a2" version="1.55.1.0" store="EXCatalog" storeType="EXCatalog"/>
+  <we:alternateReferences>
+    <we:reference id="WA104382081" version="1.55.1.0" store="pt-PT" storeType="OMEX"/>
+  </we:alternateReferences>
+  <we:properties>
+    <we:property name="MENDELEY_BIBLIOGRAPHY_IS_DIRTY" value="true"/>
+    <we:property name="MENDELEY_BIBLIOGRAPHY_LAST_MODIFIED" value="1783019585874"/>
+    <we:property name="MENDELEY_CITATIONS" value="[{&quot;citationID&quot;:&quot;MENDELEY_CITATION_712a5ee5-e4aa-45f8-8cff-1d9e4f059602&quot;,&quot;properties&quot;:{&quot;noteIndex&quot;:0},&quot;isEdited&quot;:false,&quot;manualOverride&quot;:{&quot;isManuallyOverridden&quot;:false,&quot;citeprocText&quot;:&quot;[1]&quot;,&quot;manualOverrideText&quot;:&quot;&quot;},&quot;citationTag&quot;:&quot;MENDELEY_CITATION_v3_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&quot;,&quot;citationItems&quot;:[{&quot;id&quot;:&quot;ce953212-aa0c-398c-9acb-e9f4ef89038d&quot;,&quot;itemData&quot;:{&quot;type&quot;:&quot;webpage&quot;,&quot;id&quot;:&quot;ce953212-aa0c-398c-9acb-e9f4ef89038d&quot;,&quot;title&quot;:&quot; Termistores NTC: Noções básicas, recursos, símbolos e aplicações &quot;,&quot;author&quot;:[{&quot;family&quot;:&quot;Ariat&quot;,&quot;given&quot;:&quot;&quot;,&quot;parse-names&quot;:false,&quot;dropping-particle&quot;:&quot;&quot;,&quot;non-dropping-particle&quot;:&quot;&quot;}],&quot;accessed&quot;:{&quot;date-parts&quot;:[[2026,7,2]]},&quot;URL&quot;:&quot;https://www.ariat-tech.pt/blog/Understanding-NTC-Thermistors-Basics,Features-and-Applications.html&quot;,&quot;issued&quot;:{&quot;date-parts&quot;:[[2025,11,11]]},&quot;container-title-short&quot;:&quot;&quot;},&quot;isTemporary&quot;:false}]},{&quot;citationID&quot;:&quot;MENDELEY_CITATION_94f0e3bc-7cd4-4cda-9af5-f43ba50f320c&quot;,&quot;properties&quot;:{&quot;noteIndex&quot;:0},&quot;isEdited&quot;:false,&quot;manualOverride&quot;:{&quot;isManuallyOverridden&quot;:false,&quot;citeprocText&quot;:&quot;[2]&quot;,&quot;manualOverrideText&quot;:&quot;&quot;},&quot;citationTag&quot;:&quot;MENDELEY_CITATION_v3_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&quot;,&quot;citationItems&quot;:[{&quot;id&quot;:&quot;23f9cd01-03b6-3677-98e5-c6b6e8dcf079&quot;,&quot;itemData&quot;:{&quot;type&quot;:&quot;webpage&quot;,&quot;id&quot;:&quot;23f9cd01-03b6-3677-98e5-c6b6e8dcf079&quot;,&quot;title&quot;:&quot;Características do Termistor e Aplicações em Circuitos&quot;,&quot;accessed&quot;:{&quot;date-parts&quot;:[[2026,7,2]]},&quot;URL&quot;:&quot;https://www.ntclcr.com/pt/thermistor-characteristics-and-circuit-applications&quot;,&quot;container-title-short&quot;:&quot;&quot;},&quot;isTemporary&quot;:false}]},{&quot;citationID&quot;:&quot;MENDELEY_CITATION_56db371f-7f75-4e7e-bf61-3c642c702799&quot;,&quot;properties&quot;:{&quot;noteIndex&quot;:0},&quot;isEdited&quot;:false,&quot;manualOverride&quot;:{&quot;isManuallyOverridden&quot;:false,&quot;citeprocText&quot;:&quot;[3]&quot;,&quot;manualOverrideText&quot;:&quot;&quot;},&quot;citationTag&quot;:&quot;MENDELEY_CITATION_v3_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&quot;,&quot;citationItems&quot;:[{&quot;id&quot;:&quot;1dcb244c-76cf-3873-adb5-5fbbb9794ab8&quot;,&quot;itemData&quot;:{&quot;type&quot;:&quot;webpage&quot;,&quot;id&quot;:&quot;1dcb244c-76cf-3873-adb5-5fbbb9794ab8&quot;,&quot;title&quot;:&quot;O que é um termopar? Funcionamento, tipos e como testar&quot;,&quot;author&quot;:[{&quot;family&quot;:&quot;Rosana Guse&quot;,&quot;given&quot;:&quot;&quot;,&quot;parse-names&quot;:false,&quot;dropping-particle&quot;:&quot;&quot;,&quot;non-dropping-particle&quot;:&quot;&quot;}],&quot;accessed&quot;:{&quot;date-parts&quot;:[[2026,7,2]]},&quot;URL&quot;:&quot;https://www.makerhero.com/blog/o-que-e-um-termopar/?srsltid=AfmBOopavNeg-wpJABZNkmUOOtczGhxuYAoQEjBZqphVMtENIQmnmrZT&quot;,&quot;issued&quot;:{&quot;date-parts&quot;:[[2024,7,1]]},&quot;container-title-short&quot;:&quot;&quot;},&quot;isTemporary&quot;:false}]},{&quot;citationID&quot;:&quot;MENDELEY_CITATION_adddd94d-9485-4489-8962-16a89fbab82a&quot;,&quot;properties&quot;:{&quot;noteIndex&quot;:0},&quot;isEdited&quot;:false,&quot;manualOverride&quot;:{&quot;isManuallyOverridden&quot;:false,&quot;citeprocText&quot;:&quot;[4]&quot;,&quot;manualOverrideText&quot;:&quot;&quot;},&quot;citationTag&quot;:&quot;MENDELEY_CITATION_v3_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&quot;,&quot;citationItems&quot;:[{&quot;id&quot;:&quot;dbe7abba-90da-3c79-a647-5f621adea0ba&quot;,&quot;itemData&quot;:{&quot;type&quot;:&quot;webpage&quot;,&quot;id&quot;:&quot;dbe7abba-90da-3c79-a647-5f621adea0ba&quot;,&quot;title&quot;:&quot;Noções básicas sobre RTD&quot;,&quot;accessed&quot;:{&quot;date-parts&quot;:[[2026,7,2]]},&quot;URL&quot;:&quot;https://www.te.com/pt/products/sensors/temperature-sensors/resources/understanding-rtds.html#chapter-1-dl&quot;,&quot;container-title-short&quot;:&quot;&quot;},&quot;isTemporary&quot;:false}]},{&quot;citationID&quot;:&quot;MENDELEY_CITATION_6054b052-8f1e-42e1-9e59-c586e826771c&quot;,&quot;properties&quot;:{&quot;noteIndex&quot;:0},&quot;isEdited&quot;:false,&quot;manualOverride&quot;:{&quot;isManuallyOverridden&quot;:false,&quot;citeprocText&quot;:&quot;[4]&quot;,&quot;manualOverrideText&quot;:&quot;&quot;},&quot;citationTag&quot;:&quot;MENDELEY_CITATION_v3_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&quot;,&quot;citationItems&quot;:[{&quot;id&quot;:&quot;dbe7abba-90da-3c79-a647-5f621adea0ba&quot;,&quot;itemData&quot;:{&quot;type&quot;:&quot;webpage&quot;,&quot;id&quot;:&quot;dbe7abba-90da-3c79-a647-5f621adea0ba&quot;,&quot;title&quot;:&quot;Noções básicas sobre RTD&quot;,&quot;accessed&quot;:{&quot;date-parts&quot;:[[2026,7,2]]},&quot;URL&quot;:&quot;https://www.te.com/pt/products/sensors/temperature-sensors/resources/understanding-rtds.html#chapter-1-dl&quot;,&quot;container-title-short&quot;:&quot;&quot;},&quot;isTemporary&quot;:false}]},{&quot;citationID&quot;:&quot;MENDELEY_CITATION_20feb5be-ebc3-4b7d-b344-d17c3b29b0b2&quot;,&quot;properties&quot;:{&quot;noteIndex&quot;:0},&quot;isEdited&quot;:false,&quot;manualOverride&quot;:{&quot;isManuallyOverridden&quot;:false,&quot;citeprocText&quot;:&quot;[5]&quot;,&quot;manualOverrideText&quot;:&quot;&quot;},&quot;citationTag&quot;:&quot;MENDELEY_CITATION_v3_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&quot;,&quot;citationItems&quot;:[{&quot;id&quot;:&quot;7cdfbbcd-8a24-380e-a30c-0423b070132e&quot;,&quot;itemData&quot;:{&quot;type&quot;:&quot;report&quot;,&quot;id&quot;:&quot;7cdfbbcd-8a24-380e-a30c-0423b070132e&quot;,&quot;title&quot;:&quot;ESP32-S3 Series Datasheet 2.4 GHz Wi-Fi + Bluetooth ® LE SoC Supporting IEEE 802.11 b/g/n (2.4 GHz Wi-Fi) and Bluetooth ® 5 (LE) Including&quot;,&quot;URL&quot;:&quot;www.espressif.com&quot;,&quot;issued&quot;:{&quot;date-parts&quot;:[[2023]]},&quot;container-title-short&quot;:&quot;&quot;},&quot;isTemporary&quot;:false}]},{&quot;citationID&quot;:&quot;MENDELEY_CITATION_f5c480d1-e7af-4bc9-b96c-a4e9e97a0f60&quot;,&quot;properties&quot;:{&quot;noteIndex&quot;:0},&quot;isEdited&quot;:false,&quot;manualOverride&quot;:{&quot;isManuallyOverridden&quot;:false,&quot;citeprocText&quot;:&quot;[3]&quot;,&quot;manualOverrideText&quot;:&quot;&quot;},&quot;citationTag&quot;:&quot;MENDELEY_CITATION_v3_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&quot;,&quot;citationItems&quot;:[{&quot;id&quot;:&quot;1dcb244c-76cf-3873-adb5-5fbbb9794ab8&quot;,&quot;itemData&quot;:{&quot;type&quot;:&quot;webpage&quot;,&quot;id&quot;:&quot;1dcb244c-76cf-3873-adb5-5fbbb9794ab8&quot;,&quot;title&quot;:&quot;O que é um termopar? Funcionamento, tipos e como testar&quot;,&quot;author&quot;:[{&quot;family&quot;:&quot;Rosana Guse&quot;,&quot;given&quot;:&quot;&quot;,&quot;parse-names&quot;:false,&quot;dropping-particle&quot;:&quot;&quot;,&quot;non-dropping-particle&quot;:&quot;&quot;}],&quot;accessed&quot;:{&quot;date-parts&quot;:[[2026,7,2]]},&quot;URL&quot;:&quot;https://www.makerhero.com/blog/o-que-e-um-termopar/?srsltid=AfmBOopavNeg-wpJABZNkmUOOtczGhxuYAoQEjBZqphVMtENIQmnmrZT&quot;,&quot;issued&quot;:{&quot;date-parts&quot;:[[2024,7,1]]},&quot;container-title-short&quot;:&quot;&quot;},&quot;isTemporary&quot;:false}]}]"/>
+    <we:property name="MENDELEY_CITATIONS_LOCALE_CODE" value="&quot;pt-PT&quot;"/>
+    <we:property name="MENDELEY_CITATIONS_STYLE" value="{&quot;id&quot;:&quot;https://www.zotero.org/styles/ieee&quot;,&quot;title&quot;:&quot;IEEE Reference Guide version 11.29.2023&quot;,&quot;format&quot;:&quot;numeric&quot;,&quot;defaultLocale&quot;:null,&quot;isLocaleCodeValid&quot;:true}"/>
+  </we:properties>
+  <we:bindings/>
+  <we:snapshot xmlns:r="http://schemas.openxmlformats.org/officeDocument/2006/relationships"/>
+</we:webextension>
+</file>
+
 <file path=customXml/item1.xml><?xml version="1.0" encoding="utf-8"?>
 <b:Sources xmlns:b="http://schemas.openxmlformats.org/officeDocument/2006/bibliography" xmlns="http://schemas.openxmlformats.org/officeDocument/2006/bibliography" SelectedStyle="\APASixthEditionOfficeOnline.xsl" StyleName="APA" Version="6"/>
 </file>

--- a/Relatorio/PESTA_LEEC_RELATORIO v1_1.docx
+++ b/Relatorio/PESTA_LEEC_RELATORIO v1_1.docx
@@ -5072,7 +5072,15 @@
         <w:pStyle w:val="Texto"/>
       </w:pPr>
       <w:r>
-        <w:t xml:space="preserve">Ambas as gamas baseiam-se num sistema de aquecimento por uma resistência elétrica térmica convencional. Caso trabalhem em malha fechada, raramente é com um sensor de temperatura elétrico, mas sim com um termóstato mecânico, eliminando assim a precisão e controlo da temperatura interna da marmita. Com o projeto desenvolvido é possível controlar com precisão a temperatura da marmita devido ao sistema de alta precisão de leitura de temperatura, com um sensor de platina e um microcontrolador, que nos proporciona um controlo rápido e eficaz do atuador, uma pastilha termoelétrica. O microcontrolador proporciona uma vantagem de muito valor, a capacidade de acedermos à </w:t>
+        <w:t xml:space="preserve">Ambas as gamas </w:t>
+      </w:r>
+      <w:proofErr w:type="gramStart"/>
+      <w:r>
+        <w:t>baseiam-se</w:t>
+      </w:r>
+      <w:proofErr w:type="gramEnd"/>
+      <w:r>
+        <w:t xml:space="preserve"> num sistema de aquecimento por uma resistência elétrica térmica convencional. Caso trabalhem em malha fechada, raramente é com um sensor de temperatura elétrico, mas sim com um termóstato mecânico, eliminando assim a precisão e controlo da temperatura interna da marmita. Com o projeto desenvolvido é possível controlar com precisão a temperatura da marmita devido ao sistema de alta precisão de leitura de temperatura, com um sensor de platina e um microcontrolador, que nos proporciona um controlo rápido e eficaz do atuador, uma pastilha termoelétrica. O microcontrolador proporciona uma vantagem de muito valor, a capacidade de acedermos à </w:t>
       </w:r>
       <w:r>
         <w:lastRenderedPageBreak/>
@@ -5228,7 +5236,7 @@
         <w:pStyle w:val="PargrafodaLista"/>
         <w:numPr>
           <w:ilvl w:val="0"/>
-          <w:numId w:val="21"/>
+          <w:numId w:val="14"/>
         </w:numPr>
         <w:spacing w:before="0" w:after="0" w:line="240" w:lineRule="auto"/>
         <w:jc w:val="left"/>
@@ -5279,7 +5287,7 @@
         <w:pStyle w:val="PargrafodaLista"/>
         <w:numPr>
           <w:ilvl w:val="0"/>
-          <w:numId w:val="21"/>
+          <w:numId w:val="14"/>
         </w:numPr>
         <w:spacing w:before="0" w:after="0" w:line="240" w:lineRule="auto"/>
         <w:jc w:val="left"/>
@@ -5316,7 +5324,7 @@
         <w:pStyle w:val="PargrafodaLista"/>
         <w:numPr>
           <w:ilvl w:val="0"/>
-          <w:numId w:val="21"/>
+          <w:numId w:val="14"/>
         </w:numPr>
         <w:spacing w:before="0" w:after="0" w:line="240" w:lineRule="auto"/>
         <w:jc w:val="left"/>
@@ -5391,7 +5399,7 @@
         <w:pStyle w:val="PargrafodaLista"/>
         <w:numPr>
           <w:ilvl w:val="0"/>
-          <w:numId w:val="21"/>
+          <w:numId w:val="14"/>
         </w:numPr>
         <w:spacing w:before="0" w:after="0" w:line="240" w:lineRule="auto"/>
         <w:jc w:val="left"/>
@@ -5411,7 +5419,21 @@
         <w:rPr>
           <w:sz w:val="24"/>
         </w:rPr>
-        <w:t>: Efetuar a caracterização térmica do protótipo em funcionamento Esta análise estatística visa quantificar o desvio de pior cenário (</w:t>
+        <w:t xml:space="preserve">: Efetuar a caracterização térmica do protótipo em </w:t>
+      </w:r>
+      <w:proofErr w:type="gramStart"/>
+      <w:r>
+        <w:rPr>
+          <w:sz w:val="24"/>
+        </w:rPr>
+        <w:t>funcionamento Esta</w:t>
+      </w:r>
+      <w:proofErr w:type="gramEnd"/>
+      <w:r>
+        <w:rPr>
+          <w:sz w:val="24"/>
+        </w:rPr>
+        <w:t xml:space="preserve"> análise estatística visa quantificar o desvio de pior cenário (</w:t>
       </w:r>
       <w:proofErr w:type="spellStart"/>
       <w:r>
@@ -5486,7 +5508,7 @@
         <w:pStyle w:val="Texto"/>
         <w:numPr>
           <w:ilvl w:val="0"/>
-          <w:numId w:val="44"/>
+          <w:numId w:val="20"/>
         </w:numPr>
       </w:pPr>
       <w:r>
@@ -5511,7 +5533,7 @@
         <w:pStyle w:val="Texto"/>
         <w:numPr>
           <w:ilvl w:val="0"/>
-          <w:numId w:val="44"/>
+          <w:numId w:val="20"/>
         </w:numPr>
       </w:pPr>
       <w:r>
@@ -5557,7 +5579,7 @@
         <w:pStyle w:val="Texto"/>
         <w:numPr>
           <w:ilvl w:val="0"/>
-          <w:numId w:val="44"/>
+          <w:numId w:val="20"/>
         </w:numPr>
       </w:pPr>
       <w:r>
@@ -5618,7 +5640,7 @@
         <w:pStyle w:val="Texto"/>
         <w:numPr>
           <w:ilvl w:val="0"/>
-          <w:numId w:val="44"/>
+          <w:numId w:val="20"/>
         </w:numPr>
       </w:pPr>
       <w:r>
@@ -5716,7 +5738,7 @@
         <w:pStyle w:val="Texto"/>
         <w:numPr>
           <w:ilvl w:val="0"/>
-          <w:numId w:val="17"/>
+          <w:numId w:val="12"/>
         </w:numPr>
       </w:pPr>
       <w:r>
@@ -5731,7 +5753,7 @@
         <w:pStyle w:val="Texto"/>
         <w:numPr>
           <w:ilvl w:val="0"/>
-          <w:numId w:val="17"/>
+          <w:numId w:val="12"/>
         </w:numPr>
       </w:pPr>
       <w:r>
@@ -5762,7 +5784,7 @@
         <w:pStyle w:val="Texto"/>
         <w:numPr>
           <w:ilvl w:val="0"/>
-          <w:numId w:val="17"/>
+          <w:numId w:val="12"/>
         </w:numPr>
       </w:pPr>
       <w:r>
@@ -5817,7 +5839,7 @@
         <w:pStyle w:val="Texto"/>
         <w:numPr>
           <w:ilvl w:val="0"/>
-          <w:numId w:val="18"/>
+          <w:numId w:val="13"/>
         </w:numPr>
       </w:pPr>
       <w:r>
@@ -5832,7 +5854,7 @@
         <w:pStyle w:val="Texto"/>
         <w:numPr>
           <w:ilvl w:val="0"/>
-          <w:numId w:val="18"/>
+          <w:numId w:val="13"/>
         </w:numPr>
       </w:pPr>
       <w:r>
@@ -5877,7 +5899,7 @@
         <w:pStyle w:val="Texto"/>
         <w:numPr>
           <w:ilvl w:val="0"/>
-          <w:numId w:val="18"/>
+          <w:numId w:val="13"/>
         </w:numPr>
       </w:pPr>
       <w:r>
@@ -5899,7 +5921,7 @@
         <w:pStyle w:val="Texto"/>
         <w:numPr>
           <w:ilvl w:val="0"/>
-          <w:numId w:val="18"/>
+          <w:numId w:val="13"/>
         </w:numPr>
       </w:pPr>
       <w:r>
@@ -5991,7 +6013,7 @@
           <w:noProof/>
         </w:rPr>
         <w:drawing>
-          <wp:anchor distT="0" distB="0" distL="114300" distR="114300" simplePos="0" relativeHeight="251640320" behindDoc="0" locked="0" layoutInCell="1" allowOverlap="1" wp14:anchorId="0D8D0D61" wp14:editId="02E1CB4A">
+          <wp:anchor distT="0" distB="0" distL="114300" distR="114300" simplePos="0" relativeHeight="251569152" behindDoc="0" locked="0" layoutInCell="1" allowOverlap="1" wp14:anchorId="0D8D0D61" wp14:editId="02E1CB4A">
             <wp:simplePos x="0" y="0"/>
             <wp:positionH relativeFrom="column">
               <wp:posOffset>-250577</wp:posOffset>
@@ -6142,7 +6164,7 @@
         <w:pStyle w:val="Texto"/>
         <w:numPr>
           <w:ilvl w:val="0"/>
-          <w:numId w:val="45"/>
+          <w:numId w:val="21"/>
         </w:numPr>
       </w:pPr>
       <w:r>
@@ -6161,7 +6183,7 @@
         <w:pStyle w:val="Texto"/>
         <w:numPr>
           <w:ilvl w:val="0"/>
-          <w:numId w:val="45"/>
+          <w:numId w:val="21"/>
         </w:numPr>
       </w:pPr>
       <w:r>
@@ -6179,7 +6201,7 @@
         <w:pStyle w:val="Texto"/>
         <w:numPr>
           <w:ilvl w:val="0"/>
-          <w:numId w:val="45"/>
+          <w:numId w:val="21"/>
         </w:numPr>
       </w:pPr>
       <w:r>
@@ -6423,7 +6445,7 @@
         <w:pStyle w:val="Texto"/>
         <w:numPr>
           <w:ilvl w:val="0"/>
-          <w:numId w:val="46"/>
+          <w:numId w:val="22"/>
         </w:numPr>
       </w:pPr>
       <w:r>
@@ -6543,6 +6565,7 @@
             <w:docPart w:val="DefaultPlaceholder_-1854013440"/>
           </w:placeholder>
         </w:sdtPr>
+        <w:sdtEndPr/>
         <w:sdtContent>
           <w:r>
             <w:rPr>
@@ -6738,6 +6761,7 @@
             <w:docPart w:val="DefaultPlaceholder_-1854013440"/>
           </w:placeholder>
         </w:sdtPr>
+        <w:sdtEndPr/>
         <w:sdtContent>
           <w:r>
             <w:rPr>
@@ -6773,7 +6797,7 @@
         <w:pStyle w:val="Texto"/>
         <w:numPr>
           <w:ilvl w:val="0"/>
-          <w:numId w:val="46"/>
+          <w:numId w:val="22"/>
         </w:numPr>
       </w:pPr>
       <w:r>
@@ -6792,7 +6816,7 @@
         <w:pStyle w:val="Texto"/>
         <w:numPr>
           <w:ilvl w:val="0"/>
-          <w:numId w:val="46"/>
+          <w:numId w:val="22"/>
         </w:numPr>
       </w:pPr>
       <w:r>
@@ -6819,7 +6843,7 @@
         <w:pStyle w:val="Texto"/>
         <w:numPr>
           <w:ilvl w:val="0"/>
-          <w:numId w:val="46"/>
+          <w:numId w:val="22"/>
         </w:numPr>
       </w:pPr>
       <w:r>
@@ -6838,7 +6862,7 @@
         <w:pStyle w:val="Texto"/>
         <w:numPr>
           <w:ilvl w:val="0"/>
-          <w:numId w:val="46"/>
+          <w:numId w:val="22"/>
         </w:numPr>
       </w:pPr>
       <w:r>
@@ -6858,7 +6882,7 @@
         <w:pStyle w:val="Texto"/>
         <w:numPr>
           <w:ilvl w:val="0"/>
-          <w:numId w:val="46"/>
+          <w:numId w:val="22"/>
         </w:numPr>
       </w:pPr>
       <w:r>
@@ -6886,7 +6910,7 @@
         <w:pStyle w:val="Texto"/>
         <w:numPr>
           <w:ilvl w:val="0"/>
-          <w:numId w:val="46"/>
+          <w:numId w:val="22"/>
         </w:numPr>
       </w:pPr>
       <w:r>
@@ -6921,7 +6945,7 @@
         <w:pStyle w:val="Texto"/>
         <w:numPr>
           <w:ilvl w:val="0"/>
-          <w:numId w:val="46"/>
+          <w:numId w:val="22"/>
         </w:numPr>
       </w:pPr>
       <w:r>
@@ -6940,7 +6964,7 @@
         <w:pStyle w:val="Texto"/>
         <w:numPr>
           <w:ilvl w:val="0"/>
-          <w:numId w:val="46"/>
+          <w:numId w:val="22"/>
         </w:numPr>
       </w:pPr>
       <w:proofErr w:type="spellStart"/>
@@ -6968,7 +6992,7 @@
         <w:pStyle w:val="Texto"/>
         <w:numPr>
           <w:ilvl w:val="0"/>
-          <w:numId w:val="46"/>
+          <w:numId w:val="22"/>
         </w:numPr>
       </w:pPr>
       <w:r>
@@ -7096,6 +7120,7 @@
             <w:docPart w:val="DefaultPlaceholder_-1854013440"/>
           </w:placeholder>
         </w:sdtPr>
+        <w:sdtEndPr/>
         <w:sdtContent>
           <w:r>
             <w:rPr>
@@ -7151,6 +7176,7 @@
                         <w:docPart w:val="DefaultPlaceholder_-1854013440"/>
                       </w:placeholder>
                     </w:sdtPr>
+                    <w:sdtEndPr/>
                     <w:sdtContent>
                       <w:r>
                         <w:rPr>
@@ -7172,7 +7198,7 @@
           <w:noProof/>
         </w:rPr>
         <w:drawing>
-          <wp:anchor distT="0" distB="0" distL="114300" distR="114300" simplePos="0" relativeHeight="251658240" behindDoc="0" locked="0" layoutInCell="1" allowOverlap="1" wp14:anchorId="39CE8C3B" wp14:editId="2B407D12">
+          <wp:anchor distT="0" distB="0" distL="114300" distR="114300" simplePos="0" relativeHeight="251584512" behindDoc="0" locked="0" layoutInCell="1" allowOverlap="1" wp14:anchorId="39CE8C3B" wp14:editId="2B407D12">
             <wp:simplePos x="0" y="0"/>
             <wp:positionH relativeFrom="column">
               <wp:posOffset>-103818</wp:posOffset>
@@ -7252,7 +7278,7 @@
         <w:pStyle w:val="PargrafodaLista"/>
         <w:numPr>
           <w:ilvl w:val="0"/>
-          <w:numId w:val="47"/>
+          <w:numId w:val="23"/>
         </w:numPr>
         <w:rPr>
           <w:sz w:val="24"/>
@@ -7278,7 +7304,7 @@
         <w:pStyle w:val="PargrafodaLista"/>
         <w:numPr>
           <w:ilvl w:val="0"/>
-          <w:numId w:val="47"/>
+          <w:numId w:val="23"/>
         </w:numPr>
         <w:rPr>
           <w:sz w:val="24"/>
@@ -7304,7 +7330,7 @@
         <w:pStyle w:val="PargrafodaLista"/>
         <w:numPr>
           <w:ilvl w:val="0"/>
-          <w:numId w:val="47"/>
+          <w:numId w:val="23"/>
         </w:numPr>
         <w:rPr>
           <w:sz w:val="24"/>
@@ -7330,7 +7356,7 @@
         <w:pStyle w:val="PargrafodaLista"/>
         <w:numPr>
           <w:ilvl w:val="0"/>
-          <w:numId w:val="47"/>
+          <w:numId w:val="23"/>
         </w:numPr>
         <w:rPr>
           <w:sz w:val="24"/>
@@ -7386,7 +7412,7 @@
       <w:pPr>
         <w:numPr>
           <w:ilvl w:val="0"/>
-          <w:numId w:val="32"/>
+          <w:numId w:val="15"/>
         </w:numPr>
         <w:rPr>
           <w:sz w:val="24"/>
@@ -7411,7 +7437,7 @@
       <w:pPr>
         <w:numPr>
           <w:ilvl w:val="0"/>
-          <w:numId w:val="32"/>
+          <w:numId w:val="15"/>
         </w:numPr>
         <w:rPr>
           <w:sz w:val="24"/>
@@ -7436,7 +7462,7 @@
       <w:pPr>
         <w:numPr>
           <w:ilvl w:val="0"/>
-          <w:numId w:val="32"/>
+          <w:numId w:val="15"/>
         </w:numPr>
         <w:rPr>
           <w:sz w:val="24"/>
@@ -7461,7 +7487,7 @@
       <w:pPr>
         <w:numPr>
           <w:ilvl w:val="0"/>
-          <w:numId w:val="32"/>
+          <w:numId w:val="15"/>
         </w:numPr>
         <w:rPr>
           <w:sz w:val="24"/>
@@ -7486,7 +7512,7 @@
       <w:pPr>
         <w:numPr>
           <w:ilvl w:val="0"/>
-          <w:numId w:val="32"/>
+          <w:numId w:val="15"/>
         </w:numPr>
         <w:rPr>
           <w:sz w:val="24"/>
@@ -7529,7 +7555,7 @@
       <w:pPr>
         <w:numPr>
           <w:ilvl w:val="0"/>
-          <w:numId w:val="32"/>
+          <w:numId w:val="15"/>
         </w:numPr>
         <w:rPr>
           <w:sz w:val="24"/>
@@ -7675,6 +7701,7 @@
             <w:docPart w:val="DefaultPlaceholder_-1854013440"/>
           </w:placeholder>
         </w:sdtPr>
+        <w:sdtEndPr/>
         <w:sdtContent>
           <w:r>
             <w:rPr>
@@ -7768,6 +7795,7 @@
             <w:docPart w:val="DefaultPlaceholder_-1854013440"/>
           </w:placeholder>
         </w:sdtPr>
+        <w:sdtEndPr/>
         <w:sdtContent>
           <w:r>
             <w:rPr>
@@ -7800,7 +7828,7 @@
       <w:pPr>
         <w:numPr>
           <w:ilvl w:val="0"/>
-          <w:numId w:val="32"/>
+          <w:numId w:val="15"/>
         </w:numPr>
         <w:rPr>
           <w:b/>
@@ -7835,7 +7863,7 @@
       <w:pPr>
         <w:numPr>
           <w:ilvl w:val="0"/>
-          <w:numId w:val="32"/>
+          <w:numId w:val="15"/>
         </w:numPr>
         <w:rPr>
           <w:sz w:val="24"/>
@@ -7860,7 +7888,7 @@
       <w:pPr>
         <w:numPr>
           <w:ilvl w:val="0"/>
-          <w:numId w:val="32"/>
+          <w:numId w:val="15"/>
         </w:numPr>
         <w:rPr>
           <w:sz w:val="24"/>
@@ -7885,7 +7913,7 @@
       <w:pPr>
         <w:numPr>
           <w:ilvl w:val="0"/>
-          <w:numId w:val="32"/>
+          <w:numId w:val="15"/>
         </w:numPr>
         <w:rPr>
           <w:sz w:val="24"/>
@@ -7945,7 +7973,7 @@
         <w:pStyle w:val="Texto"/>
         <w:numPr>
           <w:ilvl w:val="0"/>
-          <w:numId w:val="34"/>
+          <w:numId w:val="16"/>
         </w:numPr>
       </w:pPr>
       <w:r>
@@ -7957,7 +7985,7 @@
         <w:pStyle w:val="Texto"/>
         <w:numPr>
           <w:ilvl w:val="0"/>
-          <w:numId w:val="34"/>
+          <w:numId w:val="16"/>
         </w:numPr>
       </w:pPr>
       <w:r>
@@ -7991,7 +8019,7 @@
         <w:pStyle w:val="Texto"/>
         <w:numPr>
           <w:ilvl w:val="0"/>
-          <w:numId w:val="34"/>
+          <w:numId w:val="16"/>
         </w:numPr>
       </w:pPr>
       <w:r>
@@ -8010,7 +8038,7 @@
         <w:pStyle w:val="Texto"/>
         <w:numPr>
           <w:ilvl w:val="0"/>
-          <w:numId w:val="34"/>
+          <w:numId w:val="16"/>
         </w:numPr>
       </w:pPr>
       <w:r>
@@ -8047,7 +8075,15 @@
         <w:pStyle w:val="Texto"/>
       </w:pPr>
       <w:r>
-        <w:t>O sensor que melhor se enquadra nas exigências deste projeto é o RTD, devido à sua elevada precisão e excelente linearidade. Sendo um dos principais objetivos do projeto oferecer um produto de alta qualidade, é fundamental garantir um feedback de temperatura estritamente rigoroso e fiável. Deste modo, o RTD destaca-se das restantes opções por proporcionar a maior exatidão e estabilidade na medição.</w:t>
+        <w:t xml:space="preserve">O sensor que melhor se enquadra nas exigências deste projeto é o RTD, devido à sua elevada precisão e excelente linearidade. Sendo um dos principais objetivos </w:t>
+      </w:r>
+      <w:proofErr w:type="gramStart"/>
+      <w:r>
+        <w:t>do</w:t>
+      </w:r>
+      <w:proofErr w:type="gramEnd"/>
+      <w:r>
+        <w:t xml:space="preserve"> projeto oferecer um produto de alta qualidade, é fundamental garantir um feedback de temperatura estritamente rigoroso e fiável. Deste modo, o RTD destaca-se das restantes opções por proporcionar a maior exatidão e estabilidade na medição.</w:t>
       </w:r>
     </w:p>
     <w:p>
@@ -8293,7 +8329,7 @@
         <w:pStyle w:val="Texto"/>
         <w:numPr>
           <w:ilvl w:val="0"/>
-          <w:numId w:val="36"/>
+          <w:numId w:val="17"/>
         </w:numPr>
       </w:pPr>
       <w:r>
@@ -8344,7 +8380,15 @@
       </w:r>
       <w:proofErr w:type="spellEnd"/>
       <w:r>
-        <w:t xml:space="preserve"> sujeitos a restrições de espaço. Adicionalmente, oferece a conveniência de alimentação via conector USB-C ou através de bateria, incluindo uma antena removível (U.FL) para otimização do alcance do sinal de rádio.</w:t>
+        <w:t xml:space="preserve"> sujeitos a restrições de espaço. Adicionalmente, oferece a conveniência de alimentação via conector USB-C ou através de bateria, incluindo uma antena removível (</w:t>
+      </w:r>
+      <w:proofErr w:type="gramStart"/>
+      <w:r>
+        <w:t>U.FL</w:t>
+      </w:r>
+      <w:proofErr w:type="gramEnd"/>
+      <w:r>
+        <w:t>) para otimização do alcance do sinal de rádio.</w:t>
       </w:r>
     </w:p>
     <w:p>
@@ -8352,7 +8396,7 @@
         <w:pStyle w:val="Texto"/>
         <w:numPr>
           <w:ilvl w:val="0"/>
-          <w:numId w:val="36"/>
+          <w:numId w:val="17"/>
         </w:numPr>
       </w:pPr>
       <w:r>
@@ -8389,7 +8433,7 @@
         <w:pStyle w:val="Texto"/>
         <w:numPr>
           <w:ilvl w:val="0"/>
-          <w:numId w:val="36"/>
+          <w:numId w:val="17"/>
         </w:numPr>
       </w:pPr>
       <w:r>
@@ -8449,7 +8493,7 @@
         <w:pStyle w:val="Texto"/>
         <w:numPr>
           <w:ilvl w:val="0"/>
-          <w:numId w:val="36"/>
+          <w:numId w:val="17"/>
         </w:numPr>
       </w:pPr>
       <w:r>
@@ -8468,7 +8512,7 @@
         <w:pStyle w:val="Texto"/>
         <w:numPr>
           <w:ilvl w:val="0"/>
-          <w:numId w:val="36"/>
+          <w:numId w:val="17"/>
         </w:numPr>
       </w:pPr>
       <w:r>
@@ -8537,7 +8581,7 @@
         <w:pStyle w:val="Texto"/>
         <w:numPr>
           <w:ilvl w:val="0"/>
-          <w:numId w:val="36"/>
+          <w:numId w:val="17"/>
         </w:numPr>
       </w:pPr>
       <w:r>
@@ -8585,7 +8629,7 @@
         <w:pStyle w:val="Texto"/>
         <w:numPr>
           <w:ilvl w:val="0"/>
-          <w:numId w:val="36"/>
+          <w:numId w:val="17"/>
         </w:numPr>
       </w:pPr>
       <w:r>
@@ -8710,6 +8754,7 @@
             <w:docPart w:val="DefaultPlaceholder_-1854013440"/>
           </w:placeholder>
         </w:sdtPr>
+        <w:sdtEndPr/>
         <w:sdtContent>
           <w:r>
             <w:rPr>
@@ -8887,7 +8932,7 @@
         <w:pStyle w:val="Texto"/>
         <w:numPr>
           <w:ilvl w:val="0"/>
-          <w:numId w:val="37"/>
+          <w:numId w:val="18"/>
         </w:numPr>
       </w:pPr>
       <w:r>
@@ -8906,7 +8951,7 @@
         <w:pStyle w:val="Texto"/>
         <w:numPr>
           <w:ilvl w:val="0"/>
-          <w:numId w:val="37"/>
+          <w:numId w:val="18"/>
         </w:numPr>
       </w:pPr>
       <w:r>
@@ -8941,7 +8986,7 @@
         <w:pStyle w:val="Texto"/>
         <w:numPr>
           <w:ilvl w:val="0"/>
-          <w:numId w:val="37"/>
+          <w:numId w:val="18"/>
         </w:numPr>
       </w:pPr>
       <w:r>
@@ -8968,7 +9013,7 @@
         <w:pStyle w:val="Texto"/>
         <w:numPr>
           <w:ilvl w:val="0"/>
-          <w:numId w:val="48"/>
+          <w:numId w:val="24"/>
         </w:numPr>
       </w:pPr>
       <w:r>
@@ -9004,7 +9049,7 @@
         <w:pStyle w:val="Texto"/>
         <w:numPr>
           <w:ilvl w:val="0"/>
-          <w:numId w:val="48"/>
+          <w:numId w:val="24"/>
         </w:numPr>
       </w:pPr>
       <w:r>
@@ -9099,6 +9144,7 @@
         <w:t xml:space="preserve">-Van </w:t>
       </w:r>
       <w:proofErr w:type="spellStart"/>
+      <w:proofErr w:type="gramStart"/>
       <w:r>
         <w:t>Dusen</w:t>
       </w:r>
@@ -9106,6 +9152,7 @@
       <w:r>
         <w:t xml:space="preserve"> :</w:t>
       </w:r>
+      <w:proofErr w:type="gramEnd"/>
     </w:p>
     <w:p>
       <w:pPr>
@@ -9124,6 +9171,7 @@
             <w:docPart w:val="DefaultPlaceholder_-1854013440"/>
           </w:placeholder>
         </w:sdtPr>
+        <w:sdtEndPr/>
         <w:sdtContent>
           <w:r>
             <w:rPr>
@@ -9174,7 +9222,15 @@
       </w:r>
       <w:proofErr w:type="spellEnd"/>
       <w:r>
-        <w:t>² + C(t − 100 °C) t³]</w:t>
+        <w:t xml:space="preserve">² + </w:t>
+      </w:r>
+      <w:proofErr w:type="gramStart"/>
+      <w:r>
+        <w:t>C(</w:t>
+      </w:r>
+      <w:proofErr w:type="gramEnd"/>
+      <w:r>
+        <w:t>t − 100 °C) t³]</w:t>
       </w:r>
     </w:p>
     <w:p>
@@ -9235,7 +9291,7 @@
       <w:pPr>
         <w:numPr>
           <w:ilvl w:val="0"/>
-          <w:numId w:val="43"/>
+          <w:numId w:val="19"/>
         </w:numPr>
         <w:tabs>
           <w:tab w:val="left" w:pos="3586"/>
@@ -9288,7 +9344,7 @@
       <w:pPr>
         <w:numPr>
           <w:ilvl w:val="0"/>
-          <w:numId w:val="43"/>
+          <w:numId w:val="19"/>
         </w:numPr>
         <w:tabs>
           <w:tab w:val="left" w:pos="3586"/>
@@ -9330,7 +9386,13 @@
           <w:rPr>
             <w:rFonts w:ascii="Cambria Math" w:hAnsi="Cambria Math"/>
           </w:rPr>
-          <m:t>t=0</m:t>
+          <m:t>t</m:t>
+        </m:r>
+        <m:r>
+          <w:rPr>
+            <w:rFonts w:ascii="Cambria Math" w:hAnsi="Cambria Math"/>
+          </w:rPr>
+          <m:t>=0</m:t>
         </m:r>
       </m:oMath>
       <w:r>
@@ -9341,7 +9403,7 @@
       <w:pPr>
         <w:numPr>
           <w:ilvl w:val="0"/>
-          <w:numId w:val="43"/>
+          <w:numId w:val="19"/>
         </w:numPr>
         <w:tabs>
           <w:tab w:val="left" w:pos="3586"/>
@@ -9363,7 +9425,7 @@
       <w:pPr>
         <w:numPr>
           <w:ilvl w:val="1"/>
-          <w:numId w:val="43"/>
+          <w:numId w:val="19"/>
         </w:numPr>
         <w:tabs>
           <w:tab w:val="left" w:pos="3586"/>
@@ -9458,7 +9520,7 @@
       <w:pPr>
         <w:numPr>
           <w:ilvl w:val="1"/>
-          <w:numId w:val="43"/>
+          <w:numId w:val="19"/>
         </w:numPr>
         <w:tabs>
           <w:tab w:val="left" w:pos="3586"/>
@@ -9553,7 +9615,7 @@
       <w:pPr>
         <w:numPr>
           <w:ilvl w:val="1"/>
-          <w:numId w:val="43"/>
+          <w:numId w:val="19"/>
         </w:numPr>
         <w:tabs>
           <w:tab w:val="left" w:pos="3586"/>
@@ -9655,7 +9717,7 @@
           <w:noProof/>
         </w:rPr>
         <w:drawing>
-          <wp:anchor distT="0" distB="0" distL="114300" distR="114300" simplePos="0" relativeHeight="251630080" behindDoc="0" locked="0" layoutInCell="1" allowOverlap="1" wp14:anchorId="67541134" wp14:editId="5069B8C2">
+          <wp:anchor distT="0" distB="0" distL="114300" distR="114300" simplePos="0" relativeHeight="251568128" behindDoc="0" locked="0" layoutInCell="1" allowOverlap="1" wp14:anchorId="67541134" wp14:editId="5069B8C2">
             <wp:simplePos x="0" y="0"/>
             <wp:positionH relativeFrom="column">
               <wp:posOffset>144612</wp:posOffset>
@@ -9886,7 +9948,7 @@
           <w:noProof/>
         </w:rPr>
         <w:drawing>
-          <wp:anchor distT="0" distB="0" distL="114300" distR="114300" simplePos="0" relativeHeight="251671040" behindDoc="0" locked="0" layoutInCell="1" allowOverlap="1" wp14:anchorId="1E9F90A3" wp14:editId="5F7CF495">
+          <wp:anchor distT="0" distB="0" distL="114300" distR="114300" simplePos="0" relativeHeight="251596800" behindDoc="0" locked="0" layoutInCell="1" allowOverlap="1" wp14:anchorId="1E9F90A3" wp14:editId="5F7CF495">
             <wp:simplePos x="0" y="0"/>
             <wp:positionH relativeFrom="column">
               <wp:posOffset>1425596</wp:posOffset>
@@ -9958,7 +10020,7 @@
           <w:noProof/>
         </w:rPr>
         <w:drawing>
-          <wp:anchor distT="0" distB="0" distL="114300" distR="114300" simplePos="0" relativeHeight="251685376" behindDoc="0" locked="0" layoutInCell="1" allowOverlap="1" wp14:anchorId="4C9B3AE5" wp14:editId="77FDF6CA">
+          <wp:anchor distT="0" distB="0" distL="114300" distR="114300" simplePos="0" relativeHeight="251609088" behindDoc="0" locked="0" layoutInCell="1" allowOverlap="1" wp14:anchorId="4C9B3AE5" wp14:editId="77FDF6CA">
             <wp:simplePos x="0" y="0"/>
             <wp:positionH relativeFrom="column">
               <wp:posOffset>87574</wp:posOffset>
@@ -10143,7 +10205,7 @@
         </w:rPr>
         <w:lastRenderedPageBreak/>
         <w:drawing>
-          <wp:anchor distT="0" distB="0" distL="114300" distR="114300" simplePos="0" relativeHeight="251694592" behindDoc="0" locked="0" layoutInCell="1" allowOverlap="1" wp14:anchorId="7E66A175" wp14:editId="2F0F2FFE">
+          <wp:anchor distT="0" distB="0" distL="114300" distR="114300" simplePos="0" relativeHeight="251622400" behindDoc="0" locked="0" layoutInCell="1" allowOverlap="1" wp14:anchorId="7E66A175" wp14:editId="2F0F2FFE">
             <wp:simplePos x="0" y="0"/>
             <wp:positionH relativeFrom="column">
               <wp:posOffset>507441</wp:posOffset>
@@ -11283,7 +11345,25 @@
             <w:rPr>
               <w:rFonts w:ascii="Cambria Math" w:hAnsi="Cambria Math"/>
             </w:rPr>
-            <m:t xml:space="preserve"> &lt;=&gt; V= 0.132 V</m:t>
+            <m:t xml:space="preserve"> &lt;=&gt; </m:t>
+          </m:r>
+          <m:r>
+            <w:rPr>
+              <w:rFonts w:ascii="Cambria Math" w:hAnsi="Cambria Math"/>
+            </w:rPr>
+            <m:t>V</m:t>
+          </m:r>
+          <m:r>
+            <w:rPr>
+              <w:rFonts w:ascii="Cambria Math" w:hAnsi="Cambria Math"/>
+            </w:rPr>
+            <m:t xml:space="preserve">= 0.132 </m:t>
+          </m:r>
+          <m:r>
+            <w:rPr>
+              <w:rFonts w:ascii="Cambria Math" w:hAnsi="Cambria Math"/>
+            </w:rPr>
+            <m:t>V</m:t>
           </m:r>
         </m:oMath>
       </m:oMathPara>
@@ -11796,7 +11876,13 @@
             <w:rPr>
               <w:rFonts w:ascii="Cambria Math" w:hAnsi="Cambria Math"/>
             </w:rPr>
-            <m:t xml:space="preserve"> = - 0.64 V</m:t>
+            <m:t xml:space="preserve"> = - 0.64 </m:t>
+          </m:r>
+          <m:r>
+            <w:rPr>
+              <w:rFonts w:ascii="Cambria Math" w:hAnsi="Cambria Math"/>
+            </w:rPr>
+            <m:t>V</m:t>
           </m:r>
         </m:oMath>
       </m:oMathPara>
@@ -12439,7 +12525,7 @@
           <w:noProof/>
         </w:rPr>
         <w:drawing>
-          <wp:anchor distT="0" distB="0" distL="114300" distR="114300" simplePos="0" relativeHeight="251695616" behindDoc="0" locked="0" layoutInCell="1" allowOverlap="1" wp14:anchorId="1CAC0494" wp14:editId="215293D4">
+          <wp:anchor distT="0" distB="0" distL="114300" distR="114300" simplePos="0" relativeHeight="251638784" behindDoc="0" locked="0" layoutInCell="1" allowOverlap="1" wp14:anchorId="1CAC0494" wp14:editId="215293D4">
             <wp:simplePos x="0" y="0"/>
             <wp:positionH relativeFrom="column">
               <wp:posOffset>-43925</wp:posOffset>
@@ -12504,7 +12590,15 @@
         <w:t>saída</w:t>
       </w:r>
       <w:r>
-        <w:t xml:space="preserve"> limitado entre 0 a 3.3V e o sinal de entrada de -5 a 5V. </w:t>
+        <w:t xml:space="preserve"> limitado entre 0 </w:t>
+      </w:r>
+      <w:proofErr w:type="gramStart"/>
+      <w:r>
+        <w:t>a</w:t>
+      </w:r>
+      <w:proofErr w:type="gramEnd"/>
+      <w:r>
+        <w:t xml:space="preserve"> 3.3V e o sinal de entrada de -5 a 5V. </w:t>
       </w:r>
     </w:p>
     <w:p/>
@@ -12678,13 +12772,27 @@
         <w:rPr>
           <w:sz w:val="24"/>
         </w:rPr>
-        <w:t xml:space="preserve">Como podemos visualizar, na zona ativa deste circuito, não existe nenhum ganho, pois a reta é linear, com um declive de </w:t>
-      </w:r>
+        <w:t xml:space="preserve">Como podemos visualizar, na zona ativa deste circuito, não existe nenhum ganho, pois a reta é linear, com um declive </w:t>
+      </w:r>
+      <w:proofErr w:type="gramStart"/>
       <w:r>
         <w:rPr>
           <w:sz w:val="24"/>
         </w:rPr>
-        <w:t xml:space="preserve">, e qualquer valor fora da janela é ajustado ao extremo mais próximo, tendo assim noção do valor menor ou maior </w:t>
+        <w:t xml:space="preserve">de </w:t>
+      </w:r>
+      <w:r>
+        <w:rPr>
+          <w:sz w:val="24"/>
+        </w:rPr>
+        <w:t>,</w:t>
+      </w:r>
+      <w:proofErr w:type="gramEnd"/>
+      <w:r>
+        <w:rPr>
+          <w:sz w:val="24"/>
+        </w:rPr>
+        <w:t xml:space="preserve"> e qualquer valor fora da janela é ajustado ao extremo mais próximo, tendo assim noção do valor menor ou maior </w:t>
       </w:r>
     </w:p>
     <w:p>
@@ -12777,7 +12885,7 @@
           <w:noProof/>
         </w:rPr>
         <w:drawing>
-          <wp:anchor distT="0" distB="0" distL="114300" distR="114300" simplePos="0" relativeHeight="251696640" behindDoc="0" locked="0" layoutInCell="1" allowOverlap="1" wp14:anchorId="0EABD0CA" wp14:editId="53FC467D">
+          <wp:anchor distT="0" distB="0" distL="114300" distR="114300" simplePos="0" relativeHeight="251663360" behindDoc="0" locked="0" layoutInCell="1" allowOverlap="1" wp14:anchorId="0EABD0CA" wp14:editId="53FC467D">
             <wp:simplePos x="0" y="0"/>
             <wp:positionH relativeFrom="column">
               <wp:posOffset>1524000</wp:posOffset>
@@ -13001,12 +13109,17 @@
         <w:t xml:space="preserve">A cada segundo, o ESP32 lê a tensão no I/O D0, efetuando uma média de vários valores lidos num determinado intervalo de tempo, conseguindo assim reduzir ruídos indesejáveis. Com este intuito, foi também utilizada a função </w:t>
       </w:r>
       <w:proofErr w:type="spellStart"/>
+      <w:proofErr w:type="gramStart"/>
       <w:r>
         <w:t>analogReadMilliVolts</w:t>
       </w:r>
       <w:proofErr w:type="spellEnd"/>
       <w:r>
-        <w:t xml:space="preserve">() nativa do próprio ESP, que utiliza cálculos internos de modo a reduzir o erro gerado na própria conversão. Com o valor já convertido para </w:t>
+        <w:t>(</w:t>
+      </w:r>
+      <w:proofErr w:type="gramEnd"/>
+      <w:r>
+        <w:t xml:space="preserve">) nativa do próprio ESP, que utiliza cálculos internos de modo a reduzir o erro gerado na própria conversão. Com o valor já convertido para </w:t>
       </w:r>
       <w:proofErr w:type="spellStart"/>
       <w:r>
@@ -13072,7 +13185,7 @@
         </w:rPr>
         <w:lastRenderedPageBreak/>
         <w:drawing>
-          <wp:anchor distT="0" distB="0" distL="114300" distR="114300" simplePos="0" relativeHeight="251697664" behindDoc="0" locked="0" layoutInCell="1" allowOverlap="1" wp14:anchorId="0B0F2DF2" wp14:editId="78B22164">
+          <wp:anchor distT="0" distB="0" distL="114300" distR="114300" simplePos="0" relativeHeight="251674624" behindDoc="0" locked="0" layoutInCell="1" allowOverlap="1" wp14:anchorId="0B0F2DF2" wp14:editId="78B22164">
             <wp:simplePos x="0" y="0"/>
             <wp:positionH relativeFrom="column">
               <wp:posOffset>676799</wp:posOffset>
@@ -13342,7 +13455,7 @@
         </w:rPr>
         <w:lastRenderedPageBreak/>
         <w:drawing>
-          <wp:anchor distT="0" distB="0" distL="114300" distR="114300" simplePos="0" relativeHeight="251698688" behindDoc="0" locked="0" layoutInCell="1" allowOverlap="1" wp14:anchorId="3C05FBC0" wp14:editId="49792D81">
+          <wp:anchor distT="0" distB="0" distL="114300" distR="114300" simplePos="0" relativeHeight="251681792" behindDoc="0" locked="0" layoutInCell="1" allowOverlap="1" wp14:anchorId="3C05FBC0" wp14:editId="49792D81">
             <wp:simplePos x="0" y="0"/>
             <wp:positionH relativeFrom="column">
               <wp:posOffset>975948</wp:posOffset>
@@ -13446,115 +13559,1084 @@
     </w:p>
     <w:p>
       <w:pPr>
+        <w:pStyle w:val="Texto"/>
+        <w:rPr>
+          <w:szCs w:val="22"/>
+        </w:rPr>
+      </w:pPr>
+      <w:r>
+        <w:rPr>
+          <w:szCs w:val="22"/>
+        </w:rPr>
+        <w:t xml:space="preserve">Tendo em conta que a célula de </w:t>
+      </w:r>
+      <w:proofErr w:type="spellStart"/>
+      <w:r>
+        <w:rPr>
+          <w:szCs w:val="22"/>
+        </w:rPr>
+        <w:t>Peltier</w:t>
+      </w:r>
+      <w:proofErr w:type="spellEnd"/>
+      <w:r>
+        <w:rPr>
+          <w:szCs w:val="22"/>
+        </w:rPr>
+        <w:t xml:space="preserve"> requer correntes elevadas, podendo atingir os 7 A em plena carga, o sistema de controlo de potência foi concebido para garantir robustez e segurança. Como os níveis de tensão e de corrente dos pinos de entrada/saída (I/O) do ESP32 são insuficientes para a ativação direta da carga, foi utilizada uma etapa de potência baseada em transístores MOSFET de nível lógico (</w:t>
+      </w:r>
+      <w:proofErr w:type="spellStart"/>
+      <w:r>
+        <w:rPr>
+          <w:szCs w:val="22"/>
+        </w:rPr>
+        <w:t>Logic</w:t>
+      </w:r>
+      <w:proofErr w:type="spellEnd"/>
+      <w:r>
+        <w:rPr>
+          <w:szCs w:val="22"/>
+        </w:rPr>
+        <w:t xml:space="preserve"> </w:t>
+      </w:r>
+      <w:proofErr w:type="spellStart"/>
+      <w:r>
+        <w:rPr>
+          <w:szCs w:val="22"/>
+        </w:rPr>
+        <w:t>Level</w:t>
+      </w:r>
+      <w:proofErr w:type="spellEnd"/>
+      <w:r>
+        <w:rPr>
+          <w:szCs w:val="22"/>
+        </w:rPr>
+        <w:t xml:space="preserve"> </w:t>
+      </w:r>
+      <w:proofErr w:type="spellStart"/>
+      <w:r>
+        <w:rPr>
+          <w:szCs w:val="22"/>
+        </w:rPr>
+        <w:t>MOSFETs</w:t>
+      </w:r>
+      <w:proofErr w:type="spellEnd"/>
+      <w:r>
+        <w:rPr>
+          <w:szCs w:val="22"/>
+        </w:rPr>
+        <w:t>).</w:t>
+      </w:r>
+    </w:p>
+    <w:p>
+      <w:pPr>
+        <w:pStyle w:val="Texto"/>
+        <w:rPr>
+          <w:szCs w:val="22"/>
+        </w:rPr>
+      </w:pPr>
+      <w:r>
+        <w:rPr>
+          <w:noProof/>
+        </w:rPr>
+        <w:drawing>
+          <wp:anchor distT="0" distB="0" distL="114300" distR="114300" simplePos="0" relativeHeight="251703296" behindDoc="0" locked="0" layoutInCell="1" allowOverlap="1" wp14:anchorId="2F501E4B" wp14:editId="429B8169">
+            <wp:simplePos x="0" y="0"/>
+            <wp:positionH relativeFrom="column">
+              <wp:posOffset>1677513</wp:posOffset>
+            </wp:positionH>
+            <wp:positionV relativeFrom="paragraph">
+              <wp:posOffset>4686168</wp:posOffset>
+            </wp:positionV>
+            <wp:extent cx="2056130" cy="1811655"/>
+            <wp:effectExtent l="0" t="0" r="0" b="0"/>
+            <wp:wrapTopAndBottom/>
+            <wp:docPr id="5957964" name="Imagem 1"/>
+            <wp:cNvGraphicFramePr>
+              <a:graphicFrameLocks xmlns:a="http://schemas.openxmlformats.org/drawingml/2006/main" noChangeAspect="1"/>
+            </wp:cNvGraphicFramePr>
+            <a:graphic xmlns:a="http://schemas.openxmlformats.org/drawingml/2006/main">
+              <a:graphicData uri="http://schemas.openxmlformats.org/drawingml/2006/picture">
+                <pic:pic xmlns:pic="http://schemas.openxmlformats.org/drawingml/2006/picture">
+                  <pic:nvPicPr>
+                    <pic:cNvPr id="5957964" name=""/>
+                    <pic:cNvPicPr/>
+                  </pic:nvPicPr>
+                  <pic:blipFill>
+                    <a:blip r:embed="rId35">
+                      <a:extLst>
+                        <a:ext uri="{28A0092B-C50C-407E-A947-70E740481C1C}">
+                          <a14:useLocalDpi xmlns:a14="http://schemas.microsoft.com/office/drawing/2010/main" val="0"/>
+                        </a:ext>
+                      </a:extLst>
+                    </a:blip>
+                    <a:stretch>
+                      <a:fillRect/>
+                    </a:stretch>
+                  </pic:blipFill>
+                  <pic:spPr>
+                    <a:xfrm>
+                      <a:off x="0" y="0"/>
+                      <a:ext cx="2056130" cy="1811655"/>
+                    </a:xfrm>
+                    <a:prstGeom prst="rect">
+                      <a:avLst/>
+                    </a:prstGeom>
+                  </pic:spPr>
+                </pic:pic>
+              </a:graphicData>
+            </a:graphic>
+            <wp14:sizeRelH relativeFrom="margin">
+              <wp14:pctWidth>0</wp14:pctWidth>
+            </wp14:sizeRelH>
+            <wp14:sizeRelV relativeFrom="margin">
+              <wp14:pctHeight>0</wp14:pctHeight>
+            </wp14:sizeRelV>
+          </wp:anchor>
+        </w:drawing>
+      </w:r>
+      <w:r>
+        <w:rPr>
+          <w:szCs w:val="22"/>
+        </w:rPr>
+        <w:drawing>
+          <wp:anchor distT="0" distB="0" distL="114300" distR="114300" simplePos="0" relativeHeight="251714560" behindDoc="0" locked="0" layoutInCell="1" allowOverlap="1" wp14:anchorId="74DF23F2" wp14:editId="4391E94C">
+            <wp:simplePos x="0" y="0"/>
+            <wp:positionH relativeFrom="column">
+              <wp:posOffset>-88900</wp:posOffset>
+            </wp:positionH>
+            <wp:positionV relativeFrom="paragraph">
+              <wp:posOffset>1886140</wp:posOffset>
+            </wp:positionV>
+            <wp:extent cx="5579745" cy="2585720"/>
+            <wp:effectExtent l="0" t="0" r="0" b="0"/>
+            <wp:wrapTopAndBottom/>
+            <wp:docPr id="403947928" name="Imagem 1"/>
+            <wp:cNvGraphicFramePr>
+              <a:graphicFrameLocks xmlns:a="http://schemas.openxmlformats.org/drawingml/2006/main" noChangeAspect="1"/>
+            </wp:cNvGraphicFramePr>
+            <a:graphic xmlns:a="http://schemas.openxmlformats.org/drawingml/2006/main">
+              <a:graphicData uri="http://schemas.openxmlformats.org/drawingml/2006/picture">
+                <pic:pic xmlns:pic="http://schemas.openxmlformats.org/drawingml/2006/picture">
+                  <pic:nvPicPr>
+                    <pic:cNvPr id="403947928" name=""/>
+                    <pic:cNvPicPr/>
+                  </pic:nvPicPr>
+                  <pic:blipFill>
+                    <a:blip r:embed="rId36">
+                      <a:extLst>
+                        <a:ext uri="{28A0092B-C50C-407E-A947-70E740481C1C}">
+                          <a14:useLocalDpi xmlns:a14="http://schemas.microsoft.com/office/drawing/2010/main" val="0"/>
+                        </a:ext>
+                      </a:extLst>
+                    </a:blip>
+                    <a:stretch>
+                      <a:fillRect/>
+                    </a:stretch>
+                  </pic:blipFill>
+                  <pic:spPr>
+                    <a:xfrm>
+                      <a:off x="0" y="0"/>
+                      <a:ext cx="5579745" cy="2585720"/>
+                    </a:xfrm>
+                    <a:prstGeom prst="rect">
+                      <a:avLst/>
+                    </a:prstGeom>
+                  </pic:spPr>
+                </pic:pic>
+              </a:graphicData>
+            </a:graphic>
+          </wp:anchor>
+        </w:drawing>
+      </w:r>
+      <w:r>
+        <w:rPr>
+          <w:szCs w:val="22"/>
+        </w:rPr>
+        <w:t>A estratégia de controlo adotada utiliza um relé DPDT para inverter a polaridade da corrente na célula e alternar entre os modos de aquecimento e arrefecimento. A ativação deste relé é efetuada por um segundo MOSFET, que funciona como interface entre a lógica de controlo de 3,3 V do ESP32 e a bobina de 12 V do relé. Esta arquitetura isola o microcontrolador da carga de potência, assegurando a integridade do circuito face a correntes elevadas.</w:t>
+      </w:r>
+      <w:r>
+        <w:rPr>
+          <w:noProof/>
+        </w:rPr>
+        <w:t xml:space="preserve"> </w:t>
+      </w:r>
+    </w:p>
+    <w:p>
+      <w:pPr>
+        <w:pStyle w:val="Texto"/>
+      </w:pPr>
+      <w:r>
+        <w:lastRenderedPageBreak/>
+        <w:t>Esta topologia de circuito permite um controlo preciso da célula termoelétrica, mantendo a simplicidade e a eficiência do sistema. Para garantir a fiabilidade operacional, foram integradas resistências de pull-</w:t>
+      </w:r>
+      <w:proofErr w:type="spellStart"/>
+      <w:r>
+        <w:t>down</w:t>
+      </w:r>
+      <w:proofErr w:type="spellEnd"/>
+      <w:r>
+        <w:t xml:space="preserve"> nas portas dos MOSFET. Estas resistências são essenciais para evitar estados de condução incertos (flutuação) durante a inicialização do microcontrolador, garantindo que os transístores permanecem no estado de corte (OFF) até que o sinal de comando seja ativamente aplicado. Adicionalmente, esta configuração permite um desligamento imediato ao proporcionar um caminho de drenagem para a carga acumulada na capacitância interna da porta do MOSFET.</w:t>
+      </w:r>
+    </w:p>
+    <w:p>
+      <w:pPr>
+        <w:pStyle w:val="Texto"/>
+        <w:rPr>
+          <w:noProof/>
+        </w:rPr>
+      </w:pPr>
+      <w:r>
+        <w:t xml:space="preserve">Relativamente ao acionamento do relé, foi instalado um </w:t>
+      </w:r>
+      <w:proofErr w:type="spellStart"/>
+      <w:r>
+        <w:t>diodo</w:t>
+      </w:r>
+      <w:proofErr w:type="spellEnd"/>
+      <w:r>
+        <w:t xml:space="preserve"> de proteção (</w:t>
+      </w:r>
+      <w:proofErr w:type="spellStart"/>
+      <w:r>
+        <w:t>flyback</w:t>
+      </w:r>
+      <w:proofErr w:type="spellEnd"/>
+      <w:r>
+        <w:t>) em paralelo com a bobina. Este componente é essencial para suprimir os picos de tensão indutiva (força eletromotriz inversa) que ocorrem durante a interrupção da corrente, protegendo os semicondutores de controlo contra danos causados por sobretensões.</w:t>
+      </w:r>
+      <w:r>
+        <w:rPr>
+          <w:noProof/>
+        </w:rPr>
+        <w:t xml:space="preserve"> </w:t>
+      </w:r>
+    </w:p>
+    <w:p>
+      <w:pPr>
+        <w:spacing w:before="0" w:after="0" w:line="240" w:lineRule="auto"/>
+        <w:jc w:val="left"/>
+        <w:rPr>
+          <w:noProof/>
+          <w:sz w:val="24"/>
+        </w:rPr>
+      </w:pPr>
+      <w:r>
+        <w:rPr>
+          <w:noProof/>
+        </w:rPr>
+        <w:br w:type="page"/>
+      </w:r>
+    </w:p>
+    <w:p>
+      <w:pPr>
+        <w:pStyle w:val="Ttulo1"/>
+        <w:rPr>
+          <w:noProof/>
+        </w:rPr>
+      </w:pPr>
+      <w:r>
+        <w:rPr>
+          <w:noProof/>
+        </w:rPr>
+        <w:lastRenderedPageBreak/>
+        <w:t>Montagem Fisica</w:t>
+      </w:r>
+    </w:p>
+    <w:p>
+      <w:pPr>
+        <w:rPr>
+          <w:sz w:val="24"/>
+        </w:rPr>
+      </w:pPr>
+      <w:r>
+        <w:rPr>
+          <w:sz w:val="24"/>
+        </w:rPr>
+        <w:t>Tendo em conta os requisitos de espaço</w:t>
+      </w:r>
+      <w:r>
+        <w:rPr>
+          <w:sz w:val="24"/>
+        </w:rPr>
+        <w:t xml:space="preserve">, foi utilizado uma </w:t>
+      </w:r>
+      <w:r>
+        <w:rPr>
+          <w:sz w:val="24"/>
+        </w:rPr>
+        <w:t>caixa</w:t>
+      </w:r>
+      <w:r>
+        <w:rPr>
+          <w:sz w:val="24"/>
+        </w:rPr>
+        <w:t xml:space="preserve"> de esferovite com o intuito de manter a temperatura e isolar a </w:t>
+      </w:r>
+      <w:proofErr w:type="spellStart"/>
+      <w:r>
+        <w:rPr>
+          <w:sz w:val="24"/>
+        </w:rPr>
+        <w:t>camera</w:t>
+      </w:r>
+      <w:proofErr w:type="spellEnd"/>
+      <w:r>
+        <w:rPr>
+          <w:sz w:val="24"/>
+        </w:rPr>
+        <w:t xml:space="preserve"> do espaço exterior</w:t>
+      </w:r>
+      <w:r>
+        <w:rPr>
+          <w:sz w:val="24"/>
+        </w:rPr>
+        <w:t xml:space="preserve"> com </w:t>
+      </w:r>
+      <w:proofErr w:type="gramStart"/>
+      <w:r>
+        <w:rPr>
+          <w:sz w:val="24"/>
+        </w:rPr>
+        <w:t xml:space="preserve">um </w:t>
+      </w:r>
+      <w:r>
+        <w:rPr>
+          <w:sz w:val="24"/>
+        </w:rPr>
+        <w:t>2.3 litros</w:t>
+      </w:r>
+      <w:proofErr w:type="gramEnd"/>
+      <w:r>
+        <w:rPr>
+          <w:sz w:val="24"/>
+        </w:rPr>
+        <w:t xml:space="preserve"> de capacidade volumétrica, </w:t>
+      </w:r>
+    </w:p>
+    <w:p>
+      <w:pPr>
+        <w:rPr>
+          <w:sz w:val="24"/>
+        </w:rPr>
+      </w:pPr>
+      <w:r>
+        <w:rPr>
+          <w:sz w:val="24"/>
+        </w:rPr>
+        <w:t xml:space="preserve">Como o espaço é reduzido e as correntes do circuito são altas, a solução mais </w:t>
+      </w:r>
+      <w:r>
+        <w:rPr>
+          <w:sz w:val="24"/>
+        </w:rPr>
+        <w:t>lógica</w:t>
+      </w:r>
+      <w:r>
+        <w:rPr>
+          <w:sz w:val="24"/>
+        </w:rPr>
+        <w:t xml:space="preserve"> para implementar o projeto passa por desenhar uma PCB</w:t>
+      </w:r>
+      <w:r>
+        <w:rPr>
+          <w:sz w:val="24"/>
+        </w:rPr>
+        <w:t xml:space="preserve"> onde </w:t>
+      </w:r>
+      <w:proofErr w:type="spellStart"/>
+      <w:r>
+        <w:rPr>
+          <w:sz w:val="24"/>
+        </w:rPr>
+        <w:t>so</w:t>
+      </w:r>
+      <w:proofErr w:type="spellEnd"/>
+      <w:r>
+        <w:rPr>
+          <w:sz w:val="24"/>
+        </w:rPr>
+        <w:t xml:space="preserve"> se ligue os atuadores e o sensor. </w:t>
+      </w:r>
+    </w:p>
+    <w:p>
+      <w:pPr>
+        <w:pStyle w:val="Ttulo2"/>
+      </w:pPr>
+      <w:r>
+        <w:t xml:space="preserve">Esquema </w:t>
+      </w:r>
+    </w:p>
+    <w:p>
+      <w:pPr>
         <w:rPr>
           <w:sz w:val="24"/>
           <w:szCs w:val="22"/>
         </w:rPr>
       </w:pPr>
       <w:r>
-        <w:t xml:space="preserve">O </w:t>
+        <w:rPr>
+          <w:sz w:val="24"/>
+          <w:szCs w:val="22"/>
+        </w:rPr>
+        <w:drawing>
+          <wp:anchor distT="0" distB="0" distL="114300" distR="114300" simplePos="0" relativeHeight="251720704" behindDoc="0" locked="0" layoutInCell="1" allowOverlap="1" wp14:anchorId="2F4F088E" wp14:editId="65972245">
+            <wp:simplePos x="0" y="0"/>
+            <wp:positionH relativeFrom="column">
+              <wp:posOffset>-1270</wp:posOffset>
+            </wp:positionH>
+            <wp:positionV relativeFrom="paragraph">
+              <wp:posOffset>294739</wp:posOffset>
+            </wp:positionV>
+            <wp:extent cx="5579745" cy="3857625"/>
+            <wp:effectExtent l="0" t="0" r="0" b="0"/>
+            <wp:wrapTopAndBottom/>
+            <wp:docPr id="2099994897" name="Imagem 1"/>
+            <wp:cNvGraphicFramePr>
+              <a:graphicFrameLocks xmlns:a="http://schemas.openxmlformats.org/drawingml/2006/main" noChangeAspect="1"/>
+            </wp:cNvGraphicFramePr>
+            <a:graphic xmlns:a="http://schemas.openxmlformats.org/drawingml/2006/main">
+              <a:graphicData uri="http://schemas.openxmlformats.org/drawingml/2006/picture">
+                <pic:pic xmlns:pic="http://schemas.openxmlformats.org/drawingml/2006/picture">
+                  <pic:nvPicPr>
+                    <pic:cNvPr id="2099994897" name=""/>
+                    <pic:cNvPicPr/>
+                  </pic:nvPicPr>
+                  <pic:blipFill>
+                    <a:blip r:embed="rId37">
+                      <a:extLst>
+                        <a:ext uri="{28A0092B-C50C-407E-A947-70E740481C1C}">
+                          <a14:useLocalDpi xmlns:a14="http://schemas.microsoft.com/office/drawing/2010/main" val="0"/>
+                        </a:ext>
+                      </a:extLst>
+                    </a:blip>
+                    <a:stretch>
+                      <a:fillRect/>
+                    </a:stretch>
+                  </pic:blipFill>
+                  <pic:spPr>
+                    <a:xfrm>
+                      <a:off x="0" y="0"/>
+                      <a:ext cx="5579745" cy="3857625"/>
+                    </a:xfrm>
+                    <a:prstGeom prst="rect">
+                      <a:avLst/>
+                    </a:prstGeom>
+                  </pic:spPr>
+                </pic:pic>
+              </a:graphicData>
+            </a:graphic>
+          </wp:anchor>
+        </w:drawing>
+      </w:r>
+    </w:p>
+    <w:p>
+      <w:pPr>
+        <w:rPr>
+          <w:sz w:val="24"/>
+          <w:szCs w:val="22"/>
+        </w:rPr>
+      </w:pPr>
+    </w:p>
+    <w:p>
+      <w:pPr>
+        <w:rPr>
+          <w:sz w:val="24"/>
+          <w:szCs w:val="22"/>
+        </w:rPr>
+      </w:pPr>
+      <w:r>
+        <w:rPr>
+          <w:sz w:val="24"/>
+          <w:szCs w:val="22"/>
+        </w:rPr>
+        <w:t>Para a geração das tensões simétricas necessárias à polarização dos amplificadores operacionais (</w:t>
+      </w:r>
+      <m:oMath>
+        <m:r>
+          <w:rPr>
+            <w:rFonts w:ascii="Cambria Math" w:hAnsi="Cambria Math"/>
+            <w:sz w:val="24"/>
+            <w:szCs w:val="22"/>
+          </w:rPr>
+          <m:t>±</m:t>
+        </m:r>
+        <m:sSub>
+          <m:sSubPr>
+            <m:ctrlPr>
+              <w:rPr>
+                <w:rFonts w:ascii="Cambria Math" w:hAnsi="Cambria Math"/>
+                <w:sz w:val="24"/>
+                <w:szCs w:val="22"/>
+              </w:rPr>
+            </m:ctrlPr>
+          </m:sSubPr>
+          <m:e>
+            <m:r>
+              <w:rPr>
+                <w:rFonts w:ascii="Cambria Math" w:hAnsi="Cambria Math"/>
+                <w:sz w:val="24"/>
+                <w:szCs w:val="22"/>
+              </w:rPr>
+              <m:t>V</m:t>
+            </m:r>
+          </m:e>
+          <m:sub>
+            <m:r>
+              <w:rPr>
+                <w:rFonts w:ascii="Cambria Math" w:hAnsi="Cambria Math"/>
+                <w:sz w:val="24"/>
+                <w:szCs w:val="22"/>
+              </w:rPr>
+              <m:t>CC</m:t>
+            </m:r>
+          </m:sub>
+        </m:sSub>
+      </m:oMath>
+      <w:r>
+        <w:rPr>
+          <w:sz w:val="24"/>
+          <w:szCs w:val="22"/>
+        </w:rPr>
+        <w:t xml:space="preserve">) e para o correto funcionamento do limitador de tensão, foram integrados conversores CC/CC isolados. Esta topologia garante o isolamento galvânico entre os diferentes estágios do circuito, minimizando a propagação de ruído e eventuais picos de tensão. Adicionalmente, foram previstos locais na PCB para a montagem de condensadores de filtragem (de desacoplamento) na saída destes módulos, visando a redução do </w:t>
       </w:r>
       <w:proofErr w:type="spellStart"/>
       <w:r>
-        <w:t>cir</w:t>
+        <w:rPr>
+          <w:i/>
+          <w:iCs/>
+          <w:sz w:val="24"/>
+          <w:szCs w:val="22"/>
+        </w:rPr>
+        <w:t>ripple</w:t>
       </w:r>
       <w:proofErr w:type="spellEnd"/>
-    </w:p>
-    <w:p>
-      <w:pPr>
-        <w:pStyle w:val="Texto"/>
-      </w:pPr>
-      <w:r>
-        <w:br/>
-      </w:r>
-      <w:r>
-        <w:t>Deves estruturar o resto do relatório exatamente como o RJC sugeriu:</w:t>
-      </w:r>
-    </w:p>
-    <w:p>
-      <w:pPr>
-        <w:pStyle w:val="Texto"/>
+      <w:r>
+        <w:rPr>
+          <w:sz w:val="24"/>
+          <w:szCs w:val="22"/>
+        </w:rPr>
+        <w:t xml:space="preserve"> e a estabilidade da tensão de saída sob carga.</w:t>
+      </w:r>
+    </w:p>
+    <w:p>
+      <w:pPr>
+        <w:rPr>
+          <w:sz w:val="24"/>
+          <w:szCs w:val="22"/>
+        </w:rPr>
+      </w:pPr>
+      <w:r>
+        <w:rPr>
+          <w:sz w:val="24"/>
+          <w:szCs w:val="22"/>
+        </w:rPr>
+        <w:t>Relativamente à alimentação de potência e lógica, optou-se pela seguinte configuração:</w:t>
+      </w:r>
+    </w:p>
+    <w:p>
+      <w:pPr>
         <w:numPr>
           <w:ilvl w:val="0"/>
-          <w:numId w:val="27"/>
+          <w:numId w:val="25"/>
         </w:numPr>
+        <w:rPr>
+          <w:sz w:val="24"/>
+          <w:szCs w:val="22"/>
+        </w:rPr>
       </w:pPr>
       <w:r>
         <w:rPr>
           <w:b/>
           <w:bCs/>
-        </w:rPr>
-        <w:t>Capítulo 4 (Aquisição de Sinal e Sensores):</w:t>
-      </w:r>
-      <w:r>
-        <w:t xml:space="preserve"> Foco profundo no PT1000 e no circuito de condicionamento. Aqui deves apresentar o esquema elétrico, as equações da função de transferência do circuito e simulações (</w:t>
+          <w:sz w:val="24"/>
+          <w:szCs w:val="22"/>
+        </w:rPr>
+        <w:t>Nível Lógico (3,3 V):</w:t>
+      </w:r>
+      <w:r>
+        <w:rPr>
+          <w:sz w:val="24"/>
+          <w:szCs w:val="22"/>
+        </w:rPr>
+        <w:t xml:space="preserve"> Utilizou-se o conversor </w:t>
+      </w:r>
+      <w:r>
+        <w:rPr>
+          <w:i/>
+          <w:iCs/>
+          <w:sz w:val="24"/>
+          <w:szCs w:val="22"/>
+        </w:rPr>
+        <w:t>step-</w:t>
       </w:r>
       <w:proofErr w:type="spellStart"/>
       <w:r>
-        <w:t>ex</w:t>
+        <w:rPr>
+          <w:i/>
+          <w:iCs/>
+          <w:sz w:val="24"/>
+          <w:szCs w:val="22"/>
+        </w:rPr>
+        <w:t>down</w:t>
       </w:r>
       <w:proofErr w:type="spellEnd"/>
       <w:r>
-        <w:t xml:space="preserve">: </w:t>
-      </w:r>
-      <w:proofErr w:type="spellStart"/>
-      <w:r>
-        <w:t>LTspice</w:t>
-      </w:r>
-      <w:proofErr w:type="spellEnd"/>
-      <w:r>
-        <w:t xml:space="preserve">). </w:t>
-      </w:r>
-    </w:p>
-    <w:p>
-      <w:pPr>
-        <w:pStyle w:val="Texto"/>
+        <w:rPr>
+          <w:sz w:val="24"/>
+          <w:szCs w:val="22"/>
+        </w:rPr>
+        <w:t xml:space="preserve"> Mini360, selecionado pelo seu reduzido fator de forma e elevada eficiência energética.</w:t>
+      </w:r>
+    </w:p>
+    <w:p>
+      <w:pPr>
         <w:numPr>
           <w:ilvl w:val="0"/>
-          <w:numId w:val="27"/>
+          <w:numId w:val="25"/>
         </w:numPr>
+        <w:rPr>
+          <w:sz w:val="24"/>
+          <w:szCs w:val="22"/>
+        </w:rPr>
       </w:pPr>
       <w:r>
         <w:rPr>
           <w:b/>
           <w:bCs/>
-        </w:rPr>
-        <w:t>Capítulo 5 (Processamento e Controlo):</w:t>
-      </w:r>
-      <w:r>
-        <w:t xml:space="preserve"> Foco no ESP32. Mostra o fluxograma do teu algoritmo de controlo (como funciona a transição ON/OFF ou o PID) e explica a implementação do Servidor Web (</w:t>
+          <w:sz w:val="24"/>
+          <w:szCs w:val="22"/>
+        </w:rPr>
+        <w:lastRenderedPageBreak/>
+        <w:t>Potência (12 V):</w:t>
+      </w:r>
+      <w:r>
+        <w:rPr>
+          <w:sz w:val="24"/>
+          <w:szCs w:val="22"/>
+        </w:rPr>
+        <w:t xml:space="preserve"> A célula de </w:t>
       </w:r>
       <w:proofErr w:type="spellStart"/>
       <w:r>
-        <w:t>IoT</w:t>
+        <w:rPr>
+          <w:sz w:val="24"/>
+          <w:szCs w:val="22"/>
+        </w:rPr>
+        <w:t>Peltier</w:t>
       </w:r>
       <w:proofErr w:type="spellEnd"/>
       <w:r>
-        <w:t xml:space="preserve">). </w:t>
-      </w:r>
-    </w:p>
-    <w:p>
-      <w:pPr>
-        <w:pStyle w:val="Texto"/>
+        <w:rPr>
+          <w:sz w:val="24"/>
+          <w:szCs w:val="22"/>
+        </w:rPr>
+        <w:t xml:space="preserve"> é alimentada por um módulo baseado no controlador LTC3780 (conversor </w:t>
+      </w:r>
+      <w:proofErr w:type="spellStart"/>
+      <w:r>
+        <w:rPr>
+          <w:i/>
+          <w:iCs/>
+          <w:sz w:val="24"/>
+          <w:szCs w:val="22"/>
+        </w:rPr>
+        <w:t>buck-boost</w:t>
+      </w:r>
+      <w:proofErr w:type="spellEnd"/>
+      <w:r>
+        <w:rPr>
+          <w:sz w:val="24"/>
+          <w:szCs w:val="22"/>
+        </w:rPr>
+        <w:t>), escolhido pela sua capacidade de suportar correntes até 10 A, flexibilidade na regulação da tensão de saída e mecanismos integrados de proteção contra curto-circuitos, que emitem um sinal de erro preventivo e salvaguardam a integridade dos restantes componentes</w:t>
+      </w:r>
+      <w:r>
+        <w:rPr>
+          <w:sz w:val="24"/>
+          <w:szCs w:val="22"/>
+        </w:rPr>
+        <w:t>.</w:t>
+      </w:r>
+      <w:r>
+        <w:rPr>
+          <w:sz w:val="24"/>
+          <w:szCs w:val="22"/>
+        </w:rPr>
+        <w:t xml:space="preserve"> </w:t>
+      </w:r>
+      <w:sdt>
+        <w:sdtPr>
+          <w:rPr>
+            <w:color w:val="000000"/>
+            <w:sz w:val="24"/>
+            <w:szCs w:val="22"/>
+          </w:rPr>
+          <w:tag w:val="MENDELEY_CITATION_v3_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"/>
+          <w:id w:val="1156178950"/>
+          <w:placeholder>
+            <w:docPart w:val="DefaultPlaceholder_-1854013440"/>
+          </w:placeholder>
+        </w:sdtPr>
+        <w:sdtContent>
+          <w:r>
+            <w:rPr>
+              <w:color w:val="000000"/>
+              <w:sz w:val="24"/>
+              <w:szCs w:val="22"/>
+            </w:rPr>
+            <w:t>[13]</w:t>
+          </w:r>
+        </w:sdtContent>
+      </w:sdt>
+      <w:sdt>
+        <w:sdtPr>
+          <w:rPr>
+            <w:color w:val="000000"/>
+            <w:sz w:val="24"/>
+            <w:szCs w:val="22"/>
+          </w:rPr>
+          <w:tag w:val="MENDELEY_CITATION_v3_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"/>
+          <w:id w:val="818844649"/>
+          <w:placeholder>
+            <w:docPart w:val="DefaultPlaceholder_-1854013440"/>
+          </w:placeholder>
+        </w:sdtPr>
+        <w:sdtContent>
+          <w:r>
+            <w:rPr>
+              <w:color w:val="000000"/>
+              <w:sz w:val="24"/>
+              <w:szCs w:val="22"/>
+            </w:rPr>
+            <w:t>[14]</w:t>
+          </w:r>
+        </w:sdtContent>
+      </w:sdt>
+    </w:p>
+    <w:p>
+      <w:pPr>
+        <w:rPr>
+          <w:sz w:val="24"/>
+          <w:szCs w:val="22"/>
+        </w:rPr>
+      </w:pPr>
+    </w:p>
+    <w:p>
+      <w:pPr>
+        <w:pStyle w:val="Ttulo2"/>
+      </w:pPr>
+      <w:r>
+        <w:drawing>
+          <wp:anchor distT="0" distB="0" distL="114300" distR="114300" simplePos="0" relativeHeight="251724800" behindDoc="0" locked="0" layoutInCell="1" allowOverlap="1" wp14:anchorId="4808B9D2" wp14:editId="48DD9358">
+            <wp:simplePos x="0" y="0"/>
+            <wp:positionH relativeFrom="column">
+              <wp:posOffset>1702</wp:posOffset>
+            </wp:positionH>
+            <wp:positionV relativeFrom="paragraph">
+              <wp:posOffset>668553</wp:posOffset>
+            </wp:positionV>
+            <wp:extent cx="5579745" cy="4413250"/>
+            <wp:effectExtent l="0" t="0" r="0" b="0"/>
+            <wp:wrapTopAndBottom/>
+            <wp:docPr id="1390537925" name="Imagem 1"/>
+            <wp:cNvGraphicFramePr>
+              <a:graphicFrameLocks xmlns:a="http://schemas.openxmlformats.org/drawingml/2006/main" noChangeAspect="1"/>
+            </wp:cNvGraphicFramePr>
+            <a:graphic xmlns:a="http://schemas.openxmlformats.org/drawingml/2006/main">
+              <a:graphicData uri="http://schemas.openxmlformats.org/drawingml/2006/picture">
+                <pic:pic xmlns:pic="http://schemas.openxmlformats.org/drawingml/2006/picture">
+                  <pic:nvPicPr>
+                    <pic:cNvPr id="1390537925" name=""/>
+                    <pic:cNvPicPr/>
+                  </pic:nvPicPr>
+                  <pic:blipFill>
+                    <a:blip r:embed="rId38">
+                      <a:extLst>
+                        <a:ext uri="{28A0092B-C50C-407E-A947-70E740481C1C}">
+                          <a14:useLocalDpi xmlns:a14="http://schemas.microsoft.com/office/drawing/2010/main" val="0"/>
+                        </a:ext>
+                      </a:extLst>
+                    </a:blip>
+                    <a:stretch>
+                      <a:fillRect/>
+                    </a:stretch>
+                  </pic:blipFill>
+                  <pic:spPr>
+                    <a:xfrm>
+                      <a:off x="0" y="0"/>
+                      <a:ext cx="5579745" cy="4413250"/>
+                    </a:xfrm>
+                    <a:prstGeom prst="rect">
+                      <a:avLst/>
+                    </a:prstGeom>
+                  </pic:spPr>
+                </pic:pic>
+              </a:graphicData>
+            </a:graphic>
+          </wp:anchor>
+        </w:drawing>
+      </w:r>
+      <w:r>
+        <w:t>Placa PCB</w:t>
+      </w:r>
+    </w:p>
+    <w:p>
+      <w:r>
+        <w:rPr>
+          <w:noProof/>
+        </w:rPr>
+        <w:drawing>
+          <wp:anchor distT="0" distB="0" distL="114300" distR="114300" simplePos="0" relativeHeight="251754496" behindDoc="0" locked="0" layoutInCell="1" allowOverlap="1" wp14:anchorId="224EC642" wp14:editId="0ABAD772">
+            <wp:simplePos x="0" y="0"/>
+            <wp:positionH relativeFrom="column">
+              <wp:posOffset>2757075</wp:posOffset>
+            </wp:positionH>
+            <wp:positionV relativeFrom="paragraph">
+              <wp:posOffset>4870298</wp:posOffset>
+            </wp:positionV>
+            <wp:extent cx="2825750" cy="2156460"/>
+            <wp:effectExtent l="0" t="0" r="0" b="0"/>
+            <wp:wrapTopAndBottom/>
+            <wp:docPr id="134839780" name="Imagem 5"/>
+            <wp:cNvGraphicFramePr>
+              <a:graphicFrameLocks xmlns:a="http://schemas.openxmlformats.org/drawingml/2006/main" noChangeAspect="1"/>
+            </wp:cNvGraphicFramePr>
+            <a:graphic xmlns:a="http://schemas.openxmlformats.org/drawingml/2006/main">
+              <a:graphicData uri="http://schemas.openxmlformats.org/drawingml/2006/picture">
+                <pic:pic xmlns:pic="http://schemas.openxmlformats.org/drawingml/2006/picture">
+                  <pic:nvPicPr>
+                    <pic:cNvPr id="134839780" name="Imagem 134839780"/>
+                    <pic:cNvPicPr/>
+                  </pic:nvPicPr>
+                  <pic:blipFill>
+                    <a:blip r:embed="rId39" cstate="print">
+                      <a:extLst>
+                        <a:ext uri="{28A0092B-C50C-407E-A947-70E740481C1C}">
+                          <a14:useLocalDpi xmlns:a14="http://schemas.microsoft.com/office/drawing/2010/main" val="0"/>
+                        </a:ext>
+                      </a:extLst>
+                    </a:blip>
+                    <a:stretch>
+                      <a:fillRect/>
+                    </a:stretch>
+                  </pic:blipFill>
+                  <pic:spPr>
+                    <a:xfrm>
+                      <a:off x="0" y="0"/>
+                      <a:ext cx="2825750" cy="2156460"/>
+                    </a:xfrm>
+                    <a:prstGeom prst="rect">
+                      <a:avLst/>
+                    </a:prstGeom>
+                  </pic:spPr>
+                </pic:pic>
+              </a:graphicData>
+            </a:graphic>
+            <wp14:sizeRelH relativeFrom="margin">
+              <wp14:pctWidth>0</wp14:pctWidth>
+            </wp14:sizeRelH>
+            <wp14:sizeRelV relativeFrom="margin">
+              <wp14:pctHeight>0</wp14:pctHeight>
+            </wp14:sizeRelV>
+          </wp:anchor>
+        </w:drawing>
+      </w:r>
+      <w:r>
+        <w:rPr>
+          <w:noProof/>
+        </w:rPr>
+        <w:drawing>
+          <wp:anchor distT="0" distB="0" distL="114300" distR="114300" simplePos="0" relativeHeight="251740160" behindDoc="0" locked="0" layoutInCell="1" allowOverlap="1" wp14:anchorId="20DF5F47" wp14:editId="309BDCF6">
+            <wp:simplePos x="0" y="0"/>
+            <wp:positionH relativeFrom="column">
+              <wp:posOffset>9</wp:posOffset>
+            </wp:positionH>
+            <wp:positionV relativeFrom="paragraph">
+              <wp:posOffset>4845941</wp:posOffset>
+            </wp:positionV>
+            <wp:extent cx="2689225" cy="2378710"/>
+            <wp:effectExtent l="0" t="0" r="0" b="0"/>
+            <wp:wrapTopAndBottom/>
+            <wp:docPr id="1011947092" name="Imagem 6"/>
+            <wp:cNvGraphicFramePr>
+              <a:graphicFrameLocks xmlns:a="http://schemas.openxmlformats.org/drawingml/2006/main" noChangeAspect="1"/>
+            </wp:cNvGraphicFramePr>
+            <a:graphic xmlns:a="http://schemas.openxmlformats.org/drawingml/2006/main">
+              <a:graphicData uri="http://schemas.openxmlformats.org/drawingml/2006/picture">
+                <pic:pic xmlns:pic="http://schemas.openxmlformats.org/drawingml/2006/picture">
+                  <pic:nvPicPr>
+                    <pic:cNvPr id="1011947092" name="Imagem 1011947092"/>
+                    <pic:cNvPicPr/>
+                  </pic:nvPicPr>
+                  <pic:blipFill>
+                    <a:blip r:embed="rId40" cstate="print">
+                      <a:extLst>
+                        <a:ext uri="{28A0092B-C50C-407E-A947-70E740481C1C}">
+                          <a14:useLocalDpi xmlns:a14="http://schemas.microsoft.com/office/drawing/2010/main" val="0"/>
+                        </a:ext>
+                      </a:extLst>
+                    </a:blip>
+                    <a:stretch>
+                      <a:fillRect/>
+                    </a:stretch>
+                  </pic:blipFill>
+                  <pic:spPr>
+                    <a:xfrm>
+                      <a:off x="0" y="0"/>
+                      <a:ext cx="2689225" cy="2378710"/>
+                    </a:xfrm>
+                    <a:prstGeom prst="rect">
+                      <a:avLst/>
+                    </a:prstGeom>
+                  </pic:spPr>
+                </pic:pic>
+              </a:graphicData>
+            </a:graphic>
+            <wp14:sizeRelH relativeFrom="margin">
+              <wp14:pctWidth>0</wp14:pctWidth>
+            </wp14:sizeRelH>
+            <wp14:sizeRelV relativeFrom="margin">
+              <wp14:pctHeight>0</wp14:pctHeight>
+            </wp14:sizeRelV>
+          </wp:anchor>
+        </w:drawing>
+      </w:r>
+    </w:p>
+    <w:p>
+      <w:pPr>
+        <w:rPr>
+          <w:sz w:val="24"/>
+          <w:szCs w:val="22"/>
+        </w:rPr>
+      </w:pPr>
+      <w:r>
+        <w:rPr>
+          <w:sz w:val="24"/>
+          <w:szCs w:val="22"/>
+        </w:rPr>
+        <w:lastRenderedPageBreak/>
+        <w:t xml:space="preserve">A implementação do sistema baseou-se no desenvolvimento de uma placa de circuito impresso (PCB) de duas faces, concebida para otimizar a densidade dos componentes e a gestão térmica da solução. A opção por uma arquitetura </w:t>
+      </w:r>
+      <w:proofErr w:type="spellStart"/>
+      <w:r>
+        <w:rPr>
+          <w:sz w:val="24"/>
+          <w:szCs w:val="22"/>
+        </w:rPr>
+        <w:t>double-layer</w:t>
+      </w:r>
+      <w:proofErr w:type="spellEnd"/>
+      <w:r>
+        <w:rPr>
+          <w:sz w:val="24"/>
+          <w:szCs w:val="22"/>
+        </w:rPr>
+        <w:t xml:space="preserve"> foi determinante para permitir a miniaturização do dispositivo, possibilitando uma distribuição eficiente das pistas de sinal e de potência.</w:t>
+      </w:r>
+    </w:p>
+    <w:p>
+      <w:pPr>
+        <w:rPr>
+          <w:sz w:val="24"/>
+          <w:szCs w:val="22"/>
+        </w:rPr>
+      </w:pPr>
+    </w:p>
+    <w:p>
+      <w:pPr>
+        <w:rPr>
+          <w:sz w:val="24"/>
+          <w:szCs w:val="22"/>
+        </w:rPr>
+      </w:pPr>
+      <w:r>
+        <w:rPr>
+          <w:sz w:val="24"/>
+          <w:szCs w:val="22"/>
+        </w:rPr>
+        <w:t>Uma das principais características desta placa é a utilização de camadas dedicadas aos planos de alimentação de potência. Em particular, as redes de 12 V e de massa (GND) foram implementadas por meio de extensas camadas de cobre numa das camadas da PCB. Esta configuração cumpre dois objetivos críticos de engenharia:</w:t>
+      </w:r>
+    </w:p>
+    <w:p>
+      <w:pPr>
+        <w:spacing w:before="0" w:after="0" w:line="240" w:lineRule="auto"/>
+        <w:jc w:val="left"/>
+      </w:pPr>
+    </w:p>
+    <w:p>
+      <w:pPr>
+        <w:pStyle w:val="PargrafodaLista"/>
         <w:numPr>
           <w:ilvl w:val="0"/>
-          <w:numId w:val="27"/>
+          <w:numId w:val="26"/>
         </w:numPr>
+        <w:rPr>
+          <w:sz w:val="24"/>
+          <w:szCs w:val="22"/>
+        </w:rPr>
       </w:pPr>
       <w:r>
         <w:rPr>
           <w:b/>
           <w:bCs/>
-        </w:rPr>
-        <w:t>Capítulo 6 (Verificações Experimentais):</w:t>
-      </w:r>
-      <w:r>
-        <w:t xml:space="preserve"> Junta a montagem física do protótipo (com fotos) e os testes de validação. Como sugerido, podes colocar um sensor comercial bem calibrado dentro da marmita ao lado do teu PT1000 e mostrar um gráfico que compare as duas leituras ao longo do tempo para provar que o teu sistema funciona e é preciso. </w:t>
-      </w:r>
-    </w:p>
-    <w:p>
-      <w:pPr>
-        <w:pStyle w:val="Texto"/>
+          <w:sz w:val="24"/>
+          <w:szCs w:val="22"/>
+        </w:rPr>
+        <w:t>Otimização do espaço</w:t>
+      </w:r>
+      <w:r>
+        <w:rPr>
+          <w:sz w:val="24"/>
+          <w:szCs w:val="22"/>
+        </w:rPr>
+        <w:t>: ao reservar planos contínuos para as tensões de potência, reduz-se significativamente a necessidade de pistas individuais de grande secção, libertando área útil na placa para a densa disposição dos restantes componentes lógicos;</w:t>
+      </w:r>
+    </w:p>
+    <w:p>
+      <w:pPr>
+        <w:rPr>
+          <w:sz w:val="24"/>
+          <w:szCs w:val="22"/>
+        </w:rPr>
+      </w:pPr>
+    </w:p>
+    <w:p>
+      <w:pPr>
+        <w:pStyle w:val="PargrafodaLista"/>
+        <w:numPr>
+          <w:ilvl w:val="0"/>
+          <w:numId w:val="26"/>
+        </w:numPr>
+        <w:rPr>
+          <w:sz w:val="24"/>
+          <w:szCs w:val="22"/>
+        </w:rPr>
+      </w:pPr>
+      <w:r>
+        <w:rPr>
+          <w:b/>
+          <w:bCs/>
+          <w:sz w:val="24"/>
+          <w:szCs w:val="22"/>
+        </w:rPr>
+        <w:t>Gestão térmica</w:t>
+      </w:r>
+      <w:r>
+        <w:rPr>
+          <w:sz w:val="24"/>
+          <w:szCs w:val="22"/>
+        </w:rPr>
+        <w:t>: o cobre, devido à sua elevada condutividade térmica, funciona nestes planos como um dissipador de calor passivo. A distribuição destas correntes por planos amplos minimiza a resistência elétrica, reduz a dissipação de energia por efeito Joule e facilita a dispersão do calor gerado pelos módulos de potência, garantindo a estabilidade operacional do sistema sob carga.</w:t>
+      </w:r>
+    </w:p>
+    <w:p>
+      <w:pPr>
+        <w:spacing w:before="0" w:after="0" w:line="240" w:lineRule="auto"/>
+        <w:jc w:val="left"/>
+        <w:rPr>
+          <w:noProof/>
+          <w:sz w:val="24"/>
+        </w:rPr>
         <w:sectPr>
           <w:type w:val="oddPage"/>
           <w:pgSz w:w="11906" w:h="16838" w:code="9"/>
@@ -13808,7 +14890,7 @@
       <w:pPr>
         <w:pStyle w:val="Texto"/>
         <w:sectPr>
-          <w:footerReference w:type="default" r:id="rId35"/>
+          <w:footerReference w:type="default" r:id="rId41"/>
           <w:type w:val="oddPage"/>
           <w:pgSz w:w="11906" w:h="16838" w:code="9"/>
           <w:pgMar w:top="1418" w:right="1418" w:bottom="1418" w:left="1701" w:header="709" w:footer="567" w:gutter="0"/>
@@ -14166,6 +15248,7 @@
           <w:docPart w:val="DefaultPlaceholder_-1854013440"/>
         </w:placeholder>
       </w:sdtPr>
+      <w:sdtEndPr/>
       <w:sdtContent>
         <w:p>
           <w:pPr>
@@ -14207,7 +15290,15 @@
               <w:color w:val="000000"/>
               <w:sz w:val="24"/>
             </w:rPr>
-            <w:t xml:space="preserve">, « </w:t>
+            <w:t xml:space="preserve">, </w:t>
+          </w:r>
+          <w:proofErr w:type="gramStart"/>
+          <w:r>
+            <w:rPr>
+              <w:color w:val="000000"/>
+              <w:sz w:val="24"/>
+            </w:rPr>
+            <w:t xml:space="preserve">« </w:t>
           </w:r>
           <w:proofErr w:type="spellStart"/>
           <w:r>
@@ -14218,12 +15309,45 @@
             <w:t>Termistores</w:t>
           </w:r>
           <w:proofErr w:type="spellEnd"/>
+          <w:proofErr w:type="gramEnd"/>
           <w:r>
             <w:rPr>
               <w:color w:val="000000"/>
               <w:sz w:val="24"/>
             </w:rPr>
-            <w:t xml:space="preserve"> NTC: Noções básicas, recursos, símbolos e aplicações ». Acedido: 2 de Julho de 2026. [Em linha]. Disponível em: https://www.ariat-tech.pt/blog/Understanding-NTC-Thermistors-Basics,Features-and-Applications.html</w:t>
+            <w:t xml:space="preserve"> NTC: Noções básicas, recursos, símbolos e </w:t>
+          </w:r>
+          <w:proofErr w:type="gramStart"/>
+          <w:r>
+            <w:rPr>
+              <w:color w:val="000000"/>
+              <w:sz w:val="24"/>
+            </w:rPr>
+            <w:t>aplicações »</w:t>
+          </w:r>
+          <w:proofErr w:type="gramEnd"/>
+          <w:r>
+            <w:rPr>
+              <w:color w:val="000000"/>
+              <w:sz w:val="24"/>
+            </w:rPr>
+            <w:t xml:space="preserve">. Acedido: 2 de </w:t>
+          </w:r>
+          <w:proofErr w:type="gramStart"/>
+          <w:r>
+            <w:rPr>
+              <w:color w:val="000000"/>
+              <w:sz w:val="24"/>
+            </w:rPr>
+            <w:t>Julho</w:t>
+          </w:r>
+          <w:proofErr w:type="gramEnd"/>
+          <w:r>
+            <w:rPr>
+              <w:color w:val="000000"/>
+              <w:sz w:val="24"/>
+            </w:rPr>
+            <w:t xml:space="preserve"> de 2026. [Em linha]. Disponível em: https://www.ariat-tech.pt/blog/Understanding-NTC-Thermistors-Basics,Features-and-Applications.html</w:t>
           </w:r>
         </w:p>
         <w:p>
@@ -14266,7 +15390,23 @@
               <w:color w:val="000000"/>
               <w:sz w:val="24"/>
             </w:rPr>
-            <w:t xml:space="preserve"> e Aplicações em Circuitos». Acedido: 2 de Julho de 2026. [Em linha]. Disponível em: https://www.ntclcr.com/pt/thermistor-characteristics-and-circuit-applications</w:t>
+            <w:t xml:space="preserve"> e Aplicações em Circuitos». Acedido: 2 de </w:t>
+          </w:r>
+          <w:proofErr w:type="gramStart"/>
+          <w:r>
+            <w:rPr>
+              <w:color w:val="000000"/>
+              <w:sz w:val="24"/>
+            </w:rPr>
+            <w:t>Julho</w:t>
+          </w:r>
+          <w:proofErr w:type="gramEnd"/>
+          <w:r>
+            <w:rPr>
+              <w:color w:val="000000"/>
+              <w:sz w:val="24"/>
+            </w:rPr>
+            <w:t xml:space="preserve"> de 2026. [Em linha]. Disponível em: https://www.ntclcr.com/pt/thermistor-characteristics-and-circuit-applications</w:t>
           </w:r>
         </w:p>
         <w:p>
@@ -14309,7 +15449,23 @@
               <w:color w:val="000000"/>
               <w:sz w:val="24"/>
             </w:rPr>
-            <w:t>, «O que é um termopar? Funcionamento, tipos e como testar». Acedido: 2 de Julho de 2026. [Em linha]. Disponível em: https://www.makerhero.com/blog/o-que-e-um-termopar/?srsltid=AfmBOopavNeg-wpJABZNkmUOOtczGhxuYAoQEjBZqphVMtENIQmnmrZT</w:t>
+            <w:t xml:space="preserve">, «O que é um termopar? Funcionamento, tipos e como testar». Acedido: 2 de </w:t>
+          </w:r>
+          <w:proofErr w:type="gramStart"/>
+          <w:r>
+            <w:rPr>
+              <w:color w:val="000000"/>
+              <w:sz w:val="24"/>
+            </w:rPr>
+            <w:t>Julho</w:t>
+          </w:r>
+          <w:proofErr w:type="gramEnd"/>
+          <w:r>
+            <w:rPr>
+              <w:color w:val="000000"/>
+              <w:sz w:val="24"/>
+            </w:rPr>
+            <w:t xml:space="preserve"> de 2026. [Em linha]. Disponível em: https://www.makerhero.com/blog/o-que-e-um-termopar/?srsltid=AfmBOopavNeg-wpJABZNkmUOOtczGhxuYAoQEjBZqphVMtENIQmnmrZT</w:t>
           </w:r>
         </w:p>
         <w:p>
@@ -14336,7 +15492,23 @@
               <w:sz w:val="24"/>
             </w:rPr>
             <w:tab/>
-            <w:t>«Noções básicas sobre RTD». Acedido: 2 de Julho de 2026. [Em linha]. Disponível em: https://www.te.com/pt/products/sensors/temperature-sensors/resources/understanding-rtds.html#chapter-1-dl</w:t>
+            <w:t xml:space="preserve">«Noções básicas sobre RTD». Acedido: 2 de </w:t>
+          </w:r>
+          <w:proofErr w:type="gramStart"/>
+          <w:r>
+            <w:rPr>
+              <w:color w:val="000000"/>
+              <w:sz w:val="24"/>
+            </w:rPr>
+            <w:t>Julho</w:t>
+          </w:r>
+          <w:proofErr w:type="gramEnd"/>
+          <w:r>
+            <w:rPr>
+              <w:color w:val="000000"/>
+              <w:sz w:val="24"/>
+            </w:rPr>
+            <w:t xml:space="preserve"> de 2026. [Em linha]. Disponível em: https://www.te.com/pt/products/sensors/temperature-sensors/resources/understanding-rtds.html#chapter-1-dl</w:t>
           </w:r>
         </w:p>
         <w:p>
@@ -14802,9 +15974,11 @@
       <w:r>
         <w:t xml:space="preserve">13 de </w:t>
       </w:r>
+      <w:proofErr w:type="gramStart"/>
       <w:r>
         <w:t>Julho</w:t>
       </w:r>
+      <w:proofErr w:type="gramEnd"/>
       <w:r>
         <w:t xml:space="preserve"> de 20</w:t>
       </w:r>
@@ -14814,7 +15988,7 @@
       <w:r>
         <w:t xml:space="preserve">6, Versão 1.0, </w:t>
       </w:r>
-      <w:hyperlink r:id="rId36" w:history="1">
+      <w:hyperlink r:id="rId42" w:history="1">
         <w:r>
           <w:rPr>
             <w:rStyle w:val="Hiperligao"/>
@@ -14836,7 +16010,7 @@
       </w:pPr>
     </w:p>
     <w:sectPr>
-      <w:headerReference w:type="even" r:id="rId37"/>
+      <w:headerReference w:type="even" r:id="rId43"/>
       <w:type w:val="oddPage"/>
       <w:pgSz w:w="11906" w:h="16838" w:code="9"/>
       <w:pgMar w:top="1418" w:right="1418" w:bottom="1418" w:left="1701" w:header="709" w:footer="567" w:gutter="0"/>
@@ -15315,6 +16489,155 @@
     </w:lvl>
   </w:abstractNum>
   <w:abstractNum w:abstractNumId="1" w15:restartNumberingAfterBreak="0">
+    <w:nsid w:val="05D86AA1"/>
+    <w:multiLevelType w:val="multilevel"/>
+    <w:tmpl w:val="FBD4B30C"/>
+    <w:lvl w:ilvl="0">
+      <w:start w:val="1"/>
+      <w:numFmt w:val="bullet"/>
+      <w:lvlText w:val=""/>
+      <w:lvlJc w:val="left"/>
+      <w:pPr>
+        <w:tabs>
+          <w:tab w:val="num" w:pos="720"/>
+        </w:tabs>
+        <w:ind w:left="720" w:hanging="360"/>
+      </w:pPr>
+      <w:rPr>
+        <w:rFonts w:ascii="Symbol" w:hAnsi="Symbol" w:hint="default"/>
+        <w:sz w:val="20"/>
+      </w:rPr>
+    </w:lvl>
+    <w:lvl w:ilvl="1" w:tentative="1">
+      <w:start w:val="1"/>
+      <w:numFmt w:val="bullet"/>
+      <w:lvlText w:val="o"/>
+      <w:lvlJc w:val="left"/>
+      <w:pPr>
+        <w:tabs>
+          <w:tab w:val="num" w:pos="1440"/>
+        </w:tabs>
+        <w:ind w:left="1440" w:hanging="360"/>
+      </w:pPr>
+      <w:rPr>
+        <w:rFonts w:ascii="Courier New" w:hAnsi="Courier New" w:hint="default"/>
+        <w:sz w:val="20"/>
+      </w:rPr>
+    </w:lvl>
+    <w:lvl w:ilvl="2" w:tentative="1">
+      <w:start w:val="1"/>
+      <w:numFmt w:val="bullet"/>
+      <w:lvlText w:val=""/>
+      <w:lvlJc w:val="left"/>
+      <w:pPr>
+        <w:tabs>
+          <w:tab w:val="num" w:pos="2160"/>
+        </w:tabs>
+        <w:ind w:left="2160" w:hanging="360"/>
+      </w:pPr>
+      <w:rPr>
+        <w:rFonts w:ascii="Wingdings" w:hAnsi="Wingdings" w:hint="default"/>
+        <w:sz w:val="20"/>
+      </w:rPr>
+    </w:lvl>
+    <w:lvl w:ilvl="3" w:tentative="1">
+      <w:start w:val="1"/>
+      <w:numFmt w:val="bullet"/>
+      <w:lvlText w:val=""/>
+      <w:lvlJc w:val="left"/>
+      <w:pPr>
+        <w:tabs>
+          <w:tab w:val="num" w:pos="2880"/>
+        </w:tabs>
+        <w:ind w:left="2880" w:hanging="360"/>
+      </w:pPr>
+      <w:rPr>
+        <w:rFonts w:ascii="Wingdings" w:hAnsi="Wingdings" w:hint="default"/>
+        <w:sz w:val="20"/>
+      </w:rPr>
+    </w:lvl>
+    <w:lvl w:ilvl="4" w:tentative="1">
+      <w:start w:val="1"/>
+      <w:numFmt w:val="bullet"/>
+      <w:lvlText w:val=""/>
+      <w:lvlJc w:val="left"/>
+      <w:pPr>
+        <w:tabs>
+          <w:tab w:val="num" w:pos="3600"/>
+        </w:tabs>
+        <w:ind w:left="3600" w:hanging="360"/>
+      </w:pPr>
+      <w:rPr>
+        <w:rFonts w:ascii="Wingdings" w:hAnsi="Wingdings" w:hint="default"/>
+        <w:sz w:val="20"/>
+      </w:rPr>
+    </w:lvl>
+    <w:lvl w:ilvl="5" w:tentative="1">
+      <w:start w:val="1"/>
+      <w:numFmt w:val="bullet"/>
+      <w:lvlText w:val=""/>
+      <w:lvlJc w:val="left"/>
+      <w:pPr>
+        <w:tabs>
+          <w:tab w:val="num" w:pos="4320"/>
+        </w:tabs>
+        <w:ind w:left="4320" w:hanging="360"/>
+      </w:pPr>
+      <w:rPr>
+        <w:rFonts w:ascii="Wingdings" w:hAnsi="Wingdings" w:hint="default"/>
+        <w:sz w:val="20"/>
+      </w:rPr>
+    </w:lvl>
+    <w:lvl w:ilvl="6" w:tentative="1">
+      <w:start w:val="1"/>
+      <w:numFmt w:val="bullet"/>
+      <w:lvlText w:val=""/>
+      <w:lvlJc w:val="left"/>
+      <w:pPr>
+        <w:tabs>
+          <w:tab w:val="num" w:pos="5040"/>
+        </w:tabs>
+        <w:ind w:left="5040" w:hanging="360"/>
+      </w:pPr>
+      <w:rPr>
+        <w:rFonts w:ascii="Wingdings" w:hAnsi="Wingdings" w:hint="default"/>
+        <w:sz w:val="20"/>
+      </w:rPr>
+    </w:lvl>
+    <w:lvl w:ilvl="7" w:tentative="1">
+      <w:start w:val="1"/>
+      <w:numFmt w:val="bullet"/>
+      <w:lvlText w:val=""/>
+      <w:lvlJc w:val="left"/>
+      <w:pPr>
+        <w:tabs>
+          <w:tab w:val="num" w:pos="5760"/>
+        </w:tabs>
+        <w:ind w:left="5760" w:hanging="360"/>
+      </w:pPr>
+      <w:rPr>
+        <w:rFonts w:ascii="Wingdings" w:hAnsi="Wingdings" w:hint="default"/>
+        <w:sz w:val="20"/>
+      </w:rPr>
+    </w:lvl>
+    <w:lvl w:ilvl="8" w:tentative="1">
+      <w:start w:val="1"/>
+      <w:numFmt w:val="bullet"/>
+      <w:lvlText w:val=""/>
+      <w:lvlJc w:val="left"/>
+      <w:pPr>
+        <w:tabs>
+          <w:tab w:val="num" w:pos="6480"/>
+        </w:tabs>
+        <w:ind w:left="6480" w:hanging="360"/>
+      </w:pPr>
+      <w:rPr>
+        <w:rFonts w:ascii="Wingdings" w:hAnsi="Wingdings" w:hint="default"/>
+        <w:sz w:val="20"/>
+      </w:rPr>
+    </w:lvl>
+  </w:abstractNum>
+  <w:abstractNum w:abstractNumId="2" w15:restartNumberingAfterBreak="0">
     <w:nsid w:val="0828045F"/>
     <w:multiLevelType w:val="singleLevel"/>
     <w:tmpl w:val="5C10259C"/>
@@ -15332,119 +16655,6 @@
       </w:pPr>
       <w:rPr>
         <w:rFonts w:ascii="Symbol" w:hAnsi="Symbol" w:hint="default"/>
-      </w:rPr>
-    </w:lvl>
-  </w:abstractNum>
-  <w:abstractNum w:abstractNumId="2" w15:restartNumberingAfterBreak="0">
-    <w:nsid w:val="0C8A4583"/>
-    <w:multiLevelType w:val="hybridMultilevel"/>
-    <w:tmpl w:val="E2600D38"/>
-    <w:lvl w:ilvl="0" w:tplc="08160001">
-      <w:start w:val="1"/>
-      <w:numFmt w:val="bullet"/>
-      <w:lvlText w:val=""/>
-      <w:lvlJc w:val="left"/>
-      <w:pPr>
-        <w:ind w:left="720" w:hanging="360"/>
-      </w:pPr>
-      <w:rPr>
-        <w:rFonts w:ascii="Symbol" w:hAnsi="Symbol" w:hint="default"/>
-      </w:rPr>
-    </w:lvl>
-    <w:lvl w:ilvl="1" w:tplc="08160003" w:tentative="1">
-      <w:start w:val="1"/>
-      <w:numFmt w:val="bullet"/>
-      <w:lvlText w:val="o"/>
-      <w:lvlJc w:val="left"/>
-      <w:pPr>
-        <w:ind w:left="1440" w:hanging="360"/>
-      </w:pPr>
-      <w:rPr>
-        <w:rFonts w:ascii="Courier New" w:hAnsi="Courier New" w:cs="Courier New" w:hint="default"/>
-      </w:rPr>
-    </w:lvl>
-    <w:lvl w:ilvl="2" w:tplc="08160005" w:tentative="1">
-      <w:start w:val="1"/>
-      <w:numFmt w:val="bullet"/>
-      <w:lvlText w:val=""/>
-      <w:lvlJc w:val="left"/>
-      <w:pPr>
-        <w:ind w:left="2160" w:hanging="360"/>
-      </w:pPr>
-      <w:rPr>
-        <w:rFonts w:ascii="Wingdings" w:hAnsi="Wingdings" w:hint="default"/>
-      </w:rPr>
-    </w:lvl>
-    <w:lvl w:ilvl="3" w:tplc="08160001" w:tentative="1">
-      <w:start w:val="1"/>
-      <w:numFmt w:val="bullet"/>
-      <w:lvlText w:val=""/>
-      <w:lvlJc w:val="left"/>
-      <w:pPr>
-        <w:ind w:left="2880" w:hanging="360"/>
-      </w:pPr>
-      <w:rPr>
-        <w:rFonts w:ascii="Symbol" w:hAnsi="Symbol" w:hint="default"/>
-      </w:rPr>
-    </w:lvl>
-    <w:lvl w:ilvl="4" w:tplc="08160003" w:tentative="1">
-      <w:start w:val="1"/>
-      <w:numFmt w:val="bullet"/>
-      <w:lvlText w:val="o"/>
-      <w:lvlJc w:val="left"/>
-      <w:pPr>
-        <w:ind w:left="3600" w:hanging="360"/>
-      </w:pPr>
-      <w:rPr>
-        <w:rFonts w:ascii="Courier New" w:hAnsi="Courier New" w:cs="Courier New" w:hint="default"/>
-      </w:rPr>
-    </w:lvl>
-    <w:lvl w:ilvl="5" w:tplc="08160005" w:tentative="1">
-      <w:start w:val="1"/>
-      <w:numFmt w:val="bullet"/>
-      <w:lvlText w:val=""/>
-      <w:lvlJc w:val="left"/>
-      <w:pPr>
-        <w:ind w:left="4320" w:hanging="360"/>
-      </w:pPr>
-      <w:rPr>
-        <w:rFonts w:ascii="Wingdings" w:hAnsi="Wingdings" w:hint="default"/>
-      </w:rPr>
-    </w:lvl>
-    <w:lvl w:ilvl="6" w:tplc="08160001" w:tentative="1">
-      <w:start w:val="1"/>
-      <w:numFmt w:val="bullet"/>
-      <w:lvlText w:val=""/>
-      <w:lvlJc w:val="left"/>
-      <w:pPr>
-        <w:ind w:left="5040" w:hanging="360"/>
-      </w:pPr>
-      <w:rPr>
-        <w:rFonts w:ascii="Symbol" w:hAnsi="Symbol" w:hint="default"/>
-      </w:rPr>
-    </w:lvl>
-    <w:lvl w:ilvl="7" w:tplc="08160003" w:tentative="1">
-      <w:start w:val="1"/>
-      <w:numFmt w:val="bullet"/>
-      <w:lvlText w:val="o"/>
-      <w:lvlJc w:val="left"/>
-      <w:pPr>
-        <w:ind w:left="5760" w:hanging="360"/>
-      </w:pPr>
-      <w:rPr>
-        <w:rFonts w:ascii="Courier New" w:hAnsi="Courier New" w:cs="Courier New" w:hint="default"/>
-      </w:rPr>
-    </w:lvl>
-    <w:lvl w:ilvl="8" w:tplc="08160005" w:tentative="1">
-      <w:start w:val="1"/>
-      <w:numFmt w:val="bullet"/>
-      <w:lvlText w:val=""/>
-      <w:lvlJc w:val="left"/>
-      <w:pPr>
-        <w:ind w:left="6480" w:hanging="360"/>
-      </w:pPr>
-      <w:rPr>
-        <w:rFonts w:ascii="Wingdings" w:hAnsi="Wingdings" w:hint="default"/>
       </w:rPr>
     </w:lvl>
   </w:abstractNum>
@@ -15562,155 +16772,6 @@
     </w:lvl>
   </w:abstractNum>
   <w:abstractNum w:abstractNumId="4" w15:restartNumberingAfterBreak="0">
-    <w:nsid w:val="152E3244"/>
-    <w:multiLevelType w:val="multilevel"/>
-    <w:tmpl w:val="37B6A45E"/>
-    <w:lvl w:ilvl="0">
-      <w:start w:val="1"/>
-      <w:numFmt w:val="bullet"/>
-      <w:lvlText w:val=""/>
-      <w:lvlJc w:val="left"/>
-      <w:pPr>
-        <w:tabs>
-          <w:tab w:val="num" w:pos="720"/>
-        </w:tabs>
-        <w:ind w:left="720" w:hanging="360"/>
-      </w:pPr>
-      <w:rPr>
-        <w:rFonts w:ascii="Symbol" w:hAnsi="Symbol" w:hint="default"/>
-        <w:sz w:val="20"/>
-      </w:rPr>
-    </w:lvl>
-    <w:lvl w:ilvl="1" w:tentative="1">
-      <w:start w:val="1"/>
-      <w:numFmt w:val="bullet"/>
-      <w:lvlText w:val="o"/>
-      <w:lvlJc w:val="left"/>
-      <w:pPr>
-        <w:tabs>
-          <w:tab w:val="num" w:pos="1440"/>
-        </w:tabs>
-        <w:ind w:left="1440" w:hanging="360"/>
-      </w:pPr>
-      <w:rPr>
-        <w:rFonts w:ascii="Courier New" w:hAnsi="Courier New" w:hint="default"/>
-        <w:sz w:val="20"/>
-      </w:rPr>
-    </w:lvl>
-    <w:lvl w:ilvl="2" w:tentative="1">
-      <w:start w:val="1"/>
-      <w:numFmt w:val="bullet"/>
-      <w:lvlText w:val=""/>
-      <w:lvlJc w:val="left"/>
-      <w:pPr>
-        <w:tabs>
-          <w:tab w:val="num" w:pos="2160"/>
-        </w:tabs>
-        <w:ind w:left="2160" w:hanging="360"/>
-      </w:pPr>
-      <w:rPr>
-        <w:rFonts w:ascii="Wingdings" w:hAnsi="Wingdings" w:hint="default"/>
-        <w:sz w:val="20"/>
-      </w:rPr>
-    </w:lvl>
-    <w:lvl w:ilvl="3" w:tentative="1">
-      <w:start w:val="1"/>
-      <w:numFmt w:val="bullet"/>
-      <w:lvlText w:val=""/>
-      <w:lvlJc w:val="left"/>
-      <w:pPr>
-        <w:tabs>
-          <w:tab w:val="num" w:pos="2880"/>
-        </w:tabs>
-        <w:ind w:left="2880" w:hanging="360"/>
-      </w:pPr>
-      <w:rPr>
-        <w:rFonts w:ascii="Wingdings" w:hAnsi="Wingdings" w:hint="default"/>
-        <w:sz w:val="20"/>
-      </w:rPr>
-    </w:lvl>
-    <w:lvl w:ilvl="4" w:tentative="1">
-      <w:start w:val="1"/>
-      <w:numFmt w:val="bullet"/>
-      <w:lvlText w:val=""/>
-      <w:lvlJc w:val="left"/>
-      <w:pPr>
-        <w:tabs>
-          <w:tab w:val="num" w:pos="3600"/>
-        </w:tabs>
-        <w:ind w:left="3600" w:hanging="360"/>
-      </w:pPr>
-      <w:rPr>
-        <w:rFonts w:ascii="Wingdings" w:hAnsi="Wingdings" w:hint="default"/>
-        <w:sz w:val="20"/>
-      </w:rPr>
-    </w:lvl>
-    <w:lvl w:ilvl="5" w:tentative="1">
-      <w:start w:val="1"/>
-      <w:numFmt w:val="bullet"/>
-      <w:lvlText w:val=""/>
-      <w:lvlJc w:val="left"/>
-      <w:pPr>
-        <w:tabs>
-          <w:tab w:val="num" w:pos="4320"/>
-        </w:tabs>
-        <w:ind w:left="4320" w:hanging="360"/>
-      </w:pPr>
-      <w:rPr>
-        <w:rFonts w:ascii="Wingdings" w:hAnsi="Wingdings" w:hint="default"/>
-        <w:sz w:val="20"/>
-      </w:rPr>
-    </w:lvl>
-    <w:lvl w:ilvl="6" w:tentative="1">
-      <w:start w:val="1"/>
-      <w:numFmt w:val="bullet"/>
-      <w:lvlText w:val=""/>
-      <w:lvlJc w:val="left"/>
-      <w:pPr>
-        <w:tabs>
-          <w:tab w:val="num" w:pos="5040"/>
-        </w:tabs>
-        <w:ind w:left="5040" w:hanging="360"/>
-      </w:pPr>
-      <w:rPr>
-        <w:rFonts w:ascii="Wingdings" w:hAnsi="Wingdings" w:hint="default"/>
-        <w:sz w:val="20"/>
-      </w:rPr>
-    </w:lvl>
-    <w:lvl w:ilvl="7" w:tentative="1">
-      <w:start w:val="1"/>
-      <w:numFmt w:val="bullet"/>
-      <w:lvlText w:val=""/>
-      <w:lvlJc w:val="left"/>
-      <w:pPr>
-        <w:tabs>
-          <w:tab w:val="num" w:pos="5760"/>
-        </w:tabs>
-        <w:ind w:left="5760" w:hanging="360"/>
-      </w:pPr>
-      <w:rPr>
-        <w:rFonts w:ascii="Wingdings" w:hAnsi="Wingdings" w:hint="default"/>
-        <w:sz w:val="20"/>
-      </w:rPr>
-    </w:lvl>
-    <w:lvl w:ilvl="8" w:tentative="1">
-      <w:start w:val="1"/>
-      <w:numFmt w:val="bullet"/>
-      <w:lvlText w:val=""/>
-      <w:lvlJc w:val="left"/>
-      <w:pPr>
-        <w:tabs>
-          <w:tab w:val="num" w:pos="6480"/>
-        </w:tabs>
-        <w:ind w:left="6480" w:hanging="360"/>
-      </w:pPr>
-      <w:rPr>
-        <w:rFonts w:ascii="Wingdings" w:hAnsi="Wingdings" w:hint="default"/>
-        <w:sz w:val="20"/>
-      </w:rPr>
-    </w:lvl>
-  </w:abstractNum>
-  <w:abstractNum w:abstractNumId="5" w15:restartNumberingAfterBreak="0">
     <w:nsid w:val="15DA050C"/>
     <w:multiLevelType w:val="hybridMultilevel"/>
     <w:tmpl w:val="91D2A83E"/>
@@ -15831,7 +16892,7 @@
       </w:pPr>
     </w:lvl>
   </w:abstractNum>
-  <w:abstractNum w:abstractNumId="6" w15:restartNumberingAfterBreak="0">
+  <w:abstractNum w:abstractNumId="5" w15:restartNumberingAfterBreak="0">
     <w:nsid w:val="16A90C07"/>
     <w:multiLevelType w:val="multilevel"/>
     <w:tmpl w:val="26A4CFEA"/>
@@ -15980,7 +17041,7 @@
       </w:rPr>
     </w:lvl>
   </w:abstractNum>
-  <w:abstractNum w:abstractNumId="7" w15:restartNumberingAfterBreak="0">
+  <w:abstractNum w:abstractNumId="6" w15:restartNumberingAfterBreak="0">
     <w:nsid w:val="188136A4"/>
     <w:multiLevelType w:val="multilevel"/>
     <w:tmpl w:val="C2DE6206"/>
@@ -16129,156 +17190,7 @@
       </w:rPr>
     </w:lvl>
   </w:abstractNum>
-  <w:abstractNum w:abstractNumId="8" w15:restartNumberingAfterBreak="0">
-    <w:nsid w:val="19952CFD"/>
-    <w:multiLevelType w:val="multilevel"/>
-    <w:tmpl w:val="45BC98EE"/>
-    <w:lvl w:ilvl="0">
-      <w:start w:val="1"/>
-      <w:numFmt w:val="bullet"/>
-      <w:lvlText w:val=""/>
-      <w:lvlJc w:val="left"/>
-      <w:pPr>
-        <w:tabs>
-          <w:tab w:val="num" w:pos="720"/>
-        </w:tabs>
-        <w:ind w:left="720" w:hanging="360"/>
-      </w:pPr>
-      <w:rPr>
-        <w:rFonts w:ascii="Symbol" w:hAnsi="Symbol" w:hint="default"/>
-        <w:sz w:val="20"/>
-      </w:rPr>
-    </w:lvl>
-    <w:lvl w:ilvl="1" w:tentative="1">
-      <w:start w:val="1"/>
-      <w:numFmt w:val="bullet"/>
-      <w:lvlText w:val="o"/>
-      <w:lvlJc w:val="left"/>
-      <w:pPr>
-        <w:tabs>
-          <w:tab w:val="num" w:pos="1440"/>
-        </w:tabs>
-        <w:ind w:left="1440" w:hanging="360"/>
-      </w:pPr>
-      <w:rPr>
-        <w:rFonts w:ascii="Courier New" w:hAnsi="Courier New" w:hint="default"/>
-        <w:sz w:val="20"/>
-      </w:rPr>
-    </w:lvl>
-    <w:lvl w:ilvl="2" w:tentative="1">
-      <w:start w:val="1"/>
-      <w:numFmt w:val="bullet"/>
-      <w:lvlText w:val=""/>
-      <w:lvlJc w:val="left"/>
-      <w:pPr>
-        <w:tabs>
-          <w:tab w:val="num" w:pos="2160"/>
-        </w:tabs>
-        <w:ind w:left="2160" w:hanging="360"/>
-      </w:pPr>
-      <w:rPr>
-        <w:rFonts w:ascii="Wingdings" w:hAnsi="Wingdings" w:hint="default"/>
-        <w:sz w:val="20"/>
-      </w:rPr>
-    </w:lvl>
-    <w:lvl w:ilvl="3" w:tentative="1">
-      <w:start w:val="1"/>
-      <w:numFmt w:val="bullet"/>
-      <w:lvlText w:val=""/>
-      <w:lvlJc w:val="left"/>
-      <w:pPr>
-        <w:tabs>
-          <w:tab w:val="num" w:pos="2880"/>
-        </w:tabs>
-        <w:ind w:left="2880" w:hanging="360"/>
-      </w:pPr>
-      <w:rPr>
-        <w:rFonts w:ascii="Wingdings" w:hAnsi="Wingdings" w:hint="default"/>
-        <w:sz w:val="20"/>
-      </w:rPr>
-    </w:lvl>
-    <w:lvl w:ilvl="4" w:tentative="1">
-      <w:start w:val="1"/>
-      <w:numFmt w:val="bullet"/>
-      <w:lvlText w:val=""/>
-      <w:lvlJc w:val="left"/>
-      <w:pPr>
-        <w:tabs>
-          <w:tab w:val="num" w:pos="3600"/>
-        </w:tabs>
-        <w:ind w:left="3600" w:hanging="360"/>
-      </w:pPr>
-      <w:rPr>
-        <w:rFonts w:ascii="Wingdings" w:hAnsi="Wingdings" w:hint="default"/>
-        <w:sz w:val="20"/>
-      </w:rPr>
-    </w:lvl>
-    <w:lvl w:ilvl="5" w:tentative="1">
-      <w:start w:val="1"/>
-      <w:numFmt w:val="bullet"/>
-      <w:lvlText w:val=""/>
-      <w:lvlJc w:val="left"/>
-      <w:pPr>
-        <w:tabs>
-          <w:tab w:val="num" w:pos="4320"/>
-        </w:tabs>
-        <w:ind w:left="4320" w:hanging="360"/>
-      </w:pPr>
-      <w:rPr>
-        <w:rFonts w:ascii="Wingdings" w:hAnsi="Wingdings" w:hint="default"/>
-        <w:sz w:val="20"/>
-      </w:rPr>
-    </w:lvl>
-    <w:lvl w:ilvl="6" w:tentative="1">
-      <w:start w:val="1"/>
-      <w:numFmt w:val="bullet"/>
-      <w:lvlText w:val=""/>
-      <w:lvlJc w:val="left"/>
-      <w:pPr>
-        <w:tabs>
-          <w:tab w:val="num" w:pos="5040"/>
-        </w:tabs>
-        <w:ind w:left="5040" w:hanging="360"/>
-      </w:pPr>
-      <w:rPr>
-        <w:rFonts w:ascii="Wingdings" w:hAnsi="Wingdings" w:hint="default"/>
-        <w:sz w:val="20"/>
-      </w:rPr>
-    </w:lvl>
-    <w:lvl w:ilvl="7" w:tentative="1">
-      <w:start w:val="1"/>
-      <w:numFmt w:val="bullet"/>
-      <w:lvlText w:val=""/>
-      <w:lvlJc w:val="left"/>
-      <w:pPr>
-        <w:tabs>
-          <w:tab w:val="num" w:pos="5760"/>
-        </w:tabs>
-        <w:ind w:left="5760" w:hanging="360"/>
-      </w:pPr>
-      <w:rPr>
-        <w:rFonts w:ascii="Wingdings" w:hAnsi="Wingdings" w:hint="default"/>
-        <w:sz w:val="20"/>
-      </w:rPr>
-    </w:lvl>
-    <w:lvl w:ilvl="8" w:tentative="1">
-      <w:start w:val="1"/>
-      <w:numFmt w:val="bullet"/>
-      <w:lvlText w:val=""/>
-      <w:lvlJc w:val="left"/>
-      <w:pPr>
-        <w:tabs>
-          <w:tab w:val="num" w:pos="6480"/>
-        </w:tabs>
-        <w:ind w:left="6480" w:hanging="360"/>
-      </w:pPr>
-      <w:rPr>
-        <w:rFonts w:ascii="Wingdings" w:hAnsi="Wingdings" w:hint="default"/>
-        <w:sz w:val="20"/>
-      </w:rPr>
-    </w:lvl>
-  </w:abstractNum>
-  <w:abstractNum w:abstractNumId="9" w15:restartNumberingAfterBreak="0">
+  <w:abstractNum w:abstractNumId="7" w15:restartNumberingAfterBreak="0">
     <w:nsid w:val="1BF412E4"/>
     <w:multiLevelType w:val="hybridMultilevel"/>
     <w:tmpl w:val="DAD2495A"/>
@@ -16391,7 +17303,7 @@
       </w:rPr>
     </w:lvl>
   </w:abstractNum>
-  <w:abstractNum w:abstractNumId="10" w15:restartNumberingAfterBreak="0">
+  <w:abstractNum w:abstractNumId="8" w15:restartNumberingAfterBreak="0">
     <w:nsid w:val="1CAA67B1"/>
     <w:multiLevelType w:val="hybridMultilevel"/>
     <w:tmpl w:val="9A006350"/>
@@ -16508,418 +17420,7 @@
       </w:pPr>
     </w:lvl>
   </w:abstractNum>
-  <w:abstractNum w:abstractNumId="11" w15:restartNumberingAfterBreak="0">
-    <w:nsid w:val="23053631"/>
-    <w:multiLevelType w:val="hybridMultilevel"/>
-    <w:tmpl w:val="822C4E12"/>
-    <w:lvl w:ilvl="0" w:tplc="08160001">
-      <w:start w:val="1"/>
-      <w:numFmt w:val="bullet"/>
-      <w:lvlText w:val=""/>
-      <w:lvlJc w:val="left"/>
-      <w:pPr>
-        <w:ind w:left="720" w:hanging="360"/>
-      </w:pPr>
-      <w:rPr>
-        <w:rFonts w:ascii="Symbol" w:hAnsi="Symbol" w:hint="default"/>
-      </w:rPr>
-    </w:lvl>
-    <w:lvl w:ilvl="1" w:tplc="08160003" w:tentative="1">
-      <w:start w:val="1"/>
-      <w:numFmt w:val="bullet"/>
-      <w:lvlText w:val="o"/>
-      <w:lvlJc w:val="left"/>
-      <w:pPr>
-        <w:ind w:left="1440" w:hanging="360"/>
-      </w:pPr>
-      <w:rPr>
-        <w:rFonts w:ascii="Courier New" w:hAnsi="Courier New" w:cs="Courier New" w:hint="default"/>
-      </w:rPr>
-    </w:lvl>
-    <w:lvl w:ilvl="2" w:tplc="08160005" w:tentative="1">
-      <w:start w:val="1"/>
-      <w:numFmt w:val="bullet"/>
-      <w:lvlText w:val=""/>
-      <w:lvlJc w:val="left"/>
-      <w:pPr>
-        <w:ind w:left="2160" w:hanging="360"/>
-      </w:pPr>
-      <w:rPr>
-        <w:rFonts w:ascii="Wingdings" w:hAnsi="Wingdings" w:hint="default"/>
-      </w:rPr>
-    </w:lvl>
-    <w:lvl w:ilvl="3" w:tplc="08160001" w:tentative="1">
-      <w:start w:val="1"/>
-      <w:numFmt w:val="bullet"/>
-      <w:lvlText w:val=""/>
-      <w:lvlJc w:val="left"/>
-      <w:pPr>
-        <w:ind w:left="2880" w:hanging="360"/>
-      </w:pPr>
-      <w:rPr>
-        <w:rFonts w:ascii="Symbol" w:hAnsi="Symbol" w:hint="default"/>
-      </w:rPr>
-    </w:lvl>
-    <w:lvl w:ilvl="4" w:tplc="08160003" w:tentative="1">
-      <w:start w:val="1"/>
-      <w:numFmt w:val="bullet"/>
-      <w:lvlText w:val="o"/>
-      <w:lvlJc w:val="left"/>
-      <w:pPr>
-        <w:ind w:left="3600" w:hanging="360"/>
-      </w:pPr>
-      <w:rPr>
-        <w:rFonts w:ascii="Courier New" w:hAnsi="Courier New" w:cs="Courier New" w:hint="default"/>
-      </w:rPr>
-    </w:lvl>
-    <w:lvl w:ilvl="5" w:tplc="08160005" w:tentative="1">
-      <w:start w:val="1"/>
-      <w:numFmt w:val="bullet"/>
-      <w:lvlText w:val=""/>
-      <w:lvlJc w:val="left"/>
-      <w:pPr>
-        <w:ind w:left="4320" w:hanging="360"/>
-      </w:pPr>
-      <w:rPr>
-        <w:rFonts w:ascii="Wingdings" w:hAnsi="Wingdings" w:hint="default"/>
-      </w:rPr>
-    </w:lvl>
-    <w:lvl w:ilvl="6" w:tplc="08160001" w:tentative="1">
-      <w:start w:val="1"/>
-      <w:numFmt w:val="bullet"/>
-      <w:lvlText w:val=""/>
-      <w:lvlJc w:val="left"/>
-      <w:pPr>
-        <w:ind w:left="5040" w:hanging="360"/>
-      </w:pPr>
-      <w:rPr>
-        <w:rFonts w:ascii="Symbol" w:hAnsi="Symbol" w:hint="default"/>
-      </w:rPr>
-    </w:lvl>
-    <w:lvl w:ilvl="7" w:tplc="08160003" w:tentative="1">
-      <w:start w:val="1"/>
-      <w:numFmt w:val="bullet"/>
-      <w:lvlText w:val="o"/>
-      <w:lvlJc w:val="left"/>
-      <w:pPr>
-        <w:ind w:left="5760" w:hanging="360"/>
-      </w:pPr>
-      <w:rPr>
-        <w:rFonts w:ascii="Courier New" w:hAnsi="Courier New" w:cs="Courier New" w:hint="default"/>
-      </w:rPr>
-    </w:lvl>
-    <w:lvl w:ilvl="8" w:tplc="08160005" w:tentative="1">
-      <w:start w:val="1"/>
-      <w:numFmt w:val="bullet"/>
-      <w:lvlText w:val=""/>
-      <w:lvlJc w:val="left"/>
-      <w:pPr>
-        <w:ind w:left="6480" w:hanging="360"/>
-      </w:pPr>
-      <w:rPr>
-        <w:rFonts w:ascii="Wingdings" w:hAnsi="Wingdings" w:hint="default"/>
-      </w:rPr>
-    </w:lvl>
-  </w:abstractNum>
-  <w:abstractNum w:abstractNumId="12" w15:restartNumberingAfterBreak="0">
-    <w:nsid w:val="25310ECA"/>
-    <w:multiLevelType w:val="multilevel"/>
-    <w:tmpl w:val="0DFAA750"/>
-    <w:lvl w:ilvl="0">
-      <w:start w:val="1"/>
-      <w:numFmt w:val="bullet"/>
-      <w:lvlText w:val=""/>
-      <w:lvlJc w:val="left"/>
-      <w:pPr>
-        <w:tabs>
-          <w:tab w:val="num" w:pos="720"/>
-        </w:tabs>
-        <w:ind w:left="720" w:hanging="360"/>
-      </w:pPr>
-      <w:rPr>
-        <w:rFonts w:ascii="Symbol" w:hAnsi="Symbol" w:hint="default"/>
-        <w:sz w:val="20"/>
-      </w:rPr>
-    </w:lvl>
-    <w:lvl w:ilvl="1" w:tentative="1">
-      <w:start w:val="1"/>
-      <w:numFmt w:val="bullet"/>
-      <w:lvlText w:val="o"/>
-      <w:lvlJc w:val="left"/>
-      <w:pPr>
-        <w:tabs>
-          <w:tab w:val="num" w:pos="1440"/>
-        </w:tabs>
-        <w:ind w:left="1440" w:hanging="360"/>
-      </w:pPr>
-      <w:rPr>
-        <w:rFonts w:ascii="Courier New" w:hAnsi="Courier New" w:hint="default"/>
-        <w:sz w:val="20"/>
-      </w:rPr>
-    </w:lvl>
-    <w:lvl w:ilvl="2" w:tentative="1">
-      <w:start w:val="1"/>
-      <w:numFmt w:val="bullet"/>
-      <w:lvlText w:val=""/>
-      <w:lvlJc w:val="left"/>
-      <w:pPr>
-        <w:tabs>
-          <w:tab w:val="num" w:pos="2160"/>
-        </w:tabs>
-        <w:ind w:left="2160" w:hanging="360"/>
-      </w:pPr>
-      <w:rPr>
-        <w:rFonts w:ascii="Wingdings" w:hAnsi="Wingdings" w:hint="default"/>
-        <w:sz w:val="20"/>
-      </w:rPr>
-    </w:lvl>
-    <w:lvl w:ilvl="3" w:tentative="1">
-      <w:start w:val="1"/>
-      <w:numFmt w:val="bullet"/>
-      <w:lvlText w:val=""/>
-      <w:lvlJc w:val="left"/>
-      <w:pPr>
-        <w:tabs>
-          <w:tab w:val="num" w:pos="2880"/>
-        </w:tabs>
-        <w:ind w:left="2880" w:hanging="360"/>
-      </w:pPr>
-      <w:rPr>
-        <w:rFonts w:ascii="Wingdings" w:hAnsi="Wingdings" w:hint="default"/>
-        <w:sz w:val="20"/>
-      </w:rPr>
-    </w:lvl>
-    <w:lvl w:ilvl="4" w:tentative="1">
-      <w:start w:val="1"/>
-      <w:numFmt w:val="bullet"/>
-      <w:lvlText w:val=""/>
-      <w:lvlJc w:val="left"/>
-      <w:pPr>
-        <w:tabs>
-          <w:tab w:val="num" w:pos="3600"/>
-        </w:tabs>
-        <w:ind w:left="3600" w:hanging="360"/>
-      </w:pPr>
-      <w:rPr>
-        <w:rFonts w:ascii="Wingdings" w:hAnsi="Wingdings" w:hint="default"/>
-        <w:sz w:val="20"/>
-      </w:rPr>
-    </w:lvl>
-    <w:lvl w:ilvl="5" w:tentative="1">
-      <w:start w:val="1"/>
-      <w:numFmt w:val="bullet"/>
-      <w:lvlText w:val=""/>
-      <w:lvlJc w:val="left"/>
-      <w:pPr>
-        <w:tabs>
-          <w:tab w:val="num" w:pos="4320"/>
-        </w:tabs>
-        <w:ind w:left="4320" w:hanging="360"/>
-      </w:pPr>
-      <w:rPr>
-        <w:rFonts w:ascii="Wingdings" w:hAnsi="Wingdings" w:hint="default"/>
-        <w:sz w:val="20"/>
-      </w:rPr>
-    </w:lvl>
-    <w:lvl w:ilvl="6" w:tentative="1">
-      <w:start w:val="1"/>
-      <w:numFmt w:val="bullet"/>
-      <w:lvlText w:val=""/>
-      <w:lvlJc w:val="left"/>
-      <w:pPr>
-        <w:tabs>
-          <w:tab w:val="num" w:pos="5040"/>
-        </w:tabs>
-        <w:ind w:left="5040" w:hanging="360"/>
-      </w:pPr>
-      <w:rPr>
-        <w:rFonts w:ascii="Wingdings" w:hAnsi="Wingdings" w:hint="default"/>
-        <w:sz w:val="20"/>
-      </w:rPr>
-    </w:lvl>
-    <w:lvl w:ilvl="7" w:tentative="1">
-      <w:start w:val="1"/>
-      <w:numFmt w:val="bullet"/>
-      <w:lvlText w:val=""/>
-      <w:lvlJc w:val="left"/>
-      <w:pPr>
-        <w:tabs>
-          <w:tab w:val="num" w:pos="5760"/>
-        </w:tabs>
-        <w:ind w:left="5760" w:hanging="360"/>
-      </w:pPr>
-      <w:rPr>
-        <w:rFonts w:ascii="Wingdings" w:hAnsi="Wingdings" w:hint="default"/>
-        <w:sz w:val="20"/>
-      </w:rPr>
-    </w:lvl>
-    <w:lvl w:ilvl="8" w:tentative="1">
-      <w:start w:val="1"/>
-      <w:numFmt w:val="bullet"/>
-      <w:lvlText w:val=""/>
-      <w:lvlJc w:val="left"/>
-      <w:pPr>
-        <w:tabs>
-          <w:tab w:val="num" w:pos="6480"/>
-        </w:tabs>
-        <w:ind w:left="6480" w:hanging="360"/>
-      </w:pPr>
-      <w:rPr>
-        <w:rFonts w:ascii="Wingdings" w:hAnsi="Wingdings" w:hint="default"/>
-        <w:sz w:val="20"/>
-      </w:rPr>
-    </w:lvl>
-  </w:abstractNum>
-  <w:abstractNum w:abstractNumId="13" w15:restartNumberingAfterBreak="0">
-    <w:nsid w:val="279F270C"/>
-    <w:multiLevelType w:val="multilevel"/>
-    <w:tmpl w:val="449C65AA"/>
-    <w:lvl w:ilvl="0">
-      <w:start w:val="1"/>
-      <w:numFmt w:val="bullet"/>
-      <w:lvlText w:val=""/>
-      <w:lvlJc w:val="left"/>
-      <w:pPr>
-        <w:tabs>
-          <w:tab w:val="num" w:pos="720"/>
-        </w:tabs>
-        <w:ind w:left="720" w:hanging="360"/>
-      </w:pPr>
-      <w:rPr>
-        <w:rFonts w:ascii="Symbol" w:hAnsi="Symbol" w:hint="default"/>
-        <w:sz w:val="20"/>
-      </w:rPr>
-    </w:lvl>
-    <w:lvl w:ilvl="1" w:tentative="1">
-      <w:start w:val="1"/>
-      <w:numFmt w:val="bullet"/>
-      <w:lvlText w:val="o"/>
-      <w:lvlJc w:val="left"/>
-      <w:pPr>
-        <w:tabs>
-          <w:tab w:val="num" w:pos="1440"/>
-        </w:tabs>
-        <w:ind w:left="1440" w:hanging="360"/>
-      </w:pPr>
-      <w:rPr>
-        <w:rFonts w:ascii="Courier New" w:hAnsi="Courier New" w:hint="default"/>
-        <w:sz w:val="20"/>
-      </w:rPr>
-    </w:lvl>
-    <w:lvl w:ilvl="2" w:tentative="1">
-      <w:start w:val="1"/>
-      <w:numFmt w:val="bullet"/>
-      <w:lvlText w:val=""/>
-      <w:lvlJc w:val="left"/>
-      <w:pPr>
-        <w:tabs>
-          <w:tab w:val="num" w:pos="2160"/>
-        </w:tabs>
-        <w:ind w:left="2160" w:hanging="360"/>
-      </w:pPr>
-      <w:rPr>
-        <w:rFonts w:ascii="Wingdings" w:hAnsi="Wingdings" w:hint="default"/>
-        <w:sz w:val="20"/>
-      </w:rPr>
-    </w:lvl>
-    <w:lvl w:ilvl="3" w:tentative="1">
-      <w:start w:val="1"/>
-      <w:numFmt w:val="bullet"/>
-      <w:lvlText w:val=""/>
-      <w:lvlJc w:val="left"/>
-      <w:pPr>
-        <w:tabs>
-          <w:tab w:val="num" w:pos="2880"/>
-        </w:tabs>
-        <w:ind w:left="2880" w:hanging="360"/>
-      </w:pPr>
-      <w:rPr>
-        <w:rFonts w:ascii="Wingdings" w:hAnsi="Wingdings" w:hint="default"/>
-        <w:sz w:val="20"/>
-      </w:rPr>
-    </w:lvl>
-    <w:lvl w:ilvl="4" w:tentative="1">
-      <w:start w:val="1"/>
-      <w:numFmt w:val="bullet"/>
-      <w:lvlText w:val=""/>
-      <w:lvlJc w:val="left"/>
-      <w:pPr>
-        <w:tabs>
-          <w:tab w:val="num" w:pos="3600"/>
-        </w:tabs>
-        <w:ind w:left="3600" w:hanging="360"/>
-      </w:pPr>
-      <w:rPr>
-        <w:rFonts w:ascii="Wingdings" w:hAnsi="Wingdings" w:hint="default"/>
-        <w:sz w:val="20"/>
-      </w:rPr>
-    </w:lvl>
-    <w:lvl w:ilvl="5" w:tentative="1">
-      <w:start w:val="1"/>
-      <w:numFmt w:val="bullet"/>
-      <w:lvlText w:val=""/>
-      <w:lvlJc w:val="left"/>
-      <w:pPr>
-        <w:tabs>
-          <w:tab w:val="num" w:pos="4320"/>
-        </w:tabs>
-        <w:ind w:left="4320" w:hanging="360"/>
-      </w:pPr>
-      <w:rPr>
-        <w:rFonts w:ascii="Wingdings" w:hAnsi="Wingdings" w:hint="default"/>
-        <w:sz w:val="20"/>
-      </w:rPr>
-    </w:lvl>
-    <w:lvl w:ilvl="6" w:tentative="1">
-      <w:start w:val="1"/>
-      <w:numFmt w:val="bullet"/>
-      <w:lvlText w:val=""/>
-      <w:lvlJc w:val="left"/>
-      <w:pPr>
-        <w:tabs>
-          <w:tab w:val="num" w:pos="5040"/>
-        </w:tabs>
-        <w:ind w:left="5040" w:hanging="360"/>
-      </w:pPr>
-      <w:rPr>
-        <w:rFonts w:ascii="Wingdings" w:hAnsi="Wingdings" w:hint="default"/>
-        <w:sz w:val="20"/>
-      </w:rPr>
-    </w:lvl>
-    <w:lvl w:ilvl="7" w:tentative="1">
-      <w:start w:val="1"/>
-      <w:numFmt w:val="bullet"/>
-      <w:lvlText w:val=""/>
-      <w:lvlJc w:val="left"/>
-      <w:pPr>
-        <w:tabs>
-          <w:tab w:val="num" w:pos="5760"/>
-        </w:tabs>
-        <w:ind w:left="5760" w:hanging="360"/>
-      </w:pPr>
-      <w:rPr>
-        <w:rFonts w:ascii="Wingdings" w:hAnsi="Wingdings" w:hint="default"/>
-        <w:sz w:val="20"/>
-      </w:rPr>
-    </w:lvl>
-    <w:lvl w:ilvl="8" w:tentative="1">
-      <w:start w:val="1"/>
-      <w:numFmt w:val="bullet"/>
-      <w:lvlText w:val=""/>
-      <w:lvlJc w:val="left"/>
-      <w:pPr>
-        <w:tabs>
-          <w:tab w:val="num" w:pos="6480"/>
-        </w:tabs>
-        <w:ind w:left="6480" w:hanging="360"/>
-      </w:pPr>
-      <w:rPr>
-        <w:rFonts w:ascii="Wingdings" w:hAnsi="Wingdings" w:hint="default"/>
-        <w:sz w:val="20"/>
-      </w:rPr>
-    </w:lvl>
-  </w:abstractNum>
-  <w:abstractNum w:abstractNumId="14" w15:restartNumberingAfterBreak="0">
+  <w:abstractNum w:abstractNumId="9" w15:restartNumberingAfterBreak="0">
     <w:nsid w:val="299D24E6"/>
     <w:multiLevelType w:val="multilevel"/>
     <w:tmpl w:val="BEA68D9E"/>
@@ -17063,120 +17564,7 @@
       </w:rPr>
     </w:lvl>
   </w:abstractNum>
-  <w:abstractNum w:abstractNumId="15" w15:restartNumberingAfterBreak="0">
-    <w:nsid w:val="29A85CD0"/>
-    <w:multiLevelType w:val="hybridMultilevel"/>
-    <w:tmpl w:val="9CF4E972"/>
-    <w:lvl w:ilvl="0" w:tplc="08160001">
-      <w:start w:val="1"/>
-      <w:numFmt w:val="bullet"/>
-      <w:lvlText w:val=""/>
-      <w:lvlJc w:val="left"/>
-      <w:pPr>
-        <w:ind w:left="720" w:hanging="360"/>
-      </w:pPr>
-      <w:rPr>
-        <w:rFonts w:ascii="Symbol" w:hAnsi="Symbol" w:hint="default"/>
-      </w:rPr>
-    </w:lvl>
-    <w:lvl w:ilvl="1" w:tplc="08160003" w:tentative="1">
-      <w:start w:val="1"/>
-      <w:numFmt w:val="bullet"/>
-      <w:lvlText w:val="o"/>
-      <w:lvlJc w:val="left"/>
-      <w:pPr>
-        <w:ind w:left="1440" w:hanging="360"/>
-      </w:pPr>
-      <w:rPr>
-        <w:rFonts w:ascii="Courier New" w:hAnsi="Courier New" w:cs="Courier New" w:hint="default"/>
-      </w:rPr>
-    </w:lvl>
-    <w:lvl w:ilvl="2" w:tplc="08160005" w:tentative="1">
-      <w:start w:val="1"/>
-      <w:numFmt w:val="bullet"/>
-      <w:lvlText w:val=""/>
-      <w:lvlJc w:val="left"/>
-      <w:pPr>
-        <w:ind w:left="2160" w:hanging="360"/>
-      </w:pPr>
-      <w:rPr>
-        <w:rFonts w:ascii="Wingdings" w:hAnsi="Wingdings" w:hint="default"/>
-      </w:rPr>
-    </w:lvl>
-    <w:lvl w:ilvl="3" w:tplc="08160001" w:tentative="1">
-      <w:start w:val="1"/>
-      <w:numFmt w:val="bullet"/>
-      <w:lvlText w:val=""/>
-      <w:lvlJc w:val="left"/>
-      <w:pPr>
-        <w:ind w:left="2880" w:hanging="360"/>
-      </w:pPr>
-      <w:rPr>
-        <w:rFonts w:ascii="Symbol" w:hAnsi="Symbol" w:hint="default"/>
-      </w:rPr>
-    </w:lvl>
-    <w:lvl w:ilvl="4" w:tplc="08160003" w:tentative="1">
-      <w:start w:val="1"/>
-      <w:numFmt w:val="bullet"/>
-      <w:lvlText w:val="o"/>
-      <w:lvlJc w:val="left"/>
-      <w:pPr>
-        <w:ind w:left="3600" w:hanging="360"/>
-      </w:pPr>
-      <w:rPr>
-        <w:rFonts w:ascii="Courier New" w:hAnsi="Courier New" w:cs="Courier New" w:hint="default"/>
-      </w:rPr>
-    </w:lvl>
-    <w:lvl w:ilvl="5" w:tplc="08160005" w:tentative="1">
-      <w:start w:val="1"/>
-      <w:numFmt w:val="bullet"/>
-      <w:lvlText w:val=""/>
-      <w:lvlJc w:val="left"/>
-      <w:pPr>
-        <w:ind w:left="4320" w:hanging="360"/>
-      </w:pPr>
-      <w:rPr>
-        <w:rFonts w:ascii="Wingdings" w:hAnsi="Wingdings" w:hint="default"/>
-      </w:rPr>
-    </w:lvl>
-    <w:lvl w:ilvl="6" w:tplc="08160001" w:tentative="1">
-      <w:start w:val="1"/>
-      <w:numFmt w:val="bullet"/>
-      <w:lvlText w:val=""/>
-      <w:lvlJc w:val="left"/>
-      <w:pPr>
-        <w:ind w:left="5040" w:hanging="360"/>
-      </w:pPr>
-      <w:rPr>
-        <w:rFonts w:ascii="Symbol" w:hAnsi="Symbol" w:hint="default"/>
-      </w:rPr>
-    </w:lvl>
-    <w:lvl w:ilvl="7" w:tplc="08160003" w:tentative="1">
-      <w:start w:val="1"/>
-      <w:numFmt w:val="bullet"/>
-      <w:lvlText w:val="o"/>
-      <w:lvlJc w:val="left"/>
-      <w:pPr>
-        <w:ind w:left="5760" w:hanging="360"/>
-      </w:pPr>
-      <w:rPr>
-        <w:rFonts w:ascii="Courier New" w:hAnsi="Courier New" w:cs="Courier New" w:hint="default"/>
-      </w:rPr>
-    </w:lvl>
-    <w:lvl w:ilvl="8" w:tplc="08160005" w:tentative="1">
-      <w:start w:val="1"/>
-      <w:numFmt w:val="bullet"/>
-      <w:lvlText w:val=""/>
-      <w:lvlJc w:val="left"/>
-      <w:pPr>
-        <w:ind w:left="6480" w:hanging="360"/>
-      </w:pPr>
-      <w:rPr>
-        <w:rFonts w:ascii="Wingdings" w:hAnsi="Wingdings" w:hint="default"/>
-      </w:rPr>
-    </w:lvl>
-  </w:abstractNum>
-  <w:abstractNum w:abstractNumId="16" w15:restartNumberingAfterBreak="0">
+  <w:abstractNum w:abstractNumId="10" w15:restartNumberingAfterBreak="0">
     <w:nsid w:val="2A745ECD"/>
     <w:multiLevelType w:val="multilevel"/>
     <w:tmpl w:val="5E94D1F4"/>
@@ -17325,10 +17713,236 @@
       </w:rPr>
     </w:lvl>
   </w:abstractNum>
-  <w:abstractNum w:abstractNumId="17" w15:restartNumberingAfterBreak="0">
-    <w:nsid w:val="2A855AF6"/>
+  <w:abstractNum w:abstractNumId="11" w15:restartNumberingAfterBreak="0">
+    <w:nsid w:val="310662A4"/>
+    <w:multiLevelType w:val="hybridMultilevel"/>
+    <w:tmpl w:val="D846A390"/>
+    <w:lvl w:ilvl="0" w:tplc="08160001">
+      <w:start w:val="1"/>
+      <w:numFmt w:val="bullet"/>
+      <w:lvlText w:val=""/>
+      <w:lvlJc w:val="left"/>
+      <w:pPr>
+        <w:ind w:left="720" w:hanging="360"/>
+      </w:pPr>
+      <w:rPr>
+        <w:rFonts w:ascii="Symbol" w:hAnsi="Symbol" w:hint="default"/>
+      </w:rPr>
+    </w:lvl>
+    <w:lvl w:ilvl="1" w:tplc="08160003" w:tentative="1">
+      <w:start w:val="1"/>
+      <w:numFmt w:val="bullet"/>
+      <w:lvlText w:val="o"/>
+      <w:lvlJc w:val="left"/>
+      <w:pPr>
+        <w:ind w:left="1440" w:hanging="360"/>
+      </w:pPr>
+      <w:rPr>
+        <w:rFonts w:ascii="Courier New" w:hAnsi="Courier New" w:cs="Courier New" w:hint="default"/>
+      </w:rPr>
+    </w:lvl>
+    <w:lvl w:ilvl="2" w:tplc="08160005" w:tentative="1">
+      <w:start w:val="1"/>
+      <w:numFmt w:val="bullet"/>
+      <w:lvlText w:val=""/>
+      <w:lvlJc w:val="left"/>
+      <w:pPr>
+        <w:ind w:left="2160" w:hanging="360"/>
+      </w:pPr>
+      <w:rPr>
+        <w:rFonts w:ascii="Wingdings" w:hAnsi="Wingdings" w:hint="default"/>
+      </w:rPr>
+    </w:lvl>
+    <w:lvl w:ilvl="3" w:tplc="08160001" w:tentative="1">
+      <w:start w:val="1"/>
+      <w:numFmt w:val="bullet"/>
+      <w:lvlText w:val=""/>
+      <w:lvlJc w:val="left"/>
+      <w:pPr>
+        <w:ind w:left="2880" w:hanging="360"/>
+      </w:pPr>
+      <w:rPr>
+        <w:rFonts w:ascii="Symbol" w:hAnsi="Symbol" w:hint="default"/>
+      </w:rPr>
+    </w:lvl>
+    <w:lvl w:ilvl="4" w:tplc="08160003" w:tentative="1">
+      <w:start w:val="1"/>
+      <w:numFmt w:val="bullet"/>
+      <w:lvlText w:val="o"/>
+      <w:lvlJc w:val="left"/>
+      <w:pPr>
+        <w:ind w:left="3600" w:hanging="360"/>
+      </w:pPr>
+      <w:rPr>
+        <w:rFonts w:ascii="Courier New" w:hAnsi="Courier New" w:cs="Courier New" w:hint="default"/>
+      </w:rPr>
+    </w:lvl>
+    <w:lvl w:ilvl="5" w:tplc="08160005" w:tentative="1">
+      <w:start w:val="1"/>
+      <w:numFmt w:val="bullet"/>
+      <w:lvlText w:val=""/>
+      <w:lvlJc w:val="left"/>
+      <w:pPr>
+        <w:ind w:left="4320" w:hanging="360"/>
+      </w:pPr>
+      <w:rPr>
+        <w:rFonts w:ascii="Wingdings" w:hAnsi="Wingdings" w:hint="default"/>
+      </w:rPr>
+    </w:lvl>
+    <w:lvl w:ilvl="6" w:tplc="08160001" w:tentative="1">
+      <w:start w:val="1"/>
+      <w:numFmt w:val="bullet"/>
+      <w:lvlText w:val=""/>
+      <w:lvlJc w:val="left"/>
+      <w:pPr>
+        <w:ind w:left="5040" w:hanging="360"/>
+      </w:pPr>
+      <w:rPr>
+        <w:rFonts w:ascii="Symbol" w:hAnsi="Symbol" w:hint="default"/>
+      </w:rPr>
+    </w:lvl>
+    <w:lvl w:ilvl="7" w:tplc="08160003" w:tentative="1">
+      <w:start w:val="1"/>
+      <w:numFmt w:val="bullet"/>
+      <w:lvlText w:val="o"/>
+      <w:lvlJc w:val="left"/>
+      <w:pPr>
+        <w:ind w:left="5760" w:hanging="360"/>
+      </w:pPr>
+      <w:rPr>
+        <w:rFonts w:ascii="Courier New" w:hAnsi="Courier New" w:cs="Courier New" w:hint="default"/>
+      </w:rPr>
+    </w:lvl>
+    <w:lvl w:ilvl="8" w:tplc="08160005" w:tentative="1">
+      <w:start w:val="1"/>
+      <w:numFmt w:val="bullet"/>
+      <w:lvlText w:val=""/>
+      <w:lvlJc w:val="left"/>
+      <w:pPr>
+        <w:ind w:left="6480" w:hanging="360"/>
+      </w:pPr>
+      <w:rPr>
+        <w:rFonts w:ascii="Wingdings" w:hAnsi="Wingdings" w:hint="default"/>
+      </w:rPr>
+    </w:lvl>
+  </w:abstractNum>
+  <w:abstractNum w:abstractNumId="12" w15:restartNumberingAfterBreak="0">
+    <w:nsid w:val="32F113FF"/>
+    <w:multiLevelType w:val="hybridMultilevel"/>
+    <w:tmpl w:val="C9D46C74"/>
+    <w:lvl w:ilvl="0" w:tplc="08160001">
+      <w:start w:val="1"/>
+      <w:numFmt w:val="bullet"/>
+      <w:lvlText w:val=""/>
+      <w:lvlJc w:val="left"/>
+      <w:pPr>
+        <w:ind w:left="720" w:hanging="360"/>
+      </w:pPr>
+      <w:rPr>
+        <w:rFonts w:ascii="Symbol" w:hAnsi="Symbol" w:hint="default"/>
+      </w:rPr>
+    </w:lvl>
+    <w:lvl w:ilvl="1" w:tplc="08160003" w:tentative="1">
+      <w:start w:val="1"/>
+      <w:numFmt w:val="bullet"/>
+      <w:lvlText w:val="o"/>
+      <w:lvlJc w:val="left"/>
+      <w:pPr>
+        <w:ind w:left="1440" w:hanging="360"/>
+      </w:pPr>
+      <w:rPr>
+        <w:rFonts w:ascii="Courier New" w:hAnsi="Courier New" w:cs="Courier New" w:hint="default"/>
+      </w:rPr>
+    </w:lvl>
+    <w:lvl w:ilvl="2" w:tplc="08160005" w:tentative="1">
+      <w:start w:val="1"/>
+      <w:numFmt w:val="bullet"/>
+      <w:lvlText w:val=""/>
+      <w:lvlJc w:val="left"/>
+      <w:pPr>
+        <w:ind w:left="2160" w:hanging="360"/>
+      </w:pPr>
+      <w:rPr>
+        <w:rFonts w:ascii="Wingdings" w:hAnsi="Wingdings" w:hint="default"/>
+      </w:rPr>
+    </w:lvl>
+    <w:lvl w:ilvl="3" w:tplc="08160001" w:tentative="1">
+      <w:start w:val="1"/>
+      <w:numFmt w:val="bullet"/>
+      <w:lvlText w:val=""/>
+      <w:lvlJc w:val="left"/>
+      <w:pPr>
+        <w:ind w:left="2880" w:hanging="360"/>
+      </w:pPr>
+      <w:rPr>
+        <w:rFonts w:ascii="Symbol" w:hAnsi="Symbol" w:hint="default"/>
+      </w:rPr>
+    </w:lvl>
+    <w:lvl w:ilvl="4" w:tplc="08160003" w:tentative="1">
+      <w:start w:val="1"/>
+      <w:numFmt w:val="bullet"/>
+      <w:lvlText w:val="o"/>
+      <w:lvlJc w:val="left"/>
+      <w:pPr>
+        <w:ind w:left="3600" w:hanging="360"/>
+      </w:pPr>
+      <w:rPr>
+        <w:rFonts w:ascii="Courier New" w:hAnsi="Courier New" w:cs="Courier New" w:hint="default"/>
+      </w:rPr>
+    </w:lvl>
+    <w:lvl w:ilvl="5" w:tplc="08160005" w:tentative="1">
+      <w:start w:val="1"/>
+      <w:numFmt w:val="bullet"/>
+      <w:lvlText w:val=""/>
+      <w:lvlJc w:val="left"/>
+      <w:pPr>
+        <w:ind w:left="4320" w:hanging="360"/>
+      </w:pPr>
+      <w:rPr>
+        <w:rFonts w:ascii="Wingdings" w:hAnsi="Wingdings" w:hint="default"/>
+      </w:rPr>
+    </w:lvl>
+    <w:lvl w:ilvl="6" w:tplc="08160001" w:tentative="1">
+      <w:start w:val="1"/>
+      <w:numFmt w:val="bullet"/>
+      <w:lvlText w:val=""/>
+      <w:lvlJc w:val="left"/>
+      <w:pPr>
+        <w:ind w:left="5040" w:hanging="360"/>
+      </w:pPr>
+      <w:rPr>
+        <w:rFonts w:ascii="Symbol" w:hAnsi="Symbol" w:hint="default"/>
+      </w:rPr>
+    </w:lvl>
+    <w:lvl w:ilvl="7" w:tplc="08160003" w:tentative="1">
+      <w:start w:val="1"/>
+      <w:numFmt w:val="bullet"/>
+      <w:lvlText w:val="o"/>
+      <w:lvlJc w:val="left"/>
+      <w:pPr>
+        <w:ind w:left="5760" w:hanging="360"/>
+      </w:pPr>
+      <w:rPr>
+        <w:rFonts w:ascii="Courier New" w:hAnsi="Courier New" w:cs="Courier New" w:hint="default"/>
+      </w:rPr>
+    </w:lvl>
+    <w:lvl w:ilvl="8" w:tplc="08160005" w:tentative="1">
+      <w:start w:val="1"/>
+      <w:numFmt w:val="bullet"/>
+      <w:lvlText w:val=""/>
+      <w:lvlJc w:val="left"/>
+      <w:pPr>
+        <w:ind w:left="6480" w:hanging="360"/>
+      </w:pPr>
+      <w:rPr>
+        <w:rFonts w:ascii="Wingdings" w:hAnsi="Wingdings" w:hint="default"/>
+      </w:rPr>
+    </w:lvl>
+  </w:abstractNum>
+  <w:abstractNum w:abstractNumId="13" w15:restartNumberingAfterBreak="0">
+    <w:nsid w:val="36D972AC"/>
     <w:multiLevelType w:val="multilevel"/>
-    <w:tmpl w:val="C220E3BE"/>
+    <w:tmpl w:val="09B85586"/>
     <w:lvl w:ilvl="0">
       <w:start w:val="1"/>
       <w:numFmt w:val="bullet"/>
@@ -17345,7 +17959,7 @@
         <w:sz w:val="20"/>
       </w:rPr>
     </w:lvl>
-    <w:lvl w:ilvl="1" w:tentative="1">
+    <w:lvl w:ilvl="1">
       <w:start w:val="1"/>
       <w:numFmt w:val="bullet"/>
       <w:lvlText w:val="o"/>
@@ -17474,793 +18088,7 @@
       </w:rPr>
     </w:lvl>
   </w:abstractNum>
-  <w:abstractNum w:abstractNumId="18" w15:restartNumberingAfterBreak="0">
-    <w:nsid w:val="32F113FF"/>
-    <w:multiLevelType w:val="hybridMultilevel"/>
-    <w:tmpl w:val="C9D46C74"/>
-    <w:lvl w:ilvl="0" w:tplc="08160001">
-      <w:start w:val="1"/>
-      <w:numFmt w:val="bullet"/>
-      <w:lvlText w:val=""/>
-      <w:lvlJc w:val="left"/>
-      <w:pPr>
-        <w:ind w:left="720" w:hanging="360"/>
-      </w:pPr>
-      <w:rPr>
-        <w:rFonts w:ascii="Symbol" w:hAnsi="Symbol" w:hint="default"/>
-      </w:rPr>
-    </w:lvl>
-    <w:lvl w:ilvl="1" w:tplc="08160003" w:tentative="1">
-      <w:start w:val="1"/>
-      <w:numFmt w:val="bullet"/>
-      <w:lvlText w:val="o"/>
-      <w:lvlJc w:val="left"/>
-      <w:pPr>
-        <w:ind w:left="1440" w:hanging="360"/>
-      </w:pPr>
-      <w:rPr>
-        <w:rFonts w:ascii="Courier New" w:hAnsi="Courier New" w:cs="Courier New" w:hint="default"/>
-      </w:rPr>
-    </w:lvl>
-    <w:lvl w:ilvl="2" w:tplc="08160005" w:tentative="1">
-      <w:start w:val="1"/>
-      <w:numFmt w:val="bullet"/>
-      <w:lvlText w:val=""/>
-      <w:lvlJc w:val="left"/>
-      <w:pPr>
-        <w:ind w:left="2160" w:hanging="360"/>
-      </w:pPr>
-      <w:rPr>
-        <w:rFonts w:ascii="Wingdings" w:hAnsi="Wingdings" w:hint="default"/>
-      </w:rPr>
-    </w:lvl>
-    <w:lvl w:ilvl="3" w:tplc="08160001" w:tentative="1">
-      <w:start w:val="1"/>
-      <w:numFmt w:val="bullet"/>
-      <w:lvlText w:val=""/>
-      <w:lvlJc w:val="left"/>
-      <w:pPr>
-        <w:ind w:left="2880" w:hanging="360"/>
-      </w:pPr>
-      <w:rPr>
-        <w:rFonts w:ascii="Symbol" w:hAnsi="Symbol" w:hint="default"/>
-      </w:rPr>
-    </w:lvl>
-    <w:lvl w:ilvl="4" w:tplc="08160003" w:tentative="1">
-      <w:start w:val="1"/>
-      <w:numFmt w:val="bullet"/>
-      <w:lvlText w:val="o"/>
-      <w:lvlJc w:val="left"/>
-      <w:pPr>
-        <w:ind w:left="3600" w:hanging="360"/>
-      </w:pPr>
-      <w:rPr>
-        <w:rFonts w:ascii="Courier New" w:hAnsi="Courier New" w:cs="Courier New" w:hint="default"/>
-      </w:rPr>
-    </w:lvl>
-    <w:lvl w:ilvl="5" w:tplc="08160005" w:tentative="1">
-      <w:start w:val="1"/>
-      <w:numFmt w:val="bullet"/>
-      <w:lvlText w:val=""/>
-      <w:lvlJc w:val="left"/>
-      <w:pPr>
-        <w:ind w:left="4320" w:hanging="360"/>
-      </w:pPr>
-      <w:rPr>
-        <w:rFonts w:ascii="Wingdings" w:hAnsi="Wingdings" w:hint="default"/>
-      </w:rPr>
-    </w:lvl>
-    <w:lvl w:ilvl="6" w:tplc="08160001" w:tentative="1">
-      <w:start w:val="1"/>
-      <w:numFmt w:val="bullet"/>
-      <w:lvlText w:val=""/>
-      <w:lvlJc w:val="left"/>
-      <w:pPr>
-        <w:ind w:left="5040" w:hanging="360"/>
-      </w:pPr>
-      <w:rPr>
-        <w:rFonts w:ascii="Symbol" w:hAnsi="Symbol" w:hint="default"/>
-      </w:rPr>
-    </w:lvl>
-    <w:lvl w:ilvl="7" w:tplc="08160003" w:tentative="1">
-      <w:start w:val="1"/>
-      <w:numFmt w:val="bullet"/>
-      <w:lvlText w:val="o"/>
-      <w:lvlJc w:val="left"/>
-      <w:pPr>
-        <w:ind w:left="5760" w:hanging="360"/>
-      </w:pPr>
-      <w:rPr>
-        <w:rFonts w:ascii="Courier New" w:hAnsi="Courier New" w:cs="Courier New" w:hint="default"/>
-      </w:rPr>
-    </w:lvl>
-    <w:lvl w:ilvl="8" w:tplc="08160005" w:tentative="1">
-      <w:start w:val="1"/>
-      <w:numFmt w:val="bullet"/>
-      <w:lvlText w:val=""/>
-      <w:lvlJc w:val="left"/>
-      <w:pPr>
-        <w:ind w:left="6480" w:hanging="360"/>
-      </w:pPr>
-      <w:rPr>
-        <w:rFonts w:ascii="Wingdings" w:hAnsi="Wingdings" w:hint="default"/>
-      </w:rPr>
-    </w:lvl>
-  </w:abstractNum>
-  <w:abstractNum w:abstractNumId="19" w15:restartNumberingAfterBreak="0">
-    <w:nsid w:val="36D972AC"/>
-    <w:multiLevelType w:val="multilevel"/>
-    <w:tmpl w:val="09B85586"/>
-    <w:lvl w:ilvl="0">
-      <w:start w:val="1"/>
-      <w:numFmt w:val="bullet"/>
-      <w:lvlText w:val=""/>
-      <w:lvlJc w:val="left"/>
-      <w:pPr>
-        <w:tabs>
-          <w:tab w:val="num" w:pos="720"/>
-        </w:tabs>
-        <w:ind w:left="720" w:hanging="360"/>
-      </w:pPr>
-      <w:rPr>
-        <w:rFonts w:ascii="Symbol" w:hAnsi="Symbol" w:hint="default"/>
-        <w:sz w:val="20"/>
-      </w:rPr>
-    </w:lvl>
-    <w:lvl w:ilvl="1">
-      <w:start w:val="1"/>
-      <w:numFmt w:val="bullet"/>
-      <w:lvlText w:val="o"/>
-      <w:lvlJc w:val="left"/>
-      <w:pPr>
-        <w:tabs>
-          <w:tab w:val="num" w:pos="1440"/>
-        </w:tabs>
-        <w:ind w:left="1440" w:hanging="360"/>
-      </w:pPr>
-      <w:rPr>
-        <w:rFonts w:ascii="Courier New" w:hAnsi="Courier New" w:hint="default"/>
-        <w:sz w:val="20"/>
-      </w:rPr>
-    </w:lvl>
-    <w:lvl w:ilvl="2" w:tentative="1">
-      <w:start w:val="1"/>
-      <w:numFmt w:val="bullet"/>
-      <w:lvlText w:val=""/>
-      <w:lvlJc w:val="left"/>
-      <w:pPr>
-        <w:tabs>
-          <w:tab w:val="num" w:pos="2160"/>
-        </w:tabs>
-        <w:ind w:left="2160" w:hanging="360"/>
-      </w:pPr>
-      <w:rPr>
-        <w:rFonts w:ascii="Wingdings" w:hAnsi="Wingdings" w:hint="default"/>
-        <w:sz w:val="20"/>
-      </w:rPr>
-    </w:lvl>
-    <w:lvl w:ilvl="3" w:tentative="1">
-      <w:start w:val="1"/>
-      <w:numFmt w:val="bullet"/>
-      <w:lvlText w:val=""/>
-      <w:lvlJc w:val="left"/>
-      <w:pPr>
-        <w:tabs>
-          <w:tab w:val="num" w:pos="2880"/>
-        </w:tabs>
-        <w:ind w:left="2880" w:hanging="360"/>
-      </w:pPr>
-      <w:rPr>
-        <w:rFonts w:ascii="Wingdings" w:hAnsi="Wingdings" w:hint="default"/>
-        <w:sz w:val="20"/>
-      </w:rPr>
-    </w:lvl>
-    <w:lvl w:ilvl="4" w:tentative="1">
-      <w:start w:val="1"/>
-      <w:numFmt w:val="bullet"/>
-      <w:lvlText w:val=""/>
-      <w:lvlJc w:val="left"/>
-      <w:pPr>
-        <w:tabs>
-          <w:tab w:val="num" w:pos="3600"/>
-        </w:tabs>
-        <w:ind w:left="3600" w:hanging="360"/>
-      </w:pPr>
-      <w:rPr>
-        <w:rFonts w:ascii="Wingdings" w:hAnsi="Wingdings" w:hint="default"/>
-        <w:sz w:val="20"/>
-      </w:rPr>
-    </w:lvl>
-    <w:lvl w:ilvl="5" w:tentative="1">
-      <w:start w:val="1"/>
-      <w:numFmt w:val="bullet"/>
-      <w:lvlText w:val=""/>
-      <w:lvlJc w:val="left"/>
-      <w:pPr>
-        <w:tabs>
-          <w:tab w:val="num" w:pos="4320"/>
-        </w:tabs>
-        <w:ind w:left="4320" w:hanging="360"/>
-      </w:pPr>
-      <w:rPr>
-        <w:rFonts w:ascii="Wingdings" w:hAnsi="Wingdings" w:hint="default"/>
-        <w:sz w:val="20"/>
-      </w:rPr>
-    </w:lvl>
-    <w:lvl w:ilvl="6" w:tentative="1">
-      <w:start w:val="1"/>
-      <w:numFmt w:val="bullet"/>
-      <w:lvlText w:val=""/>
-      <w:lvlJc w:val="left"/>
-      <w:pPr>
-        <w:tabs>
-          <w:tab w:val="num" w:pos="5040"/>
-        </w:tabs>
-        <w:ind w:left="5040" w:hanging="360"/>
-      </w:pPr>
-      <w:rPr>
-        <w:rFonts w:ascii="Wingdings" w:hAnsi="Wingdings" w:hint="default"/>
-        <w:sz w:val="20"/>
-      </w:rPr>
-    </w:lvl>
-    <w:lvl w:ilvl="7" w:tentative="1">
-      <w:start w:val="1"/>
-      <w:numFmt w:val="bullet"/>
-      <w:lvlText w:val=""/>
-      <w:lvlJc w:val="left"/>
-      <w:pPr>
-        <w:tabs>
-          <w:tab w:val="num" w:pos="5760"/>
-        </w:tabs>
-        <w:ind w:left="5760" w:hanging="360"/>
-      </w:pPr>
-      <w:rPr>
-        <w:rFonts w:ascii="Wingdings" w:hAnsi="Wingdings" w:hint="default"/>
-        <w:sz w:val="20"/>
-      </w:rPr>
-    </w:lvl>
-    <w:lvl w:ilvl="8" w:tentative="1">
-      <w:start w:val="1"/>
-      <w:numFmt w:val="bullet"/>
-      <w:lvlText w:val=""/>
-      <w:lvlJc w:val="left"/>
-      <w:pPr>
-        <w:tabs>
-          <w:tab w:val="num" w:pos="6480"/>
-        </w:tabs>
-        <w:ind w:left="6480" w:hanging="360"/>
-      </w:pPr>
-      <w:rPr>
-        <w:rFonts w:ascii="Wingdings" w:hAnsi="Wingdings" w:hint="default"/>
-        <w:sz w:val="20"/>
-      </w:rPr>
-    </w:lvl>
-  </w:abstractNum>
-  <w:abstractNum w:abstractNumId="20" w15:restartNumberingAfterBreak="0">
-    <w:nsid w:val="3B486ACE"/>
-    <w:multiLevelType w:val="hybridMultilevel"/>
-    <w:tmpl w:val="653C3C8C"/>
-    <w:lvl w:ilvl="0" w:tplc="08160001">
-      <w:start w:val="1"/>
-      <w:numFmt w:val="bullet"/>
-      <w:lvlText w:val=""/>
-      <w:lvlJc w:val="left"/>
-      <w:pPr>
-        <w:ind w:left="720" w:hanging="360"/>
-      </w:pPr>
-      <w:rPr>
-        <w:rFonts w:ascii="Symbol" w:hAnsi="Symbol" w:hint="default"/>
-      </w:rPr>
-    </w:lvl>
-    <w:lvl w:ilvl="1" w:tplc="08160003" w:tentative="1">
-      <w:start w:val="1"/>
-      <w:numFmt w:val="bullet"/>
-      <w:lvlText w:val="o"/>
-      <w:lvlJc w:val="left"/>
-      <w:pPr>
-        <w:ind w:left="1440" w:hanging="360"/>
-      </w:pPr>
-      <w:rPr>
-        <w:rFonts w:ascii="Courier New" w:hAnsi="Courier New" w:cs="Courier New" w:hint="default"/>
-      </w:rPr>
-    </w:lvl>
-    <w:lvl w:ilvl="2" w:tplc="08160005" w:tentative="1">
-      <w:start w:val="1"/>
-      <w:numFmt w:val="bullet"/>
-      <w:lvlText w:val=""/>
-      <w:lvlJc w:val="left"/>
-      <w:pPr>
-        <w:ind w:left="2160" w:hanging="360"/>
-      </w:pPr>
-      <w:rPr>
-        <w:rFonts w:ascii="Wingdings" w:hAnsi="Wingdings" w:hint="default"/>
-      </w:rPr>
-    </w:lvl>
-    <w:lvl w:ilvl="3" w:tplc="08160001" w:tentative="1">
-      <w:start w:val="1"/>
-      <w:numFmt w:val="bullet"/>
-      <w:lvlText w:val=""/>
-      <w:lvlJc w:val="left"/>
-      <w:pPr>
-        <w:ind w:left="2880" w:hanging="360"/>
-      </w:pPr>
-      <w:rPr>
-        <w:rFonts w:ascii="Symbol" w:hAnsi="Symbol" w:hint="default"/>
-      </w:rPr>
-    </w:lvl>
-    <w:lvl w:ilvl="4" w:tplc="08160003" w:tentative="1">
-      <w:start w:val="1"/>
-      <w:numFmt w:val="bullet"/>
-      <w:lvlText w:val="o"/>
-      <w:lvlJc w:val="left"/>
-      <w:pPr>
-        <w:ind w:left="3600" w:hanging="360"/>
-      </w:pPr>
-      <w:rPr>
-        <w:rFonts w:ascii="Courier New" w:hAnsi="Courier New" w:cs="Courier New" w:hint="default"/>
-      </w:rPr>
-    </w:lvl>
-    <w:lvl w:ilvl="5" w:tplc="08160005" w:tentative="1">
-      <w:start w:val="1"/>
-      <w:numFmt w:val="bullet"/>
-      <w:lvlText w:val=""/>
-      <w:lvlJc w:val="left"/>
-      <w:pPr>
-        <w:ind w:left="4320" w:hanging="360"/>
-      </w:pPr>
-      <w:rPr>
-        <w:rFonts w:ascii="Wingdings" w:hAnsi="Wingdings" w:hint="default"/>
-      </w:rPr>
-    </w:lvl>
-    <w:lvl w:ilvl="6" w:tplc="08160001" w:tentative="1">
-      <w:start w:val="1"/>
-      <w:numFmt w:val="bullet"/>
-      <w:lvlText w:val=""/>
-      <w:lvlJc w:val="left"/>
-      <w:pPr>
-        <w:ind w:left="5040" w:hanging="360"/>
-      </w:pPr>
-      <w:rPr>
-        <w:rFonts w:ascii="Symbol" w:hAnsi="Symbol" w:hint="default"/>
-      </w:rPr>
-    </w:lvl>
-    <w:lvl w:ilvl="7" w:tplc="08160003" w:tentative="1">
-      <w:start w:val="1"/>
-      <w:numFmt w:val="bullet"/>
-      <w:lvlText w:val="o"/>
-      <w:lvlJc w:val="left"/>
-      <w:pPr>
-        <w:ind w:left="5760" w:hanging="360"/>
-      </w:pPr>
-      <w:rPr>
-        <w:rFonts w:ascii="Courier New" w:hAnsi="Courier New" w:cs="Courier New" w:hint="default"/>
-      </w:rPr>
-    </w:lvl>
-    <w:lvl w:ilvl="8" w:tplc="08160005" w:tentative="1">
-      <w:start w:val="1"/>
-      <w:numFmt w:val="bullet"/>
-      <w:lvlText w:val=""/>
-      <w:lvlJc w:val="left"/>
-      <w:pPr>
-        <w:ind w:left="6480" w:hanging="360"/>
-      </w:pPr>
-      <w:rPr>
-        <w:rFonts w:ascii="Wingdings" w:hAnsi="Wingdings" w:hint="default"/>
-      </w:rPr>
-    </w:lvl>
-  </w:abstractNum>
-  <w:abstractNum w:abstractNumId="21" w15:restartNumberingAfterBreak="0">
-    <w:nsid w:val="3FBE11D3"/>
-    <w:multiLevelType w:val="multilevel"/>
-    <w:tmpl w:val="0C2EA3AC"/>
-    <w:lvl w:ilvl="0">
-      <w:start w:val="1"/>
-      <w:numFmt w:val="bullet"/>
-      <w:lvlText w:val=""/>
-      <w:lvlJc w:val="left"/>
-      <w:pPr>
-        <w:tabs>
-          <w:tab w:val="num" w:pos="720"/>
-        </w:tabs>
-        <w:ind w:left="720" w:hanging="360"/>
-      </w:pPr>
-      <w:rPr>
-        <w:rFonts w:ascii="Symbol" w:hAnsi="Symbol" w:hint="default"/>
-        <w:sz w:val="20"/>
-      </w:rPr>
-    </w:lvl>
-    <w:lvl w:ilvl="1" w:tentative="1">
-      <w:start w:val="1"/>
-      <w:numFmt w:val="bullet"/>
-      <w:lvlText w:val="o"/>
-      <w:lvlJc w:val="left"/>
-      <w:pPr>
-        <w:tabs>
-          <w:tab w:val="num" w:pos="1440"/>
-        </w:tabs>
-        <w:ind w:left="1440" w:hanging="360"/>
-      </w:pPr>
-      <w:rPr>
-        <w:rFonts w:ascii="Courier New" w:hAnsi="Courier New" w:hint="default"/>
-        <w:sz w:val="20"/>
-      </w:rPr>
-    </w:lvl>
-    <w:lvl w:ilvl="2" w:tentative="1">
-      <w:start w:val="1"/>
-      <w:numFmt w:val="bullet"/>
-      <w:lvlText w:val=""/>
-      <w:lvlJc w:val="left"/>
-      <w:pPr>
-        <w:tabs>
-          <w:tab w:val="num" w:pos="2160"/>
-        </w:tabs>
-        <w:ind w:left="2160" w:hanging="360"/>
-      </w:pPr>
-      <w:rPr>
-        <w:rFonts w:ascii="Wingdings" w:hAnsi="Wingdings" w:hint="default"/>
-        <w:sz w:val="20"/>
-      </w:rPr>
-    </w:lvl>
-    <w:lvl w:ilvl="3" w:tentative="1">
-      <w:start w:val="1"/>
-      <w:numFmt w:val="bullet"/>
-      <w:lvlText w:val=""/>
-      <w:lvlJc w:val="left"/>
-      <w:pPr>
-        <w:tabs>
-          <w:tab w:val="num" w:pos="2880"/>
-        </w:tabs>
-        <w:ind w:left="2880" w:hanging="360"/>
-      </w:pPr>
-      <w:rPr>
-        <w:rFonts w:ascii="Wingdings" w:hAnsi="Wingdings" w:hint="default"/>
-        <w:sz w:val="20"/>
-      </w:rPr>
-    </w:lvl>
-    <w:lvl w:ilvl="4" w:tentative="1">
-      <w:start w:val="1"/>
-      <w:numFmt w:val="bullet"/>
-      <w:lvlText w:val=""/>
-      <w:lvlJc w:val="left"/>
-      <w:pPr>
-        <w:tabs>
-          <w:tab w:val="num" w:pos="3600"/>
-        </w:tabs>
-        <w:ind w:left="3600" w:hanging="360"/>
-      </w:pPr>
-      <w:rPr>
-        <w:rFonts w:ascii="Wingdings" w:hAnsi="Wingdings" w:hint="default"/>
-        <w:sz w:val="20"/>
-      </w:rPr>
-    </w:lvl>
-    <w:lvl w:ilvl="5" w:tentative="1">
-      <w:start w:val="1"/>
-      <w:numFmt w:val="bullet"/>
-      <w:lvlText w:val=""/>
-      <w:lvlJc w:val="left"/>
-      <w:pPr>
-        <w:tabs>
-          <w:tab w:val="num" w:pos="4320"/>
-        </w:tabs>
-        <w:ind w:left="4320" w:hanging="360"/>
-      </w:pPr>
-      <w:rPr>
-        <w:rFonts w:ascii="Wingdings" w:hAnsi="Wingdings" w:hint="default"/>
-        <w:sz w:val="20"/>
-      </w:rPr>
-    </w:lvl>
-    <w:lvl w:ilvl="6" w:tentative="1">
-      <w:start w:val="1"/>
-      <w:numFmt w:val="bullet"/>
-      <w:lvlText w:val=""/>
-      <w:lvlJc w:val="left"/>
-      <w:pPr>
-        <w:tabs>
-          <w:tab w:val="num" w:pos="5040"/>
-        </w:tabs>
-        <w:ind w:left="5040" w:hanging="360"/>
-      </w:pPr>
-      <w:rPr>
-        <w:rFonts w:ascii="Wingdings" w:hAnsi="Wingdings" w:hint="default"/>
-        <w:sz w:val="20"/>
-      </w:rPr>
-    </w:lvl>
-    <w:lvl w:ilvl="7" w:tentative="1">
-      <w:start w:val="1"/>
-      <w:numFmt w:val="bullet"/>
-      <w:lvlText w:val=""/>
-      <w:lvlJc w:val="left"/>
-      <w:pPr>
-        <w:tabs>
-          <w:tab w:val="num" w:pos="5760"/>
-        </w:tabs>
-        <w:ind w:left="5760" w:hanging="360"/>
-      </w:pPr>
-      <w:rPr>
-        <w:rFonts w:ascii="Wingdings" w:hAnsi="Wingdings" w:hint="default"/>
-        <w:sz w:val="20"/>
-      </w:rPr>
-    </w:lvl>
-    <w:lvl w:ilvl="8" w:tentative="1">
-      <w:start w:val="1"/>
-      <w:numFmt w:val="bullet"/>
-      <w:lvlText w:val=""/>
-      <w:lvlJc w:val="left"/>
-      <w:pPr>
-        <w:tabs>
-          <w:tab w:val="num" w:pos="6480"/>
-        </w:tabs>
-        <w:ind w:left="6480" w:hanging="360"/>
-      </w:pPr>
-      <w:rPr>
-        <w:rFonts w:ascii="Wingdings" w:hAnsi="Wingdings" w:hint="default"/>
-        <w:sz w:val="20"/>
-      </w:rPr>
-    </w:lvl>
-  </w:abstractNum>
-  <w:abstractNum w:abstractNumId="22" w15:restartNumberingAfterBreak="0">
-    <w:nsid w:val="3FF4481F"/>
-    <w:multiLevelType w:val="multilevel"/>
-    <w:tmpl w:val="41560C34"/>
-    <w:lvl w:ilvl="0">
-      <w:start w:val="1"/>
-      <w:numFmt w:val="decimal"/>
-      <w:lvlText w:val="%1."/>
-      <w:lvlJc w:val="left"/>
-      <w:pPr>
-        <w:tabs>
-          <w:tab w:val="num" w:pos="720"/>
-        </w:tabs>
-        <w:ind w:left="720" w:hanging="360"/>
-      </w:pPr>
-    </w:lvl>
-    <w:lvl w:ilvl="1" w:tentative="1">
-      <w:start w:val="1"/>
-      <w:numFmt w:val="decimal"/>
-      <w:lvlText w:val="%2."/>
-      <w:lvlJc w:val="left"/>
-      <w:pPr>
-        <w:tabs>
-          <w:tab w:val="num" w:pos="1440"/>
-        </w:tabs>
-        <w:ind w:left="1440" w:hanging="360"/>
-      </w:pPr>
-    </w:lvl>
-    <w:lvl w:ilvl="2" w:tentative="1">
-      <w:start w:val="1"/>
-      <w:numFmt w:val="decimal"/>
-      <w:lvlText w:val="%3."/>
-      <w:lvlJc w:val="left"/>
-      <w:pPr>
-        <w:tabs>
-          <w:tab w:val="num" w:pos="2160"/>
-        </w:tabs>
-        <w:ind w:left="2160" w:hanging="360"/>
-      </w:pPr>
-    </w:lvl>
-    <w:lvl w:ilvl="3" w:tentative="1">
-      <w:start w:val="1"/>
-      <w:numFmt w:val="decimal"/>
-      <w:lvlText w:val="%4."/>
-      <w:lvlJc w:val="left"/>
-      <w:pPr>
-        <w:tabs>
-          <w:tab w:val="num" w:pos="2880"/>
-        </w:tabs>
-        <w:ind w:left="2880" w:hanging="360"/>
-      </w:pPr>
-    </w:lvl>
-    <w:lvl w:ilvl="4" w:tentative="1">
-      <w:start w:val="1"/>
-      <w:numFmt w:val="decimal"/>
-      <w:lvlText w:val="%5."/>
-      <w:lvlJc w:val="left"/>
-      <w:pPr>
-        <w:tabs>
-          <w:tab w:val="num" w:pos="3600"/>
-        </w:tabs>
-        <w:ind w:left="3600" w:hanging="360"/>
-      </w:pPr>
-    </w:lvl>
-    <w:lvl w:ilvl="5" w:tentative="1">
-      <w:start w:val="1"/>
-      <w:numFmt w:val="decimal"/>
-      <w:lvlText w:val="%6."/>
-      <w:lvlJc w:val="left"/>
-      <w:pPr>
-        <w:tabs>
-          <w:tab w:val="num" w:pos="4320"/>
-        </w:tabs>
-        <w:ind w:left="4320" w:hanging="360"/>
-      </w:pPr>
-    </w:lvl>
-    <w:lvl w:ilvl="6" w:tentative="1">
-      <w:start w:val="1"/>
-      <w:numFmt w:val="decimal"/>
-      <w:lvlText w:val="%7."/>
-      <w:lvlJc w:val="left"/>
-      <w:pPr>
-        <w:tabs>
-          <w:tab w:val="num" w:pos="5040"/>
-        </w:tabs>
-        <w:ind w:left="5040" w:hanging="360"/>
-      </w:pPr>
-    </w:lvl>
-    <w:lvl w:ilvl="7" w:tentative="1">
-      <w:start w:val="1"/>
-      <w:numFmt w:val="decimal"/>
-      <w:lvlText w:val="%8."/>
-      <w:lvlJc w:val="left"/>
-      <w:pPr>
-        <w:tabs>
-          <w:tab w:val="num" w:pos="5760"/>
-        </w:tabs>
-        <w:ind w:left="5760" w:hanging="360"/>
-      </w:pPr>
-    </w:lvl>
-    <w:lvl w:ilvl="8" w:tentative="1">
-      <w:start w:val="1"/>
-      <w:numFmt w:val="decimal"/>
-      <w:lvlText w:val="%9."/>
-      <w:lvlJc w:val="left"/>
-      <w:pPr>
-        <w:tabs>
-          <w:tab w:val="num" w:pos="6480"/>
-        </w:tabs>
-        <w:ind w:left="6480" w:hanging="360"/>
-      </w:pPr>
-    </w:lvl>
-  </w:abstractNum>
-  <w:abstractNum w:abstractNumId="23" w15:restartNumberingAfterBreak="0">
-    <w:nsid w:val="424E627D"/>
-    <w:multiLevelType w:val="multilevel"/>
-    <w:tmpl w:val="642E9E60"/>
-    <w:lvl w:ilvl="0">
-      <w:start w:val="1"/>
-      <w:numFmt w:val="bullet"/>
-      <w:lvlText w:val=""/>
-      <w:lvlJc w:val="left"/>
-      <w:pPr>
-        <w:tabs>
-          <w:tab w:val="num" w:pos="720"/>
-        </w:tabs>
-        <w:ind w:left="720" w:hanging="360"/>
-      </w:pPr>
-      <w:rPr>
-        <w:rFonts w:ascii="Symbol" w:hAnsi="Symbol" w:hint="default"/>
-        <w:sz w:val="20"/>
-      </w:rPr>
-    </w:lvl>
-    <w:lvl w:ilvl="1" w:tentative="1">
-      <w:start w:val="1"/>
-      <w:numFmt w:val="bullet"/>
-      <w:lvlText w:val="o"/>
-      <w:lvlJc w:val="left"/>
-      <w:pPr>
-        <w:tabs>
-          <w:tab w:val="num" w:pos="1440"/>
-        </w:tabs>
-        <w:ind w:left="1440" w:hanging="360"/>
-      </w:pPr>
-      <w:rPr>
-        <w:rFonts w:ascii="Courier New" w:hAnsi="Courier New" w:hint="default"/>
-        <w:sz w:val="20"/>
-      </w:rPr>
-    </w:lvl>
-    <w:lvl w:ilvl="2" w:tentative="1">
-      <w:start w:val="1"/>
-      <w:numFmt w:val="bullet"/>
-      <w:lvlText w:val=""/>
-      <w:lvlJc w:val="left"/>
-      <w:pPr>
-        <w:tabs>
-          <w:tab w:val="num" w:pos="2160"/>
-        </w:tabs>
-        <w:ind w:left="2160" w:hanging="360"/>
-      </w:pPr>
-      <w:rPr>
-        <w:rFonts w:ascii="Wingdings" w:hAnsi="Wingdings" w:hint="default"/>
-        <w:sz w:val="20"/>
-      </w:rPr>
-    </w:lvl>
-    <w:lvl w:ilvl="3" w:tentative="1">
-      <w:start w:val="1"/>
-      <w:numFmt w:val="bullet"/>
-      <w:lvlText w:val=""/>
-      <w:lvlJc w:val="left"/>
-      <w:pPr>
-        <w:tabs>
-          <w:tab w:val="num" w:pos="2880"/>
-        </w:tabs>
-        <w:ind w:left="2880" w:hanging="360"/>
-      </w:pPr>
-      <w:rPr>
-        <w:rFonts w:ascii="Wingdings" w:hAnsi="Wingdings" w:hint="default"/>
-        <w:sz w:val="20"/>
-      </w:rPr>
-    </w:lvl>
-    <w:lvl w:ilvl="4" w:tentative="1">
-      <w:start w:val="1"/>
-      <w:numFmt w:val="bullet"/>
-      <w:lvlText w:val=""/>
-      <w:lvlJc w:val="left"/>
-      <w:pPr>
-        <w:tabs>
-          <w:tab w:val="num" w:pos="3600"/>
-        </w:tabs>
-        <w:ind w:left="3600" w:hanging="360"/>
-      </w:pPr>
-      <w:rPr>
-        <w:rFonts w:ascii="Wingdings" w:hAnsi="Wingdings" w:hint="default"/>
-        <w:sz w:val="20"/>
-      </w:rPr>
-    </w:lvl>
-    <w:lvl w:ilvl="5" w:tentative="1">
-      <w:start w:val="1"/>
-      <w:numFmt w:val="bullet"/>
-      <w:lvlText w:val=""/>
-      <w:lvlJc w:val="left"/>
-      <w:pPr>
-        <w:tabs>
-          <w:tab w:val="num" w:pos="4320"/>
-        </w:tabs>
-        <w:ind w:left="4320" w:hanging="360"/>
-      </w:pPr>
-      <w:rPr>
-        <w:rFonts w:ascii="Wingdings" w:hAnsi="Wingdings" w:hint="default"/>
-        <w:sz w:val="20"/>
-      </w:rPr>
-    </w:lvl>
-    <w:lvl w:ilvl="6" w:tentative="1">
-      <w:start w:val="1"/>
-      <w:numFmt w:val="bullet"/>
-      <w:lvlText w:val=""/>
-      <w:lvlJc w:val="left"/>
-      <w:pPr>
-        <w:tabs>
-          <w:tab w:val="num" w:pos="5040"/>
-        </w:tabs>
-        <w:ind w:left="5040" w:hanging="360"/>
-      </w:pPr>
-      <w:rPr>
-        <w:rFonts w:ascii="Wingdings" w:hAnsi="Wingdings" w:hint="default"/>
-        <w:sz w:val="20"/>
-      </w:rPr>
-    </w:lvl>
-    <w:lvl w:ilvl="7" w:tentative="1">
-      <w:start w:val="1"/>
-      <w:numFmt w:val="bullet"/>
-      <w:lvlText w:val=""/>
-      <w:lvlJc w:val="left"/>
-      <w:pPr>
-        <w:tabs>
-          <w:tab w:val="num" w:pos="5760"/>
-        </w:tabs>
-        <w:ind w:left="5760" w:hanging="360"/>
-      </w:pPr>
-      <w:rPr>
-        <w:rFonts w:ascii="Wingdings" w:hAnsi="Wingdings" w:hint="default"/>
-        <w:sz w:val="20"/>
-      </w:rPr>
-    </w:lvl>
-    <w:lvl w:ilvl="8" w:tentative="1">
-      <w:start w:val="1"/>
-      <w:numFmt w:val="bullet"/>
-      <w:lvlText w:val=""/>
-      <w:lvlJc w:val="left"/>
-      <w:pPr>
-        <w:tabs>
-          <w:tab w:val="num" w:pos="6480"/>
-        </w:tabs>
-        <w:ind w:left="6480" w:hanging="360"/>
-      </w:pPr>
-      <w:rPr>
-        <w:rFonts w:ascii="Wingdings" w:hAnsi="Wingdings" w:hint="default"/>
-        <w:sz w:val="20"/>
-      </w:rPr>
-    </w:lvl>
-  </w:abstractNum>
-  <w:abstractNum w:abstractNumId="24" w15:restartNumberingAfterBreak="0">
+  <w:abstractNum w:abstractNumId="14" w15:restartNumberingAfterBreak="0">
     <w:nsid w:val="429B03AA"/>
     <w:multiLevelType w:val="hybridMultilevel"/>
     <w:tmpl w:val="944A7D58"/>
@@ -18381,7 +18209,7 @@
       </w:pPr>
     </w:lvl>
   </w:abstractNum>
-  <w:abstractNum w:abstractNumId="25" w15:restartNumberingAfterBreak="0">
+  <w:abstractNum w:abstractNumId="15" w15:restartNumberingAfterBreak="0">
     <w:nsid w:val="48424510"/>
     <w:multiLevelType w:val="hybridMultilevel"/>
     <w:tmpl w:val="5B9835DE"/>
@@ -18502,156 +18330,7 @@
       </w:pPr>
     </w:lvl>
   </w:abstractNum>
-  <w:abstractNum w:abstractNumId="26" w15:restartNumberingAfterBreak="0">
-    <w:nsid w:val="4A724493"/>
-    <w:multiLevelType w:val="multilevel"/>
-    <w:tmpl w:val="0FE66FE4"/>
-    <w:lvl w:ilvl="0">
-      <w:start w:val="1"/>
-      <w:numFmt w:val="bullet"/>
-      <w:lvlText w:val=""/>
-      <w:lvlJc w:val="left"/>
-      <w:pPr>
-        <w:tabs>
-          <w:tab w:val="num" w:pos="720"/>
-        </w:tabs>
-        <w:ind w:left="720" w:hanging="360"/>
-      </w:pPr>
-      <w:rPr>
-        <w:rFonts w:ascii="Symbol" w:hAnsi="Symbol" w:hint="default"/>
-        <w:sz w:val="20"/>
-      </w:rPr>
-    </w:lvl>
-    <w:lvl w:ilvl="1" w:tentative="1">
-      <w:start w:val="1"/>
-      <w:numFmt w:val="bullet"/>
-      <w:lvlText w:val="o"/>
-      <w:lvlJc w:val="left"/>
-      <w:pPr>
-        <w:tabs>
-          <w:tab w:val="num" w:pos="1440"/>
-        </w:tabs>
-        <w:ind w:left="1440" w:hanging="360"/>
-      </w:pPr>
-      <w:rPr>
-        <w:rFonts w:ascii="Courier New" w:hAnsi="Courier New" w:hint="default"/>
-        <w:sz w:val="20"/>
-      </w:rPr>
-    </w:lvl>
-    <w:lvl w:ilvl="2" w:tentative="1">
-      <w:start w:val="1"/>
-      <w:numFmt w:val="bullet"/>
-      <w:lvlText w:val=""/>
-      <w:lvlJc w:val="left"/>
-      <w:pPr>
-        <w:tabs>
-          <w:tab w:val="num" w:pos="2160"/>
-        </w:tabs>
-        <w:ind w:left="2160" w:hanging="360"/>
-      </w:pPr>
-      <w:rPr>
-        <w:rFonts w:ascii="Wingdings" w:hAnsi="Wingdings" w:hint="default"/>
-        <w:sz w:val="20"/>
-      </w:rPr>
-    </w:lvl>
-    <w:lvl w:ilvl="3" w:tentative="1">
-      <w:start w:val="1"/>
-      <w:numFmt w:val="bullet"/>
-      <w:lvlText w:val=""/>
-      <w:lvlJc w:val="left"/>
-      <w:pPr>
-        <w:tabs>
-          <w:tab w:val="num" w:pos="2880"/>
-        </w:tabs>
-        <w:ind w:left="2880" w:hanging="360"/>
-      </w:pPr>
-      <w:rPr>
-        <w:rFonts w:ascii="Wingdings" w:hAnsi="Wingdings" w:hint="default"/>
-        <w:sz w:val="20"/>
-      </w:rPr>
-    </w:lvl>
-    <w:lvl w:ilvl="4" w:tentative="1">
-      <w:start w:val="1"/>
-      <w:numFmt w:val="bullet"/>
-      <w:lvlText w:val=""/>
-      <w:lvlJc w:val="left"/>
-      <w:pPr>
-        <w:tabs>
-          <w:tab w:val="num" w:pos="3600"/>
-        </w:tabs>
-        <w:ind w:left="3600" w:hanging="360"/>
-      </w:pPr>
-      <w:rPr>
-        <w:rFonts w:ascii="Wingdings" w:hAnsi="Wingdings" w:hint="default"/>
-        <w:sz w:val="20"/>
-      </w:rPr>
-    </w:lvl>
-    <w:lvl w:ilvl="5" w:tentative="1">
-      <w:start w:val="1"/>
-      <w:numFmt w:val="bullet"/>
-      <w:lvlText w:val=""/>
-      <w:lvlJc w:val="left"/>
-      <w:pPr>
-        <w:tabs>
-          <w:tab w:val="num" w:pos="4320"/>
-        </w:tabs>
-        <w:ind w:left="4320" w:hanging="360"/>
-      </w:pPr>
-      <w:rPr>
-        <w:rFonts w:ascii="Wingdings" w:hAnsi="Wingdings" w:hint="default"/>
-        <w:sz w:val="20"/>
-      </w:rPr>
-    </w:lvl>
-    <w:lvl w:ilvl="6" w:tentative="1">
-      <w:start w:val="1"/>
-      <w:numFmt w:val="bullet"/>
-      <w:lvlText w:val=""/>
-      <w:lvlJc w:val="left"/>
-      <w:pPr>
-        <w:tabs>
-          <w:tab w:val="num" w:pos="5040"/>
-        </w:tabs>
-        <w:ind w:left="5040" w:hanging="360"/>
-      </w:pPr>
-      <w:rPr>
-        <w:rFonts w:ascii="Wingdings" w:hAnsi="Wingdings" w:hint="default"/>
-        <w:sz w:val="20"/>
-      </w:rPr>
-    </w:lvl>
-    <w:lvl w:ilvl="7" w:tentative="1">
-      <w:start w:val="1"/>
-      <w:numFmt w:val="bullet"/>
-      <w:lvlText w:val=""/>
-      <w:lvlJc w:val="left"/>
-      <w:pPr>
-        <w:tabs>
-          <w:tab w:val="num" w:pos="5760"/>
-        </w:tabs>
-        <w:ind w:left="5760" w:hanging="360"/>
-      </w:pPr>
-      <w:rPr>
-        <w:rFonts w:ascii="Wingdings" w:hAnsi="Wingdings" w:hint="default"/>
-        <w:sz w:val="20"/>
-      </w:rPr>
-    </w:lvl>
-    <w:lvl w:ilvl="8" w:tentative="1">
-      <w:start w:val="1"/>
-      <w:numFmt w:val="bullet"/>
-      <w:lvlText w:val=""/>
-      <w:lvlJc w:val="left"/>
-      <w:pPr>
-        <w:tabs>
-          <w:tab w:val="num" w:pos="6480"/>
-        </w:tabs>
-        <w:ind w:left="6480" w:hanging="360"/>
-      </w:pPr>
-      <w:rPr>
-        <w:rFonts w:ascii="Wingdings" w:hAnsi="Wingdings" w:hint="default"/>
-        <w:sz w:val="20"/>
-      </w:rPr>
-    </w:lvl>
-  </w:abstractNum>
-  <w:abstractNum w:abstractNumId="27" w15:restartNumberingAfterBreak="0">
+  <w:abstractNum w:abstractNumId="16" w15:restartNumberingAfterBreak="0">
     <w:nsid w:val="4BE42492"/>
     <w:multiLevelType w:val="hybridMultilevel"/>
     <w:tmpl w:val="91BC5128"/>
@@ -18772,123 +18451,10 @@
       </w:pPr>
     </w:lvl>
   </w:abstractNum>
-  <w:abstractNum w:abstractNumId="28" w15:restartNumberingAfterBreak="0">
-    <w:nsid w:val="4D7C5A35"/>
-    <w:multiLevelType w:val="multilevel"/>
-    <w:tmpl w:val="B6C410A0"/>
-    <w:lvl w:ilvl="0">
-      <w:start w:val="1"/>
-      <w:numFmt w:val="decimal"/>
-      <w:lvlText w:val="%1."/>
-      <w:lvlJc w:val="left"/>
-      <w:pPr>
-        <w:tabs>
-          <w:tab w:val="num" w:pos="720"/>
-        </w:tabs>
-        <w:ind w:left="720" w:hanging="360"/>
-      </w:pPr>
-    </w:lvl>
-    <w:lvl w:ilvl="1" w:tentative="1">
-      <w:start w:val="1"/>
-      <w:numFmt w:val="decimal"/>
-      <w:lvlText w:val="%2."/>
-      <w:lvlJc w:val="left"/>
-      <w:pPr>
-        <w:tabs>
-          <w:tab w:val="num" w:pos="1440"/>
-        </w:tabs>
-        <w:ind w:left="1440" w:hanging="360"/>
-      </w:pPr>
-    </w:lvl>
-    <w:lvl w:ilvl="2" w:tentative="1">
-      <w:start w:val="1"/>
-      <w:numFmt w:val="decimal"/>
-      <w:lvlText w:val="%3."/>
-      <w:lvlJc w:val="left"/>
-      <w:pPr>
-        <w:tabs>
-          <w:tab w:val="num" w:pos="2160"/>
-        </w:tabs>
-        <w:ind w:left="2160" w:hanging="360"/>
-      </w:pPr>
-    </w:lvl>
-    <w:lvl w:ilvl="3" w:tentative="1">
-      <w:start w:val="1"/>
-      <w:numFmt w:val="decimal"/>
-      <w:lvlText w:val="%4."/>
-      <w:lvlJc w:val="left"/>
-      <w:pPr>
-        <w:tabs>
-          <w:tab w:val="num" w:pos="2880"/>
-        </w:tabs>
-        <w:ind w:left="2880" w:hanging="360"/>
-      </w:pPr>
-    </w:lvl>
-    <w:lvl w:ilvl="4" w:tentative="1">
-      <w:start w:val="1"/>
-      <w:numFmt w:val="decimal"/>
-      <w:lvlText w:val="%5."/>
-      <w:lvlJc w:val="left"/>
-      <w:pPr>
-        <w:tabs>
-          <w:tab w:val="num" w:pos="3600"/>
-        </w:tabs>
-        <w:ind w:left="3600" w:hanging="360"/>
-      </w:pPr>
-    </w:lvl>
-    <w:lvl w:ilvl="5" w:tentative="1">
-      <w:start w:val="1"/>
-      <w:numFmt w:val="decimal"/>
-      <w:lvlText w:val="%6."/>
-      <w:lvlJc w:val="left"/>
-      <w:pPr>
-        <w:tabs>
-          <w:tab w:val="num" w:pos="4320"/>
-        </w:tabs>
-        <w:ind w:left="4320" w:hanging="360"/>
-      </w:pPr>
-    </w:lvl>
-    <w:lvl w:ilvl="6" w:tentative="1">
-      <w:start w:val="1"/>
-      <w:numFmt w:val="decimal"/>
-      <w:lvlText w:val="%7."/>
-      <w:lvlJc w:val="left"/>
-      <w:pPr>
-        <w:tabs>
-          <w:tab w:val="num" w:pos="5040"/>
-        </w:tabs>
-        <w:ind w:left="5040" w:hanging="360"/>
-      </w:pPr>
-    </w:lvl>
-    <w:lvl w:ilvl="7" w:tentative="1">
-      <w:start w:val="1"/>
-      <w:numFmt w:val="decimal"/>
-      <w:lvlText w:val="%8."/>
-      <w:lvlJc w:val="left"/>
-      <w:pPr>
-        <w:tabs>
-          <w:tab w:val="num" w:pos="5760"/>
-        </w:tabs>
-        <w:ind w:left="5760" w:hanging="360"/>
-      </w:pPr>
-    </w:lvl>
-    <w:lvl w:ilvl="8" w:tentative="1">
-      <w:start w:val="1"/>
-      <w:numFmt w:val="decimal"/>
-      <w:lvlText w:val="%9."/>
-      <w:lvlJc w:val="left"/>
-      <w:pPr>
-        <w:tabs>
-          <w:tab w:val="num" w:pos="6480"/>
-        </w:tabs>
-        <w:ind w:left="6480" w:hanging="360"/>
-      </w:pPr>
-    </w:lvl>
-  </w:abstractNum>
-  <w:abstractNum w:abstractNumId="29" w15:restartNumberingAfterBreak="0">
-    <w:nsid w:val="4DB56763"/>
+  <w:abstractNum w:abstractNumId="17" w15:restartNumberingAfterBreak="0">
+    <w:nsid w:val="4FD2640A"/>
     <w:multiLevelType w:val="hybridMultilevel"/>
-    <w:tmpl w:val="0E10D150"/>
+    <w:tmpl w:val="5C628C3E"/>
     <w:lvl w:ilvl="0" w:tplc="08160001">
       <w:start w:val="1"/>
       <w:numFmt w:val="bullet"/>
@@ -18998,233 +18564,7 @@
       </w:rPr>
     </w:lvl>
   </w:abstractNum>
-  <w:abstractNum w:abstractNumId="30" w15:restartNumberingAfterBreak="0">
-    <w:nsid w:val="4FD2640A"/>
-    <w:multiLevelType w:val="hybridMultilevel"/>
-    <w:tmpl w:val="5C628C3E"/>
-    <w:lvl w:ilvl="0" w:tplc="08160001">
-      <w:start w:val="1"/>
-      <w:numFmt w:val="bullet"/>
-      <w:lvlText w:val=""/>
-      <w:lvlJc w:val="left"/>
-      <w:pPr>
-        <w:ind w:left="720" w:hanging="360"/>
-      </w:pPr>
-      <w:rPr>
-        <w:rFonts w:ascii="Symbol" w:hAnsi="Symbol" w:hint="default"/>
-      </w:rPr>
-    </w:lvl>
-    <w:lvl w:ilvl="1" w:tplc="08160003" w:tentative="1">
-      <w:start w:val="1"/>
-      <w:numFmt w:val="bullet"/>
-      <w:lvlText w:val="o"/>
-      <w:lvlJc w:val="left"/>
-      <w:pPr>
-        <w:ind w:left="1440" w:hanging="360"/>
-      </w:pPr>
-      <w:rPr>
-        <w:rFonts w:ascii="Courier New" w:hAnsi="Courier New" w:cs="Courier New" w:hint="default"/>
-      </w:rPr>
-    </w:lvl>
-    <w:lvl w:ilvl="2" w:tplc="08160005" w:tentative="1">
-      <w:start w:val="1"/>
-      <w:numFmt w:val="bullet"/>
-      <w:lvlText w:val=""/>
-      <w:lvlJc w:val="left"/>
-      <w:pPr>
-        <w:ind w:left="2160" w:hanging="360"/>
-      </w:pPr>
-      <w:rPr>
-        <w:rFonts w:ascii="Wingdings" w:hAnsi="Wingdings" w:hint="default"/>
-      </w:rPr>
-    </w:lvl>
-    <w:lvl w:ilvl="3" w:tplc="08160001" w:tentative="1">
-      <w:start w:val="1"/>
-      <w:numFmt w:val="bullet"/>
-      <w:lvlText w:val=""/>
-      <w:lvlJc w:val="left"/>
-      <w:pPr>
-        <w:ind w:left="2880" w:hanging="360"/>
-      </w:pPr>
-      <w:rPr>
-        <w:rFonts w:ascii="Symbol" w:hAnsi="Symbol" w:hint="default"/>
-      </w:rPr>
-    </w:lvl>
-    <w:lvl w:ilvl="4" w:tplc="08160003" w:tentative="1">
-      <w:start w:val="1"/>
-      <w:numFmt w:val="bullet"/>
-      <w:lvlText w:val="o"/>
-      <w:lvlJc w:val="left"/>
-      <w:pPr>
-        <w:ind w:left="3600" w:hanging="360"/>
-      </w:pPr>
-      <w:rPr>
-        <w:rFonts w:ascii="Courier New" w:hAnsi="Courier New" w:cs="Courier New" w:hint="default"/>
-      </w:rPr>
-    </w:lvl>
-    <w:lvl w:ilvl="5" w:tplc="08160005" w:tentative="1">
-      <w:start w:val="1"/>
-      <w:numFmt w:val="bullet"/>
-      <w:lvlText w:val=""/>
-      <w:lvlJc w:val="left"/>
-      <w:pPr>
-        <w:ind w:left="4320" w:hanging="360"/>
-      </w:pPr>
-      <w:rPr>
-        <w:rFonts w:ascii="Wingdings" w:hAnsi="Wingdings" w:hint="default"/>
-      </w:rPr>
-    </w:lvl>
-    <w:lvl w:ilvl="6" w:tplc="08160001" w:tentative="1">
-      <w:start w:val="1"/>
-      <w:numFmt w:val="bullet"/>
-      <w:lvlText w:val=""/>
-      <w:lvlJc w:val="left"/>
-      <w:pPr>
-        <w:ind w:left="5040" w:hanging="360"/>
-      </w:pPr>
-      <w:rPr>
-        <w:rFonts w:ascii="Symbol" w:hAnsi="Symbol" w:hint="default"/>
-      </w:rPr>
-    </w:lvl>
-    <w:lvl w:ilvl="7" w:tplc="08160003" w:tentative="1">
-      <w:start w:val="1"/>
-      <w:numFmt w:val="bullet"/>
-      <w:lvlText w:val="o"/>
-      <w:lvlJc w:val="left"/>
-      <w:pPr>
-        <w:ind w:left="5760" w:hanging="360"/>
-      </w:pPr>
-      <w:rPr>
-        <w:rFonts w:ascii="Courier New" w:hAnsi="Courier New" w:cs="Courier New" w:hint="default"/>
-      </w:rPr>
-    </w:lvl>
-    <w:lvl w:ilvl="8" w:tplc="08160005" w:tentative="1">
-      <w:start w:val="1"/>
-      <w:numFmt w:val="bullet"/>
-      <w:lvlText w:val=""/>
-      <w:lvlJc w:val="left"/>
-      <w:pPr>
-        <w:ind w:left="6480" w:hanging="360"/>
-      </w:pPr>
-      <w:rPr>
-        <w:rFonts w:ascii="Wingdings" w:hAnsi="Wingdings" w:hint="default"/>
-      </w:rPr>
-    </w:lvl>
-  </w:abstractNum>
-  <w:abstractNum w:abstractNumId="31" w15:restartNumberingAfterBreak="0">
-    <w:nsid w:val="51A620F6"/>
-    <w:multiLevelType w:val="multilevel"/>
-    <w:tmpl w:val="615C7F80"/>
-    <w:lvl w:ilvl="0">
-      <w:start w:val="1"/>
-      <w:numFmt w:val="decimal"/>
-      <w:lvlText w:val="%1."/>
-      <w:lvlJc w:val="left"/>
-      <w:pPr>
-        <w:tabs>
-          <w:tab w:val="num" w:pos="720"/>
-        </w:tabs>
-        <w:ind w:left="720" w:hanging="360"/>
-      </w:pPr>
-    </w:lvl>
-    <w:lvl w:ilvl="1" w:tentative="1">
-      <w:start w:val="1"/>
-      <w:numFmt w:val="decimal"/>
-      <w:lvlText w:val="%2."/>
-      <w:lvlJc w:val="left"/>
-      <w:pPr>
-        <w:tabs>
-          <w:tab w:val="num" w:pos="1440"/>
-        </w:tabs>
-        <w:ind w:left="1440" w:hanging="360"/>
-      </w:pPr>
-    </w:lvl>
-    <w:lvl w:ilvl="2" w:tentative="1">
-      <w:start w:val="1"/>
-      <w:numFmt w:val="decimal"/>
-      <w:lvlText w:val="%3."/>
-      <w:lvlJc w:val="left"/>
-      <w:pPr>
-        <w:tabs>
-          <w:tab w:val="num" w:pos="2160"/>
-        </w:tabs>
-        <w:ind w:left="2160" w:hanging="360"/>
-      </w:pPr>
-    </w:lvl>
-    <w:lvl w:ilvl="3" w:tentative="1">
-      <w:start w:val="1"/>
-      <w:numFmt w:val="decimal"/>
-      <w:lvlText w:val="%4."/>
-      <w:lvlJc w:val="left"/>
-      <w:pPr>
-        <w:tabs>
-          <w:tab w:val="num" w:pos="2880"/>
-        </w:tabs>
-        <w:ind w:left="2880" w:hanging="360"/>
-      </w:pPr>
-    </w:lvl>
-    <w:lvl w:ilvl="4" w:tentative="1">
-      <w:start w:val="1"/>
-      <w:numFmt w:val="decimal"/>
-      <w:lvlText w:val="%5."/>
-      <w:lvlJc w:val="left"/>
-      <w:pPr>
-        <w:tabs>
-          <w:tab w:val="num" w:pos="3600"/>
-        </w:tabs>
-        <w:ind w:left="3600" w:hanging="360"/>
-      </w:pPr>
-    </w:lvl>
-    <w:lvl w:ilvl="5" w:tentative="1">
-      <w:start w:val="1"/>
-      <w:numFmt w:val="decimal"/>
-      <w:lvlText w:val="%6."/>
-      <w:lvlJc w:val="left"/>
-      <w:pPr>
-        <w:tabs>
-          <w:tab w:val="num" w:pos="4320"/>
-        </w:tabs>
-        <w:ind w:left="4320" w:hanging="360"/>
-      </w:pPr>
-    </w:lvl>
-    <w:lvl w:ilvl="6" w:tentative="1">
-      <w:start w:val="1"/>
-      <w:numFmt w:val="decimal"/>
-      <w:lvlText w:val="%7."/>
-      <w:lvlJc w:val="left"/>
-      <w:pPr>
-        <w:tabs>
-          <w:tab w:val="num" w:pos="5040"/>
-        </w:tabs>
-        <w:ind w:left="5040" w:hanging="360"/>
-      </w:pPr>
-    </w:lvl>
-    <w:lvl w:ilvl="7" w:tentative="1">
-      <w:start w:val="1"/>
-      <w:numFmt w:val="decimal"/>
-      <w:lvlText w:val="%8."/>
-      <w:lvlJc w:val="left"/>
-      <w:pPr>
-        <w:tabs>
-          <w:tab w:val="num" w:pos="5760"/>
-        </w:tabs>
-        <w:ind w:left="5760" w:hanging="360"/>
-      </w:pPr>
-    </w:lvl>
-    <w:lvl w:ilvl="8" w:tentative="1">
-      <w:start w:val="1"/>
-      <w:numFmt w:val="decimal"/>
-      <w:lvlText w:val="%9."/>
-      <w:lvlJc w:val="left"/>
-      <w:pPr>
-        <w:tabs>
-          <w:tab w:val="num" w:pos="6480"/>
-        </w:tabs>
-        <w:ind w:left="6480" w:hanging="360"/>
-      </w:pPr>
-    </w:lvl>
-  </w:abstractNum>
-  <w:abstractNum w:abstractNumId="32" w15:restartNumberingAfterBreak="0">
+  <w:abstractNum w:abstractNumId="18" w15:restartNumberingAfterBreak="0">
     <w:nsid w:val="5430014E"/>
     <w:multiLevelType w:val="multilevel"/>
     <w:tmpl w:val="A49449A0"/>
@@ -19340,123 +18680,7 @@
       </w:pPr>
     </w:lvl>
   </w:abstractNum>
-  <w:abstractNum w:abstractNumId="33" w15:restartNumberingAfterBreak="0">
-    <w:nsid w:val="593A3E78"/>
-    <w:multiLevelType w:val="multilevel"/>
-    <w:tmpl w:val="7954225A"/>
-    <w:lvl w:ilvl="0">
-      <w:start w:val="1"/>
-      <w:numFmt w:val="bullet"/>
-      <w:lvlText w:val=""/>
-      <w:lvlJc w:val="left"/>
-      <w:pPr>
-        <w:tabs>
-          <w:tab w:val="num" w:pos="432"/>
-        </w:tabs>
-        <w:ind w:left="432" w:hanging="432"/>
-      </w:pPr>
-      <w:rPr>
-        <w:rFonts w:ascii="Symbol" w:hAnsi="Symbol" w:hint="default"/>
-      </w:rPr>
-    </w:lvl>
-    <w:lvl w:ilvl="1">
-      <w:start w:val="1"/>
-      <w:numFmt w:val="decimal"/>
-      <w:lvlText w:val="%1.%2"/>
-      <w:lvlJc w:val="left"/>
-      <w:pPr>
-        <w:tabs>
-          <w:tab w:val="num" w:pos="576"/>
-        </w:tabs>
-        <w:ind w:left="576" w:hanging="576"/>
-      </w:pPr>
-    </w:lvl>
-    <w:lvl w:ilvl="2">
-      <w:start w:val="1"/>
-      <w:numFmt w:val="decimal"/>
-      <w:lvlText w:val="%1.%2.%3"/>
-      <w:lvlJc w:val="left"/>
-      <w:pPr>
-        <w:tabs>
-          <w:tab w:val="num" w:pos="720"/>
-        </w:tabs>
-        <w:ind w:left="720" w:hanging="720"/>
-      </w:pPr>
-    </w:lvl>
-    <w:lvl w:ilvl="3">
-      <w:start w:val="1"/>
-      <w:numFmt w:val="decimal"/>
-      <w:lvlText w:val="%1.%2.%3.%4"/>
-      <w:lvlJc w:val="left"/>
-      <w:pPr>
-        <w:tabs>
-          <w:tab w:val="num" w:pos="864"/>
-        </w:tabs>
-        <w:ind w:left="864" w:hanging="864"/>
-      </w:pPr>
-    </w:lvl>
-    <w:lvl w:ilvl="4">
-      <w:start w:val="1"/>
-      <w:numFmt w:val="decimal"/>
-      <w:lvlText w:val="%1.%2.%3.%4.%5"/>
-      <w:lvlJc w:val="left"/>
-      <w:pPr>
-        <w:tabs>
-          <w:tab w:val="num" w:pos="1008"/>
-        </w:tabs>
-        <w:ind w:left="1008" w:hanging="1008"/>
-      </w:pPr>
-    </w:lvl>
-    <w:lvl w:ilvl="5">
-      <w:start w:val="1"/>
-      <w:numFmt w:val="decimal"/>
-      <w:lvlText w:val="%1.%2.%3.%4.%5.%6"/>
-      <w:lvlJc w:val="left"/>
-      <w:pPr>
-        <w:tabs>
-          <w:tab w:val="num" w:pos="1152"/>
-        </w:tabs>
-        <w:ind w:left="1152" w:hanging="1152"/>
-      </w:pPr>
-    </w:lvl>
-    <w:lvl w:ilvl="6">
-      <w:start w:val="1"/>
-      <w:numFmt w:val="decimal"/>
-      <w:lvlText w:val="%1.%2.%3.%4.%5.%6.%7"/>
-      <w:lvlJc w:val="left"/>
-      <w:pPr>
-        <w:tabs>
-          <w:tab w:val="num" w:pos="1296"/>
-        </w:tabs>
-        <w:ind w:left="1296" w:hanging="1296"/>
-      </w:pPr>
-    </w:lvl>
-    <w:lvl w:ilvl="7">
-      <w:start w:val="1"/>
-      <w:numFmt w:val="decimal"/>
-      <w:lvlText w:val="%1.%2.%3.%4.%5.%6.%7.%8"/>
-      <w:lvlJc w:val="left"/>
-      <w:pPr>
-        <w:tabs>
-          <w:tab w:val="num" w:pos="1440"/>
-        </w:tabs>
-        <w:ind w:left="1440" w:hanging="1440"/>
-      </w:pPr>
-    </w:lvl>
-    <w:lvl w:ilvl="8">
-      <w:start w:val="1"/>
-      <w:numFmt w:val="decimal"/>
-      <w:lvlText w:val="%1.%2.%3.%4.%5.%6.%7.%8.%9"/>
-      <w:lvlJc w:val="left"/>
-      <w:pPr>
-        <w:tabs>
-          <w:tab w:val="num" w:pos="1584"/>
-        </w:tabs>
-        <w:ind w:left="1584" w:hanging="1584"/>
-      </w:pPr>
-    </w:lvl>
-  </w:abstractNum>
-  <w:abstractNum w:abstractNumId="34" w15:restartNumberingAfterBreak="0">
+  <w:abstractNum w:abstractNumId="19" w15:restartNumberingAfterBreak="0">
     <w:nsid w:val="5D71024B"/>
     <w:multiLevelType w:val="multilevel"/>
     <w:tmpl w:val="411A164C"/>
@@ -19605,7 +18829,7 @@
       </w:rPr>
     </w:lvl>
   </w:abstractNum>
-  <w:abstractNum w:abstractNumId="35" w15:restartNumberingAfterBreak="0">
+  <w:abstractNum w:abstractNumId="20" w15:restartNumberingAfterBreak="0">
     <w:nsid w:val="5EAF199C"/>
     <w:multiLevelType w:val="multilevel"/>
     <w:tmpl w:val="73BC82E8"/>
@@ -19754,10 +18978,132 @@
       </w:rPr>
     </w:lvl>
   </w:abstractNum>
-  <w:abstractNum w:abstractNumId="36" w15:restartNumberingAfterBreak="0">
-    <w:nsid w:val="5EEA7FB4"/>
+  <w:abstractNum w:abstractNumId="21" w15:restartNumberingAfterBreak="0">
+    <w:nsid w:val="61A95D1A"/>
     <w:multiLevelType w:val="multilevel"/>
-    <w:tmpl w:val="E1F401DC"/>
+    <w:tmpl w:val="285809CE"/>
+    <w:lvl w:ilvl="0">
+      <w:start w:val="1"/>
+      <w:numFmt w:val="decimal"/>
+      <w:pStyle w:val="Ttulo1"/>
+      <w:lvlText w:val="%1"/>
+      <w:lvlJc w:val="left"/>
+      <w:pPr>
+        <w:tabs>
+          <w:tab w:val="num" w:pos="432"/>
+        </w:tabs>
+        <w:ind w:left="432" w:hanging="432"/>
+      </w:pPr>
+    </w:lvl>
+    <w:lvl w:ilvl="1">
+      <w:start w:val="1"/>
+      <w:numFmt w:val="decimal"/>
+      <w:pStyle w:val="Ttulo2"/>
+      <w:lvlText w:val="%1.%2"/>
+      <w:lvlJc w:val="left"/>
+      <w:pPr>
+        <w:tabs>
+          <w:tab w:val="num" w:pos="2986"/>
+        </w:tabs>
+        <w:ind w:left="2986" w:hanging="576"/>
+      </w:pPr>
+    </w:lvl>
+    <w:lvl w:ilvl="2">
+      <w:start w:val="1"/>
+      <w:numFmt w:val="decimal"/>
+      <w:pStyle w:val="Ttulo3"/>
+      <w:lvlText w:val="%1.%2.%3"/>
+      <w:lvlJc w:val="left"/>
+      <w:pPr>
+        <w:tabs>
+          <w:tab w:val="num" w:pos="720"/>
+        </w:tabs>
+        <w:ind w:left="720" w:hanging="720"/>
+      </w:pPr>
+    </w:lvl>
+    <w:lvl w:ilvl="3">
+      <w:start w:val="1"/>
+      <w:numFmt w:val="decimal"/>
+      <w:pStyle w:val="Ttulo4"/>
+      <w:lvlText w:val="%1.%2.%3.%4"/>
+      <w:lvlJc w:val="left"/>
+      <w:pPr>
+        <w:tabs>
+          <w:tab w:val="num" w:pos="864"/>
+        </w:tabs>
+        <w:ind w:left="864" w:hanging="864"/>
+      </w:pPr>
+    </w:lvl>
+    <w:lvl w:ilvl="4">
+      <w:start w:val="1"/>
+      <w:numFmt w:val="decimal"/>
+      <w:pStyle w:val="Ttulo5"/>
+      <w:lvlText w:val="%1.%2.%3.%4.%5"/>
+      <w:lvlJc w:val="left"/>
+      <w:pPr>
+        <w:tabs>
+          <w:tab w:val="num" w:pos="1008"/>
+        </w:tabs>
+        <w:ind w:left="1008" w:hanging="1008"/>
+      </w:pPr>
+    </w:lvl>
+    <w:lvl w:ilvl="5">
+      <w:start w:val="1"/>
+      <w:numFmt w:val="decimal"/>
+      <w:pStyle w:val="Ttulo6"/>
+      <w:lvlText w:val="%1.%2.%3.%4.%5.%6"/>
+      <w:lvlJc w:val="left"/>
+      <w:pPr>
+        <w:tabs>
+          <w:tab w:val="num" w:pos="1152"/>
+        </w:tabs>
+        <w:ind w:left="1152" w:hanging="1152"/>
+      </w:pPr>
+    </w:lvl>
+    <w:lvl w:ilvl="6">
+      <w:start w:val="1"/>
+      <w:numFmt w:val="decimal"/>
+      <w:pStyle w:val="Ttulo7"/>
+      <w:lvlText w:val="%1.%2.%3.%4.%5.%6.%7"/>
+      <w:lvlJc w:val="left"/>
+      <w:pPr>
+        <w:tabs>
+          <w:tab w:val="num" w:pos="1296"/>
+        </w:tabs>
+        <w:ind w:left="1296" w:hanging="1296"/>
+      </w:pPr>
+    </w:lvl>
+    <w:lvl w:ilvl="7">
+      <w:start w:val="1"/>
+      <w:numFmt w:val="decimal"/>
+      <w:pStyle w:val="Ttulo8"/>
+      <w:lvlText w:val="%1.%2.%3.%4.%5.%6.%7.%8"/>
+      <w:lvlJc w:val="left"/>
+      <w:pPr>
+        <w:tabs>
+          <w:tab w:val="num" w:pos="1440"/>
+        </w:tabs>
+        <w:ind w:left="1440" w:hanging="1440"/>
+      </w:pPr>
+    </w:lvl>
+    <w:lvl w:ilvl="8">
+      <w:start w:val="1"/>
+      <w:numFmt w:val="decimal"/>
+      <w:pStyle w:val="Ttulo9"/>
+      <w:lvlText w:val="%1.%2.%3.%4.%5.%6.%7.%8.%9"/>
+      <w:lvlJc w:val="left"/>
+      <w:pPr>
+        <w:tabs>
+          <w:tab w:val="num" w:pos="1584"/>
+        </w:tabs>
+        <w:ind w:left="1584" w:hanging="1584"/>
+      </w:pPr>
+    </w:lvl>
+  </w:abstractNum>
+  <w:abstractNum w:abstractNumId="22" w15:restartNumberingAfterBreak="0">
+    <w:nsid w:val="76027B8B"/>
+    <w:multiLevelType w:val="multilevel"/>
+    <w:tmpl w:val="AAEA3C62"/>
     <w:lvl w:ilvl="0">
       <w:start w:val="1"/>
       <w:numFmt w:val="bullet"/>
@@ -19903,576 +19249,7 @@
       </w:rPr>
     </w:lvl>
   </w:abstractNum>
-  <w:abstractNum w:abstractNumId="37" w15:restartNumberingAfterBreak="0">
-    <w:nsid w:val="61A95D1A"/>
-    <w:multiLevelType w:val="multilevel"/>
-    <w:tmpl w:val="285809CE"/>
-    <w:lvl w:ilvl="0">
-      <w:start w:val="1"/>
-      <w:numFmt w:val="decimal"/>
-      <w:pStyle w:val="Ttulo1"/>
-      <w:lvlText w:val="%1"/>
-      <w:lvlJc w:val="left"/>
-      <w:pPr>
-        <w:tabs>
-          <w:tab w:val="num" w:pos="432"/>
-        </w:tabs>
-        <w:ind w:left="432" w:hanging="432"/>
-      </w:pPr>
-    </w:lvl>
-    <w:lvl w:ilvl="1">
-      <w:start w:val="1"/>
-      <w:numFmt w:val="decimal"/>
-      <w:pStyle w:val="Ttulo2"/>
-      <w:lvlText w:val="%1.%2"/>
-      <w:lvlJc w:val="left"/>
-      <w:pPr>
-        <w:tabs>
-          <w:tab w:val="num" w:pos="2986"/>
-        </w:tabs>
-        <w:ind w:left="2986" w:hanging="576"/>
-      </w:pPr>
-    </w:lvl>
-    <w:lvl w:ilvl="2">
-      <w:start w:val="1"/>
-      <w:numFmt w:val="decimal"/>
-      <w:pStyle w:val="Ttulo3"/>
-      <w:lvlText w:val="%1.%2.%3"/>
-      <w:lvlJc w:val="left"/>
-      <w:pPr>
-        <w:tabs>
-          <w:tab w:val="num" w:pos="720"/>
-        </w:tabs>
-        <w:ind w:left="720" w:hanging="720"/>
-      </w:pPr>
-    </w:lvl>
-    <w:lvl w:ilvl="3">
-      <w:start w:val="1"/>
-      <w:numFmt w:val="decimal"/>
-      <w:pStyle w:val="Ttulo4"/>
-      <w:lvlText w:val="%1.%2.%3.%4"/>
-      <w:lvlJc w:val="left"/>
-      <w:pPr>
-        <w:tabs>
-          <w:tab w:val="num" w:pos="864"/>
-        </w:tabs>
-        <w:ind w:left="864" w:hanging="864"/>
-      </w:pPr>
-    </w:lvl>
-    <w:lvl w:ilvl="4">
-      <w:start w:val="1"/>
-      <w:numFmt w:val="decimal"/>
-      <w:pStyle w:val="Ttulo5"/>
-      <w:lvlText w:val="%1.%2.%3.%4.%5"/>
-      <w:lvlJc w:val="left"/>
-      <w:pPr>
-        <w:tabs>
-          <w:tab w:val="num" w:pos="1008"/>
-        </w:tabs>
-        <w:ind w:left="1008" w:hanging="1008"/>
-      </w:pPr>
-    </w:lvl>
-    <w:lvl w:ilvl="5">
-      <w:start w:val="1"/>
-      <w:numFmt w:val="decimal"/>
-      <w:pStyle w:val="Ttulo6"/>
-      <w:lvlText w:val="%1.%2.%3.%4.%5.%6"/>
-      <w:lvlJc w:val="left"/>
-      <w:pPr>
-        <w:tabs>
-          <w:tab w:val="num" w:pos="1152"/>
-        </w:tabs>
-        <w:ind w:left="1152" w:hanging="1152"/>
-      </w:pPr>
-    </w:lvl>
-    <w:lvl w:ilvl="6">
-      <w:start w:val="1"/>
-      <w:numFmt w:val="decimal"/>
-      <w:pStyle w:val="Ttulo7"/>
-      <w:lvlText w:val="%1.%2.%3.%4.%5.%6.%7"/>
-      <w:lvlJc w:val="left"/>
-      <w:pPr>
-        <w:tabs>
-          <w:tab w:val="num" w:pos="1296"/>
-        </w:tabs>
-        <w:ind w:left="1296" w:hanging="1296"/>
-      </w:pPr>
-    </w:lvl>
-    <w:lvl w:ilvl="7">
-      <w:start w:val="1"/>
-      <w:numFmt w:val="decimal"/>
-      <w:pStyle w:val="Ttulo8"/>
-      <w:lvlText w:val="%1.%2.%3.%4.%5.%6.%7.%8"/>
-      <w:lvlJc w:val="left"/>
-      <w:pPr>
-        <w:tabs>
-          <w:tab w:val="num" w:pos="1440"/>
-        </w:tabs>
-        <w:ind w:left="1440" w:hanging="1440"/>
-      </w:pPr>
-    </w:lvl>
-    <w:lvl w:ilvl="8">
-      <w:start w:val="1"/>
-      <w:numFmt w:val="decimal"/>
-      <w:pStyle w:val="Ttulo9"/>
-      <w:lvlText w:val="%1.%2.%3.%4.%5.%6.%7.%8.%9"/>
-      <w:lvlJc w:val="left"/>
-      <w:pPr>
-        <w:tabs>
-          <w:tab w:val="num" w:pos="1584"/>
-        </w:tabs>
-        <w:ind w:left="1584" w:hanging="1584"/>
-      </w:pPr>
-    </w:lvl>
-  </w:abstractNum>
-  <w:abstractNum w:abstractNumId="38" w15:restartNumberingAfterBreak="0">
-    <w:nsid w:val="6B81704F"/>
-    <w:multiLevelType w:val="multilevel"/>
-    <w:tmpl w:val="95F67F32"/>
-    <w:lvl w:ilvl="0">
-      <w:start w:val="1"/>
-      <w:numFmt w:val="bullet"/>
-      <w:lvlText w:val=""/>
-      <w:lvlJc w:val="left"/>
-      <w:pPr>
-        <w:tabs>
-          <w:tab w:val="num" w:pos="720"/>
-        </w:tabs>
-        <w:ind w:left="720" w:hanging="360"/>
-      </w:pPr>
-      <w:rPr>
-        <w:rFonts w:ascii="Symbol" w:hAnsi="Symbol" w:hint="default"/>
-        <w:sz w:val="20"/>
-      </w:rPr>
-    </w:lvl>
-    <w:lvl w:ilvl="1" w:tentative="1">
-      <w:start w:val="1"/>
-      <w:numFmt w:val="bullet"/>
-      <w:lvlText w:val="o"/>
-      <w:lvlJc w:val="left"/>
-      <w:pPr>
-        <w:tabs>
-          <w:tab w:val="num" w:pos="1440"/>
-        </w:tabs>
-        <w:ind w:left="1440" w:hanging="360"/>
-      </w:pPr>
-      <w:rPr>
-        <w:rFonts w:ascii="Courier New" w:hAnsi="Courier New" w:hint="default"/>
-        <w:sz w:val="20"/>
-      </w:rPr>
-    </w:lvl>
-    <w:lvl w:ilvl="2" w:tentative="1">
-      <w:start w:val="1"/>
-      <w:numFmt w:val="bullet"/>
-      <w:lvlText w:val=""/>
-      <w:lvlJc w:val="left"/>
-      <w:pPr>
-        <w:tabs>
-          <w:tab w:val="num" w:pos="2160"/>
-        </w:tabs>
-        <w:ind w:left="2160" w:hanging="360"/>
-      </w:pPr>
-      <w:rPr>
-        <w:rFonts w:ascii="Wingdings" w:hAnsi="Wingdings" w:hint="default"/>
-        <w:sz w:val="20"/>
-      </w:rPr>
-    </w:lvl>
-    <w:lvl w:ilvl="3" w:tentative="1">
-      <w:start w:val="1"/>
-      <w:numFmt w:val="bullet"/>
-      <w:lvlText w:val=""/>
-      <w:lvlJc w:val="left"/>
-      <w:pPr>
-        <w:tabs>
-          <w:tab w:val="num" w:pos="2880"/>
-        </w:tabs>
-        <w:ind w:left="2880" w:hanging="360"/>
-      </w:pPr>
-      <w:rPr>
-        <w:rFonts w:ascii="Wingdings" w:hAnsi="Wingdings" w:hint="default"/>
-        <w:sz w:val="20"/>
-      </w:rPr>
-    </w:lvl>
-    <w:lvl w:ilvl="4" w:tentative="1">
-      <w:start w:val="1"/>
-      <w:numFmt w:val="bullet"/>
-      <w:lvlText w:val=""/>
-      <w:lvlJc w:val="left"/>
-      <w:pPr>
-        <w:tabs>
-          <w:tab w:val="num" w:pos="3600"/>
-        </w:tabs>
-        <w:ind w:left="3600" w:hanging="360"/>
-      </w:pPr>
-      <w:rPr>
-        <w:rFonts w:ascii="Wingdings" w:hAnsi="Wingdings" w:hint="default"/>
-        <w:sz w:val="20"/>
-      </w:rPr>
-    </w:lvl>
-    <w:lvl w:ilvl="5" w:tentative="1">
-      <w:start w:val="1"/>
-      <w:numFmt w:val="bullet"/>
-      <w:lvlText w:val=""/>
-      <w:lvlJc w:val="left"/>
-      <w:pPr>
-        <w:tabs>
-          <w:tab w:val="num" w:pos="4320"/>
-        </w:tabs>
-        <w:ind w:left="4320" w:hanging="360"/>
-      </w:pPr>
-      <w:rPr>
-        <w:rFonts w:ascii="Wingdings" w:hAnsi="Wingdings" w:hint="default"/>
-        <w:sz w:val="20"/>
-      </w:rPr>
-    </w:lvl>
-    <w:lvl w:ilvl="6" w:tentative="1">
-      <w:start w:val="1"/>
-      <w:numFmt w:val="bullet"/>
-      <w:lvlText w:val=""/>
-      <w:lvlJc w:val="left"/>
-      <w:pPr>
-        <w:tabs>
-          <w:tab w:val="num" w:pos="5040"/>
-        </w:tabs>
-        <w:ind w:left="5040" w:hanging="360"/>
-      </w:pPr>
-      <w:rPr>
-        <w:rFonts w:ascii="Wingdings" w:hAnsi="Wingdings" w:hint="default"/>
-        <w:sz w:val="20"/>
-      </w:rPr>
-    </w:lvl>
-    <w:lvl w:ilvl="7" w:tentative="1">
-      <w:start w:val="1"/>
-      <w:numFmt w:val="bullet"/>
-      <w:lvlText w:val=""/>
-      <w:lvlJc w:val="left"/>
-      <w:pPr>
-        <w:tabs>
-          <w:tab w:val="num" w:pos="5760"/>
-        </w:tabs>
-        <w:ind w:left="5760" w:hanging="360"/>
-      </w:pPr>
-      <w:rPr>
-        <w:rFonts w:ascii="Wingdings" w:hAnsi="Wingdings" w:hint="default"/>
-        <w:sz w:val="20"/>
-      </w:rPr>
-    </w:lvl>
-    <w:lvl w:ilvl="8" w:tentative="1">
-      <w:start w:val="1"/>
-      <w:numFmt w:val="bullet"/>
-      <w:lvlText w:val=""/>
-      <w:lvlJc w:val="left"/>
-      <w:pPr>
-        <w:tabs>
-          <w:tab w:val="num" w:pos="6480"/>
-        </w:tabs>
-        <w:ind w:left="6480" w:hanging="360"/>
-      </w:pPr>
-      <w:rPr>
-        <w:rFonts w:ascii="Wingdings" w:hAnsi="Wingdings" w:hint="default"/>
-        <w:sz w:val="20"/>
-      </w:rPr>
-    </w:lvl>
-  </w:abstractNum>
-  <w:abstractNum w:abstractNumId="39" w15:restartNumberingAfterBreak="0">
-    <w:nsid w:val="72AF6156"/>
-    <w:multiLevelType w:val="multilevel"/>
-    <w:tmpl w:val="EA18361C"/>
-    <w:lvl w:ilvl="0">
-      <w:start w:val="1"/>
-      <w:numFmt w:val="bullet"/>
-      <w:lvlText w:val=""/>
-      <w:lvlJc w:val="left"/>
-      <w:pPr>
-        <w:tabs>
-          <w:tab w:val="num" w:pos="720"/>
-        </w:tabs>
-        <w:ind w:left="720" w:hanging="360"/>
-      </w:pPr>
-      <w:rPr>
-        <w:rFonts w:ascii="Symbol" w:hAnsi="Symbol" w:hint="default"/>
-        <w:sz w:val="20"/>
-      </w:rPr>
-    </w:lvl>
-    <w:lvl w:ilvl="1" w:tentative="1">
-      <w:start w:val="1"/>
-      <w:numFmt w:val="bullet"/>
-      <w:lvlText w:val="o"/>
-      <w:lvlJc w:val="left"/>
-      <w:pPr>
-        <w:tabs>
-          <w:tab w:val="num" w:pos="1440"/>
-        </w:tabs>
-        <w:ind w:left="1440" w:hanging="360"/>
-      </w:pPr>
-      <w:rPr>
-        <w:rFonts w:ascii="Courier New" w:hAnsi="Courier New" w:hint="default"/>
-        <w:sz w:val="20"/>
-      </w:rPr>
-    </w:lvl>
-    <w:lvl w:ilvl="2" w:tentative="1">
-      <w:start w:val="1"/>
-      <w:numFmt w:val="bullet"/>
-      <w:lvlText w:val=""/>
-      <w:lvlJc w:val="left"/>
-      <w:pPr>
-        <w:tabs>
-          <w:tab w:val="num" w:pos="2160"/>
-        </w:tabs>
-        <w:ind w:left="2160" w:hanging="360"/>
-      </w:pPr>
-      <w:rPr>
-        <w:rFonts w:ascii="Wingdings" w:hAnsi="Wingdings" w:hint="default"/>
-        <w:sz w:val="20"/>
-      </w:rPr>
-    </w:lvl>
-    <w:lvl w:ilvl="3" w:tentative="1">
-      <w:start w:val="1"/>
-      <w:numFmt w:val="bullet"/>
-      <w:lvlText w:val=""/>
-      <w:lvlJc w:val="left"/>
-      <w:pPr>
-        <w:tabs>
-          <w:tab w:val="num" w:pos="2880"/>
-        </w:tabs>
-        <w:ind w:left="2880" w:hanging="360"/>
-      </w:pPr>
-      <w:rPr>
-        <w:rFonts w:ascii="Wingdings" w:hAnsi="Wingdings" w:hint="default"/>
-        <w:sz w:val="20"/>
-      </w:rPr>
-    </w:lvl>
-    <w:lvl w:ilvl="4" w:tentative="1">
-      <w:start w:val="1"/>
-      <w:numFmt w:val="bullet"/>
-      <w:lvlText w:val=""/>
-      <w:lvlJc w:val="left"/>
-      <w:pPr>
-        <w:tabs>
-          <w:tab w:val="num" w:pos="3600"/>
-        </w:tabs>
-        <w:ind w:left="3600" w:hanging="360"/>
-      </w:pPr>
-      <w:rPr>
-        <w:rFonts w:ascii="Wingdings" w:hAnsi="Wingdings" w:hint="default"/>
-        <w:sz w:val="20"/>
-      </w:rPr>
-    </w:lvl>
-    <w:lvl w:ilvl="5" w:tentative="1">
-      <w:start w:val="1"/>
-      <w:numFmt w:val="bullet"/>
-      <w:lvlText w:val=""/>
-      <w:lvlJc w:val="left"/>
-      <w:pPr>
-        <w:tabs>
-          <w:tab w:val="num" w:pos="4320"/>
-        </w:tabs>
-        <w:ind w:left="4320" w:hanging="360"/>
-      </w:pPr>
-      <w:rPr>
-        <w:rFonts w:ascii="Wingdings" w:hAnsi="Wingdings" w:hint="default"/>
-        <w:sz w:val="20"/>
-      </w:rPr>
-    </w:lvl>
-    <w:lvl w:ilvl="6" w:tentative="1">
-      <w:start w:val="1"/>
-      <w:numFmt w:val="bullet"/>
-      <w:lvlText w:val=""/>
-      <w:lvlJc w:val="left"/>
-      <w:pPr>
-        <w:tabs>
-          <w:tab w:val="num" w:pos="5040"/>
-        </w:tabs>
-        <w:ind w:left="5040" w:hanging="360"/>
-      </w:pPr>
-      <w:rPr>
-        <w:rFonts w:ascii="Wingdings" w:hAnsi="Wingdings" w:hint="default"/>
-        <w:sz w:val="20"/>
-      </w:rPr>
-    </w:lvl>
-    <w:lvl w:ilvl="7" w:tentative="1">
-      <w:start w:val="1"/>
-      <w:numFmt w:val="bullet"/>
-      <w:lvlText w:val=""/>
-      <w:lvlJc w:val="left"/>
-      <w:pPr>
-        <w:tabs>
-          <w:tab w:val="num" w:pos="5760"/>
-        </w:tabs>
-        <w:ind w:left="5760" w:hanging="360"/>
-      </w:pPr>
-      <w:rPr>
-        <w:rFonts w:ascii="Wingdings" w:hAnsi="Wingdings" w:hint="default"/>
-        <w:sz w:val="20"/>
-      </w:rPr>
-    </w:lvl>
-    <w:lvl w:ilvl="8" w:tentative="1">
-      <w:start w:val="1"/>
-      <w:numFmt w:val="bullet"/>
-      <w:lvlText w:val=""/>
-      <w:lvlJc w:val="left"/>
-      <w:pPr>
-        <w:tabs>
-          <w:tab w:val="num" w:pos="6480"/>
-        </w:tabs>
-        <w:ind w:left="6480" w:hanging="360"/>
-      </w:pPr>
-      <w:rPr>
-        <w:rFonts w:ascii="Wingdings" w:hAnsi="Wingdings" w:hint="default"/>
-        <w:sz w:val="20"/>
-      </w:rPr>
-    </w:lvl>
-  </w:abstractNum>
-  <w:abstractNum w:abstractNumId="40" w15:restartNumberingAfterBreak="0">
-    <w:nsid w:val="76027B8B"/>
-    <w:multiLevelType w:val="multilevel"/>
-    <w:tmpl w:val="AAEA3C62"/>
-    <w:lvl w:ilvl="0">
-      <w:start w:val="1"/>
-      <w:numFmt w:val="bullet"/>
-      <w:lvlText w:val=""/>
-      <w:lvlJc w:val="left"/>
-      <w:pPr>
-        <w:tabs>
-          <w:tab w:val="num" w:pos="720"/>
-        </w:tabs>
-        <w:ind w:left="720" w:hanging="360"/>
-      </w:pPr>
-      <w:rPr>
-        <w:rFonts w:ascii="Symbol" w:hAnsi="Symbol" w:hint="default"/>
-        <w:sz w:val="20"/>
-      </w:rPr>
-    </w:lvl>
-    <w:lvl w:ilvl="1" w:tentative="1">
-      <w:start w:val="1"/>
-      <w:numFmt w:val="bullet"/>
-      <w:lvlText w:val="o"/>
-      <w:lvlJc w:val="left"/>
-      <w:pPr>
-        <w:tabs>
-          <w:tab w:val="num" w:pos="1440"/>
-        </w:tabs>
-        <w:ind w:left="1440" w:hanging="360"/>
-      </w:pPr>
-      <w:rPr>
-        <w:rFonts w:ascii="Courier New" w:hAnsi="Courier New" w:hint="default"/>
-        <w:sz w:val="20"/>
-      </w:rPr>
-    </w:lvl>
-    <w:lvl w:ilvl="2" w:tentative="1">
-      <w:start w:val="1"/>
-      <w:numFmt w:val="bullet"/>
-      <w:lvlText w:val=""/>
-      <w:lvlJc w:val="left"/>
-      <w:pPr>
-        <w:tabs>
-          <w:tab w:val="num" w:pos="2160"/>
-        </w:tabs>
-        <w:ind w:left="2160" w:hanging="360"/>
-      </w:pPr>
-      <w:rPr>
-        <w:rFonts w:ascii="Wingdings" w:hAnsi="Wingdings" w:hint="default"/>
-        <w:sz w:val="20"/>
-      </w:rPr>
-    </w:lvl>
-    <w:lvl w:ilvl="3" w:tentative="1">
-      <w:start w:val="1"/>
-      <w:numFmt w:val="bullet"/>
-      <w:lvlText w:val=""/>
-      <w:lvlJc w:val="left"/>
-      <w:pPr>
-        <w:tabs>
-          <w:tab w:val="num" w:pos="2880"/>
-        </w:tabs>
-        <w:ind w:left="2880" w:hanging="360"/>
-      </w:pPr>
-      <w:rPr>
-        <w:rFonts w:ascii="Wingdings" w:hAnsi="Wingdings" w:hint="default"/>
-        <w:sz w:val="20"/>
-      </w:rPr>
-    </w:lvl>
-    <w:lvl w:ilvl="4" w:tentative="1">
-      <w:start w:val="1"/>
-      <w:numFmt w:val="bullet"/>
-      <w:lvlText w:val=""/>
-      <w:lvlJc w:val="left"/>
-      <w:pPr>
-        <w:tabs>
-          <w:tab w:val="num" w:pos="3600"/>
-        </w:tabs>
-        <w:ind w:left="3600" w:hanging="360"/>
-      </w:pPr>
-      <w:rPr>
-        <w:rFonts w:ascii="Wingdings" w:hAnsi="Wingdings" w:hint="default"/>
-        <w:sz w:val="20"/>
-      </w:rPr>
-    </w:lvl>
-    <w:lvl w:ilvl="5" w:tentative="1">
-      <w:start w:val="1"/>
-      <w:numFmt w:val="bullet"/>
-      <w:lvlText w:val=""/>
-      <w:lvlJc w:val="left"/>
-      <w:pPr>
-        <w:tabs>
-          <w:tab w:val="num" w:pos="4320"/>
-        </w:tabs>
-        <w:ind w:left="4320" w:hanging="360"/>
-      </w:pPr>
-      <w:rPr>
-        <w:rFonts w:ascii="Wingdings" w:hAnsi="Wingdings" w:hint="default"/>
-        <w:sz w:val="20"/>
-      </w:rPr>
-    </w:lvl>
-    <w:lvl w:ilvl="6" w:tentative="1">
-      <w:start w:val="1"/>
-      <w:numFmt w:val="bullet"/>
-      <w:lvlText w:val=""/>
-      <w:lvlJc w:val="left"/>
-      <w:pPr>
-        <w:tabs>
-          <w:tab w:val="num" w:pos="5040"/>
-        </w:tabs>
-        <w:ind w:left="5040" w:hanging="360"/>
-      </w:pPr>
-      <w:rPr>
-        <w:rFonts w:ascii="Wingdings" w:hAnsi="Wingdings" w:hint="default"/>
-        <w:sz w:val="20"/>
-      </w:rPr>
-    </w:lvl>
-    <w:lvl w:ilvl="7" w:tentative="1">
-      <w:start w:val="1"/>
-      <w:numFmt w:val="bullet"/>
-      <w:lvlText w:val=""/>
-      <w:lvlJc w:val="left"/>
-      <w:pPr>
-        <w:tabs>
-          <w:tab w:val="num" w:pos="5760"/>
-        </w:tabs>
-        <w:ind w:left="5760" w:hanging="360"/>
-      </w:pPr>
-      <w:rPr>
-        <w:rFonts w:ascii="Wingdings" w:hAnsi="Wingdings" w:hint="default"/>
-        <w:sz w:val="20"/>
-      </w:rPr>
-    </w:lvl>
-    <w:lvl w:ilvl="8" w:tentative="1">
-      <w:start w:val="1"/>
-      <w:numFmt w:val="bullet"/>
-      <w:lvlText w:val=""/>
-      <w:lvlJc w:val="left"/>
-      <w:pPr>
-        <w:tabs>
-          <w:tab w:val="num" w:pos="6480"/>
-        </w:tabs>
-        <w:ind w:left="6480" w:hanging="360"/>
-      </w:pPr>
-      <w:rPr>
-        <w:rFonts w:ascii="Wingdings" w:hAnsi="Wingdings" w:hint="default"/>
-        <w:sz w:val="20"/>
-      </w:rPr>
-    </w:lvl>
-  </w:abstractNum>
-  <w:abstractNum w:abstractNumId="41" w15:restartNumberingAfterBreak="0">
+  <w:abstractNum w:abstractNumId="23" w15:restartNumberingAfterBreak="0">
     <w:nsid w:val="781A4B5F"/>
     <w:multiLevelType w:val="hybridMultilevel"/>
     <w:tmpl w:val="7654F1F8"/>
@@ -20593,120 +19370,7 @@
       </w:pPr>
     </w:lvl>
   </w:abstractNum>
-  <w:abstractNum w:abstractNumId="42" w15:restartNumberingAfterBreak="0">
-    <w:nsid w:val="783271D7"/>
-    <w:multiLevelType w:val="multilevel"/>
-    <w:tmpl w:val="1284935C"/>
-    <w:lvl w:ilvl="0">
-      <w:start w:val="1"/>
-      <w:numFmt w:val="decimal"/>
-      <w:lvlText w:val="%1."/>
-      <w:lvlJc w:val="left"/>
-      <w:pPr>
-        <w:tabs>
-          <w:tab w:val="num" w:pos="720"/>
-        </w:tabs>
-        <w:ind w:left="720" w:hanging="360"/>
-      </w:pPr>
-    </w:lvl>
-    <w:lvl w:ilvl="1" w:tentative="1">
-      <w:start w:val="1"/>
-      <w:numFmt w:val="decimal"/>
-      <w:lvlText w:val="%2."/>
-      <w:lvlJc w:val="left"/>
-      <w:pPr>
-        <w:tabs>
-          <w:tab w:val="num" w:pos="1440"/>
-        </w:tabs>
-        <w:ind w:left="1440" w:hanging="360"/>
-      </w:pPr>
-    </w:lvl>
-    <w:lvl w:ilvl="2" w:tentative="1">
-      <w:start w:val="1"/>
-      <w:numFmt w:val="decimal"/>
-      <w:lvlText w:val="%3."/>
-      <w:lvlJc w:val="left"/>
-      <w:pPr>
-        <w:tabs>
-          <w:tab w:val="num" w:pos="2160"/>
-        </w:tabs>
-        <w:ind w:left="2160" w:hanging="360"/>
-      </w:pPr>
-    </w:lvl>
-    <w:lvl w:ilvl="3" w:tentative="1">
-      <w:start w:val="1"/>
-      <w:numFmt w:val="decimal"/>
-      <w:lvlText w:val="%4."/>
-      <w:lvlJc w:val="left"/>
-      <w:pPr>
-        <w:tabs>
-          <w:tab w:val="num" w:pos="2880"/>
-        </w:tabs>
-        <w:ind w:left="2880" w:hanging="360"/>
-      </w:pPr>
-    </w:lvl>
-    <w:lvl w:ilvl="4" w:tentative="1">
-      <w:start w:val="1"/>
-      <w:numFmt w:val="decimal"/>
-      <w:lvlText w:val="%5."/>
-      <w:lvlJc w:val="left"/>
-      <w:pPr>
-        <w:tabs>
-          <w:tab w:val="num" w:pos="3600"/>
-        </w:tabs>
-        <w:ind w:left="3600" w:hanging="360"/>
-      </w:pPr>
-    </w:lvl>
-    <w:lvl w:ilvl="5" w:tentative="1">
-      <w:start w:val="1"/>
-      <w:numFmt w:val="decimal"/>
-      <w:lvlText w:val="%6."/>
-      <w:lvlJc w:val="left"/>
-      <w:pPr>
-        <w:tabs>
-          <w:tab w:val="num" w:pos="4320"/>
-        </w:tabs>
-        <w:ind w:left="4320" w:hanging="360"/>
-      </w:pPr>
-    </w:lvl>
-    <w:lvl w:ilvl="6" w:tentative="1">
-      <w:start w:val="1"/>
-      <w:numFmt w:val="decimal"/>
-      <w:lvlText w:val="%7."/>
-      <w:lvlJc w:val="left"/>
-      <w:pPr>
-        <w:tabs>
-          <w:tab w:val="num" w:pos="5040"/>
-        </w:tabs>
-        <w:ind w:left="5040" w:hanging="360"/>
-      </w:pPr>
-    </w:lvl>
-    <w:lvl w:ilvl="7" w:tentative="1">
-      <w:start w:val="1"/>
-      <w:numFmt w:val="decimal"/>
-      <w:lvlText w:val="%8."/>
-      <w:lvlJc w:val="left"/>
-      <w:pPr>
-        <w:tabs>
-          <w:tab w:val="num" w:pos="5760"/>
-        </w:tabs>
-        <w:ind w:left="5760" w:hanging="360"/>
-      </w:pPr>
-    </w:lvl>
-    <w:lvl w:ilvl="8" w:tentative="1">
-      <w:start w:val="1"/>
-      <w:numFmt w:val="decimal"/>
-      <w:lvlText w:val="%9."/>
-      <w:lvlJc w:val="left"/>
-      <w:pPr>
-        <w:tabs>
-          <w:tab w:val="num" w:pos="6480"/>
-        </w:tabs>
-        <w:ind w:left="6480" w:hanging="360"/>
-      </w:pPr>
-    </w:lvl>
-  </w:abstractNum>
-  <w:abstractNum w:abstractNumId="43" w15:restartNumberingAfterBreak="0">
+  <w:abstractNum w:abstractNumId="24" w15:restartNumberingAfterBreak="0">
     <w:nsid w:val="7A8A445A"/>
     <w:multiLevelType w:val="hybridMultilevel"/>
     <w:tmpl w:val="451CBE16"/>
@@ -20827,7 +19491,7 @@
       </w:pPr>
     </w:lvl>
   </w:abstractNum>
-  <w:abstractNum w:abstractNumId="44" w15:restartNumberingAfterBreak="0">
+  <w:abstractNum w:abstractNumId="25" w15:restartNumberingAfterBreak="0">
     <w:nsid w:val="7B571407"/>
     <w:multiLevelType w:val="multilevel"/>
     <w:tmpl w:val="18FCEFB8"/>
@@ -20973,156 +19637,84 @@
     </w:lvl>
   </w:abstractNum>
   <w:num w:numId="1" w16cid:durableId="1561331675">
+    <w:abstractNumId w:val="2"/>
+  </w:num>
+  <w:num w:numId="2" w16cid:durableId="475337618">
+    <w:abstractNumId w:val="21"/>
+  </w:num>
+  <w:num w:numId="3" w16cid:durableId="24601433">
+    <w:abstractNumId w:val="8"/>
+  </w:num>
+  <w:num w:numId="4" w16cid:durableId="1872912382">
+    <w:abstractNumId w:val="25"/>
+  </w:num>
+  <w:num w:numId="5" w16cid:durableId="2141218454">
+    <w:abstractNumId w:val="15"/>
+  </w:num>
+  <w:num w:numId="6" w16cid:durableId="149056349">
+    <w:abstractNumId w:val="16"/>
+  </w:num>
+  <w:num w:numId="7" w16cid:durableId="811677189">
+    <w:abstractNumId w:val="9"/>
+  </w:num>
+  <w:num w:numId="8" w16cid:durableId="673530335">
+    <w:abstractNumId w:val="24"/>
+  </w:num>
+  <w:num w:numId="9" w16cid:durableId="357779738">
+    <w:abstractNumId w:val="4"/>
+  </w:num>
+  <w:num w:numId="10" w16cid:durableId="781732149">
+    <w:abstractNumId w:val="23"/>
+  </w:num>
+  <w:num w:numId="11" w16cid:durableId="1402867273">
+    <w:abstractNumId w:val="14"/>
+  </w:num>
+  <w:num w:numId="12" w16cid:durableId="2064016490">
+    <w:abstractNumId w:val="5"/>
+  </w:num>
+  <w:num w:numId="13" w16cid:durableId="79105051">
+    <w:abstractNumId w:val="22"/>
+  </w:num>
+  <w:num w:numId="14" w16cid:durableId="128129279">
+    <w:abstractNumId w:val="7"/>
+  </w:num>
+  <w:num w:numId="15" w16cid:durableId="2094467419">
+    <w:abstractNumId w:val="6"/>
+  </w:num>
+  <w:num w:numId="16" w16cid:durableId="1286042123">
+    <w:abstractNumId w:val="20"/>
+  </w:num>
+  <w:num w:numId="17" w16cid:durableId="336346643">
+    <w:abstractNumId w:val="10"/>
+  </w:num>
+  <w:num w:numId="18" w16cid:durableId="1898055338">
+    <w:abstractNumId w:val="19"/>
+  </w:num>
+  <w:num w:numId="19" w16cid:durableId="783614257">
+    <w:abstractNumId w:val="13"/>
+  </w:num>
+  <w:num w:numId="20" w16cid:durableId="2050646479">
+    <w:abstractNumId w:val="3"/>
+  </w:num>
+  <w:num w:numId="21" w16cid:durableId="920793066">
+    <w:abstractNumId w:val="17"/>
+  </w:num>
+  <w:num w:numId="22" w16cid:durableId="2016688595">
+    <w:abstractNumId w:val="0"/>
+  </w:num>
+  <w:num w:numId="23" w16cid:durableId="1258641014">
+    <w:abstractNumId w:val="12"/>
+  </w:num>
+  <w:num w:numId="24" w16cid:durableId="824861497">
+    <w:abstractNumId w:val="18"/>
+  </w:num>
+  <w:num w:numId="25" w16cid:durableId="1047682224">
     <w:abstractNumId w:val="1"/>
   </w:num>
-  <w:num w:numId="2" w16cid:durableId="475337618">
-    <w:abstractNumId w:val="37"/>
-  </w:num>
-  <w:num w:numId="3" w16cid:durableId="24601433">
-    <w:abstractNumId w:val="10"/>
-  </w:num>
-  <w:num w:numId="4" w16cid:durableId="1872912382">
-    <w:abstractNumId w:val="44"/>
-  </w:num>
-  <w:num w:numId="5" w16cid:durableId="2141218454">
-    <w:abstractNumId w:val="25"/>
-  </w:num>
-  <w:num w:numId="6" w16cid:durableId="149056349">
-    <w:abstractNumId w:val="27"/>
-  </w:num>
-  <w:num w:numId="7" w16cid:durableId="311065991">
-    <w:abstractNumId w:val="27"/>
-    <w:lvlOverride w:ilvl="0">
-      <w:startOverride w:val="1"/>
-    </w:lvlOverride>
-  </w:num>
-  <w:num w:numId="8" w16cid:durableId="929969173">
-    <w:abstractNumId w:val="25"/>
-    <w:lvlOverride w:ilvl="0">
-      <w:startOverride w:val="1"/>
-    </w:lvlOverride>
-  </w:num>
-  <w:num w:numId="9" w16cid:durableId="811677189">
-    <w:abstractNumId w:val="14"/>
-  </w:num>
-  <w:num w:numId="10" w16cid:durableId="673530335">
-    <w:abstractNumId w:val="43"/>
-  </w:num>
-  <w:num w:numId="11" w16cid:durableId="357779738">
-    <w:abstractNumId w:val="5"/>
-  </w:num>
-  <w:num w:numId="12" w16cid:durableId="781732149">
-    <w:abstractNumId w:val="41"/>
-  </w:num>
-  <w:num w:numId="13" w16cid:durableId="1402867273">
-    <w:abstractNumId w:val="24"/>
-  </w:num>
-  <w:num w:numId="14" w16cid:durableId="205484104">
-    <w:abstractNumId w:val="29"/>
-  </w:num>
-  <w:num w:numId="15" w16cid:durableId="1989632417">
-    <w:abstractNumId w:val="31"/>
-  </w:num>
-  <w:num w:numId="16" w16cid:durableId="1623267600">
-    <w:abstractNumId w:val="42"/>
-  </w:num>
-  <w:num w:numId="17" w16cid:durableId="2064016490">
-    <w:abstractNumId w:val="6"/>
-  </w:num>
-  <w:num w:numId="18" w16cid:durableId="79105051">
-    <w:abstractNumId w:val="40"/>
-  </w:num>
-  <w:num w:numId="19" w16cid:durableId="1099839217">
-    <w:abstractNumId w:val="22"/>
-  </w:num>
-  <w:num w:numId="20" w16cid:durableId="983779600">
-    <w:abstractNumId w:val="21"/>
-  </w:num>
-  <w:num w:numId="21" w16cid:durableId="128129279">
-    <w:abstractNumId w:val="9"/>
-  </w:num>
-  <w:num w:numId="22" w16cid:durableId="530918904">
-    <w:abstractNumId w:val="4"/>
-  </w:num>
-  <w:num w:numId="23" w16cid:durableId="1573738692">
-    <w:abstractNumId w:val="13"/>
-  </w:num>
-  <w:num w:numId="24" w16cid:durableId="1493839981">
-    <w:abstractNumId w:val="17"/>
-  </w:num>
-  <w:num w:numId="25" w16cid:durableId="370230813">
-    <w:abstractNumId w:val="39"/>
-  </w:num>
-  <w:num w:numId="26" w16cid:durableId="932738195">
-    <w:abstractNumId w:val="8"/>
-  </w:num>
-  <w:num w:numId="27" w16cid:durableId="761030620">
-    <w:abstractNumId w:val="12"/>
-  </w:num>
-  <w:num w:numId="28" w16cid:durableId="1324158954">
-    <w:abstractNumId w:val="33"/>
-  </w:num>
-  <w:num w:numId="29" w16cid:durableId="159349506">
-    <w:abstractNumId w:val="37"/>
-  </w:num>
-  <w:num w:numId="30" w16cid:durableId="535582067">
-    <w:abstractNumId w:val="23"/>
-  </w:num>
-  <w:num w:numId="31" w16cid:durableId="1546526612">
-    <w:abstractNumId w:val="36"/>
-  </w:num>
-  <w:num w:numId="32" w16cid:durableId="2094467419">
-    <w:abstractNumId w:val="7"/>
-  </w:num>
-  <w:num w:numId="33" w16cid:durableId="81873937">
-    <w:abstractNumId w:val="26"/>
-  </w:num>
-  <w:num w:numId="34" w16cid:durableId="1286042123">
-    <w:abstractNumId w:val="35"/>
-  </w:num>
-  <w:num w:numId="35" w16cid:durableId="495849703">
-    <w:abstractNumId w:val="38"/>
-  </w:num>
-  <w:num w:numId="36" w16cid:durableId="336346643">
-    <w:abstractNumId w:val="16"/>
-  </w:num>
-  <w:num w:numId="37" w16cid:durableId="1898055338">
-    <w:abstractNumId w:val="34"/>
-  </w:num>
-  <w:num w:numId="38" w16cid:durableId="294336255">
-    <w:abstractNumId w:val="28"/>
-  </w:num>
-  <w:num w:numId="39" w16cid:durableId="1326934570">
-    <w:abstractNumId w:val="2"/>
-  </w:num>
-  <w:num w:numId="40" w16cid:durableId="1558972193">
-    <w:abstractNumId w:val="15"/>
-  </w:num>
-  <w:num w:numId="41" w16cid:durableId="1811901341">
+  <w:num w:numId="26" w16cid:durableId="1762070636">
     <w:abstractNumId w:val="11"/>
   </w:num>
-  <w:num w:numId="42" w16cid:durableId="425224276">
-    <w:abstractNumId w:val="20"/>
-  </w:num>
-  <w:num w:numId="43" w16cid:durableId="783614257">
-    <w:abstractNumId w:val="19"/>
-  </w:num>
-  <w:num w:numId="44" w16cid:durableId="2050646479">
-    <w:abstractNumId w:val="3"/>
-  </w:num>
-  <w:num w:numId="45" w16cid:durableId="920793066">
-    <w:abstractNumId w:val="30"/>
-  </w:num>
-  <w:num w:numId="46" w16cid:durableId="2016688595">
-    <w:abstractNumId w:val="0"/>
-  </w:num>
-  <w:num w:numId="47" w16cid:durableId="1258641014">
-    <w:abstractNumId w:val="18"/>
-  </w:num>
-  <w:num w:numId="48" w16cid:durableId="824861497">
-    <w:abstractNumId w:val="32"/>
-  </w:num>
-  <w:numIdMacAtCleanup w:val="13"/>
+  <w:numIdMacAtCleanup w:val="26"/>
 </w:numbering>
 </file>
 
@@ -21725,7 +20317,7 @@
       <w:b/>
       <w:kern w:val="28"/>
       <w:sz w:val="32"/>
-      <w:lang w:val="pt-PT" w:eastAsia="en-US" w:bidi="ar-SA"/>
+      <w:lang w:eastAsia="en-US"/>
     </w:rPr>
   </w:style>
   <w:style w:type="character" w:customStyle="1" w:styleId="Ttulo2Carter">
@@ -21738,7 +20330,7 @@
       <w:b/>
       <w:kern w:val="28"/>
       <w:sz w:val="28"/>
-      <w:lang w:val="pt-PT" w:eastAsia="en-US" w:bidi="ar-SA"/>
+      <w:lang w:eastAsia="en-US"/>
     </w:rPr>
   </w:style>
   <w:style w:type="character" w:customStyle="1" w:styleId="Ttulo3Carter">
@@ -21750,7 +20342,7 @@
       <w:b/>
       <w:kern w:val="28"/>
       <w:sz w:val="24"/>
-      <w:lang w:val="pt-PT" w:eastAsia="en-US" w:bidi="ar-SA"/>
+      <w:lang w:eastAsia="en-US"/>
     </w:rPr>
   </w:style>
   <w:style w:type="character" w:customStyle="1" w:styleId="Ttulo4Carter">
@@ -21762,7 +20354,7 @@
       <w:b/>
       <w:kern w:val="28"/>
       <w:sz w:val="22"/>
-      <w:lang w:val="pt-PT" w:eastAsia="en-US" w:bidi="ar-SA"/>
+      <w:lang w:eastAsia="en-US"/>
     </w:rPr>
   </w:style>
   <w:style w:type="paragraph" w:customStyle="1" w:styleId="Tabela">
@@ -22401,7 +20993,7 @@
     <w:rsid w:val="00143BC0"/>
     <w:pPr>
       <w:numPr>
-        <w:numId w:val="9"/>
+        <w:numId w:val="7"/>
       </w:numPr>
     </w:pPr>
     <w:rPr>
@@ -22421,7 +21013,7 @@
     <w:rsid w:val="00DC1399"/>
     <w:pPr>
       <w:numPr>
-        <w:numId w:val="10"/>
+        <w:numId w:val="8"/>
       </w:numPr>
       <w:jc w:val="both"/>
     </w:pPr>
@@ -22477,7 +21069,7 @@
     <w:rsid w:val="00DC1399"/>
     <w:pPr>
       <w:numPr>
-        <w:numId w:val="11"/>
+        <w:numId w:val="9"/>
       </w:numPr>
       <w:jc w:val="both"/>
     </w:pPr>
@@ -22492,7 +21084,7 @@
     <w:rsid w:val="00DC1399"/>
     <w:pPr>
       <w:numPr>
-        <w:numId w:val="12"/>
+        <w:numId w:val="10"/>
       </w:numPr>
       <w:jc w:val="both"/>
     </w:pPr>
@@ -22506,7 +21098,7 @@
     <w:rsid w:val="00DC1399"/>
     <w:pPr>
       <w:numPr>
-        <w:numId w:val="13"/>
+        <w:numId w:val="11"/>
       </w:numPr>
       <w:jc w:val="both"/>
     </w:pPr>
@@ -26212,6 +24804,7 @@
   <w:rsids>
     <w:rsidRoot w:val="006F43EC"/>
     <w:rsid w:val="00017C23"/>
+    <w:rsid w:val="0010142C"/>
     <w:rsid w:val="001664E3"/>
     <w:rsid w:val="00195D96"/>
     <w:rsid w:val="002815B0"/>
@@ -26234,7 +24827,6 @@
     <w:rsid w:val="00963863"/>
     <w:rsid w:val="00A20A04"/>
     <w:rsid w:val="00A86F7C"/>
-    <w:rsid w:val="00BA2F9E"/>
     <w:rsid w:val="00C35BC8"/>
     <w:rsid w:val="00D119BA"/>
     <w:rsid w:val="00D47124"/>
@@ -27014,7 +25606,7 @@
   <we:properties>
     <we:property name="MENDELEY_BIBLIOGRAPHY_IS_DIRTY" value="true"/>
     <we:property name="MENDELEY_BIBLIOGRAPHY_LAST_MODIFIED" value="1783019585874"/>
-    <we:property name="MENDELEY_CITATIONS" value="[{&quot;citationID&quot;:&quot;MENDELEY_CITATION_712a5ee5-e4aa-45f8-8cff-1d9e4f059602&quot;,&quot;properties&quot;:{&quot;noteIndex&quot;:0},&quot;isEdited&quot;:false,&quot;manualOverride&quot;:{&quot;isManuallyOverridden&quot;:false,&quot;citeprocText&quot;:&quot;[1]&quot;,&quot;manualOverrideText&quot;:&quot;&quot;},&quot;citationTag&quot;:&quot;MENDELEY_CITATION_v3_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&quot;,&quot;citationItems&quot;:[{&quot;id&quot;:&quot;ce953212-aa0c-398c-9acb-e9f4ef89038d&quot;,&quot;itemData&quot;:{&quot;type&quot;:&quot;webpage&quot;,&quot;id&quot;:&quot;ce953212-aa0c-398c-9acb-e9f4ef89038d&quot;,&quot;title&quot;:&quot; Termistores NTC: Noções básicas, recursos, símbolos e aplicações &quot;,&quot;author&quot;:[{&quot;family&quot;:&quot;Ariat&quot;,&quot;given&quot;:&quot;&quot;,&quot;parse-names&quot;:false,&quot;dropping-particle&quot;:&quot;&quot;,&quot;non-dropping-particle&quot;:&quot;&quot;}],&quot;accessed&quot;:{&quot;date-parts&quot;:[[2026,7,2]]},&quot;URL&quot;:&quot;https://www.ariat-tech.pt/blog/Understanding-NTC-Thermistors-Basics,Features-and-Applications.html&quot;,&quot;issued&quot;:{&quot;date-parts&quot;:[[2025,11,11]]},&quot;container-title-short&quot;:&quot;&quot;},&quot;isTemporary&quot;:false}]},{&quot;citationID&quot;:&quot;MENDELEY_CITATION_94f0e3bc-7cd4-4cda-9af5-f43ba50f320c&quot;,&quot;properties&quot;:{&quot;noteIndex&quot;:0},&quot;isEdited&quot;:false,&quot;manualOverride&quot;:{&quot;isManuallyOverridden&quot;:false,&quot;citeprocText&quot;:&quot;[2]&quot;,&quot;manualOverrideText&quot;:&quot;&quot;},&quot;citationTag&quot;:&quot;MENDELEY_CITATION_v3_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&quot;,&quot;citationItems&quot;:[{&quot;id&quot;:&quot;23f9cd01-03b6-3677-98e5-c6b6e8dcf079&quot;,&quot;itemData&quot;:{&quot;type&quot;:&quot;webpage&quot;,&quot;id&quot;:&quot;23f9cd01-03b6-3677-98e5-c6b6e8dcf079&quot;,&quot;title&quot;:&quot;Características do Termistor e Aplicações em Circuitos&quot;,&quot;accessed&quot;:{&quot;date-parts&quot;:[[2026,7,2]]},&quot;URL&quot;:&quot;https://www.ntclcr.com/pt/thermistor-characteristics-and-circuit-applications&quot;,&quot;container-title-short&quot;:&quot;&quot;},&quot;isTemporary&quot;:false}]},{&quot;citationID&quot;:&quot;MENDELEY_CITATION_56db371f-7f75-4e7e-bf61-3c642c702799&quot;,&quot;properties&quot;:{&quot;noteIndex&quot;:0},&quot;isEdited&quot;:false,&quot;manualOverride&quot;:{&quot;isManuallyOverridden&quot;:false,&quot;citeprocText&quot;:&quot;[3]&quot;,&quot;manualOverrideText&quot;:&quot;&quot;},&quot;citationTag&quot;:&quot;MENDELEY_CITATION_v3_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&quot;,&quot;citationItems&quot;:[{&quot;id&quot;:&quot;1dcb244c-76cf-3873-adb5-5fbbb9794ab8&quot;,&quot;itemData&quot;:{&quot;type&quot;:&quot;webpage&quot;,&quot;id&quot;:&quot;1dcb244c-76cf-3873-adb5-5fbbb9794ab8&quot;,&quot;title&quot;:&quot;O que é um termopar? Funcionamento, tipos e como testar&quot;,&quot;author&quot;:[{&quot;family&quot;:&quot;Rosana Guse&quot;,&quot;given&quot;:&quot;&quot;,&quot;parse-names&quot;:false,&quot;dropping-particle&quot;:&quot;&quot;,&quot;non-dropping-particle&quot;:&quot;&quot;}],&quot;accessed&quot;:{&quot;date-parts&quot;:[[2026,7,2]]},&quot;URL&quot;:&quot;https://www.makerhero.com/blog/o-que-e-um-termopar/?srsltid=AfmBOopavNeg-wpJABZNkmUOOtczGhxuYAoQEjBZqphVMtENIQmnmrZT&quot;,&quot;issued&quot;:{&quot;date-parts&quot;:[[2024,7,1]]},&quot;container-title-short&quot;:&quot;&quot;},&quot;isTemporary&quot;:false}]},{&quot;citationID&quot;:&quot;MENDELEY_CITATION_adddd94d-9485-4489-8962-16a89fbab82a&quot;,&quot;properties&quot;:{&quot;noteIndex&quot;:0},&quot;isEdited&quot;:false,&quot;manualOverride&quot;:{&quot;isManuallyOverridden&quot;:false,&quot;citeprocText&quot;:&quot;[4]&quot;,&quot;manualOverrideText&quot;:&quot;&quot;},&quot;citationTag&quot;:&quot;MENDELEY_CITATION_v3_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&quot;,&quot;citationItems&quot;:[{&quot;id&quot;:&quot;dbe7abba-90da-3c79-a647-5f621adea0ba&quot;,&quot;itemData&quot;:{&quot;type&quot;:&quot;webpage&quot;,&quot;id&quot;:&quot;dbe7abba-90da-3c79-a647-5f621adea0ba&quot;,&quot;title&quot;:&quot;Noções básicas sobre RTD&quot;,&quot;accessed&quot;:{&quot;date-parts&quot;:[[2026,7,2]]},&quot;URL&quot;:&quot;https://www.te.com/pt/products/sensors/temperature-sensors/resources/understanding-rtds.html#chapter-1-dl&quot;,&quot;container-title-short&quot;:&quot;&quot;},&quot;isTemporary&quot;:false}]},{&quot;citationID&quot;:&quot;MENDELEY_CITATION_6054b052-8f1e-42e1-9e59-c586e826771c&quot;,&quot;properties&quot;:{&quot;noteIndex&quot;:0},&quot;isEdited&quot;:false,&quot;manualOverride&quot;:{&quot;isManuallyOverridden&quot;:false,&quot;citeprocText&quot;:&quot;[4]&quot;,&quot;manualOverrideText&quot;:&quot;&quot;},&quot;citationTag&quot;:&quot;MENDELEY_CITATION_v3_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&quot;,&quot;citationItems&quot;:[{&quot;id&quot;:&quot;dbe7abba-90da-3c79-a647-5f621adea0ba&quot;,&quot;itemData&quot;:{&quot;type&quot;:&quot;webpage&quot;,&quot;id&quot;:&quot;dbe7abba-90da-3c79-a647-5f621adea0ba&quot;,&quot;title&quot;:&quot;Noções básicas sobre RTD&quot;,&quot;accessed&quot;:{&quot;date-parts&quot;:[[2026,7,2]]},&quot;URL&quot;:&quot;https://www.te.com/pt/products/sensors/temperature-sensors/resources/understanding-rtds.html#chapter-1-dl&quot;,&quot;container-title-short&quot;:&quot;&quot;},&quot;isTemporary&quot;:false}]},{&quot;citationID&quot;:&quot;MENDELEY_CITATION_20feb5be-ebc3-4b7d-b344-d17c3b29b0b2&quot;,&quot;properties&quot;:{&quot;noteIndex&quot;:0},&quot;isEdited&quot;:false,&quot;manualOverride&quot;:{&quot;isManuallyOverridden&quot;:false,&quot;citeprocText&quot;:&quot;[5]&quot;,&quot;manualOverrideText&quot;:&quot;&quot;},&quot;citationTag&quot;:&quot;MENDELEY_CITATION_v3_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&quot;,&quot;citationItems&quot;:[{&quot;id&quot;:&quot;7cdfbbcd-8a24-380e-a30c-0423b070132e&quot;,&quot;itemData&quot;:{&quot;type&quot;:&quot;report&quot;,&quot;id&quot;:&quot;7cdfbbcd-8a24-380e-a30c-0423b070132e&quot;,&quot;title&quot;:&quot;ESP32-S3 Series Datasheet 2.4 GHz Wi-Fi + Bluetooth ® LE SoC Supporting IEEE 802.11 b/g/n (2.4 GHz Wi-Fi) and Bluetooth ® 5 (LE) Including&quot;,&quot;URL&quot;:&quot;www.espressif.com&quot;,&quot;issued&quot;:{&quot;date-parts&quot;:[[2023]]},&quot;container-title-short&quot;:&quot;&quot;},&quot;isTemporary&quot;:false}]},{&quot;citationID&quot;:&quot;MENDELEY_CITATION_e068ab17-d554-44a6-a47f-bd47e7056a3a&quot;,&quot;properties&quot;:{&quot;noteIndex&quot;:0},&quot;isEdited&quot;:false,&quot;manualOverride&quot;:{&quot;isManuallyOverridden&quot;:false,&quot;citeprocText&quot;:&quot;[6]&quot;,&quot;manualOverrideText&quot;:&quot;&quot;},&quot;citationTag&quot;:&quot;MENDELEY_CITATION_v3_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&quot;,&quot;citationItems&quot;:[{&quot;id&quot;:&quot;c8214f23-41ab-38c6-99e3-967d5a75e556&quot;,&quot;itemData&quot;:{&quot;type&quot;:&quot;report&quot;,&quot;id&quot;:&quot;c8214f23-41ab-38c6-99e3-967d5a75e556&quot;,&quot;title&quot;:&quot;INTERNATIONAL STANDARD NORME INTERNATIONALE Industrial platinum resistance thermometers and platinum temperature sensors Thermomètres à résistance de platine et capteurs hermométriques de platine industriels&quot;,&quot;URL&quot;:&quot;www.iec.ch&quot;,&quot;issued&quot;:{&quot;date-parts&quot;:[[2022]]},&quot;container-title-short&quot;:&quot;&quot;},&quot;isTemporary&quot;:false}]},{&quot;citationID&quot;:&quot;MENDELEY_CITATION_5d616377-e974-48aa-b267-281019536d16&quot;,&quot;properties&quot;:{&quot;noteIndex&quot;:0},&quot;isEdited&quot;:false,&quot;manualOverride&quot;:{&quot;isManuallyOverridden&quot;:false,&quot;citeprocText&quot;:&quot;[7]&quot;,&quot;manualOverrideText&quot;:&quot;&quot;},&quot;citationTag&quot;:&quot;MENDELEY_CITATION_v3_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&quot;,&quot;citationItems&quot;:[{&quot;id&quot;:&quot;08b0b422-4ec7-31d9-b1b7-1c0aa4f2e0ef&quot;,&quot;itemData&quot;:{&quot;type&quot;:&quot;report&quot;,&quot;id&quot;:&quot;08b0b422-4ec7-31d9-b1b7-1c0aa4f2e0ef&quot;,&quot;title&quot;:&quot;Signal conditioning&quot;,&quot;author&quot;:[{&quot;family&quot;:&quot;Ricardo&quot;,&quot;given&quot;:&quot;&quot;,&quot;parse-names&quot;:false,&quot;dropping-particle&quot;:&quot;&quot;,&quot;non-dropping-particle&quot;:&quot;&quot;}],&quot;URL&quot;:&quot;https://www.eeeguide.com/signal-conditioning-system/&quot;,&quot;container-title-short&quot;:&quot;&quot;},&quot;isTemporary&quot;:false}]},{&quot;citationID&quot;:&quot;MENDELEY_CITATION_05f0ecf3-19a3-407c-8979-7dc40988e0c3&quot;,&quot;properties&quot;:{&quot;noteIndex&quot;:0},&quot;isEdited&quot;:false,&quot;manualOverride&quot;:{&quot;isManuallyOverridden&quot;:false,&quot;citeprocText&quot;:&quot;[8]&quot;,&quot;manualOverrideText&quot;:&quot;&quot;},&quot;citationTag&quot;:&quot;MENDELEY_CITATION_v3_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&quot;,&quot;citationItems&quot;:[{&quot;id&quot;:&quot;9a2e7bcd-f0a0-3183-a30c-c5246505fc10&quot;,&quot;itemData&quot;:{&quot;type&quot;:&quot;report&quot;,&quot;id&quot;:&quot;9a2e7bcd-f0a0-3183-a30c-c5246505fc10&quot;,&quot;title&quot;:&quot;Non-linear Amplifiers (Limiters)&quot;,&quot;container-title-short&quot;:&quot;&quot;},&quot;isTemporary&quot;:false}]},{&quot;citationID&quot;:&quot;MENDELEY_CITATION_17482584-fa7c-4b0d-bfc3-3a31724b85c7&quot;,&quot;properties&quot;:{&quot;noteIndex&quot;:0},&quot;isEdited&quot;:false,&quot;manualOverride&quot;:{&quot;isManuallyOverridden&quot;:false,&quot;citeprocText&quot;:&quot;[9]&quot;,&quot;manualOverrideText&quot;:&quot;&quot;},&quot;citationTag&quot;:&quot;MENDELEY_CITATION_v3_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&quot;,&quot;citationItems&quot;:[{&quot;id&quot;:&quot;86f72831-0dd4-3970-a1f8-6da8eab35077&quot;,&quot;itemData&quot;:{&quot;type&quot;:&quot;webpage&quot;,&quot;id&quot;:&quot;86f72831-0dd4-3970-a1f8-6da8eab35077&quot;,&quot;title&quot;:&quot;FreeRTOS Overview&quot;,&quot;author&quot;:[{&quot;family&quot;:&quot;Espressif Systems (Shanghai) Co.&quot;,&quot;given&quot;:&quot;Ltd.&quot;,&quot;parse-names&quot;:false,&quot;dropping-particle&quot;:&quot;&quot;,&quot;non-dropping-particle&quot;:&quot;&quot;}],&quot;accessed&quot;:{&quot;date-parts&quot;:[[2026,7,7]]},&quot;URL&quot;:&quot;https://docs.espressif.com/projects/esp-idf/en/v6.0.2/esp32/api-reference/system/freertos.html&quot;,&quot;issued&quot;:{&quot;date-parts&quot;:[[2026,7,7]]},&quot;container-title-short&quot;:&quot;&quot;},&quot;isTemporary&quot;:false}]},{&quot;citationID&quot;:&quot;MENDELEY_CITATION_0d02eb91-5a29-478a-8ca0-97436619a9bd&quot;,&quot;properties&quot;:{&quot;noteIndex&quot;:0},&quot;isEdited&quot;:false,&quot;manualOverride&quot;:{&quot;isManuallyOverridden&quot;:false,&quot;citeprocText&quot;:&quot;[10], [11]&quot;,&quot;manualOverrideText&quot;:&quot;&quot;},&quot;citationTag&quot;:&quot;MENDELEY_CITATION_v3_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&quot;,&quot;citationItems&quot;:[{&quot;id&quot;:&quot;5e8c4ca1-a40f-32d7-8c4c-d3ccc8fd79d0&quot;,&quot;itemData&quot;:{&quot;type&quot;:&quot;webpage&quot;,&quot;id&quot;:&quot;5e8c4ca1-a40f-32d7-8c4c-d3ccc8fd79d0&quot;,&quot;title&quot;:&quot;ADC&quot;,&quot;author&quot;:[{&quot;family&quot;:&quot;Espressif Systems (Shanghai) Co.&quot;,&quot;given&quot;:&quot;Ltd.&quot;,&quot;parse-names&quot;:false,&quot;dropping-particle&quot;:&quot;&quot;,&quot;non-dropping-particle&quot;:&quot;&quot;}],&quot;container-title&quot;:&quot;2026&quot;,&quot;accessed&quot;:{&quot;date-parts&quot;:[[2026,7,7]]},&quot;URL&quot;:&quot;https://docs.espressif.com/projects/arduino-esp32/en/latest/api/adc.html&quot;,&quot;issued&quot;:{&quot;date-parts&quot;:[[2026,7,7]]},&quot;container-title-short&quot;:&quot;&quot;},&quot;isTemporary&quot;:false},{&quot;id&quot;:&quot;e63c6c20-6ff0-34a2-8434-cacc67734ba1&quot;,&quot;itemData&quot;:{&quot;type&quot;:&quot;webpage&quot;,&quot;id&quot;:&quot;e63c6c20-6ff0-34a2-8434-cacc67734ba1&quot;,&quot;title&quot;:&quot;ESP32 FreeRTOS Mutex – Getting Started (Arduino IDE)&quot;,&quot;author&quot;:[{&quot;family&quot;:&quot;RandomNerdTutorials.com&quot;,&quot;given&quot;:&quot;&quot;,&quot;parse-names&quot;:false,&quot;dropping-particle&quot;:&quot;&quot;,&quot;non-dropping-particle&quot;:&quot;&quot;}],&quot;accessed&quot;:{&quot;date-parts&quot;:[[2026,7,7]]},&quot;URL&quot;:&quot;https://randomnerdtutorials.com/esp32-freertos-mutex-arduino/&quot;,&quot;issued&quot;:{&quot;date-parts&quot;:[[2026,7,7]]},&quot;container-title-short&quot;:&quot;&quot;},&quot;isTemporary&quot;:false}]},{&quot;citationID&quot;:&quot;MENDELEY_CITATION_cdd67838-55d2-4753-adff-8898c25e609d&quot;,&quot;properties&quot;:{&quot;noteIndex&quot;:0},&quot;isEdited&quot;:false,&quot;manualOverride&quot;:{&quot;isManuallyOverridden&quot;:false,&quot;citeprocText&quot;:&quot;[12]&quot;,&quot;manualOverrideText&quot;:&quot;&quot;},&quot;citationTag&quot;:&quot;MENDELEY_CITATION_v3_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&quot;,&quot;citationItems&quot;:[{&quot;id&quot;:&quot;a0f97b5f-d5c1-374b-943e-88b8c6e4bfb1&quot;,&quot;itemData&quot;:{&quot;type&quot;:&quot;webpage&quot;,&quot;id&quot;:&quot;a0f97b5f-d5c1-374b-943e-88b8c6e4bfb1&quot;,&quot;title&quot;:&quot;Wi-Fi&quot;,&quot;author&quot;:[{&quot;family&quot;:&quot;Espressif Systems (Shanghai) Co.&quot;,&quot;given&quot;:&quot;Ltd.&quot;,&quot;parse-names&quot;:false,&quot;dropping-particle&quot;:&quot;&quot;,&quot;non-dropping-particle&quot;:&quot;&quot;}],&quot;container-title&quot;:&quot;2026&quot;,&quot;issued&quot;:{&quot;date-parts&quot;:[[2026,7,7]]},&quot;container-title-short&quot;:&quot;&quot;},&quot;isTemporary&quot;:false}]},{&quot;citationID&quot;:&quot;MENDELEY_CITATION_f5c480d1-e7af-4bc9-b96c-a4e9e97a0f60&quot;,&quot;properties&quot;:{&quot;noteIndex&quot;:0},&quot;isEdited&quot;:false,&quot;manualOverride&quot;:{&quot;isManuallyOverridden&quot;:false,&quot;citeprocText&quot;:&quot;[3]&quot;,&quot;manualOverrideText&quot;:&quot;&quot;},&quot;citationTag&quot;:&quot;MENDELEY_CITATION_v3_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&quot;,&quot;citationItems&quot;:[{&quot;id&quot;:&quot;1dcb244c-76cf-3873-adb5-5fbbb9794ab8&quot;,&quot;itemData&quot;:{&quot;type&quot;:&quot;webpage&quot;,&quot;id&quot;:&quot;1dcb244c-76cf-3873-adb5-5fbbb9794ab8&quot;,&quot;title&quot;:&quot;O que é um termopar? Funcionamento, tipos e como testar&quot;,&quot;author&quot;:[{&quot;family&quot;:&quot;Rosana Guse&quot;,&quot;given&quot;:&quot;&quot;,&quot;parse-names&quot;:false,&quot;dropping-particle&quot;:&quot;&quot;,&quot;non-dropping-particle&quot;:&quot;&quot;}],&quot;accessed&quot;:{&quot;date-parts&quot;:[[2026,7,2]]},&quot;URL&quot;:&quot;https://www.makerhero.com/blog/o-que-e-um-termopar/?srsltid=AfmBOopavNeg-wpJABZNkmUOOtczGhxuYAoQEjBZqphVMtENIQmnmrZT&quot;,&quot;issued&quot;:{&quot;date-parts&quot;:[[2024,7,1]]},&quot;container-title-short&quot;:&quot;&quot;},&quot;isTemporary&quot;:false}]}]"/>
+    <we:property name="MENDELEY_CITATIONS" value="[{&quot;citationID&quot;:&quot;MENDELEY_CITATION_712a5ee5-e4aa-45f8-8cff-1d9e4f059602&quot;,&quot;properties&quot;:{&quot;noteIndex&quot;:0},&quot;isEdited&quot;:false,&quot;manualOverride&quot;:{&quot;isManuallyOverridden&quot;:false,&quot;citeprocText&quot;:&quot;[1]&quot;,&quot;manualOverrideText&quot;:&quot;&quot;},&quot;citationTag&quot;:&quot;MENDELEY_CITATION_v3_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&quot;,&quot;citationItems&quot;:[{&quot;id&quot;:&quot;ce953212-aa0c-398c-9acb-e9f4ef89038d&quot;,&quot;itemData&quot;:{&quot;type&quot;:&quot;webpage&quot;,&quot;id&quot;:&quot;ce953212-aa0c-398c-9acb-e9f4ef89038d&quot;,&quot;title&quot;:&quot; Termistores NTC: Noções básicas, recursos, símbolos e aplicações &quot;,&quot;author&quot;:[{&quot;family&quot;:&quot;Ariat&quot;,&quot;given&quot;:&quot;&quot;,&quot;parse-names&quot;:false,&quot;dropping-particle&quot;:&quot;&quot;,&quot;non-dropping-particle&quot;:&quot;&quot;}],&quot;accessed&quot;:{&quot;date-parts&quot;:[[2026,7,2]]},&quot;URL&quot;:&quot;https://www.ariat-tech.pt/blog/Understanding-NTC-Thermistors-Basics,Features-and-Applications.html&quot;,&quot;issued&quot;:{&quot;date-parts&quot;:[[2025,11,11]]},&quot;container-title-short&quot;:&quot;&quot;},&quot;isTemporary&quot;:false}]},{&quot;citationID&quot;:&quot;MENDELEY_CITATION_94f0e3bc-7cd4-4cda-9af5-f43ba50f320c&quot;,&quot;properties&quot;:{&quot;noteIndex&quot;:0},&quot;isEdited&quot;:false,&quot;manualOverride&quot;:{&quot;isManuallyOverridden&quot;:false,&quot;citeprocText&quot;:&quot;[2]&quot;,&quot;manualOverrideText&quot;:&quot;&quot;},&quot;citationTag&quot;:&quot;MENDELEY_CITATION_v3_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&quot;,&quot;citationItems&quot;:[{&quot;id&quot;:&quot;23f9cd01-03b6-3677-98e5-c6b6e8dcf079&quot;,&quot;itemData&quot;:{&quot;type&quot;:&quot;webpage&quot;,&quot;id&quot;:&quot;23f9cd01-03b6-3677-98e5-c6b6e8dcf079&quot;,&quot;title&quot;:&quot;Características do Termistor e Aplicações em Circuitos&quot;,&quot;accessed&quot;:{&quot;date-parts&quot;:[[2026,7,2]]},&quot;URL&quot;:&quot;https://www.ntclcr.com/pt/thermistor-characteristics-and-circuit-applications&quot;,&quot;container-title-short&quot;:&quot;&quot;},&quot;isTemporary&quot;:false}]},{&quot;citationID&quot;:&quot;MENDELEY_CITATION_56db371f-7f75-4e7e-bf61-3c642c702799&quot;,&quot;properties&quot;:{&quot;noteIndex&quot;:0},&quot;isEdited&quot;:false,&quot;manualOverride&quot;:{&quot;isManuallyOverridden&quot;:false,&quot;citeprocText&quot;:&quot;[3]&quot;,&quot;manualOverrideText&quot;:&quot;&quot;},&quot;citationTag&quot;:&quot;MENDELEY_CITATION_v3_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&quot;,&quot;citationItems&quot;:[{&quot;id&quot;:&quot;1dcb244c-76cf-3873-adb5-5fbbb9794ab8&quot;,&quot;itemData&quot;:{&quot;type&quot;:&quot;webpage&quot;,&quot;id&quot;:&quot;1dcb244c-76cf-3873-adb5-5fbbb9794ab8&quot;,&quot;title&quot;:&quot;O que é um termopar? Funcionamento, tipos e como testar&quot;,&quot;author&quot;:[{&quot;family&quot;:&quot;Rosana Guse&quot;,&quot;given&quot;:&quot;&quot;,&quot;parse-names&quot;:false,&quot;dropping-particle&quot;:&quot;&quot;,&quot;non-dropping-particle&quot;:&quot;&quot;}],&quot;accessed&quot;:{&quot;date-parts&quot;:[[2026,7,2]]},&quot;URL&quot;:&quot;https://www.makerhero.com/blog/o-que-e-um-termopar/?srsltid=AfmBOopavNeg-wpJABZNkmUOOtczGhxuYAoQEjBZqphVMtENIQmnmrZT&quot;,&quot;issued&quot;:{&quot;date-parts&quot;:[[2024,7,1]]},&quot;container-title-short&quot;:&quot;&quot;},&quot;isTemporary&quot;:false}]},{&quot;citationID&quot;:&quot;MENDELEY_CITATION_adddd94d-9485-4489-8962-16a89fbab82a&quot;,&quot;properties&quot;:{&quot;noteIndex&quot;:0},&quot;isEdited&quot;:false,&quot;manualOverride&quot;:{&quot;isManuallyOverridden&quot;:false,&quot;citeprocText&quot;:&quot;[4]&quot;,&quot;manualOverrideText&quot;:&quot;&quot;},&quot;citationTag&quot;:&quot;MENDELEY_CITATION_v3_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&quot;,&quot;citationItems&quot;:[{&quot;id&quot;:&quot;dbe7abba-90da-3c79-a647-5f621adea0ba&quot;,&quot;itemData&quot;:{&quot;type&quot;:&quot;webpage&quot;,&quot;id&quot;:&quot;dbe7abba-90da-3c79-a647-5f621adea0ba&quot;,&quot;title&quot;:&quot;Noções básicas sobre RTD&quot;,&quot;accessed&quot;:{&quot;date-parts&quot;:[[2026,7,2]]},&quot;URL&quot;:&quot;https://www.te.com/pt/products/sensors/temperature-sensors/resources/understanding-rtds.html#chapter-1-dl&quot;,&quot;container-title-short&quot;:&quot;&quot;},&quot;isTemporary&quot;:false}]},{&quot;citationID&quot;:&quot;MENDELEY_CITATION_6054b052-8f1e-42e1-9e59-c586e826771c&quot;,&quot;properties&quot;:{&quot;noteIndex&quot;:0},&quot;isEdited&quot;:false,&quot;manualOverride&quot;:{&quot;isManuallyOverridden&quot;:false,&quot;citeprocText&quot;:&quot;[4]&quot;,&quot;manualOverrideText&quot;:&quot;&quot;},&quot;citationTag&quot;:&quot;MENDELEY_CITATION_v3_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&quot;,&quot;citationItems&quot;:[{&quot;id&quot;:&quot;dbe7abba-90da-3c79-a647-5f621adea0ba&quot;,&quot;itemData&quot;:{&quot;type&quot;:&quot;webpage&quot;,&quot;id&quot;:&quot;dbe7abba-90da-3c79-a647-5f621adea0ba&quot;,&quot;title&quot;:&quot;Noções básicas sobre RTD&quot;,&quot;accessed&quot;:{&quot;date-parts&quot;:[[2026,7,2]]},&quot;URL&quot;:&quot;https://www.te.com/pt/products/sensors/temperature-sensors/resources/understanding-rtds.html#chapter-1-dl&quot;,&quot;container-title-short&quot;:&quot;&quot;},&quot;isTemporary&quot;:false}]},{&quot;citationID&quot;:&quot;MENDELEY_CITATION_20feb5be-ebc3-4b7d-b344-d17c3b29b0b2&quot;,&quot;properties&quot;:{&quot;noteIndex&quot;:0},&quot;isEdited&quot;:false,&quot;manualOverride&quot;:{&quot;isManuallyOverridden&quot;:false,&quot;citeprocText&quot;:&quot;[5]&quot;,&quot;manualOverrideText&quot;:&quot;&quot;},&quot;citationTag&quot;:&quot;MENDELEY_CITATION_v3_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&quot;,&quot;citationItems&quot;:[{&quot;id&quot;:&quot;7cdfbbcd-8a24-380e-a30c-0423b070132e&quot;,&quot;itemData&quot;:{&quot;type&quot;:&quot;report&quot;,&quot;id&quot;:&quot;7cdfbbcd-8a24-380e-a30c-0423b070132e&quot;,&quot;title&quot;:&quot;ESP32-S3 Series Datasheet 2.4 GHz Wi-Fi + Bluetooth ® LE SoC Supporting IEEE 802.11 b/g/n (2.4 GHz Wi-Fi) and Bluetooth ® 5 (LE) Including&quot;,&quot;URL&quot;:&quot;www.espressif.com&quot;,&quot;issued&quot;:{&quot;date-parts&quot;:[[2023]]},&quot;container-title-short&quot;:&quot;&quot;},&quot;isTemporary&quot;:false}]},{&quot;citationID&quot;:&quot;MENDELEY_CITATION_e068ab17-d554-44a6-a47f-bd47e7056a3a&quot;,&quot;properties&quot;:{&quot;noteIndex&quot;:0},&quot;isEdited&quot;:false,&quot;manualOverride&quot;:{&quot;isManuallyOverridden&quot;:false,&quot;citeprocText&quot;:&quot;[6]&quot;,&quot;manualOverrideText&quot;:&quot;&quot;},&quot;citationTag&quot;:&quot;MENDELEY_CITATION_v3_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&quot;,&quot;citationItems&quot;:[{&quot;id&quot;:&quot;c8214f23-41ab-38c6-99e3-967d5a75e556&quot;,&quot;itemData&quot;:{&quot;type&quot;:&quot;report&quot;,&quot;id&quot;:&quot;c8214f23-41ab-38c6-99e3-967d5a75e556&quot;,&quot;title&quot;:&quot;INTERNATIONAL STANDARD NORME INTERNATIONALE Industrial platinum resistance thermometers and platinum temperature sensors Thermomètres à résistance de platine et capteurs hermométriques de platine industriels&quot;,&quot;URL&quot;:&quot;www.iec.ch&quot;,&quot;issued&quot;:{&quot;date-parts&quot;:[[2022]]},&quot;container-title-short&quot;:&quot;&quot;},&quot;isTemporary&quot;:false}]},{&quot;citationID&quot;:&quot;MENDELEY_CITATION_5d616377-e974-48aa-b267-281019536d16&quot;,&quot;properties&quot;:{&quot;noteIndex&quot;:0},&quot;isEdited&quot;:false,&quot;manualOverride&quot;:{&quot;isManuallyOverridden&quot;:false,&quot;citeprocText&quot;:&quot;[7]&quot;,&quot;manualOverrideText&quot;:&quot;&quot;},&quot;citationTag&quot;:&quot;MENDELEY_CITATION_v3_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&quot;,&quot;citationItems&quot;:[{&quot;id&quot;:&quot;08b0b422-4ec7-31d9-b1b7-1c0aa4f2e0ef&quot;,&quot;itemData&quot;:{&quot;type&quot;:&quot;report&quot;,&quot;id&quot;:&quot;08b0b422-4ec7-31d9-b1b7-1c0aa4f2e0ef&quot;,&quot;title&quot;:&quot;Signal conditioning&quot;,&quot;author&quot;:[{&quot;family&quot;:&quot;Ricardo&quot;,&quot;given&quot;:&quot;&quot;,&quot;parse-names&quot;:false,&quot;dropping-particle&quot;:&quot;&quot;,&quot;non-dropping-particle&quot;:&quot;&quot;}],&quot;URL&quot;:&quot;https://www.eeeguide.com/signal-conditioning-system/&quot;,&quot;container-title-short&quot;:&quot;&quot;},&quot;isTemporary&quot;:false}]},{&quot;citationID&quot;:&quot;MENDELEY_CITATION_05f0ecf3-19a3-407c-8979-7dc40988e0c3&quot;,&quot;properties&quot;:{&quot;noteIndex&quot;:0},&quot;isEdited&quot;:false,&quot;manualOverride&quot;:{&quot;isManuallyOverridden&quot;:false,&quot;citeprocText&quot;:&quot;[8]&quot;,&quot;manualOverrideText&quot;:&quot;&quot;},&quot;citationTag&quot;:&quot;MENDELEY_CITATION_v3_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&quot;,&quot;citationItems&quot;:[{&quot;id&quot;:&quot;9a2e7bcd-f0a0-3183-a30c-c5246505fc10&quot;,&quot;itemData&quot;:{&quot;type&quot;:&quot;report&quot;,&quot;id&quot;:&quot;9a2e7bcd-f0a0-3183-a30c-c5246505fc10&quot;,&quot;title&quot;:&quot;Non-linear Amplifiers (Limiters)&quot;,&quot;container-title-short&quot;:&quot;&quot;},&quot;isTemporary&quot;:false}]},{&quot;citationID&quot;:&quot;MENDELEY_CITATION_17482584-fa7c-4b0d-bfc3-3a31724b85c7&quot;,&quot;properties&quot;:{&quot;noteIndex&quot;:0},&quot;isEdited&quot;:false,&quot;manualOverride&quot;:{&quot;isManuallyOverridden&quot;:false,&quot;citeprocText&quot;:&quot;[9]&quot;,&quot;manualOverrideText&quot;:&quot;&quot;},&quot;citationTag&quot;:&quot;MENDELEY_CITATION_v3_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&quot;,&quot;citationItems&quot;:[{&quot;id&quot;:&quot;86f72831-0dd4-3970-a1f8-6da8eab35077&quot;,&quot;itemData&quot;:{&quot;type&quot;:&quot;webpage&quot;,&quot;id&quot;:&quot;86f72831-0dd4-3970-a1f8-6da8eab35077&quot;,&quot;title&quot;:&quot;FreeRTOS Overview&quot;,&quot;author&quot;:[{&quot;family&quot;:&quot;Espressif Systems (Shanghai) Co.&quot;,&quot;given&quot;:&quot;Ltd.&quot;,&quot;parse-names&quot;:false,&quot;dropping-particle&quot;:&quot;&quot;,&quot;non-dropping-particle&quot;:&quot;&quot;}],&quot;accessed&quot;:{&quot;date-parts&quot;:[[2026,7,7]]},&quot;URL&quot;:&quot;https://docs.espressif.com/projects/esp-idf/en/v6.0.2/esp32/api-reference/system/freertos.html&quot;,&quot;issued&quot;:{&quot;date-parts&quot;:[[2026,7,7]]},&quot;container-title-short&quot;:&quot;&quot;},&quot;isTemporary&quot;:false}]},{&quot;citationID&quot;:&quot;MENDELEY_CITATION_0d02eb91-5a29-478a-8ca0-97436619a9bd&quot;,&quot;properties&quot;:{&quot;noteIndex&quot;:0},&quot;isEdited&quot;:false,&quot;manualOverride&quot;:{&quot;isManuallyOverridden&quot;:false,&quot;citeprocText&quot;:&quot;[10], [11]&quot;,&quot;manualOverrideText&quot;:&quot;&quot;},&quot;citationTag&quot;:&quot;MENDELEY_CITATION_v3_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&quot;,&quot;citationItems&quot;:[{&quot;id&quot;:&quot;5e8c4ca1-a40f-32d7-8c4c-d3ccc8fd79d0&quot;,&quot;itemData&quot;:{&quot;type&quot;:&quot;webpage&quot;,&quot;id&quot;:&quot;5e8c4ca1-a40f-32d7-8c4c-d3ccc8fd79d0&quot;,&quot;title&quot;:&quot;ADC&quot;,&quot;author&quot;:[{&quot;family&quot;:&quot;Espressif Systems (Shanghai) Co.&quot;,&quot;given&quot;:&quot;Ltd.&quot;,&quot;parse-names&quot;:false,&quot;dropping-particle&quot;:&quot;&quot;,&quot;non-dropping-particle&quot;:&quot;&quot;}],&quot;container-title&quot;:&quot;2026&quot;,&quot;accessed&quot;:{&quot;date-parts&quot;:[[2026,7,7]]},&quot;URL&quot;:&quot;https://docs.espressif.com/projects/arduino-esp32/en/latest/api/adc.html&quot;,&quot;issued&quot;:{&quot;date-parts&quot;:[[2026,7,7]]},&quot;container-title-short&quot;:&quot;&quot;},&quot;isTemporary&quot;:false},{&quot;id&quot;:&quot;e63c6c20-6ff0-34a2-8434-cacc67734ba1&quot;,&quot;itemData&quot;:{&quot;type&quot;:&quot;webpage&quot;,&quot;id&quot;:&quot;e63c6c20-6ff0-34a2-8434-cacc67734ba1&quot;,&quot;title&quot;:&quot;ESP32 FreeRTOS Mutex – Getting Started (Arduino IDE)&quot;,&quot;author&quot;:[{&quot;family&quot;:&quot;RandomNerdTutorials.com&quot;,&quot;given&quot;:&quot;&quot;,&quot;parse-names&quot;:false,&quot;dropping-particle&quot;:&quot;&quot;,&quot;non-dropping-particle&quot;:&quot;&quot;}],&quot;accessed&quot;:{&quot;date-parts&quot;:[[2026,7,7]]},&quot;URL&quot;:&quot;https://randomnerdtutorials.com/esp32-freertos-mutex-arduino/&quot;,&quot;issued&quot;:{&quot;date-parts&quot;:[[2026,7,7]]},&quot;container-title-short&quot;:&quot;&quot;},&quot;isTemporary&quot;:false}]},{&quot;citationID&quot;:&quot;MENDELEY_CITATION_cdd67838-55d2-4753-adff-8898c25e609d&quot;,&quot;properties&quot;:{&quot;noteIndex&quot;:0},&quot;isEdited&quot;:false,&quot;manualOverride&quot;:{&quot;isManuallyOverridden&quot;:false,&quot;citeprocText&quot;:&quot;[12]&quot;,&quot;manualOverrideText&quot;:&quot;&quot;},&quot;citationTag&quot;:&quot;MENDELEY_CITATION_v3_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&quot;,&quot;citationItems&quot;:[{&quot;id&quot;:&quot;a0f97b5f-d5c1-374b-943e-88b8c6e4bfb1&quot;,&quot;itemData&quot;:{&quot;type&quot;:&quot;webpage&quot;,&quot;id&quot;:&quot;a0f97b5f-d5c1-374b-943e-88b8c6e4bfb1&quot;,&quot;title&quot;:&quot;Wi-Fi&quot;,&quot;author&quot;:[{&quot;family&quot;:&quot;Espressif Systems (Shanghai) Co.&quot;,&quot;given&quot;:&quot;Ltd.&quot;,&quot;parse-names&quot;:false,&quot;dropping-particle&quot;:&quot;&quot;,&quot;non-dropping-particle&quot;:&quot;&quot;}],&quot;container-title&quot;:&quot;2026&quot;,&quot;issued&quot;:{&quot;date-parts&quot;:[[2026,7,7]]},&quot;container-title-short&quot;:&quot;&quot;},&quot;isTemporary&quot;:false}]},{&quot;citationID&quot;:&quot;MENDELEY_CITATION_a14ab758-e0f1-487d-86a9-822c5b7a895a&quot;,&quot;properties&quot;:{&quot;noteIndex&quot;:0},&quot;isEdited&quot;:false,&quot;manualOverride&quot;:{&quot;isManuallyOverridden&quot;:false,&quot;citeprocText&quot;:&quot;[13]&quot;,&quot;manualOverrideText&quot;:&quot;&quot;},&quot;citationTag&quot;:&quot;MENDELEY_CITATION_v3_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&quot;,&quot;citationItems&quot;:[{&quot;id&quot;:&quot;aa77a6ac-d2c4-35c3-9c38-9028320d858e&quot;,&quot;itemData&quot;:{&quot;type&quot;:&quot;webpage&quot;,&quot;id&quot;:&quot;aa77a6ac-d2c4-35c3-9c38-9028320d858e&quot;,&quot;title&quot;:&quot;LTC3780&quot;,&quot;author&quot;:[{&quot;family&quot;:&quot;Analog Devices&quot;,&quot;given&quot;:&quot;&quot;,&quot;parse-names&quot;:false,&quot;dropping-particle&quot;:&quot;&quot;,&quot;non-dropping-particle&quot;:&quot;&quot;}],&quot;accessed&quot;:{&quot;date-parts&quot;:[[2026,7,8]]},&quot;URL&quot;:&quot;https://www.analog.com/en/products/ltc3780.html&quot;,&quot;issued&quot;:{&quot;date-parts&quot;:[[2026,7,8]]},&quot;container-title-short&quot;:&quot;&quot;},&quot;isTemporary&quot;:false}]},{&quot;citationID&quot;:&quot;MENDELEY_CITATION_d0a66f77-6fc6-46ee-9e01-231d513c2199&quot;,&quot;properties&quot;:{&quot;noteIndex&quot;:0},&quot;isEdited&quot;:false,&quot;manualOverride&quot;:{&quot;isManuallyOverridden&quot;:false,&quot;citeprocText&quot;:&quot;[14]&quot;,&quot;manualOverrideText&quot;:&quot;&quot;},&quot;citationTag&quot;:&quot;MENDELEY_CITATION_v3_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&quot;,&quot;citationItems&quot;:[{&quot;id&quot;:&quot;e3df99c5-c1d4-3cf2-92bf-dc4100c832bf&quot;,&quot;itemData&quot;:{&quot;type&quot;:&quot;report&quot;,&quot;id&quot;:&quot;e3df99c5-c1d4-3cf2-92bf-dc4100c832bf&quot;,&quot;title&quot;:&quot;MINI-360&quot;,&quot;URL&quot;:&quot;https://www.matts-electronics.com&quot;,&quot;container-title-short&quot;:&quot;&quot;},&quot;isTemporary&quot;:false}]},{&quot;citationID&quot;:&quot;MENDELEY_CITATION_f5c480d1-e7af-4bc9-b96c-a4e9e97a0f60&quot;,&quot;properties&quot;:{&quot;noteIndex&quot;:0},&quot;isEdited&quot;:false,&quot;manualOverride&quot;:{&quot;isManuallyOverridden&quot;:false,&quot;citeprocText&quot;:&quot;[3]&quot;,&quot;manualOverrideText&quot;:&quot;&quot;},&quot;citationTag&quot;:&quot;MENDELEY_CITATION_v3_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&quot;,&quot;citationItems&quot;:[{&quot;id&quot;:&quot;1dcb244c-76cf-3873-adb5-5fbbb9794ab8&quot;,&quot;itemData&quot;:{&quot;type&quot;:&quot;webpage&quot;,&quot;id&quot;:&quot;1dcb244c-76cf-3873-adb5-5fbbb9794ab8&quot;,&quot;title&quot;:&quot;O que é um termopar? Funcionamento, tipos e como testar&quot;,&quot;author&quot;:[{&quot;family&quot;:&quot;Rosana Guse&quot;,&quot;given&quot;:&quot;&quot;,&quot;parse-names&quot;:false,&quot;dropping-particle&quot;:&quot;&quot;,&quot;non-dropping-particle&quot;:&quot;&quot;}],&quot;accessed&quot;:{&quot;date-parts&quot;:[[2026,7,2]]},&quot;URL&quot;:&quot;https://www.makerhero.com/blog/o-que-e-um-termopar/?srsltid=AfmBOopavNeg-wpJABZNkmUOOtczGhxuYAoQEjBZqphVMtENIQmnmrZT&quot;,&quot;issued&quot;:{&quot;date-parts&quot;:[[2024,7,1]]},&quot;container-title-short&quot;:&quot;&quot;},&quot;isTemporary&quot;:false}]}]"/>
     <we:property name="MENDELEY_CITATIONS_LOCALE_CODE" value="&quot;pt-PT&quot;"/>
     <we:property name="MENDELEY_CITATIONS_STYLE" value="{&quot;id&quot;:&quot;https://www.zotero.org/styles/ieee&quot;,&quot;title&quot;:&quot;IEEE Reference Guide version 11.29.2023&quot;,&quot;format&quot;:&quot;numeric&quot;,&quot;defaultLocale&quot;:null,&quot;isLocaleCodeValid&quot;:true}"/>
   </we:properties>
